--- a/writing/r1bass_ecotox_manuscript_track_changes.docx
+++ b/writing/r1bass_ecotox_manuscript_track_changes.docx
@@ -4954,10 +4954,30 @@
             <w:color w:val="000000"/>
             <w:kern w:val="0"/>
           </w:rPr>
-          <w:t xml:space="preserve">siological pathways associated with stress and </w:t>
+          <w:t xml:space="preserve">siological pathways associated with stress </w:t>
         </w:r>
       </w:ins>
-      <w:ins w:id="150" w:author="Reviewer" w:date="2026-06-01T15:22:00Z" w16du:dateUtc="2026-06-01T20:22:00Z">
+      <w:ins w:id="150" w:author="Reviewer" w:date="2026-06-01T16:53:00Z" w16du:dateUtc="2026-06-01T21:53:00Z">
+        <w:r>
+          <w:rPr>
+            <w:rFonts w:ascii="Arial" w:hAnsi="Arial" w:cs="Arial"/>
+            <w:color w:val="000000"/>
+            <w:kern w:val="0"/>
+          </w:rPr>
+          <w:t>through</w:t>
+        </w:r>
+      </w:ins>
+      <w:ins w:id="151" w:author="Reviewer" w:date="2026-06-01T15:23:00Z" w16du:dateUtc="2026-06-01T20:23:00Z">
+        <w:r>
+          <w:rPr>
+            <w:rFonts w:ascii="Arial" w:hAnsi="Arial" w:cs="Arial"/>
+            <w:color w:val="000000"/>
+            <w:kern w:val="0"/>
+          </w:rPr>
+          <w:t xml:space="preserve"> </w:t>
+        </w:r>
+      </w:ins>
+      <w:ins w:id="152" w:author="Reviewer" w:date="2026-06-01T15:22:00Z" w16du:dateUtc="2026-06-01T20:22:00Z">
         <w:r>
           <w:rPr>
             <w:rFonts w:ascii="Arial" w:eastAsia="Times New Roman" w:hAnsi="Arial" w:cs="Arial"/>
@@ -4995,7 +5015,7 @@
           <w:fldChar w:fldCharType="separate"/>
         </w:r>
       </w:ins>
-      <w:ins w:id="151" w:author="Reviewer" w:date="2026-06-01T16:31:00Z" w16du:dateUtc="2026-06-01T21:31:00Z">
+      <w:ins w:id="153" w:author="Reviewer" w:date="2026-06-01T16:31:00Z" w16du:dateUtc="2026-06-01T21:31:00Z">
         <w:r>
           <w:rPr>
             <w:rFonts w:ascii="Arial" w:hAnsi="Arial" w:cs="Arial"/>
@@ -5006,7 +5026,7 @@
         </w:r>
       </w:ins>
       <w:proofErr w:type="spellStart"/>
-      <w:ins w:id="152" w:author="Reviewer" w:date="2026-06-01T15:22:00Z" w16du:dateUtc="2026-06-01T20:22:00Z">
+      <w:ins w:id="154" w:author="Reviewer" w:date="2026-06-01T15:22:00Z" w16du:dateUtc="2026-06-01T20:22:00Z">
         <w:r>
           <w:rPr>
             <w:rFonts w:ascii="Arial" w:hAnsi="Arial" w:cs="Arial"/>
@@ -5070,7 +5090,7 @@
           <w:fldChar w:fldCharType="end"/>
         </w:r>
       </w:ins>
-      <w:ins w:id="153" w:author="Reviewer" w:date="2026-06-01T16:31:00Z" w16du:dateUtc="2026-06-01T21:31:00Z">
+      <w:ins w:id="155" w:author="Reviewer" w:date="2026-06-01T16:31:00Z" w16du:dateUtc="2026-06-01T21:31:00Z">
         <w:r>
           <w:rPr>
             <w:rFonts w:ascii="Arial" w:eastAsia="Times New Roman" w:hAnsi="Arial" w:cs="Arial"/>
@@ -5079,66 +5099,66 @@
             <w14:ligatures w14:val="none"/>
           </w:rPr>
           <w:t>)</w:t>
-        </w:r>
-      </w:ins>
-      <w:ins w:id="154" w:author="Reviewer" w:date="2026-06-01T15:22:00Z" w16du:dateUtc="2026-06-01T20:22:00Z">
-        <w:r>
-          <w:rPr>
-            <w:rFonts w:ascii="Arial" w:eastAsia="Times New Roman" w:hAnsi="Arial" w:cs="Arial"/>
-            <w:color w:val="000000"/>
-            <w:kern w:val="0"/>
-            <w14:ligatures w14:val="none"/>
-          </w:rPr>
-          <w:t>, immune</w:t>
-        </w:r>
-        <w:r>
-          <w:rPr>
-            <w:rFonts w:ascii="Arial" w:eastAsia="Times New Roman" w:hAnsi="Arial" w:cs="Arial"/>
-            <w:color w:val="000000"/>
-            <w:kern w:val="0"/>
-            <w14:ligatures w14:val="none"/>
-          </w:rPr>
-          <w:t xml:space="preserve"> </w:t>
-        </w:r>
-        <w:r>
-          <w:rPr>
-            <w:rFonts w:ascii="Arial" w:eastAsia="Times New Roman" w:hAnsi="Arial" w:cs="Arial"/>
-            <w:color w:val="000000"/>
-            <w:kern w:val="0"/>
-            <w14:ligatures w14:val="none"/>
-          </w:rPr>
-          <w:fldChar w:fldCharType="begin"/>
-        </w:r>
-        <w:r>
-          <w:rPr>
-            <w:rFonts w:ascii="Arial" w:eastAsia="Times New Roman" w:hAnsi="Arial" w:cs="Arial"/>
-            <w:color w:val="000000"/>
-            <w:kern w:val="0"/>
-            <w14:ligatures w14:val="none"/>
-          </w:rPr>
-          <w:instrText xml:space="preserve"> ADDIN ZOTERO_ITEM CSL_CITATION {"citationID":"jt2KKONa","properties":{"formattedCitation":"(Fang {\\i{}et al.}, 2013, 2026; Guillette {\\i{}et al.}, 2020)","plainCitation":"(Fang et al., 2013, 2026; Guillette et al., 2020)","noteIndex":0},"citationItems":[{"id":230,"uris":["http://zotero.org/users/4161640/items/IYYY9Z2E"],"itemData":{"id":230,"type":"article-journal","abstract":"Perfluorooctane sulfonate (PFOS) is a global pollutant that has been studied because of its health risks. PFOS has been shown to have immune toxicity. However, few studies have focused on the immune responses of fish larvae exposed to PFOS at early embryonic stages. In this study, the larvae of marine medaka (Oryzias melastigma) were evaluated for postnatal immune toxicity after embryonic exposure to PFOS (0, 1, 4 and 16mg/L) from 2 days post fertilization (dpf). The physiological indices, survival rates, PFOS elimination kinetics, liver histology and gene transcription in the fish larvae were examined after depuration. The elimination rate constant (ke) of PFOS in the fish larvae ranged from 0.04±0.00 to 0.07±0.01d−1. Embryonic exposure to PFOS severely compromised the postnatal survival of fish larvae after depuration. The survival rate and body width decreased in a concentration dependent manner. PFOS impaired the liver structure in the fish larvae by enlarging the cell nuclei and damaging the cell structure. To explore the toxic mechanisms that affect the immune responses, fish larvae at 27 days post hatch (dph) were exposed to lipopolysaccharides (LPS) to elicit an inflammatory response. The inflammatory response and immune-related genes were generally up-regulated in the fish larvae following embryonic exposure to 0mg/L PFOS. In contrast, the genes were all markedly down-regulated in the fish larvae following embryonic exposure to 1 and 4mg/L PFOS. These results suggest that early life exposure to PFOS could alter immunoregulation functions, leading to functional dysfunction or weakness of the immune system in fish larvae. The immunosuppression effects caused by PFOS could reduce the efficiency of immune defense mechanisms and increase the susceptibility to infectious agents, which may contribute to various detrimental health effects in the fish larvae.","container-title":"Ecotoxicology and Environmental Safety","DOI":"10.1016/j.ecoenv.2013.03.005","ISSN":"0147-6513","journalAbbreviation":"Ecotoxicol Environ Saf","page":"104-111","source":"ScienceDirect","title":"Embryonic exposure to PFOS induces immunosuppression in the fish larvae of marine medaka","volume":"92","author":[{"family":"Fang","given":"Chao"},{"family":"Huang","given":"Qiansheng"},{"family":"Ye","given":"Ting"},{"family":"Chen","given":"Yajie"},{"family":"Liu","given":"Liangpo"},{"family":"Kang","given":"Mei"},{"family":"Lin","given":"Yi"},{"family":"Shen","given":"Heqing"},{"family":"Dong","given":"Sijun"}],"issued":{"date-parts":[["2013",6,1]]}}},{"id":231,"uris":["http://zotero.org/users/4161640/items/VV8466HQ"],"itemData":{"id":231,"type":"article-journal","abstract":"To investigate the toxic effects of PFNA on aquatic organisms, this study used large yellow croaker (L. crocea) as a model and examined the impacts of 1000 ng/L PFNA exposure for 3, 7, and 14 days on the hepatic and intestinal systems. Histopathological examination, transcriptomic profiling, and 16S rRNA gene sequencing were employed to evaluate tissue damage, gene expression changes, and gut microbial alterations. The results revealed that PFNA exposure induced progressive histopathological changes in the liver, including nuclear enlargement and vacuolization, with increasing severity over time. In the intestine, PFNA caused structural damage to villi, characterized initially by vacuolization and subsequently by erosion, swelling, and dissolution as exposure duration increased. Transcriptomic analysis of liver showed early activation of the peroxisome proliferator-activated receptor (PPAR) signaling pathway, followed by the predominant enrichment of the phosphatidylinositol-3-kinase/protein kinase B (PI3K-Akt) pathway at later stages. These findings suggest a “two-phase” mechanism by which PFNA disrupted lipid and carbohydrate metabolism. Gut microbiota analysis showed that PFNA exposure significantly reduced α-diversity, increased the abundance of Proteobacteria, enriched opportunistic pathogens such as Vibrio spp., and altered functional profiles related to amino acid and carbohydrate metabolism. Correlation analysis identified significant associations between specific gut microbial taxa (e.g., Deferribacterota, Dependentiae) and the expression levels of key hepatic metabolic genes (lpl, foxo3), suggesting a potential mediating role of the gut-liver axis in PFNA-induced hepatotoxicity. From the perspective of aquaculture, this study provided a view of metabolic disruption and host-microbe interaction caused by PFNA. It contributes critical scientific evidence for assessing the ecological risks of per- and polyfluoroalkyl substances (PFAS) in aquatic environments.","container-title":"Environmental Research","DOI":"10.1016/j.envres.2025.123211","ISSN":"0013-9351","journalAbbreviation":"Environ. Res.","page":"123211","source":"ScienceDirect","title":"Temporal effects of perfluorononanoic acid (PFNA) exposure on metabolic disorders and gut-liver axis injury in large yellow croaker (&lt;i&gt;Larimichthys crocea&lt;/i&gt;)","volume":"288","author":[{"family":"Fang","given":"Qian"},{"family":"Yuan","given":"Mingzhe"},{"family":"Sun","given":"Zhennan"},{"family":"Xue","given":"Yadong"},{"family":"Chong","given":"Cheong-Meng"},{"family":"Wang","given":"Xubo"}],"issued":{"date-parts":[["2026",1,1]]}}},{"id":232,"uris":["http://zotero.org/users/4161640/items/ZTG72BVU"],"itemData":{"id":232,"type":"article-journal","abstract":"Per- and polyfluoroalkyl substances (PFAS) are anthropogenic chemicals of concern that persist in the environment. Environmental monitoring revealed high concentrations of hexafluoropropylene oxide dimer acid (HFPO-DA) and other novel PFAS in the lower Cape Fear River; however, there is limited information on PFAS exposures and effects of this contamination on aquatic biota. Serum concentrations of 23 PFAS in Striped Bass (Morone saxatilis) from the Cape Fear River (n = 58) and a reference population from an aquaculture laboratory on the Pamlico/Tar watershed (n = 29) were quantified using liquid chromatography and high-resolution mass spectrometry, and correlations between PFAS concentrations and health-related serum biomarkers were evaluated. Perfluorooctane sulfonate, the predominant PFAS in Cape Fear River Striped Bass serum, was detectable in every sample with serum concentrations reaching 977 ng/mL. Perfluorononanoic and perfluorodecanoic acid were also detected in all samples, with perfluorohexanesulfonic acid present in &gt;98% of the samples. HFPO-DA (range &lt;0.24–5.85 ng/mL) and Nafion byproduct 2 (range &lt;0.2–1.03 ng/mL) were detected in 48% and 78% of samples, respectively. The mean total PFAS concentration found in domestic Striped Bass raised in well-water under controlled aquaculture conditions was 40 times lower, with HPFO-DA detected in 10% of the samples, and Nafion byproduct 2 was not detected. The elevated PFAS concentrations found in the Cape Fear River Striped Bass were associated with biomarkers of alterations in the liver and immune system.","container-title":"Environment International","DOI":"10.1016/j.envint.2019.105358","ISSN":"0160-4120","journalAbbreviation":"Environ. Int.","page":"105358","source":"ScienceDirect","title":"Elevated levels of per- and polyfluoroalkyl substances in Cape Fear River Striped Bass (&lt;i&gt;Morone saxatilis&lt;/i&gt;) are associated with biomarkers of altered immune and liver function","volume":"136","author":[{"family":"Guillette","given":"T. C."},{"family":"McCord","given":"James"},{"family":"Guillette","given":"Matthew"},{"family":"Polera","given":"M. E."},{"family":"Rachels","given":"Kyle T."},{"family":"Morgeson","given":"Clint"},{"family":"Kotlarz","given":"Nadine"},{"family":"Knappe","given":"Detlef R. U."},{"family":"Reading","given":"Benjamin J."},{"family":"Strynar","given":"Mark"},{"family":"Belcher","given":"Scott M."}],"issued":{"date-parts":[["2020",3,1]]}}}],"schema":"https://github.com/citation-style-language/schema/raw/master/csl-citation.json"} </w:instrText>
-        </w:r>
-        <w:r>
-          <w:rPr>
-            <w:rFonts w:ascii="Arial" w:eastAsia="Times New Roman" w:hAnsi="Arial" w:cs="Arial"/>
-            <w:color w:val="000000"/>
-            <w:kern w:val="0"/>
-            <w14:ligatures w14:val="none"/>
-          </w:rPr>
-          <w:fldChar w:fldCharType="separate"/>
-        </w:r>
-      </w:ins>
-      <w:ins w:id="155" w:author="Reviewer" w:date="2026-06-01T16:31:00Z" w16du:dateUtc="2026-06-01T21:31:00Z">
-        <w:r>
-          <w:rPr>
-            <w:rFonts w:ascii="Arial" w:hAnsi="Arial" w:cs="Arial"/>
-            <w:color w:val="000000"/>
-            <w:kern w:val="0"/>
-          </w:rPr>
-          <w:t>(</w:t>
         </w:r>
       </w:ins>
       <w:ins w:id="156" w:author="Reviewer" w:date="2026-06-01T15:22:00Z" w16du:dateUtc="2026-06-01T20:22:00Z">
+        <w:r>
+          <w:rPr>
+            <w:rFonts w:ascii="Arial" w:eastAsia="Times New Roman" w:hAnsi="Arial" w:cs="Arial"/>
+            <w:color w:val="000000"/>
+            <w:kern w:val="0"/>
+            <w14:ligatures w14:val="none"/>
+          </w:rPr>
+          <w:t>, immune</w:t>
+        </w:r>
+        <w:r>
+          <w:rPr>
+            <w:rFonts w:ascii="Arial" w:eastAsia="Times New Roman" w:hAnsi="Arial" w:cs="Arial"/>
+            <w:color w:val="000000"/>
+            <w:kern w:val="0"/>
+            <w14:ligatures w14:val="none"/>
+          </w:rPr>
+          <w:t xml:space="preserve"> </w:t>
+        </w:r>
+        <w:r>
+          <w:rPr>
+            <w:rFonts w:ascii="Arial" w:eastAsia="Times New Roman" w:hAnsi="Arial" w:cs="Arial"/>
+            <w:color w:val="000000"/>
+            <w:kern w:val="0"/>
+            <w14:ligatures w14:val="none"/>
+          </w:rPr>
+          <w:fldChar w:fldCharType="begin"/>
+        </w:r>
+        <w:r>
+          <w:rPr>
+            <w:rFonts w:ascii="Arial" w:eastAsia="Times New Roman" w:hAnsi="Arial" w:cs="Arial"/>
+            <w:color w:val="000000"/>
+            <w:kern w:val="0"/>
+            <w14:ligatures w14:val="none"/>
+          </w:rPr>
+          <w:instrText xml:space="preserve"> ADDIN ZOTERO_ITEM CSL_CITATION {"citationID":"jt2KKONa","properties":{"formattedCitation":"(Fang {\\i{}et al.}, 2013, 2026; Guillette {\\i{}et al.}, 2020)","plainCitation":"(Fang et al., 2013, 2026; Guillette et al., 2020)","noteIndex":0},"citationItems":[{"id":230,"uris":["http://zotero.org/users/4161640/items/IYYY9Z2E"],"itemData":{"id":230,"type":"article-journal","abstract":"Perfluorooctane sulfonate (PFOS) is a global pollutant that has been studied because of its health risks. PFOS has been shown to have immune toxicity. However, few studies have focused on the immune responses of fish larvae exposed to PFOS at early embryonic stages. In this study, the larvae of marine medaka (Oryzias melastigma) were evaluated for postnatal immune toxicity after embryonic exposure to PFOS (0, 1, 4 and 16mg/L) from 2 days post fertilization (dpf). The physiological indices, survival rates, PFOS elimination kinetics, liver histology and gene transcription in the fish larvae were examined after depuration. The elimination rate constant (ke) of PFOS in the fish larvae ranged from 0.04±0.00 to 0.07±0.01d−1. Embryonic exposure to PFOS severely compromised the postnatal survival of fish larvae after depuration. The survival rate and body width decreased in a concentration dependent manner. PFOS impaired the liver structure in the fish larvae by enlarging the cell nuclei and damaging the cell structure. To explore the toxic mechanisms that affect the immune responses, fish larvae at 27 days post hatch (dph) were exposed to lipopolysaccharides (LPS) to elicit an inflammatory response. The inflammatory response and immune-related genes were generally up-regulated in the fish larvae following embryonic exposure to 0mg/L PFOS. In contrast, the genes were all markedly down-regulated in the fish larvae following embryonic exposure to 1 and 4mg/L PFOS. These results suggest that early life exposure to PFOS could alter immunoregulation functions, leading to functional dysfunction or weakness of the immune system in fish larvae. The immunosuppression effects caused by PFOS could reduce the efficiency of immune defense mechanisms and increase the susceptibility to infectious agents, which may contribute to various detrimental health effects in the fish larvae.","container-title":"Ecotoxicology and Environmental Safety","DOI":"10.1016/j.ecoenv.2013.03.005","ISSN":"0147-6513","journalAbbreviation":"Ecotoxicol Environ Saf","page":"104-111","source":"ScienceDirect","title":"Embryonic exposure to PFOS induces immunosuppression in the fish larvae of marine medaka","volume":"92","author":[{"family":"Fang","given":"Chao"},{"family":"Huang","given":"Qiansheng"},{"family":"Ye","given":"Ting"},{"family":"Chen","given":"Yajie"},{"family":"Liu","given":"Liangpo"},{"family":"Kang","given":"Mei"},{"family":"Lin","given":"Yi"},{"family":"Shen","given":"Heqing"},{"family":"Dong","given":"Sijun"}],"issued":{"date-parts":[["2013",6,1]]}}},{"id":231,"uris":["http://zotero.org/users/4161640/items/VV8466HQ"],"itemData":{"id":231,"type":"article-journal","abstract":"To investigate the toxic effects of PFNA on aquatic organisms, this study used large yellow croaker (L. crocea) as a model and examined the impacts of 1000 ng/L PFNA exposure for 3, 7, and 14 days on the hepatic and intestinal systems. Histopathological examination, transcriptomic profiling, and 16S rRNA gene sequencing were employed to evaluate tissue damage, gene expression changes, and gut microbial alterations. The results revealed that PFNA exposure induced progressive histopathological changes in the liver, including nuclear enlargement and vacuolization, with increasing severity over time. In the intestine, PFNA caused structural damage to villi, characterized initially by vacuolization and subsequently by erosion, swelling, and dissolution as exposure duration increased. Transcriptomic analysis of liver showed early activation of the peroxisome proliferator-activated receptor (PPAR) signaling pathway, followed by the predominant enrichment of the phosphatidylinositol-3-kinase/protein kinase B (PI3K-Akt) pathway at later stages. These findings suggest a “two-phase” mechanism by which PFNA disrupted lipid and carbohydrate metabolism. Gut microbiota analysis showed that PFNA exposure significantly reduced α-diversity, increased the abundance of Proteobacteria, enriched opportunistic pathogens such as Vibrio spp., and altered functional profiles related to amino acid and carbohydrate metabolism. Correlation analysis identified significant associations between specific gut microbial taxa (e.g., Deferribacterota, Dependentiae) and the expression levels of key hepatic metabolic genes (lpl, foxo3), suggesting a potential mediating role of the gut-liver axis in PFNA-induced hepatotoxicity. From the perspective of aquaculture, this study provided a view of metabolic disruption and host-microbe interaction caused by PFNA. It contributes critical scientific evidence for assessing the ecological risks of per- and polyfluoroalkyl substances (PFAS) in aquatic environments.","container-title":"Environmental Research","DOI":"10.1016/j.envres.2025.123211","ISSN":"0013-9351","journalAbbreviation":"Environ. Res.","page":"123211","source":"ScienceDirect","title":"Temporal effects of perfluorononanoic acid (PFNA) exposure on metabolic disorders and gut-liver axis injury in large yellow croaker (&lt;i&gt;Larimichthys crocea&lt;/i&gt;)","volume":"288","author":[{"family":"Fang","given":"Qian"},{"family":"Yuan","given":"Mingzhe"},{"family":"Sun","given":"Zhennan"},{"family":"Xue","given":"Yadong"},{"family":"Chong","given":"Cheong-Meng"},{"family":"Wang","given":"Xubo"}],"issued":{"date-parts":[["2026",1,1]]}}},{"id":232,"uris":["http://zotero.org/users/4161640/items/ZTG72BVU"],"itemData":{"id":232,"type":"article-journal","abstract":"Per- and polyfluoroalkyl substances (PFAS) are anthropogenic chemicals of concern that persist in the environment. Environmental monitoring revealed high concentrations of hexafluoropropylene oxide dimer acid (HFPO-DA) and other novel PFAS in the lower Cape Fear River; however, there is limited information on PFAS exposures and effects of this contamination on aquatic biota. Serum concentrations of 23 PFAS in Striped Bass (Morone saxatilis) from the Cape Fear River (n = 58) and a reference population from an aquaculture laboratory on the Pamlico/Tar watershed (n = 29) were quantified using liquid chromatography and high-resolution mass spectrometry, and correlations between PFAS concentrations and health-related serum biomarkers were evaluated. Perfluorooctane sulfonate, the predominant PFAS in Cape Fear River Striped Bass serum, was detectable in every sample with serum concentrations reaching 977 ng/mL. Perfluorononanoic and perfluorodecanoic acid were also detected in all samples, with perfluorohexanesulfonic acid present in &gt;98% of the samples. HFPO-DA (range &lt;0.24–5.85 ng/mL) and Nafion byproduct 2 (range &lt;0.2–1.03 ng/mL) were detected in 48% and 78% of samples, respectively. The mean total PFAS concentration found in domestic Striped Bass raised in well-water under controlled aquaculture conditions was 40 times lower, with HPFO-DA detected in 10% of the samples, and Nafion byproduct 2 was not detected. The elevated PFAS concentrations found in the Cape Fear River Striped Bass were associated with biomarkers of alterations in the liver and immune system.","container-title":"Environment International","DOI":"10.1016/j.envint.2019.105358","ISSN":"0160-4120","journalAbbreviation":"Environ. Int.","page":"105358","source":"ScienceDirect","title":"Elevated levels of per- and polyfluoroalkyl substances in Cape Fear River Striped Bass (&lt;i&gt;Morone saxatilis&lt;/i&gt;) are associated with biomarkers of altered immune and liver function","volume":"136","author":[{"family":"Guillette","given":"T. C."},{"family":"McCord","given":"James"},{"family":"Guillette","given":"Matthew"},{"family":"Polera","given":"M. E."},{"family":"Rachels","given":"Kyle T."},{"family":"Morgeson","given":"Clint"},{"family":"Kotlarz","given":"Nadine"},{"family":"Knappe","given":"Detlef R. U."},{"family":"Reading","given":"Benjamin J."},{"family":"Strynar","given":"Mark"},{"family":"Belcher","given":"Scott M."}],"issued":{"date-parts":[["2020",3,1]]}}}],"schema":"https://github.com/citation-style-language/schema/raw/master/csl-citation.json"} </w:instrText>
+        </w:r>
+        <w:r>
+          <w:rPr>
+            <w:rFonts w:ascii="Arial" w:eastAsia="Times New Roman" w:hAnsi="Arial" w:cs="Arial"/>
+            <w:color w:val="000000"/>
+            <w:kern w:val="0"/>
+            <w14:ligatures w14:val="none"/>
+          </w:rPr>
+          <w:fldChar w:fldCharType="separate"/>
+        </w:r>
+      </w:ins>
+      <w:ins w:id="157" w:author="Reviewer" w:date="2026-06-01T16:31:00Z" w16du:dateUtc="2026-06-01T21:31:00Z">
+        <w:r>
+          <w:rPr>
+            <w:rFonts w:ascii="Arial" w:hAnsi="Arial" w:cs="Arial"/>
+            <w:color w:val="000000"/>
+            <w:kern w:val="0"/>
+          </w:rPr>
+          <w:t>(</w:t>
+        </w:r>
+      </w:ins>
+      <w:ins w:id="158" w:author="Reviewer" w:date="2026-06-01T15:22:00Z" w16du:dateUtc="2026-06-01T20:22:00Z">
         <w:r>
           <w:rPr>
             <w:rFonts w:ascii="Arial" w:hAnsi="Arial" w:cs="Arial"/>
@@ -5193,7 +5213,7 @@
           <w:fldChar w:fldCharType="end"/>
         </w:r>
       </w:ins>
-      <w:ins w:id="157" w:author="Reviewer" w:date="2026-06-01T16:31:00Z" w16du:dateUtc="2026-06-01T21:31:00Z">
+      <w:ins w:id="159" w:author="Reviewer" w:date="2026-06-01T16:31:00Z" w16du:dateUtc="2026-06-01T21:31:00Z">
         <w:r>
           <w:rPr>
             <w:rFonts w:ascii="Arial" w:eastAsia="Times New Roman" w:hAnsi="Arial" w:cs="Arial"/>
@@ -5202,66 +5222,66 @@
             <w14:ligatures w14:val="none"/>
           </w:rPr>
           <w:t>)</w:t>
-        </w:r>
-      </w:ins>
-      <w:ins w:id="158" w:author="Reviewer" w:date="2026-06-01T15:22:00Z" w16du:dateUtc="2026-06-01T20:22:00Z">
-        <w:r>
-          <w:rPr>
-            <w:rFonts w:ascii="Arial" w:eastAsia="Times New Roman" w:hAnsi="Arial" w:cs="Arial"/>
-            <w:color w:val="000000"/>
-            <w:kern w:val="0"/>
-            <w14:ligatures w14:val="none"/>
-          </w:rPr>
-          <w:t>, and nervous</w:t>
-        </w:r>
-        <w:r>
-          <w:rPr>
-            <w:rFonts w:ascii="Arial" w:eastAsia="Times New Roman" w:hAnsi="Arial" w:cs="Arial"/>
-            <w:color w:val="000000"/>
-            <w:kern w:val="0"/>
-            <w14:ligatures w14:val="none"/>
-          </w:rPr>
-          <w:t xml:space="preserve"> </w:t>
-        </w:r>
-        <w:r>
-          <w:rPr>
-            <w:rFonts w:ascii="Arial" w:eastAsia="Times New Roman" w:hAnsi="Arial" w:cs="Arial"/>
-            <w:color w:val="000000"/>
-            <w:kern w:val="0"/>
-            <w14:ligatures w14:val="none"/>
-          </w:rPr>
-          <w:fldChar w:fldCharType="begin"/>
-        </w:r>
-        <w:r>
-          <w:rPr>
-            <w:rFonts w:ascii="Arial" w:eastAsia="Times New Roman" w:hAnsi="Arial" w:cs="Arial"/>
-            <w:color w:val="000000"/>
-            <w:kern w:val="0"/>
-            <w14:ligatures w14:val="none"/>
-          </w:rPr>
-          <w:instrText xml:space="preserve"> ADDIN ZOTERO_ITEM CSL_CITATION {"citationID":"tSQAlEBK","properties":{"formattedCitation":"(Starnes {\\i{}et al.}, 2022)","plainCitation":"(Starnes et al., 2022)","noteIndex":0},"citationItems":[{"id":234,"uris":["http://zotero.org/users/4161640/items/AR9AZC97"],"itemData":{"id":234,"type":"article-journal","abstract":"1. Per- and polyfluoroalkyl substances (PFAS) are a class of structurally diverse synthetic organic chemicals that are chemically stable, resistant to degradation, and persistent in terrestrial and aquatic environments. Widespread use of PFAS in industrial processing and manufacturing over the last 70 years has led to global contamination of built and natural environments. The brain is a lipid rich and highly vascularized organ composed of long-lived neurons and glial cells that are especially vulnerable to the impacts of persistent and lipophilic toxicants. Generally, PFAS partition to protein-rich tissues of the body, primarily the liver and blood, but are also detected in the brains of humans, wildlife, and laboratory animals. Here we review factors impacting the absorption, distribution, and accumulation of PFAS in the brain, and currently available evidence for neurotoxic impacts defined by disruption of neurochemical, neurophysiological, and behavioral endpoints. Emphasis is placed on the neurotoxic potential of exposures during critical periods of development and in sensitive populations, and factors that may exacerbate neurotoxicity of PFAS. While limitations and inconsistencies across studies exist, the available body of evidence suggests that neurobehavioral exposures to long-chain PFAS during development are more pronounced than impacts resulting from exposure during adulthood. There is a paucity of experimental studies evaluating neurobehavioral and molecular mechanisms of short-chain PFAS, and even greater data gaps in the analysis of neurotoxicity for PFAS outside of the perfluoroalkyl acids. Whereas most experimental studies were focused on acute and subchronic impacts resulting in high dose exposures to a single PFAS congener, more realistic exposures for humans and wildlife are mixtures exposures that are relatively chronic and low dose in nature. Our evaluation of the available human epidemiological, experimental, and wildlife data also indicates heightened accumulation of perfluoroalkyl acids in the brain after environmental exposure, in comparison to the experimental studies. These findings highlight the need for additional experimental analysis of neurodevelopmental impacts of environmentally relevant concentrations and complex mixtures of PFAS.","container-title":"Frontiers in Toxicology","DOI":"10.3389/ftox.2022.881584","ISSN":"2673-3080","journalAbbreviation":"Front. Toxicol.","language":"English","note":"publisher: Frontiers","source":"Frontiers","title":"A critical review and meta-analysis of impacts of per- and polyfluorinated substances on the brain and behavior","URL":"https://www.frontiersin.org/journals/toxicology/articles/10.3389/ftox.2022.881584/full","volume":"4","author":[{"family":"Starnes","given":"Hannah M."},{"family":"Rock","given":"Kylie D."},{"family":"Jackson","given":"Thomas W."},{"family":"Belcher","given":"Scott M."}],"accessed":{"date-parts":[["2025",10,30]]},"issued":{"date-parts":[["2022",4,11]]}}}],"schema":"https://github.com/citation-style-language/schema/raw/master/csl-citation.json"} </w:instrText>
-        </w:r>
-        <w:r>
-          <w:rPr>
-            <w:rFonts w:ascii="Arial" w:eastAsia="Times New Roman" w:hAnsi="Arial" w:cs="Arial"/>
-            <w:color w:val="000000"/>
-            <w:kern w:val="0"/>
-            <w14:ligatures w14:val="none"/>
-          </w:rPr>
-          <w:fldChar w:fldCharType="separate"/>
-        </w:r>
-      </w:ins>
-      <w:ins w:id="159" w:author="Reviewer" w:date="2026-06-01T16:31:00Z" w16du:dateUtc="2026-06-01T21:31:00Z">
-        <w:r>
-          <w:rPr>
-            <w:rFonts w:ascii="Arial" w:hAnsi="Arial" w:cs="Arial"/>
-            <w:color w:val="000000"/>
-            <w:kern w:val="0"/>
-          </w:rPr>
-          <w:t>(</w:t>
         </w:r>
       </w:ins>
       <w:ins w:id="160" w:author="Reviewer" w:date="2026-06-01T15:22:00Z" w16du:dateUtc="2026-06-01T20:22:00Z">
+        <w:r>
+          <w:rPr>
+            <w:rFonts w:ascii="Arial" w:eastAsia="Times New Roman" w:hAnsi="Arial" w:cs="Arial"/>
+            <w:color w:val="000000"/>
+            <w:kern w:val="0"/>
+            <w14:ligatures w14:val="none"/>
+          </w:rPr>
+          <w:t>, and nervous</w:t>
+        </w:r>
+        <w:r>
+          <w:rPr>
+            <w:rFonts w:ascii="Arial" w:eastAsia="Times New Roman" w:hAnsi="Arial" w:cs="Arial"/>
+            <w:color w:val="000000"/>
+            <w:kern w:val="0"/>
+            <w14:ligatures w14:val="none"/>
+          </w:rPr>
+          <w:t xml:space="preserve"> </w:t>
+        </w:r>
+        <w:r>
+          <w:rPr>
+            <w:rFonts w:ascii="Arial" w:eastAsia="Times New Roman" w:hAnsi="Arial" w:cs="Arial"/>
+            <w:color w:val="000000"/>
+            <w:kern w:val="0"/>
+            <w14:ligatures w14:val="none"/>
+          </w:rPr>
+          <w:fldChar w:fldCharType="begin"/>
+        </w:r>
+        <w:r>
+          <w:rPr>
+            <w:rFonts w:ascii="Arial" w:eastAsia="Times New Roman" w:hAnsi="Arial" w:cs="Arial"/>
+            <w:color w:val="000000"/>
+            <w:kern w:val="0"/>
+            <w14:ligatures w14:val="none"/>
+          </w:rPr>
+          <w:instrText xml:space="preserve"> ADDIN ZOTERO_ITEM CSL_CITATION {"citationID":"tSQAlEBK","properties":{"formattedCitation":"(Starnes {\\i{}et al.}, 2022)","plainCitation":"(Starnes et al., 2022)","noteIndex":0},"citationItems":[{"id":234,"uris":["http://zotero.org/users/4161640/items/AR9AZC97"],"itemData":{"id":234,"type":"article-journal","abstract":"1. Per- and polyfluoroalkyl substances (PFAS) are a class of structurally diverse synthetic organic chemicals that are chemically stable, resistant to degradation, and persistent in terrestrial and aquatic environments. Widespread use of PFAS in industrial processing and manufacturing over the last 70 years has led to global contamination of built and natural environments. The brain is a lipid rich and highly vascularized organ composed of long-lived neurons and glial cells that are especially vulnerable to the impacts of persistent and lipophilic toxicants. Generally, PFAS partition to protein-rich tissues of the body, primarily the liver and blood, but are also detected in the brains of humans, wildlife, and laboratory animals. Here we review factors impacting the absorption, distribution, and accumulation of PFAS in the brain, and currently available evidence for neurotoxic impacts defined by disruption of neurochemical, neurophysiological, and behavioral endpoints. Emphasis is placed on the neurotoxic potential of exposures during critical periods of development and in sensitive populations, and factors that may exacerbate neurotoxicity of PFAS. While limitations and inconsistencies across studies exist, the available body of evidence suggests that neurobehavioral exposures to long-chain PFAS during development are more pronounced than impacts resulting from exposure during adulthood. There is a paucity of experimental studies evaluating neurobehavioral and molecular mechanisms of short-chain PFAS, and even greater data gaps in the analysis of neurotoxicity for PFAS outside of the perfluoroalkyl acids. Whereas most experimental studies were focused on acute and subchronic impacts resulting in high dose exposures to a single PFAS congener, more realistic exposures for humans and wildlife are mixtures exposures that are relatively chronic and low dose in nature. Our evaluation of the available human epidemiological, experimental, and wildlife data also indicates heightened accumulation of perfluoroalkyl acids in the brain after environmental exposure, in comparison to the experimental studies. These findings highlight the need for additional experimental analysis of neurodevelopmental impacts of environmentally relevant concentrations and complex mixtures of PFAS.","container-title":"Frontiers in Toxicology","DOI":"10.3389/ftox.2022.881584","ISSN":"2673-3080","journalAbbreviation":"Front. Toxicol.","language":"English","note":"publisher: Frontiers","source":"Frontiers","title":"A critical review and meta-analysis of impacts of per- and polyfluorinated substances on the brain and behavior","URL":"https://www.frontiersin.org/journals/toxicology/articles/10.3389/ftox.2022.881584/full","volume":"4","author":[{"family":"Starnes","given":"Hannah M."},{"family":"Rock","given":"Kylie D."},{"family":"Jackson","given":"Thomas W."},{"family":"Belcher","given":"Scott M."}],"accessed":{"date-parts":[["2025",10,30]]},"issued":{"date-parts":[["2022",4,11]]}}}],"schema":"https://github.com/citation-style-language/schema/raw/master/csl-citation.json"} </w:instrText>
+        </w:r>
+        <w:r>
+          <w:rPr>
+            <w:rFonts w:ascii="Arial" w:eastAsia="Times New Roman" w:hAnsi="Arial" w:cs="Arial"/>
+            <w:color w:val="000000"/>
+            <w:kern w:val="0"/>
+            <w14:ligatures w14:val="none"/>
+          </w:rPr>
+          <w:fldChar w:fldCharType="separate"/>
+        </w:r>
+      </w:ins>
+      <w:ins w:id="161" w:author="Reviewer" w:date="2026-06-01T16:31:00Z" w16du:dateUtc="2026-06-01T21:31:00Z">
+        <w:r>
+          <w:rPr>
+            <w:rFonts w:ascii="Arial" w:hAnsi="Arial" w:cs="Arial"/>
+            <w:color w:val="000000"/>
+            <w:kern w:val="0"/>
+          </w:rPr>
+          <w:t>(</w:t>
+        </w:r>
+      </w:ins>
+      <w:ins w:id="162" w:author="Reviewer" w:date="2026-06-01T15:22:00Z" w16du:dateUtc="2026-06-01T20:22:00Z">
         <w:r>
           <w:rPr>
             <w:rFonts w:ascii="Arial" w:hAnsi="Arial" w:cs="Arial"/>
@@ -5298,7 +5318,7 @@
           <w:fldChar w:fldCharType="end"/>
         </w:r>
       </w:ins>
-      <w:ins w:id="161" w:author="Reviewer" w:date="2026-06-01T16:31:00Z" w16du:dateUtc="2026-06-01T21:31:00Z">
+      <w:ins w:id="163" w:author="Reviewer" w:date="2026-06-01T16:31:00Z" w16du:dateUtc="2026-06-01T21:31:00Z">
         <w:r>
           <w:rPr>
             <w:rFonts w:ascii="Arial" w:eastAsia="Times New Roman" w:hAnsi="Arial" w:cs="Arial"/>
@@ -5307,28 +5327,6 @@
             <w14:ligatures w14:val="none"/>
           </w:rPr>
           <w:t>)</w:t>
-        </w:r>
-      </w:ins>
-      <w:ins w:id="162" w:author="Reviewer" w:date="2026-06-01T15:24:00Z" w16du:dateUtc="2026-06-01T20:24:00Z">
-        <w:r>
-          <w:rPr>
-            <w:rFonts w:ascii="Arial" w:eastAsia="Times New Roman" w:hAnsi="Arial" w:cs="Arial"/>
-            <w:color w:val="000000"/>
-            <w:kern w:val="0"/>
-            <w14:ligatures w14:val="none"/>
-          </w:rPr>
-          <w:t xml:space="preserve"> system disruption</w:t>
-        </w:r>
-      </w:ins>
-      <w:ins w:id="163" w:author="Reviewer" w:date="2026-06-01T16:33:00Z" w16du:dateUtc="2026-06-01T21:33:00Z">
-        <w:r>
-          <w:rPr>
-            <w:rFonts w:ascii="Arial" w:eastAsia="Times New Roman" w:hAnsi="Arial" w:cs="Arial"/>
-            <w:color w:val="000000"/>
-            <w:kern w:val="0"/>
-            <w14:ligatures w14:val="none"/>
-          </w:rPr>
-          <w:t>. T</w:t>
         </w:r>
       </w:ins>
       <w:ins w:id="164" w:author="Reviewer" w:date="2026-06-01T15:24:00Z" w16du:dateUtc="2026-06-01T20:24:00Z">
@@ -5339,10 +5337,32 @@
             <w:kern w:val="0"/>
             <w14:ligatures w14:val="none"/>
           </w:rPr>
+          <w:t xml:space="preserve"> system disruption</w:t>
+        </w:r>
+      </w:ins>
+      <w:ins w:id="165" w:author="Reviewer" w:date="2026-06-01T16:33:00Z" w16du:dateUtc="2026-06-01T21:33:00Z">
+        <w:r>
+          <w:rPr>
+            <w:rFonts w:ascii="Arial" w:eastAsia="Times New Roman" w:hAnsi="Arial" w:cs="Arial"/>
+            <w:color w:val="000000"/>
+            <w:kern w:val="0"/>
+            <w14:ligatures w14:val="none"/>
+          </w:rPr>
+          <w:t>. T</w:t>
+        </w:r>
+      </w:ins>
+      <w:ins w:id="166" w:author="Reviewer" w:date="2026-06-01T15:24:00Z" w16du:dateUtc="2026-06-01T20:24:00Z">
+        <w:r>
+          <w:rPr>
+            <w:rFonts w:ascii="Arial" w:eastAsia="Times New Roman" w:hAnsi="Arial" w:cs="Arial"/>
+            <w:color w:val="000000"/>
+            <w:kern w:val="0"/>
+            <w14:ligatures w14:val="none"/>
+          </w:rPr>
           <w:t xml:space="preserve">herefore, </w:t>
         </w:r>
       </w:ins>
-      <w:ins w:id="165" w:author="Reviewer" w:date="2026-06-01T15:26:00Z" w16du:dateUtc="2026-06-01T20:26:00Z">
+      <w:ins w:id="167" w:author="Reviewer" w:date="2026-06-01T15:26:00Z" w16du:dateUtc="2026-06-01T20:26:00Z">
         <w:r>
           <w:rPr>
             <w:rFonts w:ascii="Arial" w:eastAsia="Times New Roman" w:hAnsi="Arial" w:cs="Arial"/>
@@ -5353,7 +5373,7 @@
           <w:t>xenobiotic</w:t>
         </w:r>
       </w:ins>
-      <w:ins w:id="166" w:author="Reviewer" w:date="2026-06-01T15:25:00Z" w16du:dateUtc="2026-06-01T20:25:00Z">
+      <w:ins w:id="168" w:author="Reviewer" w:date="2026-06-01T15:25:00Z" w16du:dateUtc="2026-06-01T20:25:00Z">
         <w:r>
           <w:rPr>
             <w:rFonts w:ascii="Arial" w:eastAsia="Times New Roman" w:hAnsi="Arial" w:cs="Arial"/>
@@ -5364,7 +5384,7 @@
           <w:t xml:space="preserve"> exposure may alter how organisms respond to additional environmental challenges</w:t>
         </w:r>
       </w:ins>
-      <w:ins w:id="167" w:author="Reviewer" w:date="2026-06-01T15:22:00Z" w16du:dateUtc="2026-06-01T20:22:00Z">
+      <w:ins w:id="169" w:author="Reviewer" w:date="2026-06-01T15:22:00Z" w16du:dateUtc="2026-06-01T20:22:00Z">
         <w:r>
           <w:rPr>
             <w:rFonts w:ascii="Arial" w:eastAsia="Times New Roman" w:hAnsi="Arial" w:cs="Arial"/>
@@ -5373,28 +5393,6 @@
             <w14:ligatures w14:val="none"/>
           </w:rPr>
           <w:t>.</w:t>
-        </w:r>
-      </w:ins>
-      <w:ins w:id="168" w:author="Reviewer" w:date="2026-06-01T15:27:00Z" w16du:dateUtc="2026-06-01T20:27:00Z">
-        <w:r>
-          <w:rPr>
-            <w:rFonts w:ascii="Arial" w:eastAsia="Times New Roman" w:hAnsi="Arial" w:cs="Arial"/>
-            <w:color w:val="000000"/>
-            <w:kern w:val="0"/>
-            <w14:ligatures w14:val="none"/>
-          </w:rPr>
-          <w:t xml:space="preserve"> Salinity fluctua</w:t>
-        </w:r>
-      </w:ins>
-      <w:ins w:id="169" w:author="Reviewer" w:date="2026-06-01T15:28:00Z" w16du:dateUtc="2026-06-01T20:28:00Z">
-        <w:r>
-          <w:rPr>
-            <w:rFonts w:ascii="Arial" w:eastAsia="Times New Roman" w:hAnsi="Arial" w:cs="Arial"/>
-            <w:color w:val="000000"/>
-            <w:kern w:val="0"/>
-            <w14:ligatures w14:val="none"/>
-          </w:rPr>
-          <w:t>ti</w:t>
         </w:r>
       </w:ins>
       <w:ins w:id="170" w:author="Reviewer" w:date="2026-06-01T15:27:00Z" w16du:dateUtc="2026-06-01T20:27:00Z">
@@ -5405,11 +5403,120 @@
             <w:kern w:val="0"/>
             <w14:ligatures w14:val="none"/>
           </w:rPr>
-          <w:t xml:space="preserve">ons are particularly relevant secondary stressors in many freshwater systems because abrupt osmotic changes can activate endocrine stress pathways, disrupt </w:t>
+          <w:t xml:space="preserve"> Salinity fluctua</w:t>
+        </w:r>
+      </w:ins>
+      <w:ins w:id="171" w:author="Reviewer" w:date="2026-06-01T15:28:00Z" w16du:dateUtc="2026-06-01T20:28:00Z">
+        <w:r>
+          <w:rPr>
+            <w:rFonts w:ascii="Arial" w:eastAsia="Times New Roman" w:hAnsi="Arial" w:cs="Arial"/>
+            <w:color w:val="000000"/>
+            <w:kern w:val="0"/>
+            <w14:ligatures w14:val="none"/>
+          </w:rPr>
+          <w:t>ti</w:t>
+        </w:r>
+      </w:ins>
+      <w:ins w:id="172" w:author="Reviewer" w:date="2026-06-01T15:27:00Z" w16du:dateUtc="2026-06-01T20:27:00Z">
+        <w:r>
+          <w:rPr>
+            <w:rFonts w:ascii="Arial" w:eastAsia="Times New Roman" w:hAnsi="Arial" w:cs="Arial"/>
+            <w:color w:val="000000"/>
+            <w:kern w:val="0"/>
+            <w14:ligatures w14:val="none"/>
+          </w:rPr>
+          <w:t>ons are particularly relevant secondary stressors in many freshwater systems</w:t>
+        </w:r>
+      </w:ins>
+      <w:ins w:id="173" w:author="Reviewer" w:date="2026-06-01T16:50:00Z" w16du:dateUtc="2026-06-01T21:50:00Z">
+        <w:r>
+          <w:rPr>
+            <w:rFonts w:ascii="Arial" w:eastAsia="Times New Roman" w:hAnsi="Arial" w:cs="Arial"/>
+            <w:color w:val="000000"/>
+            <w:kern w:val="0"/>
+            <w14:ligatures w14:val="none"/>
+          </w:rPr>
+          <w:t xml:space="preserve"> as </w:t>
+        </w:r>
+      </w:ins>
+      <w:ins w:id="174" w:author="Reviewer" w:date="2026-06-01T16:51:00Z" w16du:dateUtc="2026-06-01T21:51:00Z">
+        <w:r>
+          <w:rPr>
+            <w:rFonts w:ascii="Arial" w:eastAsia="Times New Roman" w:hAnsi="Arial" w:cs="Arial"/>
+            <w:color w:val="000000"/>
+            <w:kern w:val="0"/>
+            <w14:ligatures w14:val="none"/>
+          </w:rPr>
+          <w:t>saltwater intrusion continues to impact our freshwater resources (</w:t>
+        </w:r>
+        <w:r>
+          <w:rPr>
+            <w:rFonts w:ascii="Arial" w:hAnsi="Arial" w:cs="Arial"/>
+            <w:color w:val="000000"/>
+            <w:kern w:val="0"/>
+          </w:rPr>
+          <w:t>Barlow and Reichard, 2010</w:t>
+        </w:r>
+        <w:r>
+          <w:rPr>
+            <w:rFonts w:ascii="Arial" w:hAnsi="Arial" w:cs="Arial"/>
+            <w:color w:val="000000"/>
+            <w:kern w:val="0"/>
+          </w:rPr>
+          <w:t xml:space="preserve">; </w:t>
+        </w:r>
+      </w:ins>
+      <w:ins w:id="175" w:author="Reviewer" w:date="2026-06-01T16:52:00Z" w16du:dateUtc="2026-06-01T21:52:00Z">
+        <w:r>
+          <w:rPr>
+            <w:rFonts w:ascii="Arial" w:hAnsi="Arial" w:cs="Arial"/>
+            <w:color w:val="000000"/>
+            <w:kern w:val="0"/>
+          </w:rPr>
+          <w:t xml:space="preserve">Cao </w:t>
+        </w:r>
+        <w:r>
+          <w:rPr>
+            <w:rFonts w:ascii="Arial" w:hAnsi="Arial" w:cs="Arial"/>
+            <w:i/>
+            <w:iCs/>
+            <w:color w:val="000000"/>
+            <w:kern w:val="0"/>
+          </w:rPr>
+          <w:t>et al</w:t>
+        </w:r>
+        <w:r>
+          <w:rPr>
+            <w:rFonts w:ascii="Arial" w:hAnsi="Arial" w:cs="Arial"/>
+            <w:color w:val="000000"/>
+            <w:kern w:val="0"/>
+          </w:rPr>
+          <w:t>., 2024). A</w:t>
+        </w:r>
+      </w:ins>
+      <w:ins w:id="176" w:author="Reviewer" w:date="2026-06-01T15:27:00Z" w16du:dateUtc="2026-06-01T20:27:00Z">
+        <w:r>
+          <w:rPr>
+            <w:rFonts w:ascii="Arial" w:eastAsia="Times New Roman" w:hAnsi="Arial" w:cs="Arial"/>
+            <w:color w:val="000000"/>
+            <w:kern w:val="0"/>
+            <w14:ligatures w14:val="none"/>
+          </w:rPr>
+          <w:t xml:space="preserve">brupt osmotic changes can activate </w:t>
+        </w:r>
+        <w:r>
+          <w:rPr>
+            <w:rFonts w:ascii="Arial" w:eastAsia="Times New Roman" w:hAnsi="Arial" w:cs="Arial"/>
+            <w:color w:val="000000"/>
+            <w:kern w:val="0"/>
+            <w14:ligatures w14:val="none"/>
+          </w:rPr>
+          <w:lastRenderedPageBreak/>
+          <w:t xml:space="preserve">endocrine stress pathways, disrupt </w:t>
         </w:r>
       </w:ins>
       <w:proofErr w:type="spellStart"/>
-      <w:ins w:id="171" w:author="Reviewer" w:date="2026-06-01T15:28:00Z" w16du:dateUtc="2026-06-01T20:28:00Z">
+      <w:ins w:id="177" w:author="Reviewer" w:date="2026-06-01T15:28:00Z" w16du:dateUtc="2026-06-01T20:28:00Z">
         <w:r>
           <w:rPr>
             <w:rFonts w:ascii="Arial" w:eastAsia="Times New Roman" w:hAnsi="Arial" w:cs="Arial"/>
@@ -5421,7 +5528,7 @@
         </w:r>
       </w:ins>
       <w:proofErr w:type="spellEnd"/>
-      <w:ins w:id="172" w:author="Reviewer" w:date="2026-06-01T15:27:00Z" w16du:dateUtc="2026-06-01T20:27:00Z">
+      <w:ins w:id="178" w:author="Reviewer" w:date="2026-06-01T15:27:00Z" w16du:dateUtc="2026-06-01T20:27:00Z">
         <w:r>
           <w:rPr>
             <w:rFonts w:ascii="Arial" w:eastAsia="Times New Roman" w:hAnsi="Arial" w:cs="Arial"/>
@@ -5432,7 +5539,7 @@
           <w:t xml:space="preserve">, and alter </w:t>
         </w:r>
       </w:ins>
-      <w:ins w:id="173" w:author="Reviewer" w:date="2026-06-01T15:28:00Z" w16du:dateUtc="2026-06-01T20:28:00Z">
+      <w:ins w:id="179" w:author="Reviewer" w:date="2026-06-01T15:28:00Z" w16du:dateUtc="2026-06-01T20:28:00Z">
         <w:r>
           <w:rPr>
             <w:rFonts w:ascii="Arial" w:eastAsia="Times New Roman" w:hAnsi="Arial" w:cs="Arial"/>
@@ -5443,15 +5550,36 @@
           <w:t>leukocyte dynamics in fishes (</w:t>
         </w:r>
       </w:ins>
-      <w:ins w:id="174" w:author="Reviewer" w:date="2026-06-01T16:36:00Z" w16du:dateUtc="2026-06-01T21:36:00Z">
-        <w:r>
-          <w:rPr>
-            <w:rFonts w:ascii="Arial" w:eastAsia="Times New Roman" w:hAnsi="Arial" w:cs="Arial"/>
-            <w:color w:val="000000"/>
-            <w:kern w:val="0"/>
-            <w:highlight w:val="yellow"/>
-            <w14:ligatures w14:val="none"/>
-            <w:rPrChange w:id="175" w:author="Reviewer" w:date="2026-06-01T16:44:00Z" w16du:dateUtc="2026-06-01T21:44:00Z">
+      <w:ins w:id="180" w:author="Reviewer" w:date="2026-06-01T16:36:00Z" w16du:dateUtc="2026-06-01T21:36:00Z">
+        <w:r>
+          <w:rPr>
+            <w:rFonts w:ascii="Arial" w:eastAsia="Times New Roman" w:hAnsi="Arial" w:cs="Arial"/>
+            <w:color w:val="000000"/>
+            <w:kern w:val="0"/>
+            <w14:ligatures w14:val="none"/>
+          </w:rPr>
+          <w:t>Boeuf and Payan, 2001</w:t>
+        </w:r>
+      </w:ins>
+      <w:ins w:id="181" w:author="Reviewer" w:date="2026-06-01T17:00:00Z" w16du:dateUtc="2026-06-01T22:00:00Z">
+        <w:r>
+          <w:rPr>
+            <w:rFonts w:ascii="Arial" w:eastAsia="Times New Roman" w:hAnsi="Arial" w:cs="Arial"/>
+            <w:color w:val="000000"/>
+            <w:kern w:val="0"/>
+            <w14:ligatures w14:val="none"/>
+          </w:rPr>
+          <w:t xml:space="preserve">; Wang </w:t>
+        </w:r>
+        <w:r>
+          <w:rPr>
+            <w:rFonts w:ascii="Arial" w:eastAsia="Times New Roman" w:hAnsi="Arial" w:cs="Arial"/>
+            <w:i/>
+            <w:iCs/>
+            <w:color w:val="000000"/>
+            <w:kern w:val="0"/>
+            <w14:ligatures w14:val="none"/>
+            <w:rPrChange w:id="182" w:author="Reviewer" w:date="2026-06-01T17:00:00Z" w16du:dateUtc="2026-06-01T22:00:00Z">
               <w:rPr>
                 <w:rFonts w:ascii="Arial" w:eastAsia="Times New Roman" w:hAnsi="Arial" w:cs="Arial"/>
                 <w:color w:val="000000"/>
@@ -5460,29 +5588,19 @@
               </w:rPr>
             </w:rPrChange>
           </w:rPr>
-          <w:t xml:space="preserve">Boeuf and </w:t>
-        </w:r>
-        <w:r>
-          <w:rPr>
-            <w:rFonts w:ascii="Arial" w:eastAsia="Times New Roman" w:hAnsi="Arial" w:cs="Arial"/>
-            <w:color w:val="000000"/>
-            <w:kern w:val="0"/>
-            <w:highlight w:val="yellow"/>
-            <w14:ligatures w14:val="none"/>
-            <w:rPrChange w:id="176" w:author="Reviewer" w:date="2026-06-01T16:44:00Z" w16du:dateUtc="2026-06-01T21:44:00Z">
-              <w:rPr>
-                <w:rFonts w:ascii="Arial" w:eastAsia="Times New Roman" w:hAnsi="Arial" w:cs="Arial"/>
-                <w:color w:val="000000"/>
-                <w:kern w:val="0"/>
-                <w14:ligatures w14:val="none"/>
-              </w:rPr>
-            </w:rPrChange>
-          </w:rPr>
-          <w:lastRenderedPageBreak/>
-          <w:t>Payan, 2001</w:t>
+          <w:t>et al</w:t>
+        </w:r>
+        <w:r>
+          <w:rPr>
+            <w:rFonts w:ascii="Arial" w:eastAsia="Times New Roman" w:hAnsi="Arial" w:cs="Arial"/>
+            <w:color w:val="000000"/>
+            <w:kern w:val="0"/>
+            <w14:ligatures w14:val="none"/>
+          </w:rPr>
+          <w:t>., 2019</w:t>
         </w:r>
       </w:ins>
-      <w:ins w:id="177" w:author="Reviewer" w:date="2026-06-01T15:28:00Z" w16du:dateUtc="2026-06-01T20:28:00Z">
+      <w:ins w:id="183" w:author="Reviewer" w:date="2026-06-01T15:28:00Z" w16du:dateUtc="2026-06-01T20:28:00Z">
         <w:r>
           <w:rPr>
             <w:rFonts w:ascii="Arial" w:eastAsia="Times New Roman" w:hAnsi="Arial" w:cs="Arial"/>
@@ -5491,75 +5609,75 @@
             <w14:ligatures w14:val="none"/>
           </w:rPr>
           <w:t>). Evaluatin</w:t>
-        </w:r>
-      </w:ins>
-      <w:ins w:id="178" w:author="Reviewer" w:date="2026-06-01T15:29:00Z" w16du:dateUtc="2026-06-01T20:29:00Z">
-        <w:r>
-          <w:rPr>
-            <w:rFonts w:ascii="Arial" w:eastAsia="Times New Roman" w:hAnsi="Arial" w:cs="Arial"/>
-            <w:color w:val="000000"/>
-            <w:kern w:val="0"/>
-            <w14:ligatures w14:val="none"/>
-          </w:rPr>
-          <w:t>g contaminant-assoc</w:t>
-        </w:r>
-      </w:ins>
-      <w:ins w:id="179" w:author="Reviewer" w:date="2026-06-01T15:30:00Z" w16du:dateUtc="2026-06-01T20:30:00Z">
-        <w:r>
-          <w:rPr>
-            <w:rFonts w:ascii="Arial" w:eastAsia="Times New Roman" w:hAnsi="Arial" w:cs="Arial"/>
-            <w:color w:val="000000"/>
-            <w:kern w:val="0"/>
-            <w14:ligatures w14:val="none"/>
-          </w:rPr>
-          <w:t>ia</w:t>
-        </w:r>
-      </w:ins>
-      <w:ins w:id="180" w:author="Reviewer" w:date="2026-06-01T15:29:00Z" w16du:dateUtc="2026-06-01T20:29:00Z">
-        <w:r>
-          <w:rPr>
-            <w:rFonts w:ascii="Arial" w:eastAsia="Times New Roman" w:hAnsi="Arial" w:cs="Arial"/>
-            <w:color w:val="000000"/>
-            <w:kern w:val="0"/>
-            <w14:ligatures w14:val="none"/>
-          </w:rPr>
-          <w:t>ted change</w:t>
-        </w:r>
-      </w:ins>
-      <w:ins w:id="181" w:author="Reviewer" w:date="2026-06-01T15:30:00Z" w16du:dateUtc="2026-06-01T20:30:00Z">
-        <w:r>
-          <w:rPr>
-            <w:rFonts w:ascii="Arial" w:eastAsia="Times New Roman" w:hAnsi="Arial" w:cs="Arial"/>
-            <w:color w:val="000000"/>
-            <w:kern w:val="0"/>
-            <w14:ligatures w14:val="none"/>
-          </w:rPr>
-          <w:t>s</w:t>
-        </w:r>
-      </w:ins>
-      <w:ins w:id="182" w:author="Reviewer" w:date="2026-06-01T15:29:00Z" w16du:dateUtc="2026-06-01T20:29:00Z">
-        <w:r>
-          <w:rPr>
-            <w:rFonts w:ascii="Arial" w:eastAsia="Times New Roman" w:hAnsi="Arial" w:cs="Arial"/>
-            <w:color w:val="000000"/>
-            <w:kern w:val="0"/>
-            <w14:ligatures w14:val="none"/>
-          </w:rPr>
-          <w:t xml:space="preserve"> in leukocyte responses following salinity exposure may improve our understanding of how xenobiotic exposure influences </w:t>
-        </w:r>
-      </w:ins>
-      <w:ins w:id="183" w:author="Reviewer" w:date="2026-06-01T15:30:00Z" w16du:dateUtc="2026-06-01T20:30:00Z">
-        <w:r>
-          <w:rPr>
-            <w:rFonts w:ascii="Arial" w:eastAsia="Times New Roman" w:hAnsi="Arial" w:cs="Arial"/>
-            <w:color w:val="000000"/>
-            <w:kern w:val="0"/>
-            <w14:ligatures w14:val="none"/>
-          </w:rPr>
-          <w:t xml:space="preserve">the </w:t>
         </w:r>
       </w:ins>
       <w:ins w:id="184" w:author="Reviewer" w:date="2026-06-01T15:29:00Z" w16du:dateUtc="2026-06-01T20:29:00Z">
+        <w:r>
+          <w:rPr>
+            <w:rFonts w:ascii="Arial" w:eastAsia="Times New Roman" w:hAnsi="Arial" w:cs="Arial"/>
+            <w:color w:val="000000"/>
+            <w:kern w:val="0"/>
+            <w14:ligatures w14:val="none"/>
+          </w:rPr>
+          <w:t>g contaminant-assoc</w:t>
+        </w:r>
+      </w:ins>
+      <w:ins w:id="185" w:author="Reviewer" w:date="2026-06-01T15:30:00Z" w16du:dateUtc="2026-06-01T20:30:00Z">
+        <w:r>
+          <w:rPr>
+            <w:rFonts w:ascii="Arial" w:eastAsia="Times New Roman" w:hAnsi="Arial" w:cs="Arial"/>
+            <w:color w:val="000000"/>
+            <w:kern w:val="0"/>
+            <w14:ligatures w14:val="none"/>
+          </w:rPr>
+          <w:t>ia</w:t>
+        </w:r>
+      </w:ins>
+      <w:ins w:id="186" w:author="Reviewer" w:date="2026-06-01T15:29:00Z" w16du:dateUtc="2026-06-01T20:29:00Z">
+        <w:r>
+          <w:rPr>
+            <w:rFonts w:ascii="Arial" w:eastAsia="Times New Roman" w:hAnsi="Arial" w:cs="Arial"/>
+            <w:color w:val="000000"/>
+            <w:kern w:val="0"/>
+            <w14:ligatures w14:val="none"/>
+          </w:rPr>
+          <w:t>ted change</w:t>
+        </w:r>
+      </w:ins>
+      <w:ins w:id="187" w:author="Reviewer" w:date="2026-06-01T15:30:00Z" w16du:dateUtc="2026-06-01T20:30:00Z">
+        <w:r>
+          <w:rPr>
+            <w:rFonts w:ascii="Arial" w:eastAsia="Times New Roman" w:hAnsi="Arial" w:cs="Arial"/>
+            <w:color w:val="000000"/>
+            <w:kern w:val="0"/>
+            <w14:ligatures w14:val="none"/>
+          </w:rPr>
+          <w:t>s</w:t>
+        </w:r>
+      </w:ins>
+      <w:ins w:id="188" w:author="Reviewer" w:date="2026-06-01T15:29:00Z" w16du:dateUtc="2026-06-01T20:29:00Z">
+        <w:r>
+          <w:rPr>
+            <w:rFonts w:ascii="Arial" w:eastAsia="Times New Roman" w:hAnsi="Arial" w:cs="Arial"/>
+            <w:color w:val="000000"/>
+            <w:kern w:val="0"/>
+            <w14:ligatures w14:val="none"/>
+          </w:rPr>
+          <w:t xml:space="preserve"> in leukocyte responses following salinity exposure may improve our understanding of how xenobiotic exposure influences </w:t>
+        </w:r>
+      </w:ins>
+      <w:ins w:id="189" w:author="Reviewer" w:date="2026-06-01T15:30:00Z" w16du:dateUtc="2026-06-01T20:30:00Z">
+        <w:r>
+          <w:rPr>
+            <w:rFonts w:ascii="Arial" w:eastAsia="Times New Roman" w:hAnsi="Arial" w:cs="Arial"/>
+            <w:color w:val="000000"/>
+            <w:kern w:val="0"/>
+            <w14:ligatures w14:val="none"/>
+          </w:rPr>
+          <w:t xml:space="preserve">the </w:t>
+        </w:r>
+      </w:ins>
+      <w:ins w:id="190" w:author="Reviewer" w:date="2026-06-01T15:29:00Z" w16du:dateUtc="2026-06-01T20:29:00Z">
         <w:r>
           <w:rPr>
             <w:rFonts w:ascii="Arial" w:eastAsia="Times New Roman" w:hAnsi="Arial" w:cs="Arial"/>
@@ -5576,14 +5694,14 @@
         <w:spacing w:line="480" w:lineRule="auto"/>
         <w:ind w:firstLine="720"/>
         <w:rPr>
-          <w:ins w:id="185" w:author="Reviewer" w:date="2026-06-01T15:05:00Z" w16du:dateUtc="2026-06-01T20:05:00Z"/>
+          <w:ins w:id="191" w:author="Reviewer" w:date="2026-06-01T15:05:00Z" w16du:dateUtc="2026-06-01T20:05:00Z"/>
           <w:rFonts w:ascii="Arial" w:eastAsia="Times New Roman" w:hAnsi="Arial" w:cs="Arial"/>
           <w:color w:val="000000"/>
           <w:kern w:val="0"/>
           <w14:ligatures w14:val="none"/>
         </w:rPr>
       </w:pPr>
-      <w:ins w:id="186" w:author="Reviewer" w:date="2026-06-01T15:03:00Z" w16du:dateUtc="2026-06-01T20:03:00Z">
+      <w:ins w:id="192" w:author="Reviewer" w:date="2026-06-01T15:03:00Z" w16du:dateUtc="2026-06-01T20:03:00Z">
         <w:r>
           <w:rPr>
             <w:rFonts w:ascii="Arial" w:eastAsia="Times New Roman" w:hAnsi="Arial" w:cs="Arial"/>
@@ -5593,7 +5711,7 @@
           <w:t>Although previous studies have demonstrated that contaminants can alter leukocyte profiles and immune function, relatively few stud</w:t>
         </w:r>
       </w:ins>
-      <w:ins w:id="187" w:author="Reviewer" w:date="2026-06-01T15:04:00Z" w16du:dateUtc="2026-06-01T20:04:00Z">
+      <w:ins w:id="193" w:author="Reviewer" w:date="2026-06-01T15:04:00Z" w16du:dateUtc="2026-06-01T20:04:00Z">
         <w:r>
           <w:rPr>
             <w:rFonts w:ascii="Arial" w:eastAsia="Times New Roman" w:hAnsi="Arial" w:cs="Arial"/>
@@ -5603,7 +5721,7 @@
           <w:t>ie</w:t>
         </w:r>
       </w:ins>
-      <w:ins w:id="188" w:author="Reviewer" w:date="2026-06-01T15:03:00Z" w16du:dateUtc="2026-06-01T20:03:00Z">
+      <w:ins w:id="194" w:author="Reviewer" w:date="2026-06-01T15:03:00Z" w16du:dateUtc="2026-06-01T20:03:00Z">
         <w:r>
           <w:rPr>
             <w:rFonts w:ascii="Arial" w:eastAsia="Times New Roman" w:hAnsi="Arial" w:cs="Arial"/>
@@ -5613,7 +5731,7 @@
           <w:t xml:space="preserve">s have evaluated whether </w:t>
         </w:r>
       </w:ins>
-      <w:ins w:id="189" w:author="Reviewer" w:date="2026-06-01T14:58:00Z" w16du:dateUtc="2026-06-01T19:58:00Z">
+      <w:ins w:id="195" w:author="Reviewer" w:date="2026-06-01T14:58:00Z" w16du:dateUtc="2026-06-01T19:58:00Z">
         <w:r>
           <w:rPr>
             <w:rFonts w:ascii="Arial" w:eastAsia="Times New Roman" w:hAnsi="Arial" w:cs="Arial"/>
@@ -5624,7 +5742,7 @@
           <w:t>xenobiotic</w:t>
         </w:r>
       </w:ins>
-      <w:ins w:id="190" w:author="Reviewer" w:date="2026-06-01T15:03:00Z" w16du:dateUtc="2026-06-01T20:03:00Z">
+      <w:ins w:id="196" w:author="Reviewer" w:date="2026-06-01T15:03:00Z" w16du:dateUtc="2026-06-01T20:03:00Z">
         <w:r>
           <w:rPr>
             <w:rFonts w:ascii="Arial" w:eastAsia="Times New Roman" w:hAnsi="Arial" w:cs="Arial"/>
@@ -5635,7 +5753,7 @@
           <w:t xml:space="preserve"> exposure </w:t>
         </w:r>
       </w:ins>
-      <w:ins w:id="191" w:author="Reviewer" w:date="2026-06-01T15:04:00Z" w16du:dateUtc="2026-06-01T20:04:00Z">
+      <w:ins w:id="197" w:author="Reviewer" w:date="2026-06-01T15:04:00Z" w16du:dateUtc="2026-06-01T20:04:00Z">
         <w:r>
           <w:rPr>
             <w:rFonts w:ascii="Arial" w:eastAsia="Times New Roman" w:hAnsi="Arial" w:cs="Arial"/>
@@ -5646,7 +5764,7 @@
           <w:t xml:space="preserve">modifies leukocyte-based stress responses following secondary environmental perturbations. Understanding these interactions is important because </w:t>
         </w:r>
       </w:ins>
-      <w:ins w:id="192" w:author="Reviewer" w:date="2026-06-01T15:05:00Z" w16du:dateUtc="2026-06-01T20:05:00Z">
+      <w:ins w:id="198" w:author="Reviewer" w:date="2026-06-01T15:05:00Z" w16du:dateUtc="2026-06-01T20:05:00Z">
         <w:r>
           <w:rPr>
             <w:rFonts w:ascii="Arial" w:eastAsia="Times New Roman" w:hAnsi="Arial" w:cs="Arial"/>
@@ -5657,7 +5775,7 @@
           <w:t xml:space="preserve">physiological biomarkers are frequently used to assess organismal condition and environmental stress </w:t>
         </w:r>
       </w:ins>
-      <w:ins w:id="193" w:author="Reviewer" w:date="2026-06-01T15:06:00Z" w16du:dateUtc="2026-06-01T20:06:00Z">
+      <w:ins w:id="199" w:author="Reviewer" w:date="2026-06-01T15:06:00Z" w16du:dateUtc="2026-06-01T20:06:00Z">
         <w:r>
           <w:rPr>
             <w:rFonts w:ascii="Arial" w:eastAsia="Times New Roman" w:hAnsi="Arial" w:cs="Arial"/>
@@ -5668,7 +5786,7 @@
           <w:t>in conservation</w:t>
         </w:r>
       </w:ins>
-      <w:ins w:id="194" w:author="Reviewer" w:date="2026-06-01T15:07:00Z" w16du:dateUtc="2026-06-01T20:07:00Z">
+      <w:ins w:id="200" w:author="Reviewer" w:date="2026-06-01T15:07:00Z" w16du:dateUtc="2026-06-01T20:07:00Z">
         <w:r>
           <w:rPr>
             <w:rFonts w:ascii="Arial" w:eastAsia="Times New Roman" w:hAnsi="Arial" w:cs="Arial"/>
@@ -5679,7 +5797,7 @@
           <w:t xml:space="preserve">, fisheries, and ecological monitoring programs </w:t>
         </w:r>
       </w:ins>
-      <w:ins w:id="195" w:author="Reviewer" w:date="2026-06-01T15:06:00Z" w16du:dateUtc="2026-06-01T20:06:00Z">
+      <w:ins w:id="201" w:author="Reviewer" w:date="2026-06-01T15:06:00Z" w16du:dateUtc="2026-06-01T20:06:00Z">
         <w:r>
           <w:rPr>
             <w:rFonts w:ascii="Arial" w:eastAsia="Times New Roman" w:hAnsi="Arial" w:cs="Arial"/>
@@ -5758,15 +5876,15 @@
         <w:spacing w:line="480" w:lineRule="auto"/>
         <w:ind w:firstLine="720"/>
         <w:rPr>
-          <w:ins w:id="196" w:author="Reviewer" w:date="2026-06-01T14:06:00Z" w16du:dateUtc="2026-06-01T19:06:00Z"/>
+          <w:ins w:id="202" w:author="Reviewer" w:date="2026-06-01T14:06:00Z" w16du:dateUtc="2026-06-01T19:06:00Z"/>
           <w:rFonts w:ascii="Arial" w:eastAsia="Times New Roman" w:hAnsi="Arial" w:cs="Arial"/>
           <w:color w:val="000000"/>
           <w:kern w:val="0"/>
           <w14:ligatures w14:val="none"/>
         </w:rPr>
       </w:pPr>
-      <w:moveTo w:id="197" w:author="Reviewer" w:date="2026-06-01T14:42:00Z" w16du:dateUtc="2026-06-01T19:42:00Z">
-        <w:del w:id="198" w:author="Reviewer" w:date="2026-06-01T14:44:00Z" w16du:dateUtc="2026-06-01T19:44:00Z">
+      <w:moveTo w:id="203" w:author="Reviewer" w:date="2026-06-01T14:42:00Z" w16du:dateUtc="2026-06-01T19:42:00Z">
+        <w:del w:id="204" w:author="Reviewer" w:date="2026-06-01T14:44:00Z" w16du:dateUtc="2026-06-01T19:44:00Z">
           <w:r>
             <w:rPr>
               <w:rFonts w:ascii="Arial" w:eastAsia="Times New Roman" w:hAnsi="Arial" w:cs="Arial"/>
@@ -5776,7 +5894,7 @@
             <w:delText xml:space="preserve"> </w:delText>
           </w:r>
         </w:del>
-        <w:del w:id="199" w:author="Reviewer" w:date="2026-06-01T15:10:00Z" w16du:dateUtc="2026-06-01T20:10:00Z">
+        <w:del w:id="205" w:author="Reviewer" w:date="2026-06-01T15:10:00Z" w16du:dateUtc="2026-06-01T20:10:00Z">
           <w:r>
             <w:rPr>
               <w:rFonts w:ascii="Arial" w:eastAsia="Times New Roman" w:hAnsi="Arial" w:cs="Arial"/>
@@ -5841,7 +5959,7 @@
             <w:fldChar w:fldCharType="end"/>
           </w:r>
         </w:del>
-        <w:del w:id="200" w:author="Reviewer" w:date="2026-06-01T14:49:00Z" w16du:dateUtc="2026-06-01T19:49:00Z">
+        <w:del w:id="206" w:author="Reviewer" w:date="2026-06-01T14:49:00Z" w16du:dateUtc="2026-06-01T19:49:00Z">
           <w:r>
             <w:rPr>
               <w:rFonts w:ascii="Arial" w:eastAsia="Times New Roman" w:hAnsi="Arial" w:cs="Arial"/>
@@ -5940,7 +6058,7 @@
             <w:fldChar w:fldCharType="end"/>
           </w:r>
         </w:del>
-        <w:del w:id="201" w:author="Reviewer" w:date="2026-06-01T15:10:00Z" w16du:dateUtc="2026-06-01T20:10:00Z">
+        <w:del w:id="207" w:author="Reviewer" w:date="2026-06-01T15:10:00Z" w16du:dateUtc="2026-06-01T20:10:00Z">
           <w:r>
             <w:rPr>
               <w:rFonts w:ascii="Arial" w:eastAsia="Times New Roman" w:hAnsi="Arial" w:cs="Arial"/>
@@ -5951,10 +6069,10 @@
           </w:r>
         </w:del>
       </w:moveTo>
-      <w:moveToRangeStart w:id="202" w:author="Reviewer" w:date="2026-06-01T14:47:00Z" w:name="move231217651"/>
+      <w:moveToRangeStart w:id="208" w:author="Reviewer" w:date="2026-06-01T14:47:00Z" w:name="move231217651"/>
       <w:moveToRangeEnd w:id="102"/>
-      <w:moveTo w:id="203" w:author="Reviewer" w:date="2026-06-01T14:47:00Z" w16du:dateUtc="2026-06-01T19:47:00Z">
-        <w:del w:id="204" w:author="Reviewer" w:date="2026-06-01T15:10:00Z" w16du:dateUtc="2026-06-01T20:10:00Z">
+      <w:moveTo w:id="209" w:author="Reviewer" w:date="2026-06-01T14:47:00Z" w16du:dateUtc="2026-06-01T19:47:00Z">
+        <w:del w:id="210" w:author="Reviewer" w:date="2026-06-01T15:10:00Z" w16du:dateUtc="2026-06-01T20:10:00Z">
           <w:r>
             <w:rPr>
               <w:rFonts w:ascii="Arial" w:eastAsia="Times New Roman" w:hAnsi="Arial" w:cs="Arial"/>
@@ -6144,7 +6262,7 @@
             <w:fldChar w:fldCharType="end"/>
           </w:r>
         </w:del>
-        <w:del w:id="205" w:author="Reviewer" w:date="2026-06-01T14:50:00Z" w16du:dateUtc="2026-06-01T19:50:00Z">
+        <w:del w:id="211" w:author="Reviewer" w:date="2026-06-01T14:50:00Z" w16du:dateUtc="2026-06-01T19:50:00Z">
           <w:r>
             <w:rPr>
               <w:rFonts w:ascii="Arial" w:eastAsia="Times New Roman" w:hAnsi="Arial" w:cs="Arial"/>
@@ -6344,21 +6462,21 @@
           </w:r>
         </w:del>
       </w:moveTo>
-      <w:moveToRangeEnd w:id="202"/>
+      <w:moveToRangeEnd w:id="208"/>
     </w:p>
     <w:p>
       <w:pPr>
         <w:spacing w:line="480" w:lineRule="auto"/>
         <w:ind w:firstLine="720"/>
         <w:rPr>
-          <w:del w:id="206" w:author="Reviewer" w:date="2026-06-01T14:57:00Z" w16du:dateUtc="2026-06-01T19:57:00Z"/>
+          <w:del w:id="212" w:author="Reviewer" w:date="2026-06-01T14:57:00Z" w16du:dateUtc="2026-06-01T19:57:00Z"/>
           <w:rFonts w:ascii="Arial" w:eastAsia="Times New Roman" w:hAnsi="Arial" w:cs="Arial"/>
           <w:color w:val="000000"/>
           <w:kern w:val="0"/>
           <w14:ligatures w14:val="none"/>
         </w:rPr>
       </w:pPr>
-      <w:del w:id="207" w:author="Reviewer" w:date="2026-06-01T14:57:00Z" w16du:dateUtc="2026-06-01T19:57:00Z">
+      <w:del w:id="213" w:author="Reviewer" w:date="2026-06-01T14:57:00Z" w16du:dateUtc="2026-06-01T19:57:00Z">
         <w:r>
           <w:rPr>
             <w:rFonts w:ascii="Arial" w:eastAsia="Times New Roman" w:hAnsi="Arial" w:cs="Arial"/>
@@ -6452,7 +6570,7 @@
           <w:delText xml:space="preserve"> may exhibit biases due to xenobiotic exposure</w:delText>
         </w:r>
       </w:del>
-      <w:del w:id="208" w:author="Reviewer" w:date="2026-06-01T14:07:00Z" w16du:dateUtc="2026-06-01T19:07:00Z">
+      <w:del w:id="214" w:author="Reviewer" w:date="2026-06-01T14:07:00Z" w16du:dateUtc="2026-06-01T19:07:00Z">
         <w:r>
           <w:rPr>
             <w:rFonts w:ascii="Arial" w:eastAsia="Times New Roman" w:hAnsi="Arial" w:cs="Arial"/>
@@ -6461,89 +6579,89 @@
             <w14:ligatures w14:val="none"/>
           </w:rPr>
           <w:delText>,</w:delText>
-        </w:r>
-      </w:del>
-      <w:del w:id="209" w:author="Reviewer" w:date="2026-06-01T14:57:00Z" w16du:dateUtc="2026-06-01T19:57:00Z">
-        <w:r>
-          <w:rPr>
-            <w:rFonts w:ascii="Arial" w:eastAsia="Times New Roman" w:hAnsi="Arial" w:cs="Arial"/>
-            <w:color w:val="000000"/>
-            <w:kern w:val="0"/>
-            <w14:ligatures w14:val="none"/>
-          </w:rPr>
-          <w:delText xml:space="preserve"> </w:delText>
-        </w:r>
-      </w:del>
-      <w:del w:id="210" w:author="Reviewer" w:date="2026-06-01T14:07:00Z" w16du:dateUtc="2026-06-01T19:07:00Z">
-        <w:r>
-          <w:rPr>
-            <w:rFonts w:ascii="Arial" w:eastAsia="Times New Roman" w:hAnsi="Arial" w:cs="Arial"/>
-            <w:color w:val="000000"/>
-            <w:kern w:val="0"/>
-            <w14:ligatures w14:val="none"/>
-          </w:rPr>
-          <w:delText>which</w:delText>
-        </w:r>
-      </w:del>
-      <w:del w:id="211" w:author="Reviewer" w:date="2026-06-01T14:57:00Z" w16du:dateUtc="2026-06-01T19:57:00Z">
-        <w:r>
-          <w:rPr>
-            <w:rFonts w:ascii="Arial" w:eastAsia="Times New Roman" w:hAnsi="Arial" w:cs="Arial"/>
-            <w:color w:val="000000"/>
-            <w:kern w:val="0"/>
-            <w14:ligatures w14:val="none"/>
-          </w:rPr>
-          <w:delText xml:space="preserve"> go beyond</w:delText>
-        </w:r>
-        <w:r>
-          <w:rPr>
-            <w:rFonts w:ascii="Arial" w:eastAsia="Times New Roman" w:hAnsi="Arial" w:cs="Arial"/>
-            <w:color w:val="000000"/>
-            <w:kern w:val="0"/>
-            <w14:ligatures w14:val="none"/>
-          </w:rPr>
-          <w:delText xml:space="preserve"> the original hypotheses</w:delText>
-        </w:r>
-        <w:r>
-          <w:rPr>
-            <w:rFonts w:ascii="Arial" w:eastAsia="Times New Roman" w:hAnsi="Arial" w:cs="Arial"/>
-            <w:kern w:val="0"/>
-            <w14:ligatures w14:val="none"/>
-          </w:rPr>
-          <w:delText xml:space="preserve"> </w:delText>
-        </w:r>
-      </w:del>
-      <w:del w:id="212" w:author="Reviewer" w:date="2026-06-01T14:07:00Z" w16du:dateUtc="2026-06-01T19:07:00Z">
-        <w:r>
-          <w:rPr>
-            <w:rFonts w:ascii="Arial" w:eastAsia="Times New Roman" w:hAnsi="Arial" w:cs="Arial"/>
-            <w:kern w:val="0"/>
-            <w14:ligatures w14:val="none"/>
-          </w:rPr>
-          <w:delText>aim</w:delText>
-        </w:r>
-      </w:del>
-      <w:del w:id="213" w:author="Reviewer" w:date="2026-06-01T14:57:00Z" w16du:dateUtc="2026-06-01T19:57:00Z">
-        <w:r>
-          <w:rPr>
-            <w:rFonts w:ascii="Arial" w:eastAsia="Times New Roman" w:hAnsi="Arial" w:cs="Arial"/>
-            <w:kern w:val="0"/>
-            <w14:ligatures w14:val="none"/>
-          </w:rPr>
-          <w:delText xml:space="preserve">ed </w:delText>
-        </w:r>
-      </w:del>
-      <w:del w:id="214" w:author="Reviewer" w:date="2026-06-01T14:07:00Z" w16du:dateUtc="2026-06-01T19:07:00Z">
-        <w:r>
-          <w:rPr>
-            <w:rFonts w:ascii="Arial" w:eastAsia="Times New Roman" w:hAnsi="Arial" w:cs="Arial"/>
-            <w:kern w:val="0"/>
-            <w14:ligatures w14:val="none"/>
-          </w:rPr>
-          <w:delText>at</w:delText>
         </w:r>
       </w:del>
       <w:del w:id="215" w:author="Reviewer" w:date="2026-06-01T14:57:00Z" w16du:dateUtc="2026-06-01T19:57:00Z">
+        <w:r>
+          <w:rPr>
+            <w:rFonts w:ascii="Arial" w:eastAsia="Times New Roman" w:hAnsi="Arial" w:cs="Arial"/>
+            <w:color w:val="000000"/>
+            <w:kern w:val="0"/>
+            <w14:ligatures w14:val="none"/>
+          </w:rPr>
+          <w:delText xml:space="preserve"> </w:delText>
+        </w:r>
+      </w:del>
+      <w:del w:id="216" w:author="Reviewer" w:date="2026-06-01T14:07:00Z" w16du:dateUtc="2026-06-01T19:07:00Z">
+        <w:r>
+          <w:rPr>
+            <w:rFonts w:ascii="Arial" w:eastAsia="Times New Roman" w:hAnsi="Arial" w:cs="Arial"/>
+            <w:color w:val="000000"/>
+            <w:kern w:val="0"/>
+            <w14:ligatures w14:val="none"/>
+          </w:rPr>
+          <w:delText>which</w:delText>
+        </w:r>
+      </w:del>
+      <w:del w:id="217" w:author="Reviewer" w:date="2026-06-01T14:57:00Z" w16du:dateUtc="2026-06-01T19:57:00Z">
+        <w:r>
+          <w:rPr>
+            <w:rFonts w:ascii="Arial" w:eastAsia="Times New Roman" w:hAnsi="Arial" w:cs="Arial"/>
+            <w:color w:val="000000"/>
+            <w:kern w:val="0"/>
+            <w14:ligatures w14:val="none"/>
+          </w:rPr>
+          <w:delText xml:space="preserve"> go beyond</w:delText>
+        </w:r>
+        <w:r>
+          <w:rPr>
+            <w:rFonts w:ascii="Arial" w:eastAsia="Times New Roman" w:hAnsi="Arial" w:cs="Arial"/>
+            <w:color w:val="000000"/>
+            <w:kern w:val="0"/>
+            <w14:ligatures w14:val="none"/>
+          </w:rPr>
+          <w:delText xml:space="preserve"> the original hypotheses</w:delText>
+        </w:r>
+        <w:r>
+          <w:rPr>
+            <w:rFonts w:ascii="Arial" w:eastAsia="Times New Roman" w:hAnsi="Arial" w:cs="Arial"/>
+            <w:kern w:val="0"/>
+            <w14:ligatures w14:val="none"/>
+          </w:rPr>
+          <w:delText xml:space="preserve"> </w:delText>
+        </w:r>
+      </w:del>
+      <w:del w:id="218" w:author="Reviewer" w:date="2026-06-01T14:07:00Z" w16du:dateUtc="2026-06-01T19:07:00Z">
+        <w:r>
+          <w:rPr>
+            <w:rFonts w:ascii="Arial" w:eastAsia="Times New Roman" w:hAnsi="Arial" w:cs="Arial"/>
+            <w:kern w:val="0"/>
+            <w14:ligatures w14:val="none"/>
+          </w:rPr>
+          <w:delText>aim</w:delText>
+        </w:r>
+      </w:del>
+      <w:del w:id="219" w:author="Reviewer" w:date="2026-06-01T14:57:00Z" w16du:dateUtc="2026-06-01T19:57:00Z">
+        <w:r>
+          <w:rPr>
+            <w:rFonts w:ascii="Arial" w:eastAsia="Times New Roman" w:hAnsi="Arial" w:cs="Arial"/>
+            <w:kern w:val="0"/>
+            <w14:ligatures w14:val="none"/>
+          </w:rPr>
+          <w:delText xml:space="preserve">ed </w:delText>
+        </w:r>
+      </w:del>
+      <w:del w:id="220" w:author="Reviewer" w:date="2026-06-01T14:07:00Z" w16du:dateUtc="2026-06-01T19:07:00Z">
+        <w:r>
+          <w:rPr>
+            <w:rFonts w:ascii="Arial" w:eastAsia="Times New Roman" w:hAnsi="Arial" w:cs="Arial"/>
+            <w:kern w:val="0"/>
+            <w14:ligatures w14:val="none"/>
+          </w:rPr>
+          <w:delText>at</w:delText>
+        </w:r>
+      </w:del>
+      <w:del w:id="221" w:author="Reviewer" w:date="2026-06-01T14:57:00Z" w16du:dateUtc="2026-06-01T19:57:00Z">
         <w:r>
           <w:rPr>
             <w:rFonts w:ascii="Arial" w:eastAsia="Times New Roman" w:hAnsi="Arial" w:cs="Arial"/>
@@ -6780,7 +6898,7 @@
         </w:rPr>
         <w:t xml:space="preserve">. </w:t>
       </w:r>
-      <w:del w:id="216" w:author="Reviewer" w:date="2026-06-01T15:05:00Z" w16du:dateUtc="2026-06-01T20:05:00Z">
+      <w:del w:id="222" w:author="Reviewer" w:date="2026-06-01T15:05:00Z" w16du:dateUtc="2026-06-01T20:05:00Z">
         <w:r>
           <w:rPr>
             <w:rFonts w:ascii="Arial" w:eastAsia="Times New Roman" w:hAnsi="Arial" w:cs="Arial"/>
@@ -6916,7 +7034,7 @@
           <w:delText xml:space="preserve">. </w:delText>
         </w:r>
       </w:del>
-      <w:del w:id="217" w:author="Reviewer" w:date="2026-06-01T15:06:00Z" w16du:dateUtc="2026-06-01T20:06:00Z">
+      <w:del w:id="223" w:author="Reviewer" w:date="2026-06-01T15:06:00Z" w16du:dateUtc="2026-06-01T20:06:00Z">
         <w:r>
           <w:rPr>
             <w:rFonts w:ascii="Arial" w:eastAsia="Times New Roman" w:hAnsi="Arial" w:cs="Arial"/>
@@ -7094,14 +7212,14 @@
         <w:spacing w:line="480" w:lineRule="auto"/>
         <w:ind w:firstLine="720"/>
         <w:rPr>
-          <w:del w:id="218" w:author="Reviewer" w:date="2026-06-01T15:10:00Z" w16du:dateUtc="2026-06-01T20:10:00Z"/>
+          <w:del w:id="224" w:author="Reviewer" w:date="2026-06-01T15:10:00Z" w16du:dateUtc="2026-06-01T20:10:00Z"/>
           <w:rFonts w:ascii="Arial" w:eastAsia="Times New Roman" w:hAnsi="Arial" w:cs="Arial"/>
           <w:color w:val="000000"/>
           <w:kern w:val="0"/>
           <w14:ligatures w14:val="none"/>
         </w:rPr>
       </w:pPr>
-      <w:del w:id="219" w:author="Reviewer" w:date="2026-06-01T14:46:00Z" w16du:dateUtc="2026-06-01T19:46:00Z">
+      <w:del w:id="225" w:author="Reviewer" w:date="2026-06-01T14:46:00Z" w16du:dateUtc="2026-06-01T19:46:00Z">
         <w:r>
           <w:rPr>
             <w:rFonts w:ascii="Arial" w:eastAsia="Times New Roman" w:hAnsi="Arial" w:cs="Arial"/>
@@ -7461,7 +7579,7 @@
           <w:delText xml:space="preserve">. </w:delText>
         </w:r>
       </w:del>
-      <w:del w:id="220" w:author="Reviewer" w:date="2026-06-01T15:10:00Z" w16du:dateUtc="2026-06-01T20:10:00Z">
+      <w:del w:id="226" w:author="Reviewer" w:date="2026-06-01T15:10:00Z" w16du:dateUtc="2026-06-01T20:10:00Z">
         <w:r>
           <w:rPr>
             <w:rFonts w:ascii="Arial" w:eastAsia="Times New Roman" w:hAnsi="Arial" w:cs="Arial"/>
@@ -7794,9 +7912,9 @@
           <w:delText xml:space="preserve"> </w:delText>
         </w:r>
       </w:del>
-      <w:moveFromRangeStart w:id="221" w:author="Reviewer" w:date="2026-06-01T14:47:00Z" w:name="move231217651"/>
-      <w:moveFrom w:id="222" w:author="Reviewer" w:date="2026-06-01T14:47:00Z" w16du:dateUtc="2026-06-01T19:47:00Z">
-        <w:del w:id="223" w:author="Reviewer" w:date="2026-06-01T15:10:00Z" w16du:dateUtc="2026-06-01T20:10:00Z">
+      <w:moveFromRangeStart w:id="227" w:author="Reviewer" w:date="2026-06-01T14:47:00Z" w:name="move231217651"/>
+      <w:moveFrom w:id="228" w:author="Reviewer" w:date="2026-06-01T14:47:00Z" w16du:dateUtc="2026-06-01T19:47:00Z">
+        <w:del w:id="229" w:author="Reviewer" w:date="2026-06-01T15:10:00Z" w16du:dateUtc="2026-06-01T20:10:00Z">
           <w:r>
             <w:rPr>
               <w:rFonts w:ascii="Arial" w:eastAsia="Times New Roman" w:hAnsi="Arial" w:cs="Arial"/>
@@ -8193,10 +8311,10 @@
           </w:r>
         </w:del>
       </w:moveFrom>
-      <w:moveFromRangeStart w:id="224" w:author="Reviewer" w:date="2026-06-01T14:42:00Z" w:name="move231217339"/>
-      <w:moveFromRangeEnd w:id="221"/>
-      <w:moveFrom w:id="225" w:author="Reviewer" w:date="2026-06-01T14:42:00Z" w16du:dateUtc="2026-06-01T19:42:00Z">
-        <w:del w:id="226" w:author="Reviewer" w:date="2026-06-01T15:10:00Z" w16du:dateUtc="2026-06-01T20:10:00Z">
+      <w:moveFromRangeStart w:id="230" w:author="Reviewer" w:date="2026-06-01T14:42:00Z" w:name="move231217339"/>
+      <w:moveFromRangeEnd w:id="227"/>
+      <w:moveFrom w:id="231" w:author="Reviewer" w:date="2026-06-01T14:42:00Z" w16du:dateUtc="2026-06-01T19:42:00Z">
+        <w:del w:id="232" w:author="Reviewer" w:date="2026-06-01T15:10:00Z" w16du:dateUtc="2026-06-01T20:10:00Z">
           <w:r>
             <w:rPr>
               <w:rFonts w:ascii="Arial" w:eastAsia="Times New Roman" w:hAnsi="Arial" w:cs="Arial"/>
@@ -8415,8 +8533,8 @@
           </w:r>
         </w:del>
       </w:moveFrom>
-      <w:moveFromRangeEnd w:id="224"/>
-      <w:del w:id="227" w:author="Reviewer" w:date="2026-06-01T14:56:00Z" w16du:dateUtc="2026-06-01T19:56:00Z">
+      <w:moveFromRangeEnd w:id="230"/>
+      <w:del w:id="233" w:author="Reviewer" w:date="2026-06-01T14:56:00Z" w16du:dateUtc="2026-06-01T19:56:00Z">
         <w:r>
           <w:rPr>
             <w:rFonts w:ascii="Arial" w:eastAsia="Times New Roman" w:hAnsi="Arial" w:cs="Arial"/>
@@ -8442,7 +8560,7 @@
           <w:delText xml:space="preserve">, assuming they pose less risk. </w:delText>
         </w:r>
       </w:del>
-      <w:del w:id="228" w:author="Reviewer" w:date="2026-06-01T15:10:00Z" w16du:dateUtc="2026-06-01T20:10:00Z">
+      <w:del w:id="234" w:author="Reviewer" w:date="2026-06-01T15:10:00Z" w16du:dateUtc="2026-06-01T20:10:00Z">
         <w:r>
           <w:rPr>
             <w:rFonts w:ascii="Arial" w:eastAsia="Times New Roman" w:hAnsi="Arial" w:cs="Arial"/>
@@ -8452,7 +8570,7 @@
           <w:delText>However</w:delText>
         </w:r>
       </w:del>
-      <w:del w:id="229" w:author="Reviewer" w:date="2026-06-01T14:51:00Z" w16du:dateUtc="2026-06-01T19:51:00Z">
+      <w:del w:id="235" w:author="Reviewer" w:date="2026-06-01T14:51:00Z" w16du:dateUtc="2026-06-01T19:51:00Z">
         <w:r>
           <w:rPr>
             <w:rFonts w:ascii="Arial" w:eastAsia="Times New Roman" w:hAnsi="Arial" w:cs="Arial"/>
@@ -8462,7 +8580,7 @@
           <w:delText>,</w:delText>
         </w:r>
       </w:del>
-      <w:del w:id="230" w:author="Reviewer" w:date="2026-06-01T15:10:00Z" w16du:dateUtc="2026-06-01T20:10:00Z">
+      <w:del w:id="236" w:author="Reviewer" w:date="2026-06-01T15:10:00Z" w16du:dateUtc="2026-06-01T20:10:00Z">
         <w:r>
           <w:rPr>
             <w:rFonts w:ascii="Arial" w:eastAsia="Times New Roman" w:hAnsi="Arial" w:cs="Arial"/>
@@ -8472,7 +8590,7 @@
           <w:delText xml:space="preserve"> </w:delText>
         </w:r>
       </w:del>
-      <w:del w:id="231" w:author="Reviewer" w:date="2026-06-01T14:51:00Z" w16du:dateUtc="2026-06-01T19:51:00Z">
+      <w:del w:id="237" w:author="Reviewer" w:date="2026-06-01T14:51:00Z" w16du:dateUtc="2026-06-01T19:51:00Z">
         <w:r>
           <w:rPr>
             <w:rFonts w:ascii="Arial" w:eastAsia="Times New Roman" w:hAnsi="Arial" w:cs="Arial"/>
@@ -8640,7 +8758,7 @@
           <w:delText xml:space="preserve">. </w:delText>
         </w:r>
       </w:del>
-      <w:del w:id="232" w:author="Reviewer" w:date="2026-06-01T15:10:00Z" w16du:dateUtc="2026-06-01T20:10:00Z">
+      <w:del w:id="238" w:author="Reviewer" w:date="2026-06-01T15:10:00Z" w16du:dateUtc="2026-06-01T20:10:00Z">
         <w:r>
           <w:rPr>
             <w:rFonts w:ascii="Arial" w:eastAsia="Times New Roman" w:hAnsi="Arial" w:cs="Arial"/>
@@ -8726,7 +8844,7 @@
           <w14:ligatures w14:val="none"/>
         </w:rPr>
       </w:pPr>
-      <w:del w:id="233" w:author="Reviewer" w:date="2026-06-01T14:58:00Z" w16du:dateUtc="2026-06-01T19:58:00Z">
+      <w:del w:id="239" w:author="Reviewer" w:date="2026-06-01T14:58:00Z" w16du:dateUtc="2026-06-01T19:58:00Z">
         <w:r>
           <w:rPr>
             <w:rFonts w:ascii="Arial" w:eastAsia="Times New Roman" w:hAnsi="Arial" w:cs="Arial"/>
@@ -9728,7 +9846,17 @@
           <w:kern w:val="0"/>
           <w14:ligatures w14:val="none"/>
         </w:rPr>
-        <w:t>. As the most sought-after and heavily managed fish in North America</w:t>
+        <w:t xml:space="preserve">. As the most sought-after and </w:t>
+      </w:r>
+      <w:r>
+        <w:rPr>
+          <w:rFonts w:ascii="Arial" w:eastAsia="Times New Roman" w:hAnsi="Arial" w:cs="Arial"/>
+          <w:color w:val="000000"/>
+          <w:kern w:val="0"/>
+          <w14:ligatures w14:val="none"/>
+        </w:rPr>
+        <w:lastRenderedPageBreak/>
+        <w:t>heavily managed fish in North America</w:t>
       </w:r>
       <w:r>
         <w:rPr>
@@ -9772,16 +9900,7 @@
           <w:color w:val="000000"/>
           <w:kern w:val="0"/>
         </w:rPr>
-        <w:t xml:space="preserve">(Carlson and Isermann, 2010; Claussen, 2015; </w:t>
-      </w:r>
-      <w:r>
-        <w:rPr>
-          <w:rFonts w:ascii="Arial" w:hAnsi="Arial" w:cs="Arial"/>
-          <w:color w:val="000000"/>
-          <w:kern w:val="0"/>
-        </w:rPr>
-        <w:lastRenderedPageBreak/>
-        <w:t xml:space="preserve">Taylor </w:t>
+        <w:t xml:space="preserve">(Carlson and Isermann, 2010; Claussen, 2015; Taylor </w:t>
       </w:r>
       <w:r>
         <w:rPr>
@@ -11450,7 +11569,16 @@
           <w:color w:val="000000"/>
           <w:kern w:val="0"/>
         </w:rPr>
-        <w:t>, 2022)</w:t>
+        <w:t xml:space="preserve">, </w:t>
+      </w:r>
+      <w:r>
+        <w:rPr>
+          <w:rFonts w:ascii="Arial" w:hAnsi="Arial" w:cs="Arial"/>
+          <w:color w:val="000000"/>
+          <w:kern w:val="0"/>
+        </w:rPr>
+        <w:lastRenderedPageBreak/>
+        <w:t>2022)</w:t>
       </w:r>
       <w:r>
         <w:rPr>
@@ -11506,17 +11634,7 @@
           <w:kern w:val="0"/>
           <w14:ligatures w14:val="none"/>
         </w:rPr>
-        <w:t xml:space="preserve">, represents one of thousands of persistent </w:t>
-      </w:r>
-      <w:r>
-        <w:rPr>
-          <w:rFonts w:ascii="Arial" w:eastAsia="Times New Roman" w:hAnsi="Arial" w:cs="Arial"/>
-          <w:color w:val="000000"/>
-          <w:kern w:val="0"/>
-          <w14:ligatures w14:val="none"/>
-        </w:rPr>
-        <w:lastRenderedPageBreak/>
-        <w:t xml:space="preserve">synthetic compounds used across </w:t>
+        <w:t xml:space="preserve">, represents one of thousands of persistent synthetic compounds used across </w:t>
       </w:r>
       <w:r>
         <w:rPr>
@@ -11715,7 +11833,7 @@
         </w:rPr>
         <w:t xml:space="preserve">. </w:t>
       </w:r>
-      <w:del w:id="234" w:author="Reviewer" w:date="2026-06-01T15:21:00Z" w16du:dateUtc="2026-06-01T20:21:00Z">
+      <w:del w:id="240" w:author="Reviewer" w:date="2026-06-01T15:21:00Z" w16du:dateUtc="2026-06-01T20:21:00Z">
         <w:r>
           <w:rPr>
             <w:rFonts w:ascii="Arial" w:eastAsia="Times New Roman" w:hAnsi="Arial" w:cs="Arial"/>
@@ -12465,7 +12583,17 @@
           <w:kern w:val="0"/>
           <w14:ligatures w14:val="none"/>
         </w:rPr>
-        <w:t xml:space="preserve">millimeter (mm) bubblers in each (multiport air pump; Aquatic Ecosystems Inc., Apopka, FL, USA). We kept the room at a constant low-indirect-light condition throughout the study. Lastly, we assigned each tank to one of five groups—control, Cd low </w:t>
+        <w:t xml:space="preserve">millimeter (mm) bubblers in each (multiport air pump; Aquatic Ecosystems Inc., Apopka, FL, USA). We kept the room at a constant low-indirect-light condition throughout the study. Lastly, we assigned each tank to one of </w:t>
+      </w:r>
+      <w:r>
+        <w:rPr>
+          <w:rFonts w:ascii="Arial" w:eastAsia="Times New Roman" w:hAnsi="Arial" w:cs="Arial"/>
+          <w:color w:val="000000"/>
+          <w:kern w:val="0"/>
+          <w14:ligatures w14:val="none"/>
+        </w:rPr>
+        <w:lastRenderedPageBreak/>
+        <w:t xml:space="preserve">five groups—control, Cd low </w:t>
       </w:r>
       <w:r>
         <w:rPr>
@@ -12504,7 +12632,6 @@
           <w:kern w:val="0"/>
           <w14:ligatures w14:val="none"/>
         </w:rPr>
-        <w:lastRenderedPageBreak/>
         <w:t>PFPeA</w:t>
       </w:r>
       <w:proofErr w:type="spellEnd"/>
@@ -13396,7 +13523,17 @@
           <w:kern w:val="0"/>
           <w14:ligatures w14:val="none"/>
         </w:rPr>
-        <w:t>total length (TL) and weight (</w:t>
+        <w:t xml:space="preserve">total length (TL) and </w:t>
+      </w:r>
+      <w:r>
+        <w:rPr>
+          <w:rFonts w:ascii="Arial" w:eastAsia="Times New Roman" w:hAnsi="Arial" w:cs="Arial"/>
+          <w:color w:val="000000"/>
+          <w:kern w:val="0"/>
+          <w14:ligatures w14:val="none"/>
+        </w:rPr>
+        <w:lastRenderedPageBreak/>
+        <w:t>weight (</w:t>
       </w:r>
       <w:proofErr w:type="spellStart"/>
       <w:r>
@@ -13455,7 +13592,6 @@
           <w:kern w:val="0"/>
           <w14:ligatures w14:val="none"/>
         </w:rPr>
-        <w:lastRenderedPageBreak/>
         <w:t>W</w:t>
       </w:r>
       <w:r>
@@ -14346,6 +14482,7 @@
           <w:kern w:val="0"/>
           <w14:ligatures w14:val="none"/>
         </w:rPr>
+        <w:lastRenderedPageBreak/>
         <w:t>2.3. Neutrophil</w:t>
       </w:r>
       <w:r>
@@ -14389,7 +14526,6 @@
           <w:kern w:val="0"/>
           <w14:ligatures w14:val="none"/>
         </w:rPr>
-        <w:lastRenderedPageBreak/>
         <w:t xml:space="preserve">Interest in leukocyte profiles as a chronic stress biomarker has been highlighted in the literature because, unlike glucocorticoids, leukocyte profiles do not attenuate when a stressor persists chronically and are less affected by metabolic fluctuations </w:t>
       </w:r>
       <w:r>
@@ -15270,6 +15406,7 @@
           <w:kern w:val="0"/>
           <w14:ligatures w14:val="none"/>
         </w:rPr>
+        <w:lastRenderedPageBreak/>
         <w:t>2.</w:t>
       </w:r>
       <w:r>
@@ -15312,7 +15449,6 @@
           <w:kern w:val="0"/>
           <w14:ligatures w14:val="none"/>
         </w:rPr>
-        <w:lastRenderedPageBreak/>
         <w:t xml:space="preserve">We visualized and analyzed all data using R </w:t>
       </w:r>
       <w:r>
@@ -16647,7 +16783,17 @@
           <w:kern w:val="0"/>
           <w14:ligatures w14:val="none"/>
         </w:rPr>
-        <w:t xml:space="preserve">ed our objectives by examining specific beta coefficient estimates within the GLMM: </w:t>
+        <w:t xml:space="preserve">ed our objectives by examining </w:t>
+      </w:r>
+      <w:r>
+        <w:rPr>
+          <w:rFonts w:ascii="Arial" w:eastAsia="Times New Roman" w:hAnsi="Arial" w:cs="Arial"/>
+          <w:color w:val="000000"/>
+          <w:kern w:val="0"/>
+          <w14:ligatures w14:val="none"/>
+        </w:rPr>
+        <w:lastRenderedPageBreak/>
+        <w:t xml:space="preserve">specific beta coefficient estimates within the GLMM: </w:t>
       </w:r>
       <w:r>
         <w:rPr>
@@ -16665,17 +16811,7 @@
           <w:kern w:val="0"/>
           <w14:ligatures w14:val="none"/>
         </w:rPr>
-        <w:t xml:space="preserve">each treatment line </w:t>
-      </w:r>
-      <w:r>
-        <w:rPr>
-          <w:rFonts w:ascii="Arial" w:eastAsia="Times New Roman" w:hAnsi="Arial" w:cs="Arial"/>
-          <w:color w:val="000000"/>
-          <w:kern w:val="0"/>
-          <w14:ligatures w14:val="none"/>
-        </w:rPr>
-        <w:lastRenderedPageBreak/>
-        <w:t>between blood 1 and blood 2</w:t>
+        <w:t>each treatment line between blood 1 and blood 2</w:t>
       </w:r>
       <w:r>
         <w:rPr>
@@ -17494,6 +17630,7 @@
         <w:rPr>
           <w:rFonts w:ascii="Arial" w:hAnsi="Arial" w:cs="Arial"/>
         </w:rPr>
+        <w:lastRenderedPageBreak/>
         <w:t xml:space="preserve">rising </w:t>
       </w:r>
       <w:r>
@@ -17524,14 +17661,7 @@
         <w:rPr>
           <w:rFonts w:ascii="Arial" w:hAnsi="Arial" w:cs="Arial"/>
         </w:rPr>
-        <w:t xml:space="preserve">salt </w:t>
-      </w:r>
-      <w:r>
-        <w:rPr>
-          <w:rFonts w:ascii="Arial" w:hAnsi="Arial" w:cs="Arial"/>
-        </w:rPr>
-        <w:lastRenderedPageBreak/>
-        <w:t>intrusion to 4.96 ppt (±0.099 ppt; 95% CI)</w:t>
+        <w:t>salt intrusion to 4.96 ppt (±0.099 ppt; 95% CI)</w:t>
       </w:r>
       <w:r>
         <w:rPr>
@@ -18718,7 +18848,14 @@
         <w:rPr>
           <w:rFonts w:ascii="Arial" w:hAnsi="Arial" w:cs="Arial"/>
         </w:rPr>
-        <w:t xml:space="preserve"> = 0.051) </w:t>
+        <w:t xml:space="preserve"> = </w:t>
+      </w:r>
+      <w:r>
+        <w:rPr>
+          <w:rFonts w:ascii="Arial" w:hAnsi="Arial" w:cs="Arial"/>
+        </w:rPr>
+        <w:lastRenderedPageBreak/>
+        <w:t xml:space="preserve">0.051) </w:t>
       </w:r>
       <w:r>
         <w:rPr>
@@ -18760,14 +18897,7 @@
         <w:rPr>
           <w:rFonts w:ascii="Arial" w:hAnsi="Arial" w:cs="Arial"/>
         </w:rPr>
-        <w:t xml:space="preserve">, </w:t>
-      </w:r>
-      <w:r>
-        <w:rPr>
-          <w:rFonts w:ascii="Arial" w:hAnsi="Arial" w:cs="Arial"/>
-        </w:rPr>
-        <w:lastRenderedPageBreak/>
-        <w:t>respectively</w:t>
+        <w:t>, respectively</w:t>
       </w:r>
       <w:r>
         <w:rPr>
@@ -20186,7 +20316,17 @@
           <w:kern w:val="0"/>
           <w14:ligatures w14:val="none"/>
         </w:rPr>
-        <w:t xml:space="preserve">did not induce a </w:t>
+        <w:t xml:space="preserve">did </w:t>
+      </w:r>
+      <w:r>
+        <w:rPr>
+          <w:rFonts w:ascii="Arial" w:eastAsia="Times New Roman" w:hAnsi="Arial" w:cs="Arial"/>
+          <w:color w:val="000000"/>
+          <w:kern w:val="0"/>
+          <w14:ligatures w14:val="none"/>
+        </w:rPr>
+        <w:lastRenderedPageBreak/>
+        <w:t xml:space="preserve">not induce a </w:t>
       </w:r>
       <w:r>
         <w:rPr>
@@ -20254,7 +20394,6 @@
           <w:kern w:val="0"/>
           <w14:ligatures w14:val="none"/>
         </w:rPr>
-        <w:lastRenderedPageBreak/>
         <w:t xml:space="preserve">We </w:t>
       </w:r>
       <w:r>
@@ -21261,7 +21400,17 @@
           <w:kern w:val="0"/>
           <w14:ligatures w14:val="none"/>
         </w:rPr>
-        <w:t xml:space="preserve">sizes because we believed that reducing size variation was crucial for this experiment, as </w:t>
+        <w:t xml:space="preserve">sizes because we </w:t>
+      </w:r>
+      <w:r>
+        <w:rPr>
+          <w:rFonts w:ascii="Arial" w:eastAsia="Times New Roman" w:hAnsi="Arial" w:cs="Arial"/>
+          <w:color w:val="000000"/>
+          <w:kern w:val="0"/>
+          <w14:ligatures w14:val="none"/>
+        </w:rPr>
+        <w:lastRenderedPageBreak/>
+        <w:t xml:space="preserve">believed that reducing size variation was crucial for this experiment, as </w:t>
       </w:r>
       <w:r>
         <w:rPr>
@@ -21387,18 +21536,7 @@
           <w:color w:val="000000"/>
           <w:kern w:val="0"/>
         </w:rPr>
-        <w:t xml:space="preserve">et </w:t>
-      </w:r>
-      <w:r>
-        <w:rPr>
-          <w:rFonts w:ascii="Arial" w:hAnsi="Arial" w:cs="Arial"/>
-          <w:i/>
-          <w:iCs/>
-          <w:color w:val="000000"/>
-          <w:kern w:val="0"/>
-        </w:rPr>
-        <w:lastRenderedPageBreak/>
-        <w:t>al.</w:t>
+        <w:t>et al.</w:t>
       </w:r>
       <w:r>
         <w:rPr>
@@ -22934,7 +23072,17 @@
           <w:kern w:val="0"/>
           <w14:ligatures w14:val="none"/>
         </w:rPr>
-        <w:t xml:space="preserve"> doses</w:t>
+        <w:t xml:space="preserve"> </w:t>
+      </w:r>
+      <w:r>
+        <w:rPr>
+          <w:rFonts w:ascii="Arial" w:eastAsia="Times New Roman" w:hAnsi="Arial" w:cs="Arial"/>
+          <w:color w:val="000000"/>
+          <w:kern w:val="0"/>
+          <w14:ligatures w14:val="none"/>
+        </w:rPr>
+        <w:lastRenderedPageBreak/>
+        <w:t>doses</w:t>
       </w:r>
       <w:r>
         <w:rPr>
@@ -23042,17 +23190,7 @@
           <w:kern w:val="0"/>
           <w14:ligatures w14:val="none"/>
         </w:rPr>
-        <w:t xml:space="preserve"> </w:t>
-      </w:r>
-      <w:r>
-        <w:rPr>
-          <w:rFonts w:ascii="Arial" w:eastAsia="Times New Roman" w:hAnsi="Arial" w:cs="Arial"/>
-          <w:color w:val="000000"/>
-          <w:kern w:val="0"/>
-          <w14:ligatures w14:val="none"/>
-        </w:rPr>
-        <w:lastRenderedPageBreak/>
-        <w:t xml:space="preserve">the potential effects of toxin exposure on animal stress responses and enhances our understanding for future </w:t>
+        <w:t xml:space="preserve"> the potential effects of toxin exposure on animal stress responses and enhances our understanding for future </w:t>
       </w:r>
       <w:r>
         <w:rPr>
@@ -24674,7 +24812,17 @@
           <w:kern w:val="0"/>
           <w14:ligatures w14:val="none"/>
         </w:rPr>
-        <w:t xml:space="preserve"> remains a </w:t>
+        <w:t xml:space="preserve"> remains </w:t>
+      </w:r>
+      <w:r>
+        <w:rPr>
+          <w:rFonts w:ascii="Arial" w:eastAsia="Times New Roman" w:hAnsi="Arial" w:cs="Arial"/>
+          <w:color w:val="000000"/>
+          <w:kern w:val="0"/>
+          <w14:ligatures w14:val="none"/>
+        </w:rPr>
+        <w:lastRenderedPageBreak/>
+        <w:t xml:space="preserve">a </w:t>
       </w:r>
       <w:r>
         <w:rPr>
@@ -24795,7 +24943,6 @@
           <w:i/>
           <w:iCs/>
         </w:rPr>
-        <w:lastRenderedPageBreak/>
         <w:t xml:space="preserve">4.4. </w:t>
       </w:r>
       <w:r>
@@ -25837,7 +25984,6 @@
           <w:kern w:val="0"/>
           <w14:ligatures w14:val="none"/>
         </w:rPr>
-        <w:lastRenderedPageBreak/>
         <w:t xml:space="preserve">Seven days after the environmental stressor was introduced, all groups except </w:t>
       </w:r>
       <w:proofErr w:type="spellStart"/>
@@ -26868,6 +27014,7 @@
           <w:kern w:val="0"/>
           <w14:ligatures w14:val="none"/>
         </w:rPr>
+        <w:lastRenderedPageBreak/>
         <w:t>4.6. Implications from X</w:t>
       </w:r>
       <w:r>
@@ -26911,7 +27058,6 @@
           <w:kern w:val="0"/>
           <w14:ligatures w14:val="none"/>
         </w:rPr>
-        <w:lastRenderedPageBreak/>
         <w:t>Our</w:t>
       </w:r>
       <w:r>
@@ -27651,7 +27797,17 @@
           <w:kern w:val="0"/>
           <w14:ligatures w14:val="none"/>
         </w:rPr>
-        <w:t xml:space="preserve">, these data highlight the confounding effects of exogenous pollutant cocktails among replicate systems. PFAS compounds, in particular, may bias stress proxies and lead to inaccurate conservation and management conclusions pertaining to less enigmatic perturbations. </w:t>
+        <w:t xml:space="preserve">, these data highlight the confounding effects of exogenous pollutant cocktails among replicate systems. PFAS compounds, in particular, may bias stress proxies and lead to inaccurate conservation and management conclusions pertaining to less </w:t>
+      </w:r>
+      <w:r>
+        <w:rPr>
+          <w:rFonts w:ascii="Arial" w:eastAsia="Times New Roman" w:hAnsi="Arial" w:cs="Arial"/>
+          <w:color w:val="000000"/>
+          <w:kern w:val="0"/>
+          <w14:ligatures w14:val="none"/>
+        </w:rPr>
+        <w:lastRenderedPageBreak/>
+        <w:t xml:space="preserve">enigmatic perturbations. </w:t>
       </w:r>
       <w:r>
         <w:rPr>
@@ -27696,7 +27852,6 @@
           <w:kern w:val="0"/>
           <w14:ligatures w14:val="none"/>
         </w:rPr>
-        <w:lastRenderedPageBreak/>
         <w:t xml:space="preserve">in our natural ecosystems, </w:t>
       </w:r>
       <w:r>
@@ -29098,7 +29253,7 @@
       <w:pPr>
         <w:pStyle w:val="Bibliography"/>
         <w:rPr>
-          <w:ins w:id="235" w:author="Reviewer" w:date="2026-06-01T15:38:00Z" w16du:dateUtc="2026-06-01T20:38:00Z"/>
+          <w:ins w:id="241" w:author="Reviewer" w:date="2026-06-01T15:38:00Z" w16du:dateUtc="2026-06-01T20:38:00Z"/>
           <w:rFonts w:ascii="Arial" w:hAnsi="Arial" w:cs="Arial"/>
         </w:rPr>
       </w:pPr>
@@ -29130,7 +29285,7 @@
           <w:rFonts w:ascii="Arial" w:hAnsi="Arial" w:cs="Arial"/>
         </w:rPr>
       </w:pPr>
-      <w:ins w:id="236" w:author="Reviewer" w:date="2026-06-01T15:38:00Z" w16du:dateUtc="2026-06-01T20:38:00Z">
+      <w:ins w:id="242" w:author="Reviewer" w:date="2026-06-01T15:38:00Z" w16du:dateUtc="2026-06-01T20:38:00Z">
         <w:r>
           <w:rPr>
             <w:rFonts w:ascii="Arial" w:hAnsi="Arial" w:cs="Arial"/>
@@ -29176,7 +29331,7 @@
           <w:t>Oreochromis niloticu</w:t>
         </w:r>
       </w:ins>
-      <w:ins w:id="237" w:author="Reviewer" w:date="2026-06-01T15:39:00Z" w16du:dateUtc="2026-06-01T20:39:00Z">
+      <w:ins w:id="243" w:author="Reviewer" w:date="2026-06-01T15:39:00Z" w16du:dateUtc="2026-06-01T20:39:00Z">
         <w:r>
           <w:rPr>
             <w:rFonts w:ascii="Arial" w:hAnsi="Arial" w:cs="Arial"/>
@@ -29192,7 +29347,7 @@
           <w:t>to acute and chronic metal (Cd, Cu, Cr, Zn, Fe) exposures</w:t>
         </w:r>
       </w:ins>
-      <w:ins w:id="238" w:author="Reviewer" w:date="2026-06-01T15:38:00Z" w16du:dateUtc="2026-06-01T20:38:00Z">
+      <w:ins w:id="244" w:author="Reviewer" w:date="2026-06-01T15:38:00Z" w16du:dateUtc="2026-06-01T20:38:00Z">
         <w:r>
           <w:rPr>
             <w:rFonts w:ascii="Arial" w:hAnsi="Arial" w:cs="Arial"/>
@@ -29201,7 +29356,7 @@
         </w:r>
       </w:ins>
       <w:proofErr w:type="spellStart"/>
-      <w:ins w:id="239" w:author="Reviewer" w:date="2026-06-01T15:39:00Z" w16du:dateUtc="2026-06-01T20:39:00Z">
+      <w:ins w:id="245" w:author="Reviewer" w:date="2026-06-01T15:39:00Z" w16du:dateUtc="2026-06-01T20:39:00Z">
         <w:r>
           <w:rPr>
             <w:rFonts w:ascii="Arial" w:hAnsi="Arial" w:cs="Arial"/>
@@ -29211,7 +29366,7 @@
           <w:t>Ecotox</w:t>
         </w:r>
       </w:ins>
-      <w:ins w:id="240" w:author="Reviewer" w:date="2026-06-01T15:40:00Z" w16du:dateUtc="2026-06-01T20:40:00Z">
+      <w:ins w:id="246" w:author="Reviewer" w:date="2026-06-01T15:40:00Z" w16du:dateUtc="2026-06-01T20:40:00Z">
         <w:r>
           <w:rPr>
             <w:rFonts w:ascii="Arial" w:hAnsi="Arial" w:cs="Arial"/>
@@ -29230,7 +29385,7 @@
           <w:t>. Environ. Saf.</w:t>
         </w:r>
       </w:ins>
-      <w:ins w:id="241" w:author="Reviewer" w:date="2026-06-01T15:38:00Z" w16du:dateUtc="2026-06-01T20:38:00Z">
+      <w:ins w:id="247" w:author="Reviewer" w:date="2026-06-01T15:38:00Z" w16du:dateUtc="2026-06-01T20:38:00Z">
         <w:r>
           <w:rPr>
             <w:rFonts w:ascii="Arial" w:hAnsi="Arial" w:cs="Arial"/>
@@ -29238,7 +29393,7 @@
           <w:t xml:space="preserve"> </w:t>
         </w:r>
       </w:ins>
-      <w:ins w:id="242" w:author="Reviewer" w:date="2026-06-01T15:40:00Z" w16du:dateUtc="2026-06-01T20:40:00Z">
+      <w:ins w:id="248" w:author="Reviewer" w:date="2026-06-01T15:40:00Z" w16du:dateUtc="2026-06-01T20:40:00Z">
         <w:r>
           <w:rPr>
             <w:rFonts w:ascii="Arial" w:hAnsi="Arial" w:cs="Arial"/>
@@ -29246,7 +29401,7 @@
           <w:t>73</w:t>
         </w:r>
       </w:ins>
-      <w:ins w:id="243" w:author="Reviewer" w:date="2026-06-01T15:38:00Z" w16du:dateUtc="2026-06-01T20:38:00Z">
+      <w:ins w:id="249" w:author="Reviewer" w:date="2026-06-01T15:38:00Z" w16du:dateUtc="2026-06-01T20:38:00Z">
         <w:r>
           <w:rPr>
             <w:rFonts w:ascii="Arial" w:hAnsi="Arial" w:cs="Arial"/>
@@ -29254,7 +29409,7 @@
           <w:t xml:space="preserve">: </w:t>
         </w:r>
       </w:ins>
-      <w:ins w:id="244" w:author="Reviewer" w:date="2026-06-01T15:40:00Z" w16du:dateUtc="2026-06-01T20:40:00Z">
+      <w:ins w:id="250" w:author="Reviewer" w:date="2026-06-01T15:40:00Z" w16du:dateUtc="2026-06-01T20:40:00Z">
         <w:r>
           <w:rPr>
             <w:rFonts w:ascii="Arial" w:hAnsi="Arial" w:cs="Arial"/>
@@ -29262,7 +29417,7 @@
           <w:t>1884</w:t>
         </w:r>
       </w:ins>
-      <w:ins w:id="245" w:author="Reviewer" w:date="2026-06-01T15:38:00Z" w16du:dateUtc="2026-06-01T20:38:00Z">
+      <w:ins w:id="251" w:author="Reviewer" w:date="2026-06-01T15:38:00Z" w16du:dateUtc="2026-06-01T20:38:00Z">
         <w:r>
           <w:rPr>
             <w:rFonts w:ascii="Arial" w:hAnsi="Arial" w:cs="Arial"/>
@@ -29270,7 +29425,7 @@
           <w:t>–</w:t>
         </w:r>
       </w:ins>
-      <w:ins w:id="246" w:author="Reviewer" w:date="2026-06-01T15:40:00Z" w16du:dateUtc="2026-06-01T20:40:00Z">
+      <w:ins w:id="252" w:author="Reviewer" w:date="2026-06-01T15:40:00Z" w16du:dateUtc="2026-06-01T20:40:00Z">
         <w:r>
           <w:rPr>
             <w:rFonts w:ascii="Arial" w:hAnsi="Arial" w:cs="Arial"/>
@@ -29278,7 +29433,7 @@
           <w:t>1889</w:t>
         </w:r>
       </w:ins>
-      <w:ins w:id="247" w:author="Reviewer" w:date="2026-06-01T15:38:00Z" w16du:dateUtc="2026-06-01T20:38:00Z">
+      <w:ins w:id="253" w:author="Reviewer" w:date="2026-06-01T15:38:00Z" w16du:dateUtc="2026-06-01T20:38:00Z">
         <w:r>
           <w:rPr>
             <w:rFonts w:ascii="Arial" w:hAnsi="Arial" w:cs="Arial"/>
@@ -29473,6 +29628,7 @@
       <w:pPr>
         <w:pStyle w:val="Bibliography"/>
         <w:rPr>
+          <w:ins w:id="254" w:author="Reviewer" w:date="2026-06-01T16:55:00Z" w16du:dateUtc="2026-06-01T21:55:00Z"/>
           <w:rFonts w:ascii="Arial" w:hAnsi="Arial" w:cs="Arial"/>
         </w:rPr>
       </w:pPr>
@@ -29480,1669 +29636,37 @@
         <w:rPr>
           <w:rFonts w:ascii="Arial" w:hAnsi="Arial" w:cs="Arial"/>
         </w:rPr>
-        <w:t xml:space="preserve">Brendel S, Fetter É, Staude C, Vierke L, Biegel-Engler A (2018) Short-chain perfluoroalkyl acids: environmental concerns and a regulatory strategy under REACH. </w:t>
-      </w:r>
-      <w:r>
-        <w:rPr>
-          <w:rFonts w:ascii="Arial" w:hAnsi="Arial" w:cs="Arial"/>
-          <w:i/>
-          <w:iCs/>
-        </w:rPr>
-        <w:t>Environ Sci Eur</w:t>
-      </w:r>
-      <w:r>
-        <w:rPr>
-          <w:rFonts w:ascii="Arial" w:hAnsi="Arial" w:cs="Arial"/>
-        </w:rPr>
-        <w:t xml:space="preserve"> 30: 9.</w:t>
-      </w:r>
-    </w:p>
-    <w:p>
-      <w:pPr>
-        <w:pStyle w:val="Bibliography"/>
-        <w:rPr>
-          <w:rFonts w:ascii="Arial" w:hAnsi="Arial" w:cs="Arial"/>
-        </w:rPr>
-      </w:pPr>
-      <w:r>
-        <w:rPr>
-          <w:rFonts w:ascii="Arial" w:hAnsi="Arial" w:cs="Arial"/>
-        </w:rPr>
-        <w:t xml:space="preserve">Brosset P, Cooke SJ, Schull Q, Trenkel VM, Soudant P, Lebigre C (2021) Physiological biomarkers and fisheries management. </w:t>
-      </w:r>
-      <w:r>
-        <w:rPr>
-          <w:rFonts w:ascii="Arial" w:hAnsi="Arial" w:cs="Arial"/>
-          <w:i/>
-          <w:iCs/>
-        </w:rPr>
-        <w:t>Rev Fish Biol Fisheries</w:t>
-      </w:r>
-      <w:r>
-        <w:rPr>
-          <w:rFonts w:ascii="Arial" w:hAnsi="Arial" w:cs="Arial"/>
-        </w:rPr>
-        <w:t xml:space="preserve"> 31: 797–819.</w:t>
-      </w:r>
-    </w:p>
-    <w:p>
-      <w:pPr>
-        <w:pStyle w:val="Bibliography"/>
-        <w:rPr>
-          <w:rFonts w:ascii="Arial" w:hAnsi="Arial" w:cs="Arial"/>
-        </w:rPr>
-      </w:pPr>
-      <w:r>
-        <w:rPr>
-          <w:rFonts w:ascii="Arial" w:hAnsi="Arial" w:cs="Arial"/>
-        </w:rPr>
-        <w:t xml:space="preserve">Buck RC, Franklin J, Berger U, Conder JM, Cousins IT, De Voogt P, Jensen AA, Kannan K, Mabury SA, Van Leeuwen SP (2011) Perfluoroalkyl and polyfluoroalkyl substances in the environment: terminology, classification, and origins. </w:t>
-      </w:r>
-      <w:r>
-        <w:rPr>
-          <w:rFonts w:ascii="Arial" w:hAnsi="Arial" w:cs="Arial"/>
-          <w:i/>
-          <w:iCs/>
-        </w:rPr>
-        <w:t>IEAM</w:t>
-      </w:r>
-      <w:r>
-        <w:rPr>
-          <w:rFonts w:ascii="Arial" w:hAnsi="Arial" w:cs="Arial"/>
-        </w:rPr>
-        <w:t xml:space="preserve"> 7: 513–541.</w:t>
-      </w:r>
-    </w:p>
-    <w:p>
-      <w:pPr>
-        <w:pStyle w:val="Bibliography"/>
-        <w:rPr>
-          <w:rFonts w:ascii="Arial" w:hAnsi="Arial" w:cs="Arial"/>
-        </w:rPr>
-      </w:pPr>
-      <w:r>
-        <w:rPr>
-          <w:rFonts w:ascii="Arial" w:hAnsi="Arial" w:cs="Arial"/>
-        </w:rPr>
-        <w:t xml:space="preserve">Buck RC, Korzeniowski SH, Laganis E, Adamsky F (2021) Identification and classification of commercially relevant per- and poly-fluoroalkyl substances (PFAS). </w:t>
-      </w:r>
-      <w:r>
-        <w:rPr>
-          <w:rFonts w:ascii="Arial" w:hAnsi="Arial" w:cs="Arial"/>
-          <w:i/>
-          <w:iCs/>
-        </w:rPr>
-        <w:t>IEAM</w:t>
-      </w:r>
-      <w:r>
-        <w:rPr>
-          <w:rFonts w:ascii="Arial" w:hAnsi="Arial" w:cs="Arial"/>
-        </w:rPr>
-        <w:t xml:space="preserve"> 17: 1045–1055.</w:t>
-      </w:r>
-    </w:p>
-    <w:p>
-      <w:pPr>
-        <w:pStyle w:val="Bibliography"/>
-        <w:rPr>
-          <w:rFonts w:ascii="Arial" w:hAnsi="Arial" w:cs="Arial"/>
-        </w:rPr>
-      </w:pPr>
-      <w:r>
-        <w:rPr>
-          <w:rFonts w:ascii="Arial" w:hAnsi="Arial" w:cs="Arial"/>
-        </w:rPr>
-        <w:lastRenderedPageBreak/>
-        <w:t xml:space="preserve">Cai Y, Yin Y, Li Yueru, Guan L, Zhang P, Qin Y, Wang Y, Li Yuehong (2020) Cadmium exposure affects growth performance, energy metabolism, and neuropeptide expression in Carassius auratus gibelio. </w:t>
-      </w:r>
-      <w:r>
-        <w:rPr>
-          <w:rFonts w:ascii="Arial" w:hAnsi="Arial" w:cs="Arial"/>
-          <w:i/>
-          <w:iCs/>
-        </w:rPr>
-        <w:t>FPB</w:t>
-      </w:r>
-      <w:r>
-        <w:rPr>
-          <w:rFonts w:ascii="Arial" w:hAnsi="Arial" w:cs="Arial"/>
-        </w:rPr>
-        <w:t xml:space="preserve"> 46: 187–197.</w:t>
-      </w:r>
-    </w:p>
-    <w:p>
-      <w:pPr>
-        <w:pStyle w:val="Bibliography"/>
-        <w:rPr>
-          <w:rFonts w:ascii="Arial" w:hAnsi="Arial" w:cs="Arial"/>
-        </w:rPr>
-      </w:pPr>
-      <w:r>
-        <w:rPr>
-          <w:rFonts w:ascii="Arial" w:hAnsi="Arial" w:cs="Arial"/>
-        </w:rPr>
-        <w:t xml:space="preserve">Cambray JA (2003) Impact on indigenous species biodiversity caused by the globalisation of alien recreational freshwater fisheries. </w:t>
-      </w:r>
-      <w:r>
-        <w:rPr>
-          <w:rFonts w:ascii="Arial" w:hAnsi="Arial" w:cs="Arial"/>
-          <w:i/>
-          <w:iCs/>
-        </w:rPr>
-        <w:t>Hydrobiologia</w:t>
-      </w:r>
-      <w:r>
-        <w:rPr>
-          <w:rFonts w:ascii="Arial" w:hAnsi="Arial" w:cs="Arial"/>
-        </w:rPr>
-        <w:t xml:space="preserve"> 500: 217–230.</w:t>
-      </w:r>
-    </w:p>
-    <w:p>
-      <w:pPr>
-        <w:pStyle w:val="Bibliography"/>
-        <w:rPr>
-          <w:rFonts w:ascii="Arial" w:hAnsi="Arial" w:cs="Arial"/>
-        </w:rPr>
-      </w:pPr>
-      <w:r>
-        <w:rPr>
-          <w:rFonts w:ascii="Arial" w:hAnsi="Arial" w:cs="Arial"/>
-        </w:rPr>
-        <w:t xml:space="preserve">Cao X, Guo Q, Liu W (2024) Research on the patterns of seawater intrusion in coastal aquifers induced by sea level rise under the influence of multiple factors. </w:t>
-      </w:r>
-      <w:r>
-        <w:rPr>
-          <w:rFonts w:ascii="Arial" w:hAnsi="Arial" w:cs="Arial"/>
-          <w:i/>
-          <w:iCs/>
-        </w:rPr>
-        <w:t>Water</w:t>
-      </w:r>
-      <w:r>
-        <w:rPr>
-          <w:rFonts w:ascii="Arial" w:hAnsi="Arial" w:cs="Arial"/>
-        </w:rPr>
-        <w:t xml:space="preserve"> 16: 3457.</w:t>
-      </w:r>
-    </w:p>
-    <w:p>
-      <w:pPr>
-        <w:pStyle w:val="Bibliography"/>
-        <w:rPr>
-          <w:rFonts w:ascii="Arial" w:hAnsi="Arial" w:cs="Arial"/>
-        </w:rPr>
-      </w:pPr>
-      <w:r>
-        <w:rPr>
-          <w:rFonts w:ascii="Arial" w:hAnsi="Arial" w:cs="Arial"/>
-        </w:rPr>
-        <w:t xml:space="preserve">Carlson AJ, Isermann DA (2010) Mandatory catch and release and maximum length limits for largemouth bass in Minnesota: is exploitation still a relevant concern? </w:t>
-      </w:r>
-      <w:r>
-        <w:rPr>
-          <w:rFonts w:ascii="Arial" w:hAnsi="Arial" w:cs="Arial"/>
-          <w:i/>
-          <w:iCs/>
-        </w:rPr>
-        <w:t>N Am J Fish Manag</w:t>
-      </w:r>
-      <w:r>
-        <w:rPr>
-          <w:rFonts w:ascii="Arial" w:hAnsi="Arial" w:cs="Arial"/>
-        </w:rPr>
-        <w:t xml:space="preserve"> 30: 209–220.</w:t>
-      </w:r>
-    </w:p>
-    <w:p>
-      <w:pPr>
-        <w:pStyle w:val="Bibliography"/>
-        <w:rPr>
-          <w:rFonts w:ascii="Arial" w:hAnsi="Arial" w:cs="Arial"/>
-        </w:rPr>
-      </w:pPr>
-      <w:r>
-        <w:rPr>
-          <w:rFonts w:ascii="Arial" w:hAnsi="Arial" w:cs="Arial"/>
-        </w:rPr>
-        <w:t xml:space="preserve">Carlson AK, Leonard NJ, Munawar M, Taylor WW (2024) Assessing and implementing the concept of Blue Economy in Laurentian Great Lakes fisheries: Lessons from coupled human and natural systems. </w:t>
-      </w:r>
-      <w:r>
-        <w:rPr>
-          <w:rFonts w:ascii="Arial" w:hAnsi="Arial" w:cs="Arial"/>
-          <w:i/>
-          <w:iCs/>
-        </w:rPr>
-        <w:t>AEHM</w:t>
-      </w:r>
-      <w:r>
-        <w:rPr>
-          <w:rFonts w:ascii="Arial" w:hAnsi="Arial" w:cs="Arial"/>
-        </w:rPr>
-        <w:t xml:space="preserve"> 27: 74–84.</w:t>
-      </w:r>
-    </w:p>
-    <w:p>
-      <w:pPr>
-        <w:pStyle w:val="Bibliography"/>
-        <w:rPr>
-          <w:rFonts w:ascii="Arial" w:hAnsi="Arial" w:cs="Arial"/>
-        </w:rPr>
-      </w:pPr>
-      <w:r>
-        <w:rPr>
-          <w:rFonts w:ascii="Arial" w:hAnsi="Arial" w:cs="Arial"/>
-        </w:rPr>
-        <w:t xml:space="preserve">Chambers WS, Hopkins JG, Richards SM (2021) A review of per-and polyfluorinated alkyl substance impairment of reproduction. </w:t>
-      </w:r>
-      <w:r>
-        <w:rPr>
-          <w:rFonts w:ascii="Arial" w:hAnsi="Arial" w:cs="Arial"/>
-          <w:i/>
-          <w:iCs/>
-        </w:rPr>
-        <w:t>Front Toxicol</w:t>
-      </w:r>
-      <w:r>
-        <w:rPr>
-          <w:rFonts w:ascii="Arial" w:hAnsi="Arial" w:cs="Arial"/>
-        </w:rPr>
-        <w:t xml:space="preserve"> 3: 732436.</w:t>
-      </w:r>
-    </w:p>
-    <w:p>
-      <w:pPr>
-        <w:pStyle w:val="Bibliography"/>
-        <w:rPr>
-          <w:rFonts w:ascii="Arial" w:hAnsi="Arial" w:cs="Arial"/>
-        </w:rPr>
-      </w:pPr>
-      <w:r>
-        <w:rPr>
-          <w:rFonts w:ascii="Arial" w:hAnsi="Arial" w:cs="Arial"/>
-        </w:rPr>
-        <w:t xml:space="preserve">Claussen JE (2015) Largemouth Bass </w:t>
-      </w:r>
-      <w:r>
-        <w:rPr>
-          <w:rFonts w:ascii="Arial" w:hAnsi="Arial" w:cs="Arial"/>
-          <w:i/>
-          <w:iCs/>
-        </w:rPr>
-        <w:t>Micropterus salmoides</w:t>
-      </w:r>
-      <w:r>
-        <w:rPr>
-          <w:rFonts w:ascii="Arial" w:hAnsi="Arial" w:cs="Arial"/>
-        </w:rPr>
-        <w:t xml:space="preserve"> (Lacepède, 1802). In: Tringali MD, Long JM, Birdsong TW, Allen MS, eds. Black Bass Diversity: Multidisciplinary Science for Conservation. American Fisheries Society, Bethesda, Maryland, USA, pp 27–34.</w:t>
-      </w:r>
-    </w:p>
-    <w:p>
-      <w:pPr>
-        <w:pStyle w:val="Bibliography"/>
-        <w:rPr>
-          <w:rFonts w:ascii="Arial" w:hAnsi="Arial" w:cs="Arial"/>
-        </w:rPr>
-      </w:pPr>
-      <w:r>
-        <w:rPr>
-          <w:rFonts w:ascii="Arial" w:hAnsi="Arial" w:cs="Arial"/>
-        </w:rPr>
-        <w:t xml:space="preserve">Coleman TS, Eckelbecker RW, Carlson AK, DeVries DR, Wright RA, Staton BA, Parker SW, Chittam CR, Lovell RG, Catalano MJ (2024) Evaluation of shoreline rotenone application to control largemouth bass recruitment in small impoundments. </w:t>
-      </w:r>
-      <w:r>
-        <w:rPr>
-          <w:rFonts w:ascii="Arial" w:hAnsi="Arial" w:cs="Arial"/>
-          <w:i/>
-          <w:iCs/>
-        </w:rPr>
-        <w:t>N Am J Fish Manag</w:t>
-      </w:r>
-      <w:r>
-        <w:rPr>
-          <w:rFonts w:ascii="Arial" w:hAnsi="Arial" w:cs="Arial"/>
-        </w:rPr>
-        <w:t xml:space="preserve"> 44: 57–69.</w:t>
-      </w:r>
-    </w:p>
-    <w:p>
-      <w:pPr>
-        <w:pStyle w:val="Bibliography"/>
-        <w:rPr>
-          <w:rFonts w:ascii="Arial" w:hAnsi="Arial" w:cs="Arial"/>
-        </w:rPr>
-      </w:pPr>
-      <w:r>
-        <w:rPr>
-          <w:rFonts w:ascii="Arial" w:hAnsi="Arial" w:cs="Arial"/>
-        </w:rPr>
-        <w:t>Contreras-Sánchez WM, Schreck CB, Fitzpatrick MS, Pereira CB (1998) Effects of stress on the reproductive performance of rainbow trout (</w:t>
-      </w:r>
-      <w:r>
-        <w:rPr>
-          <w:rFonts w:ascii="Arial" w:hAnsi="Arial" w:cs="Arial"/>
-          <w:i/>
-          <w:iCs/>
-        </w:rPr>
-        <w:t>Oncorhynchus mykiss</w:t>
-      </w:r>
-      <w:r>
-        <w:rPr>
-          <w:rFonts w:ascii="Arial" w:hAnsi="Arial" w:cs="Arial"/>
-        </w:rPr>
-        <w:t xml:space="preserve">). </w:t>
-      </w:r>
-      <w:r>
-        <w:rPr>
-          <w:rFonts w:ascii="Arial" w:hAnsi="Arial" w:cs="Arial"/>
-          <w:i/>
-          <w:iCs/>
-        </w:rPr>
-        <w:t>Biol Reprod</w:t>
-      </w:r>
-      <w:r>
-        <w:rPr>
-          <w:rFonts w:ascii="Arial" w:hAnsi="Arial" w:cs="Arial"/>
-        </w:rPr>
-        <w:t xml:space="preserve"> 58: 439–447.</w:t>
-      </w:r>
-    </w:p>
-    <w:p>
-      <w:pPr>
-        <w:pStyle w:val="Bibliography"/>
-        <w:rPr>
-          <w:rFonts w:ascii="Arial" w:hAnsi="Arial" w:cs="Arial"/>
-        </w:rPr>
-      </w:pPr>
-      <w:r>
-        <w:rPr>
-          <w:rFonts w:ascii="Arial" w:hAnsi="Arial" w:cs="Arial"/>
-        </w:rPr>
-        <w:t xml:space="preserve">Cooke SJ, Blumstein DT, Buchholz R, Caro T, Fernandez-Juricic E, Franklin CE, Metcalfe J, O’Connor CM, St. Clair CC, Sutherland WJ, </w:t>
-      </w:r>
-      <w:r>
-        <w:rPr>
-          <w:rFonts w:ascii="Arial" w:hAnsi="Arial" w:cs="Arial"/>
-          <w:i/>
-          <w:iCs/>
-        </w:rPr>
-        <w:t>et al.</w:t>
-      </w:r>
-      <w:r>
-        <w:rPr>
-          <w:rFonts w:ascii="Arial" w:hAnsi="Arial" w:cs="Arial"/>
-        </w:rPr>
-        <w:t xml:space="preserve"> (2014) Physiology, behavior, and conservation. </w:t>
-      </w:r>
-      <w:r>
-        <w:rPr>
-          <w:rFonts w:ascii="Arial" w:hAnsi="Arial" w:cs="Arial"/>
-          <w:i/>
-          <w:iCs/>
-        </w:rPr>
-        <w:t>Physiol Biochem Zool</w:t>
-      </w:r>
-      <w:r>
-        <w:rPr>
-          <w:rFonts w:ascii="Arial" w:hAnsi="Arial" w:cs="Arial"/>
-        </w:rPr>
-        <w:t xml:space="preserve"> 87: 1–14.</w:t>
-      </w:r>
-    </w:p>
-    <w:p>
-      <w:pPr>
-        <w:pStyle w:val="Bibliography"/>
-        <w:rPr>
-          <w:rFonts w:ascii="Arial" w:hAnsi="Arial" w:cs="Arial"/>
-        </w:rPr>
-      </w:pPr>
-      <w:r>
-        <w:rPr>
-          <w:rFonts w:ascii="Arial" w:hAnsi="Arial" w:cs="Arial"/>
-        </w:rPr>
-        <w:t xml:space="preserve">Cooke SJ, Sack L, Franklin CE, Farrell AP, Beardall J, Wikelski M, Chown SL (2013) What is conservation physiology? Perspectives on an increasingly integrated and essential science. </w:t>
-      </w:r>
-      <w:r>
-        <w:rPr>
-          <w:rFonts w:ascii="Arial" w:hAnsi="Arial" w:cs="Arial"/>
-          <w:i/>
-          <w:iCs/>
-        </w:rPr>
-        <w:t>Conserv Physiol</w:t>
-      </w:r>
-      <w:r>
-        <w:rPr>
-          <w:rFonts w:ascii="Arial" w:hAnsi="Arial" w:cs="Arial"/>
-        </w:rPr>
-        <w:t xml:space="preserve"> 1: cot001–cot001.</w:t>
-      </w:r>
-    </w:p>
-    <w:p>
-      <w:pPr>
-        <w:pStyle w:val="Bibliography"/>
-        <w:rPr>
-          <w:rFonts w:ascii="Arial" w:hAnsi="Arial" w:cs="Arial"/>
-        </w:rPr>
-      </w:pPr>
-      <w:r>
-        <w:rPr>
-          <w:rFonts w:ascii="Arial" w:hAnsi="Arial" w:cs="Arial"/>
-        </w:rPr>
-        <w:t xml:space="preserve">Coperchini F, Croce L, Ricci G, Magri F, Rotondi M, Imbriani M, Chiovato L (2021) Thyroid disrupting effects of old and new generation PFAS. </w:t>
-      </w:r>
-      <w:r>
-        <w:rPr>
-          <w:rFonts w:ascii="Arial" w:hAnsi="Arial" w:cs="Arial"/>
-          <w:i/>
-          <w:iCs/>
-        </w:rPr>
-        <w:t>Front Endocrinol</w:t>
-      </w:r>
-      <w:r>
-        <w:rPr>
-          <w:rFonts w:ascii="Arial" w:hAnsi="Arial" w:cs="Arial"/>
-        </w:rPr>
-        <w:t xml:space="preserve"> 11. doi:10.3389/fendo.2020.612320</w:t>
-      </w:r>
-    </w:p>
-    <w:p>
-      <w:pPr>
-        <w:pStyle w:val="Bibliography"/>
-        <w:rPr>
-          <w:rFonts w:ascii="Arial" w:hAnsi="Arial" w:cs="Arial"/>
-        </w:rPr>
-      </w:pPr>
-      <w:r>
-        <w:rPr>
-          <w:rFonts w:ascii="Arial" w:hAnsi="Arial" w:cs="Arial"/>
-        </w:rPr>
-        <w:lastRenderedPageBreak/>
-        <w:t xml:space="preserve">Coperchini F, Teliti M, Greco A, Croce L, Rotondi M (2024) Per-polyfluoroalkyl substances (PFAS) as thyroid disruptors: is there evidence for multi-transgenerational effects? </w:t>
-      </w:r>
-      <w:r>
-        <w:rPr>
-          <w:rFonts w:ascii="Arial" w:hAnsi="Arial" w:cs="Arial"/>
-          <w:i/>
-          <w:iCs/>
-        </w:rPr>
-        <w:t>Expert Rev Endocrinol Metab</w:t>
-      </w:r>
-      <w:r>
-        <w:rPr>
-          <w:rFonts w:ascii="Arial" w:hAnsi="Arial" w:cs="Arial"/>
-        </w:rPr>
-        <w:t xml:space="preserve"> 19: 307–315.</w:t>
-      </w:r>
-    </w:p>
-    <w:p>
-      <w:pPr>
-        <w:pStyle w:val="Bibliography"/>
-        <w:rPr>
-          <w:rFonts w:ascii="Arial" w:hAnsi="Arial" w:cs="Arial"/>
-        </w:rPr>
-      </w:pPr>
-      <w:r>
-        <w:rPr>
-          <w:rFonts w:ascii="Arial" w:hAnsi="Arial" w:cs="Arial"/>
-        </w:rPr>
-        <w:t xml:space="preserve">Cornelius Ruhs E, Becker DJ, Oakey SJ, Ogunsina O, Fenton MB, Simmons NB, Martin LB, Downs CJ (2021) Body size affects immune cell proportions in birds and non-volant mammals, but not bats. </w:t>
-      </w:r>
-      <w:r>
-        <w:rPr>
-          <w:rFonts w:ascii="Arial" w:hAnsi="Arial" w:cs="Arial"/>
-          <w:i/>
-          <w:iCs/>
-        </w:rPr>
-        <w:t>J Exp Biol</w:t>
-      </w:r>
-      <w:r>
-        <w:rPr>
-          <w:rFonts w:ascii="Arial" w:hAnsi="Arial" w:cs="Arial"/>
-        </w:rPr>
-        <w:t xml:space="preserve"> 224: jeb241109.</w:t>
-      </w:r>
-    </w:p>
-    <w:p>
-      <w:pPr>
-        <w:pStyle w:val="Bibliography"/>
-        <w:rPr>
-          <w:rFonts w:ascii="Arial" w:hAnsi="Arial" w:cs="Arial"/>
-        </w:rPr>
-      </w:pPr>
-      <w:r>
-        <w:rPr>
-          <w:rFonts w:ascii="Arial" w:hAnsi="Arial" w:cs="Arial"/>
-        </w:rPr>
-        <w:t xml:space="preserve">Corrêa SADS, Abessa DMDS, Santos LGD, Da Silva EB, Seriani R (2017) Differential blood counting in fish as a non-destructive biomarker of water contamination exposure. </w:t>
-      </w:r>
-      <w:r>
-        <w:rPr>
-          <w:rFonts w:ascii="Arial" w:hAnsi="Arial" w:cs="Arial"/>
-          <w:i/>
-          <w:iCs/>
-        </w:rPr>
-        <w:t>Toxicol Environ Chem</w:t>
-      </w:r>
-      <w:r>
-        <w:rPr>
-          <w:rFonts w:ascii="Arial" w:hAnsi="Arial" w:cs="Arial"/>
-        </w:rPr>
-        <w:t xml:space="preserve"> 99: 482–491.</w:t>
-      </w:r>
-    </w:p>
-    <w:p>
-      <w:pPr>
-        <w:pStyle w:val="Bibliography"/>
-        <w:rPr>
-          <w:rFonts w:ascii="Arial" w:hAnsi="Arial" w:cs="Arial"/>
-        </w:rPr>
-      </w:pPr>
-      <w:r>
-        <w:rPr>
-          <w:rFonts w:ascii="Arial" w:hAnsi="Arial" w:cs="Arial"/>
-        </w:rPr>
-        <w:t xml:space="preserve">Correia AT, Rebelo D, Marques J, Nunes B (2019) Effects of the chronic exposure to cerium dioxide nanoparticles in Oncorhynchus mykiss: Assessment of oxidative stress, neurotoxicity and histological alterations. </w:t>
-      </w:r>
-      <w:r>
-        <w:rPr>
-          <w:rFonts w:ascii="Arial" w:hAnsi="Arial" w:cs="Arial"/>
-          <w:i/>
-          <w:iCs/>
-        </w:rPr>
-        <w:t>Environ Toxicol Pharmacol</w:t>
-      </w:r>
-      <w:r>
-        <w:rPr>
-          <w:rFonts w:ascii="Arial" w:hAnsi="Arial" w:cs="Arial"/>
-        </w:rPr>
-        <w:t xml:space="preserve"> 68: 27–36.</w:t>
-      </w:r>
-    </w:p>
-    <w:p>
-      <w:pPr>
-        <w:pStyle w:val="Bibliography"/>
-        <w:rPr>
-          <w:rFonts w:ascii="Arial" w:hAnsi="Arial" w:cs="Arial"/>
-        </w:rPr>
-      </w:pPr>
-      <w:r>
-        <w:rPr>
-          <w:rFonts w:ascii="Arial" w:hAnsi="Arial" w:cs="Arial"/>
-        </w:rPr>
-        <w:t xml:space="preserve">Cossa D (1988) Cadmium in </w:t>
-      </w:r>
-      <w:r>
-        <w:rPr>
-          <w:rFonts w:ascii="Arial" w:hAnsi="Arial" w:cs="Arial"/>
-          <w:i/>
-          <w:iCs/>
-        </w:rPr>
-        <w:t>Mytilus</w:t>
-      </w:r>
-      <w:r>
-        <w:rPr>
-          <w:rFonts w:ascii="Arial" w:hAnsi="Arial" w:cs="Arial"/>
-        </w:rPr>
-        <w:t xml:space="preserve"> spp.: worldwide survey and relationship between seawater and mussel content. </w:t>
-      </w:r>
-      <w:r>
-        <w:rPr>
-          <w:rFonts w:ascii="Arial" w:hAnsi="Arial" w:cs="Arial"/>
-          <w:i/>
-          <w:iCs/>
-        </w:rPr>
-        <w:t>Mar Environ Res</w:t>
-      </w:r>
-      <w:r>
-        <w:rPr>
-          <w:rFonts w:ascii="Arial" w:hAnsi="Arial" w:cs="Arial"/>
-        </w:rPr>
-        <w:t xml:space="preserve"> 26: 265–284.</w:t>
-      </w:r>
-    </w:p>
-    <w:p>
-      <w:pPr>
-        <w:pStyle w:val="Bibliography"/>
-        <w:rPr>
-          <w:rFonts w:ascii="Arial" w:hAnsi="Arial" w:cs="Arial"/>
-        </w:rPr>
-      </w:pPr>
-      <w:r>
-        <w:rPr>
-          <w:rFonts w:ascii="Arial" w:hAnsi="Arial" w:cs="Arial"/>
-        </w:rPr>
-        <w:t xml:space="preserve">Costello E, Rock S, Stratakis N, Eckel SP, Walker DI, Valvi D, Cserbik D, Jenkins T, Xanthakos SA, Kohli R, </w:t>
-      </w:r>
-      <w:r>
-        <w:rPr>
-          <w:rFonts w:ascii="Arial" w:hAnsi="Arial" w:cs="Arial"/>
-          <w:i/>
-          <w:iCs/>
-        </w:rPr>
-        <w:t>et al.</w:t>
-      </w:r>
-      <w:r>
-        <w:rPr>
-          <w:rFonts w:ascii="Arial" w:hAnsi="Arial" w:cs="Arial"/>
-        </w:rPr>
-        <w:t xml:space="preserve"> (2022) Exposure to per-and polyfluoroalkyl substances and markers of liver injury: a systematic review and meta-analysis. </w:t>
-      </w:r>
-      <w:r>
-        <w:rPr>
-          <w:rFonts w:ascii="Arial" w:hAnsi="Arial" w:cs="Arial"/>
-          <w:i/>
-          <w:iCs/>
-        </w:rPr>
-        <w:t>Environ Health Perspect</w:t>
-      </w:r>
-      <w:r>
-        <w:rPr>
-          <w:rFonts w:ascii="Arial" w:hAnsi="Arial" w:cs="Arial"/>
-        </w:rPr>
-        <w:t xml:space="preserve"> 130: 046001.</w:t>
-      </w:r>
-    </w:p>
-    <w:p>
-      <w:pPr>
-        <w:pStyle w:val="Bibliography"/>
-        <w:rPr>
-          <w:rFonts w:ascii="Arial" w:hAnsi="Arial" w:cs="Arial"/>
-        </w:rPr>
-      </w:pPr>
-      <w:r>
-        <w:rPr>
-          <w:rFonts w:ascii="Arial" w:hAnsi="Arial" w:cs="Arial"/>
-        </w:rPr>
-        <w:t xml:space="preserve">Croteau M-N, Luoma SN, Stewart AR (2005) Trophic transfer of metals along freshwater food webs: evidence of cadmium biomagnification in nature. </w:t>
-      </w:r>
-      <w:r>
-        <w:rPr>
-          <w:rFonts w:ascii="Arial" w:hAnsi="Arial" w:cs="Arial"/>
-          <w:i/>
-          <w:iCs/>
-        </w:rPr>
-        <w:t>Limnol Oceanogr</w:t>
-      </w:r>
-      <w:r>
-        <w:rPr>
-          <w:rFonts w:ascii="Arial" w:hAnsi="Arial" w:cs="Arial"/>
-        </w:rPr>
-        <w:t xml:space="preserve"> 50: 1511–1519.</w:t>
-      </w:r>
-    </w:p>
-    <w:p>
-      <w:pPr>
-        <w:pStyle w:val="Bibliography"/>
-        <w:rPr>
-          <w:rFonts w:ascii="Arial" w:hAnsi="Arial" w:cs="Arial"/>
-        </w:rPr>
-      </w:pPr>
-      <w:r>
-        <w:rPr>
-          <w:rFonts w:ascii="Arial" w:hAnsi="Arial" w:cs="Arial"/>
-        </w:rPr>
-        <w:t xml:space="preserve">Davis AK (2005) Effect of handling time and repeated sampling on avian white blood cell counts. </w:t>
-      </w:r>
-      <w:r>
-        <w:rPr>
-          <w:rFonts w:ascii="Arial" w:hAnsi="Arial" w:cs="Arial"/>
-          <w:i/>
-          <w:iCs/>
-        </w:rPr>
-        <w:t>J Field Ornithol</w:t>
-      </w:r>
-      <w:r>
-        <w:rPr>
-          <w:rFonts w:ascii="Arial" w:hAnsi="Arial" w:cs="Arial"/>
-        </w:rPr>
-        <w:t xml:space="preserve"> 76: 334–338.</w:t>
-      </w:r>
-    </w:p>
-    <w:p>
-      <w:pPr>
-        <w:pStyle w:val="Bibliography"/>
-        <w:rPr>
-          <w:rFonts w:ascii="Arial" w:hAnsi="Arial" w:cs="Arial"/>
-        </w:rPr>
-      </w:pPr>
-      <w:r>
-        <w:rPr>
-          <w:rFonts w:ascii="Arial" w:hAnsi="Arial" w:cs="Arial"/>
-        </w:rPr>
-        <w:t xml:space="preserve">Davis AK, Maney DL, Maerz JC (2008) The use of leukocyte profiles to measure stress in vertebrates: a review for ecologists. </w:t>
-      </w:r>
-      <w:r>
-        <w:rPr>
-          <w:rFonts w:ascii="Arial" w:hAnsi="Arial" w:cs="Arial"/>
-          <w:i/>
-          <w:iCs/>
-        </w:rPr>
-        <w:t>Funct Ecol</w:t>
-      </w:r>
-      <w:r>
-        <w:rPr>
-          <w:rFonts w:ascii="Arial" w:hAnsi="Arial" w:cs="Arial"/>
-        </w:rPr>
-        <w:t xml:space="preserve"> 22: 760–772.</w:t>
-      </w:r>
-    </w:p>
-    <w:p>
-      <w:pPr>
-        <w:pStyle w:val="Bibliography"/>
-        <w:rPr>
-          <w:rFonts w:ascii="Arial" w:hAnsi="Arial" w:cs="Arial"/>
-        </w:rPr>
-      </w:pPr>
-      <w:r>
-        <w:rPr>
-          <w:rFonts w:ascii="Arial" w:hAnsi="Arial" w:cs="Arial"/>
-        </w:rPr>
-        <w:t xml:space="preserve">Delignette-Muller ML, Dutang C (2015) fitdistrplus: an R package for fitting distributions. </w:t>
-      </w:r>
-      <w:r>
-        <w:rPr>
-          <w:rFonts w:ascii="Arial" w:hAnsi="Arial" w:cs="Arial"/>
-          <w:i/>
-          <w:iCs/>
-        </w:rPr>
-        <w:t>J Stat Softw</w:t>
-      </w:r>
-      <w:r>
-        <w:rPr>
-          <w:rFonts w:ascii="Arial" w:hAnsi="Arial" w:cs="Arial"/>
-        </w:rPr>
-        <w:t xml:space="preserve"> 64: 1–34.</w:t>
-      </w:r>
-    </w:p>
-    <w:p>
-      <w:pPr>
-        <w:pStyle w:val="Bibliography"/>
-        <w:rPr>
-          <w:rFonts w:ascii="Arial" w:hAnsi="Arial" w:cs="Arial"/>
-        </w:rPr>
-      </w:pPr>
-      <w:r>
-        <w:rPr>
-          <w:rFonts w:ascii="Arial" w:hAnsi="Arial" w:cs="Arial"/>
-        </w:rPr>
-        <w:t xml:space="preserve">Devi M, Fingerman M, others (1995) Inhibition of acetylcholinesterase activity in the central nervous system of the red swamp crayfish, </w:t>
-      </w:r>
-      <w:r>
-        <w:rPr>
-          <w:rFonts w:ascii="Arial" w:hAnsi="Arial" w:cs="Arial"/>
-          <w:i/>
-          <w:iCs/>
-        </w:rPr>
-        <w:t>Procambarus clarkii</w:t>
-      </w:r>
-      <w:r>
-        <w:rPr>
-          <w:rFonts w:ascii="Arial" w:hAnsi="Arial" w:cs="Arial"/>
-        </w:rPr>
-        <w:t xml:space="preserve">, by mercury, cadmium, and lead. </w:t>
-      </w:r>
-      <w:r>
-        <w:rPr>
-          <w:rFonts w:ascii="Arial" w:hAnsi="Arial" w:cs="Arial"/>
-          <w:i/>
-          <w:iCs/>
-        </w:rPr>
-        <w:t>Bull Environ Contam Toxicol</w:t>
-      </w:r>
-      <w:r>
-        <w:rPr>
-          <w:rFonts w:ascii="Arial" w:hAnsi="Arial" w:cs="Arial"/>
-        </w:rPr>
-        <w:t xml:space="preserve"> 55: 746–750.</w:t>
-      </w:r>
-    </w:p>
-    <w:p>
-      <w:pPr>
-        <w:pStyle w:val="Bibliography"/>
-        <w:rPr>
-          <w:rFonts w:ascii="Arial" w:hAnsi="Arial" w:cs="Arial"/>
-        </w:rPr>
-      </w:pPr>
-      <w:r>
-        <w:rPr>
-          <w:rFonts w:ascii="Arial" w:hAnsi="Arial" w:cs="Arial"/>
-        </w:rPr>
-        <w:t xml:space="preserve">Downs CJ, Dochtermann NA, Ball R, Klasing KC, Martin LB (2020) The effects of body mass on immune cell concentrations of mammals. </w:t>
-      </w:r>
-      <w:r>
-        <w:rPr>
-          <w:rFonts w:ascii="Arial" w:hAnsi="Arial" w:cs="Arial"/>
-          <w:i/>
-          <w:iCs/>
-        </w:rPr>
-        <w:t>Am Nat</w:t>
-      </w:r>
-      <w:r>
-        <w:rPr>
-          <w:rFonts w:ascii="Arial" w:hAnsi="Arial" w:cs="Arial"/>
-        </w:rPr>
-        <w:t xml:space="preserve"> 195: 107–114.</w:t>
-      </w:r>
-    </w:p>
-    <w:p>
-      <w:pPr>
-        <w:pStyle w:val="Bibliography"/>
-        <w:rPr>
-          <w:rFonts w:ascii="Arial" w:hAnsi="Arial" w:cs="Arial"/>
-        </w:rPr>
-      </w:pPr>
-      <w:r>
-        <w:rPr>
-          <w:rFonts w:ascii="Arial" w:hAnsi="Arial" w:cs="Arial"/>
-        </w:rPr>
-        <w:t xml:space="preserve">Dudgeon D, Arthington AH, Gessner MO, Kawabata Z-I, Knowler DJ, Lévêque C, Naiman RJ, Prieur-Richard A-H, Soto D, Stiassny ML, </w:t>
-      </w:r>
-      <w:r>
-        <w:rPr>
-          <w:rFonts w:ascii="Arial" w:hAnsi="Arial" w:cs="Arial"/>
-          <w:i/>
-          <w:iCs/>
-        </w:rPr>
-        <w:t>et al.</w:t>
-      </w:r>
-      <w:r>
-        <w:rPr>
-          <w:rFonts w:ascii="Arial" w:hAnsi="Arial" w:cs="Arial"/>
-        </w:rPr>
-        <w:t xml:space="preserve"> (2006) Freshwater </w:t>
-      </w:r>
-      <w:r>
-        <w:rPr>
-          <w:rFonts w:ascii="Arial" w:hAnsi="Arial" w:cs="Arial"/>
-        </w:rPr>
-        <w:lastRenderedPageBreak/>
-        <w:t xml:space="preserve">biodiversity: importance, threats, status and conservation challenges. </w:t>
-      </w:r>
-      <w:r>
-        <w:rPr>
-          <w:rFonts w:ascii="Arial" w:hAnsi="Arial" w:cs="Arial"/>
-          <w:i/>
-          <w:iCs/>
-        </w:rPr>
-        <w:t>Biol Rev</w:t>
-      </w:r>
-      <w:r>
-        <w:rPr>
-          <w:rFonts w:ascii="Arial" w:hAnsi="Arial" w:cs="Arial"/>
-        </w:rPr>
-        <w:t xml:space="preserve"> 81: 163–182.</w:t>
-      </w:r>
-    </w:p>
-    <w:p>
-      <w:pPr>
-        <w:pStyle w:val="Bibliography"/>
-        <w:rPr>
-          <w:rFonts w:ascii="Arial" w:hAnsi="Arial" w:cs="Arial"/>
-        </w:rPr>
-      </w:pPr>
-      <w:r>
-        <w:rPr>
-          <w:rFonts w:ascii="Arial" w:hAnsi="Arial" w:cs="Arial"/>
-        </w:rPr>
-        <w:t xml:space="preserve">Edo GI, Samuel PO, Oloni GO, Ezekiel GO, Ikpekoro VO, Obasohan P, Ongulu J, Otunuya CF, Opiti AR, Ajakaye RS, </w:t>
-      </w:r>
-      <w:r>
-        <w:rPr>
-          <w:rFonts w:ascii="Arial" w:hAnsi="Arial" w:cs="Arial"/>
-          <w:i/>
-          <w:iCs/>
-        </w:rPr>
-        <w:t>et al.</w:t>
-      </w:r>
-      <w:r>
-        <w:rPr>
-          <w:rFonts w:ascii="Arial" w:hAnsi="Arial" w:cs="Arial"/>
-        </w:rPr>
-        <w:t xml:space="preserve"> (2024) Environmental persistence, bioaccumulation, and ecotoxicology of heavy metals. </w:t>
-      </w:r>
-      <w:r>
-        <w:rPr>
-          <w:rFonts w:ascii="Arial" w:hAnsi="Arial" w:cs="Arial"/>
-          <w:i/>
-          <w:iCs/>
-        </w:rPr>
-        <w:t>Chem Ecol</w:t>
-      </w:r>
-      <w:r>
-        <w:rPr>
-          <w:rFonts w:ascii="Arial" w:hAnsi="Arial" w:cs="Arial"/>
-        </w:rPr>
-        <w:t xml:space="preserve"> 40: 322–349.</w:t>
-      </w:r>
-    </w:p>
-    <w:p>
-      <w:pPr>
-        <w:pStyle w:val="Bibliography"/>
-        <w:rPr>
-          <w:rFonts w:ascii="Arial" w:hAnsi="Arial" w:cs="Arial"/>
-        </w:rPr>
-      </w:pPr>
-      <w:r>
-        <w:rPr>
-          <w:rFonts w:ascii="Arial" w:hAnsi="Arial" w:cs="Arial"/>
-        </w:rPr>
-        <w:t xml:space="preserve">Everds NE, Snyder PW, Bailey KL, Bolon B, Creasy DM, Foley GL, Rosol TJ, Sellers T (2013) Interpreting stress responses during routine toxicity studies: a review of the biology, impact, and assessment. </w:t>
-      </w:r>
-      <w:r>
-        <w:rPr>
-          <w:rFonts w:ascii="Arial" w:hAnsi="Arial" w:cs="Arial"/>
-          <w:i/>
-          <w:iCs/>
-        </w:rPr>
-        <w:t>Toxicol Pathol</w:t>
-      </w:r>
-      <w:r>
-        <w:rPr>
-          <w:rFonts w:ascii="Arial" w:hAnsi="Arial" w:cs="Arial"/>
-        </w:rPr>
-        <w:t xml:space="preserve"> 41: 560–614.</w:t>
-      </w:r>
-    </w:p>
-    <w:p>
-      <w:pPr>
-        <w:pStyle w:val="Bibliography"/>
-        <w:rPr>
-          <w:rFonts w:ascii="Arial" w:hAnsi="Arial" w:cs="Arial"/>
-        </w:rPr>
-      </w:pPr>
-      <w:r>
-        <w:rPr>
-          <w:rFonts w:ascii="Arial" w:hAnsi="Arial" w:cs="Arial"/>
-        </w:rPr>
-        <w:t xml:space="preserve">Fang C, Huang Q, Ye T, Chen Y, Liu L, Kang M, Lin Y, Shen H, Dong S (2013) Embryonic exposure to PFOS induces immunosuppression in the fish larvae of marine medaka. </w:t>
-      </w:r>
-      <w:r>
-        <w:rPr>
-          <w:rFonts w:ascii="Arial" w:hAnsi="Arial" w:cs="Arial"/>
-          <w:i/>
-          <w:iCs/>
-        </w:rPr>
-        <w:t>Ecotoxicol Environ Saf</w:t>
-      </w:r>
-      <w:r>
-        <w:rPr>
-          <w:rFonts w:ascii="Arial" w:hAnsi="Arial" w:cs="Arial"/>
-        </w:rPr>
-        <w:t xml:space="preserve"> 92: 104–111.</w:t>
-      </w:r>
-    </w:p>
-    <w:p>
-      <w:pPr>
-        <w:pStyle w:val="Bibliography"/>
-        <w:rPr>
-          <w:rFonts w:ascii="Arial" w:hAnsi="Arial" w:cs="Arial"/>
-        </w:rPr>
-      </w:pPr>
-      <w:r>
-        <w:rPr>
-          <w:rFonts w:ascii="Arial" w:hAnsi="Arial" w:cs="Arial"/>
-        </w:rPr>
-        <w:t>Fang Q, Yuan M, Sun Z, Xue Y, Chong C-M, Wang X (2026) Temporal effects of perfluorononanoic acid (PFNA) exposure on metabolic disorders and gut-liver axis injury in large yellow croaker (</w:t>
-      </w:r>
-      <w:r>
-        <w:rPr>
-          <w:rFonts w:ascii="Arial" w:hAnsi="Arial" w:cs="Arial"/>
-          <w:i/>
-          <w:iCs/>
-        </w:rPr>
-        <w:t>Larimichthys crocea</w:t>
-      </w:r>
-      <w:r>
-        <w:rPr>
-          <w:rFonts w:ascii="Arial" w:hAnsi="Arial" w:cs="Arial"/>
-        </w:rPr>
-        <w:t xml:space="preserve">). </w:t>
-      </w:r>
-      <w:r>
-        <w:rPr>
-          <w:rFonts w:ascii="Arial" w:hAnsi="Arial" w:cs="Arial"/>
-          <w:i/>
-          <w:iCs/>
-        </w:rPr>
-        <w:t>Environ Res</w:t>
-      </w:r>
-      <w:r>
-        <w:rPr>
-          <w:rFonts w:ascii="Arial" w:hAnsi="Arial" w:cs="Arial"/>
-        </w:rPr>
-        <w:t xml:space="preserve"> 288: 123211.</w:t>
-      </w:r>
-    </w:p>
-    <w:p>
-      <w:pPr>
-        <w:pStyle w:val="Bibliography"/>
-        <w:rPr>
-          <w:rFonts w:ascii="Arial" w:hAnsi="Arial" w:cs="Arial"/>
-        </w:rPr>
-      </w:pPr>
-      <w:r>
-        <w:rPr>
-          <w:rFonts w:ascii="Arial" w:hAnsi="Arial" w:cs="Arial"/>
-        </w:rPr>
-        <w:t xml:space="preserve">Farah MA, Ateeq B, Ali MN, Sabir R, Ahmad W (2004) Studies on lethal concentrations and toxicity stress of some xenobiotics on aquatic organisms. </w:t>
-      </w:r>
-      <w:r>
-        <w:rPr>
-          <w:rFonts w:ascii="Arial" w:hAnsi="Arial" w:cs="Arial"/>
-          <w:i/>
-          <w:iCs/>
-        </w:rPr>
-        <w:t>Chemosphere</w:t>
-      </w:r>
-      <w:r>
-        <w:rPr>
-          <w:rFonts w:ascii="Arial" w:hAnsi="Arial" w:cs="Arial"/>
-        </w:rPr>
-        <w:t xml:space="preserve"> 55: 257–265.</w:t>
-      </w:r>
-    </w:p>
-    <w:p>
-      <w:pPr>
-        <w:pStyle w:val="Bibliography"/>
-        <w:rPr>
-          <w:rFonts w:ascii="Arial" w:hAnsi="Arial" w:cs="Arial"/>
-        </w:rPr>
-      </w:pPr>
-      <w:r>
-        <w:rPr>
-          <w:rFonts w:ascii="Arial" w:hAnsi="Arial" w:cs="Arial"/>
-        </w:rPr>
-        <w:t>Feder ME (1987) New Directions in Ecological Physiology. Cambridge University Press.</w:t>
-      </w:r>
-    </w:p>
-    <w:p>
-      <w:pPr>
-        <w:pStyle w:val="Bibliography"/>
-        <w:rPr>
-          <w:rFonts w:ascii="Arial" w:hAnsi="Arial" w:cs="Arial"/>
-        </w:rPr>
-      </w:pPr>
-      <w:r>
-        <w:rPr>
-          <w:rFonts w:ascii="Arial" w:hAnsi="Arial" w:cs="Arial"/>
-        </w:rPr>
-        <w:t xml:space="preserve">Frehse FDA, Hargrove JS, Weyl OLF, Vitule JRS (2020) The genetic characteristics of invasive largemouth bass in southern Brazil. </w:t>
-      </w:r>
-      <w:r>
-        <w:rPr>
-          <w:rFonts w:ascii="Arial" w:hAnsi="Arial" w:cs="Arial"/>
-          <w:i/>
-          <w:iCs/>
-        </w:rPr>
-        <w:t>J Appl Ichthyol</w:t>
-      </w:r>
-      <w:r>
-        <w:rPr>
-          <w:rFonts w:ascii="Arial" w:hAnsi="Arial" w:cs="Arial"/>
-        </w:rPr>
-        <w:t xml:space="preserve"> 36: 46–54.</w:t>
-      </w:r>
-    </w:p>
-    <w:p>
-      <w:pPr>
-        <w:pStyle w:val="Bibliography"/>
-        <w:rPr>
-          <w:rFonts w:ascii="Arial" w:hAnsi="Arial" w:cs="Arial"/>
-        </w:rPr>
-      </w:pPr>
-      <w:r>
-        <w:rPr>
-          <w:rFonts w:ascii="Arial" w:hAnsi="Arial" w:cs="Arial"/>
-        </w:rPr>
-        <w:t>Gaines LGT (2023) Historical and current usage of per</w:t>
-      </w:r>
-      <w:r>
-        <w:rPr>
-          <w:rFonts w:ascii="Cambria Math" w:hAnsi="Cambria Math" w:cs="Cambria Math"/>
-        </w:rPr>
-        <w:t>‐</w:t>
-      </w:r>
-      <w:r>
-        <w:rPr>
-          <w:rFonts w:ascii="Arial" w:hAnsi="Arial" w:cs="Arial"/>
-        </w:rPr>
-        <w:t xml:space="preserve"> and polyfluoroalkyl substances (PFAS): a literature review. </w:t>
-      </w:r>
-      <w:r>
-        <w:rPr>
-          <w:rFonts w:ascii="Arial" w:hAnsi="Arial" w:cs="Arial"/>
-          <w:i/>
-          <w:iCs/>
-        </w:rPr>
-        <w:t>American J Industrial Med</w:t>
-      </w:r>
-      <w:r>
-        <w:rPr>
-          <w:rFonts w:ascii="Arial" w:hAnsi="Arial" w:cs="Arial"/>
-        </w:rPr>
-        <w:t xml:space="preserve"> 66: 353–378.</w:t>
-      </w:r>
-    </w:p>
-    <w:p>
-      <w:pPr>
-        <w:pStyle w:val="Bibliography"/>
-        <w:rPr>
-          <w:rFonts w:ascii="Arial" w:hAnsi="Arial" w:cs="Arial"/>
-        </w:rPr>
-      </w:pPr>
-      <w:r>
-        <w:rPr>
-          <w:rFonts w:ascii="Arial" w:hAnsi="Arial" w:cs="Arial"/>
-        </w:rPr>
-        <w:t xml:space="preserve">Gangloff MM, Edgar GJ, Wilson B (2016) Imperilled species in aquatic ecosystems: emerging threats, management and future prognoses. </w:t>
-      </w:r>
-      <w:r>
-        <w:rPr>
-          <w:rFonts w:ascii="Arial" w:hAnsi="Arial" w:cs="Arial"/>
-          <w:i/>
-          <w:iCs/>
-        </w:rPr>
-        <w:t>Aquat Conserv Mar Freshw Ecosyst</w:t>
-      </w:r>
-      <w:r>
-        <w:rPr>
-          <w:rFonts w:ascii="Arial" w:hAnsi="Arial" w:cs="Arial"/>
-        </w:rPr>
-        <w:t xml:space="preserve"> 26: 858–871.</w:t>
-      </w:r>
-    </w:p>
-    <w:p>
-      <w:pPr>
-        <w:pStyle w:val="Bibliography"/>
-        <w:rPr>
-          <w:rFonts w:ascii="Arial" w:hAnsi="Arial" w:cs="Arial"/>
-        </w:rPr>
-      </w:pPr>
-      <w:r>
-        <w:rPr>
-          <w:rFonts w:ascii="Arial" w:hAnsi="Arial" w:cs="Arial"/>
-        </w:rPr>
-        <w:t xml:space="preserve">Gill TS, Pant JC (1985) Erythrocytic and leukocytic responses to cadmium poisoning in a freshwater fish, </w:t>
-      </w:r>
-      <w:r>
-        <w:rPr>
-          <w:rFonts w:ascii="Arial" w:hAnsi="Arial" w:cs="Arial"/>
-          <w:i/>
-          <w:iCs/>
-        </w:rPr>
-        <w:t>Puntius conchonius</w:t>
-      </w:r>
-      <w:r>
-        <w:rPr>
-          <w:rFonts w:ascii="Arial" w:hAnsi="Arial" w:cs="Arial"/>
-        </w:rPr>
-        <w:t xml:space="preserve"> ham. </w:t>
-      </w:r>
-      <w:r>
-        <w:rPr>
-          <w:rFonts w:ascii="Arial" w:hAnsi="Arial" w:cs="Arial"/>
-          <w:i/>
-          <w:iCs/>
-        </w:rPr>
-        <w:t>Environ Res</w:t>
-      </w:r>
-      <w:r>
-        <w:rPr>
-          <w:rFonts w:ascii="Arial" w:hAnsi="Arial" w:cs="Arial"/>
-        </w:rPr>
-        <w:t xml:space="preserve"> 36: 327–337.</w:t>
-      </w:r>
-    </w:p>
-    <w:p>
-      <w:pPr>
-        <w:pStyle w:val="Bibliography"/>
-        <w:rPr>
-          <w:rFonts w:ascii="Arial" w:hAnsi="Arial" w:cs="Arial"/>
-        </w:rPr>
-      </w:pPr>
-      <w:r>
-        <w:rPr>
-          <w:rFonts w:ascii="Arial" w:hAnsi="Arial" w:cs="Arial"/>
-        </w:rPr>
-        <w:t xml:space="preserve">Goessling JM, Kennedy H, Mendonça MT, Wilson AE (2015) A meta-analysis of plasma corticosterone and heterophil : lymphocyte ratios – is there conservation of physiological stress responses over time? </w:t>
-      </w:r>
-      <w:r>
-        <w:rPr>
-          <w:rFonts w:ascii="Arial" w:hAnsi="Arial" w:cs="Arial"/>
-          <w:i/>
-          <w:iCs/>
-        </w:rPr>
-        <w:t>Funct Ecol</w:t>
-      </w:r>
-      <w:r>
-        <w:rPr>
-          <w:rFonts w:ascii="Arial" w:hAnsi="Arial" w:cs="Arial"/>
-        </w:rPr>
-        <w:t xml:space="preserve"> 29: 1189–1196.</w:t>
-      </w:r>
-    </w:p>
-    <w:p>
-      <w:pPr>
-        <w:pStyle w:val="Bibliography"/>
-        <w:rPr>
-          <w:rFonts w:ascii="Arial" w:hAnsi="Arial" w:cs="Arial"/>
-        </w:rPr>
-      </w:pPr>
-      <w:r>
-        <w:rPr>
-          <w:rFonts w:ascii="Arial" w:hAnsi="Arial" w:cs="Arial"/>
-        </w:rPr>
-        <w:t xml:space="preserve">Gratwicke B, Marshall BE (2001) The relationship between the exotic predators </w:t>
-      </w:r>
-      <w:r>
-        <w:rPr>
-          <w:rFonts w:ascii="Arial" w:hAnsi="Arial" w:cs="Arial"/>
-          <w:i/>
-          <w:iCs/>
-        </w:rPr>
-        <w:t>Micropterus salmoides</w:t>
-      </w:r>
-      <w:r>
-        <w:rPr>
-          <w:rFonts w:ascii="Arial" w:hAnsi="Arial" w:cs="Arial"/>
-        </w:rPr>
-        <w:t xml:space="preserve"> and </w:t>
-      </w:r>
-      <w:r>
-        <w:rPr>
-          <w:rFonts w:ascii="Arial" w:hAnsi="Arial" w:cs="Arial"/>
-          <w:i/>
-          <w:iCs/>
-        </w:rPr>
-        <w:t>Serranochromis robustus</w:t>
-      </w:r>
-      <w:r>
-        <w:rPr>
-          <w:rFonts w:ascii="Arial" w:hAnsi="Arial" w:cs="Arial"/>
-        </w:rPr>
-        <w:t xml:space="preserve"> and native stream fishes in Zimbabwe. </w:t>
-      </w:r>
-      <w:r>
-        <w:rPr>
-          <w:rFonts w:ascii="Arial" w:hAnsi="Arial" w:cs="Arial"/>
-          <w:i/>
-          <w:iCs/>
-        </w:rPr>
-        <w:t>J Fish Biol</w:t>
-      </w:r>
-      <w:r>
-        <w:rPr>
-          <w:rFonts w:ascii="Arial" w:hAnsi="Arial" w:cs="Arial"/>
-        </w:rPr>
-        <w:t xml:space="preserve"> 58: 68–75.</w:t>
-      </w:r>
-    </w:p>
-    <w:p>
-      <w:pPr>
-        <w:pStyle w:val="Bibliography"/>
-        <w:rPr>
-          <w:rFonts w:ascii="Arial" w:hAnsi="Arial" w:cs="Arial"/>
-        </w:rPr>
-      </w:pPr>
-      <w:r>
-        <w:rPr>
-          <w:rFonts w:ascii="Arial" w:hAnsi="Arial" w:cs="Arial"/>
-        </w:rPr>
-        <w:lastRenderedPageBreak/>
-        <w:t xml:space="preserve">Guillette Jr. LJ (2006) Endocrine disrupting contaminants—beyond the dogma. </w:t>
-      </w:r>
-      <w:r>
-        <w:rPr>
-          <w:rFonts w:ascii="Arial" w:hAnsi="Arial" w:cs="Arial"/>
-          <w:i/>
-          <w:iCs/>
-        </w:rPr>
-        <w:t>Environ Health Perspect</w:t>
-      </w:r>
-      <w:r>
-        <w:rPr>
-          <w:rFonts w:ascii="Arial" w:hAnsi="Arial" w:cs="Arial"/>
-        </w:rPr>
-        <w:t xml:space="preserve"> 114: 9–12.</w:t>
-      </w:r>
-    </w:p>
-    <w:p>
-      <w:pPr>
-        <w:pStyle w:val="Bibliography"/>
-        <w:rPr>
-          <w:rFonts w:ascii="Arial" w:hAnsi="Arial" w:cs="Arial"/>
-        </w:rPr>
-      </w:pPr>
-      <w:r>
-        <w:rPr>
-          <w:rFonts w:ascii="Arial" w:hAnsi="Arial" w:cs="Arial"/>
-        </w:rPr>
-        <w:t xml:space="preserve">Guillette TC, McCord J, Guillette M, Polera ME, Rachels KT, Morgeson C, Kotlarz N, Knappe DRU, Reading BJ, Strynar M, </w:t>
-      </w:r>
-      <w:r>
-        <w:rPr>
-          <w:rFonts w:ascii="Arial" w:hAnsi="Arial" w:cs="Arial"/>
-          <w:i/>
-          <w:iCs/>
-        </w:rPr>
-        <w:t>et al.</w:t>
-      </w:r>
-      <w:r>
-        <w:rPr>
-          <w:rFonts w:ascii="Arial" w:hAnsi="Arial" w:cs="Arial"/>
-        </w:rPr>
-        <w:t xml:space="preserve"> (2020) Elevated levels of per- and polyfluoroalkyl substances in Cape Fear River Striped Bass (</w:t>
-      </w:r>
-      <w:r>
-        <w:rPr>
-          <w:rFonts w:ascii="Arial" w:hAnsi="Arial" w:cs="Arial"/>
-          <w:i/>
-          <w:iCs/>
-        </w:rPr>
-        <w:t>Morone saxatilis</w:t>
-      </w:r>
-      <w:r>
-        <w:rPr>
-          <w:rFonts w:ascii="Arial" w:hAnsi="Arial" w:cs="Arial"/>
-        </w:rPr>
-        <w:t xml:space="preserve">) are associated with biomarkers of altered immune and liver function. </w:t>
-      </w:r>
-      <w:r>
-        <w:rPr>
-          <w:rFonts w:ascii="Arial" w:hAnsi="Arial" w:cs="Arial"/>
-          <w:i/>
-          <w:iCs/>
-        </w:rPr>
-        <w:t>Environ Int</w:t>
-      </w:r>
-      <w:r>
-        <w:rPr>
-          <w:rFonts w:ascii="Arial" w:hAnsi="Arial" w:cs="Arial"/>
-        </w:rPr>
-        <w:t xml:space="preserve"> 136: 105358.</w:t>
-      </w:r>
-    </w:p>
-    <w:p>
-      <w:pPr>
-        <w:pStyle w:val="Bibliography"/>
-        <w:rPr>
-          <w:rFonts w:ascii="Arial" w:hAnsi="Arial" w:cs="Arial"/>
-        </w:rPr>
-      </w:pPr>
-      <w:r>
-        <w:rPr>
-          <w:rFonts w:ascii="Arial" w:hAnsi="Arial" w:cs="Arial"/>
-        </w:rPr>
-        <w:t xml:space="preserve">Hamlin HJ, Guillette Jr. LJ (2010) Birth defects in wildlife: the role of environmental contaminants as inducers of reproductive and developmental dysfunction. </w:t>
-      </w:r>
-      <w:r>
-        <w:rPr>
-          <w:rFonts w:ascii="Arial" w:hAnsi="Arial" w:cs="Arial"/>
-          <w:i/>
-          <w:iCs/>
-        </w:rPr>
-        <w:t>Syst Biol Reprod</w:t>
-      </w:r>
-      <w:r>
-        <w:rPr>
-          <w:rFonts w:ascii="Arial" w:hAnsi="Arial" w:cs="Arial"/>
-        </w:rPr>
-        <w:t xml:space="preserve"> 56: 113–121.</w:t>
-      </w:r>
-    </w:p>
-    <w:p>
-      <w:pPr>
-        <w:pStyle w:val="Bibliography"/>
-        <w:rPr>
-          <w:rFonts w:ascii="Arial" w:hAnsi="Arial" w:cs="Arial"/>
-        </w:rPr>
-      </w:pPr>
-      <w:r>
-        <w:rPr>
-          <w:rFonts w:ascii="Arial" w:hAnsi="Arial" w:cs="Arial"/>
-        </w:rPr>
-        <w:t xml:space="preserve">Hertika AMS, Arfiati D, Lusiana ED, Putra RB (2022) Effect of environmental factors on blood counts of Gambusia affinis caught at brantas river watershed, Indonesia. </w:t>
-      </w:r>
-      <w:r>
-        <w:rPr>
-          <w:rFonts w:ascii="Arial" w:hAnsi="Arial" w:cs="Arial"/>
-          <w:i/>
-          <w:iCs/>
-        </w:rPr>
-        <w:t>F1000Research</w:t>
-      </w:r>
-      <w:r>
-        <w:rPr>
-          <w:rFonts w:ascii="Arial" w:hAnsi="Arial" w:cs="Arial"/>
-        </w:rPr>
-        <w:t xml:space="preserve"> 10: 1169.</w:t>
-      </w:r>
-    </w:p>
-    <w:p>
-      <w:pPr>
-        <w:pStyle w:val="Bibliography"/>
-        <w:rPr>
-          <w:rFonts w:ascii="Arial" w:hAnsi="Arial" w:cs="Arial"/>
-        </w:rPr>
-      </w:pPr>
-      <w:r>
-        <w:rPr>
-          <w:rFonts w:ascii="Arial" w:hAnsi="Arial" w:cs="Arial"/>
-        </w:rPr>
-        <w:t xml:space="preserve">Hertika AMS, Musa M, Amron K, Putra RBDS, Alfarisi MA, Putra AFR, Halimah MF, Wijanata IBP (2025) Analysis of fish hematological profiles as bioindicators of water pollution in fish conservation areas, East Java, Indonesia. </w:t>
-      </w:r>
-      <w:r>
-        <w:rPr>
-          <w:rFonts w:ascii="Arial" w:hAnsi="Arial" w:cs="Arial"/>
-          <w:i/>
-          <w:iCs/>
-        </w:rPr>
-        <w:t>Water Environ Res</w:t>
-      </w:r>
-      <w:r>
-        <w:rPr>
-          <w:rFonts w:ascii="Arial" w:hAnsi="Arial" w:cs="Arial"/>
-        </w:rPr>
-        <w:t xml:space="preserve"> 97: e70126.</w:t>
-      </w:r>
-    </w:p>
-    <w:p>
-      <w:pPr>
-        <w:pStyle w:val="Bibliography"/>
-        <w:rPr>
-          <w:rFonts w:ascii="Arial" w:hAnsi="Arial" w:cs="Arial"/>
-        </w:rPr>
-      </w:pPr>
-      <w:r>
-        <w:rPr>
-          <w:rFonts w:ascii="Arial" w:hAnsi="Arial" w:cs="Arial"/>
-        </w:rPr>
-        <w:t xml:space="preserve">Hontela A, Rasmussen JB, Audet C, Chevalier G (1992) Impaired cortisol stress response in fish from environments polluted by PAHs, PCBs, and mercury. </w:t>
-      </w:r>
-      <w:r>
-        <w:rPr>
-          <w:rFonts w:ascii="Arial" w:hAnsi="Arial" w:cs="Arial"/>
-          <w:i/>
-          <w:iCs/>
-        </w:rPr>
-        <w:t>Arch Environ Contam Toxicol</w:t>
-      </w:r>
-      <w:r>
-        <w:rPr>
-          <w:rFonts w:ascii="Arial" w:hAnsi="Arial" w:cs="Arial"/>
-        </w:rPr>
-        <w:t xml:space="preserve"> 22: 278–283.</w:t>
-      </w:r>
-    </w:p>
-    <w:p>
-      <w:pPr>
-        <w:pStyle w:val="Bibliography"/>
-        <w:rPr>
-          <w:rFonts w:ascii="Arial" w:hAnsi="Arial" w:cs="Arial"/>
-        </w:rPr>
-      </w:pPr>
-      <w:r>
-        <w:rPr>
-          <w:rFonts w:ascii="Arial" w:hAnsi="Arial" w:cs="Arial"/>
-        </w:rPr>
-        <w:t xml:space="preserve">Houwen B (2002) Blood film preparation and staining procedures. </w:t>
-      </w:r>
-      <w:r>
-        <w:rPr>
-          <w:rFonts w:ascii="Arial" w:hAnsi="Arial" w:cs="Arial"/>
-          <w:i/>
-          <w:iCs/>
-        </w:rPr>
-        <w:t>Clin Lab Med</w:t>
-      </w:r>
-      <w:r>
-        <w:rPr>
-          <w:rFonts w:ascii="Arial" w:hAnsi="Arial" w:cs="Arial"/>
-        </w:rPr>
-        <w:t xml:space="preserve"> 22: 1–14.</w:t>
-      </w:r>
-    </w:p>
-    <w:p>
-      <w:pPr>
-        <w:pStyle w:val="Bibliography"/>
-        <w:rPr>
-          <w:rFonts w:ascii="Arial" w:hAnsi="Arial" w:cs="Arial"/>
-        </w:rPr>
-      </w:pPr>
-      <w:r>
-        <w:rPr>
-          <w:rFonts w:ascii="Arial" w:hAnsi="Arial" w:cs="Arial"/>
-        </w:rPr>
-        <w:t xml:space="preserve">Hu F, Yin L, Dong F, Zheng M, Zhao Y, Fu S, Zhang W, Chen X (2021) Effects of long-term cadmium exposure on growth, antioxidant defense and DNA methylation in juvenile Nile tilapia (Oreochromis niloticus). </w:t>
-      </w:r>
-      <w:r>
-        <w:rPr>
-          <w:rFonts w:ascii="Arial" w:hAnsi="Arial" w:cs="Arial"/>
-          <w:i/>
-          <w:iCs/>
-        </w:rPr>
-        <w:t>Aquat Toxicol</w:t>
-      </w:r>
-      <w:r>
-        <w:rPr>
-          <w:rFonts w:ascii="Arial" w:hAnsi="Arial" w:cs="Arial"/>
-        </w:rPr>
-        <w:t xml:space="preserve"> 241: 106014.</w:t>
-      </w:r>
-    </w:p>
-    <w:p>
-      <w:pPr>
-        <w:pStyle w:val="Bibliography"/>
-        <w:rPr>
-          <w:rFonts w:ascii="Arial" w:hAnsi="Arial" w:cs="Arial"/>
-        </w:rPr>
-      </w:pPr>
-      <w:r>
-        <w:rPr>
-          <w:rFonts w:ascii="Arial" w:hAnsi="Arial" w:cs="Arial"/>
-        </w:rPr>
-        <w:t xml:space="preserve">Jackson AP, Alloway BJ (1991) The bioavailability of cadmium to lettuce and cabbage in soils previously treated with sewage sludges. </w:t>
-      </w:r>
-      <w:r>
-        <w:rPr>
-          <w:rFonts w:ascii="Arial" w:hAnsi="Arial" w:cs="Arial"/>
-          <w:i/>
-          <w:iCs/>
-        </w:rPr>
-        <w:t>Plant Soil</w:t>
-      </w:r>
-      <w:r>
-        <w:rPr>
-          <w:rFonts w:ascii="Arial" w:hAnsi="Arial" w:cs="Arial"/>
-        </w:rPr>
-        <w:t xml:space="preserve"> 132: 179–186.</w:t>
-      </w:r>
-    </w:p>
-    <w:p>
-      <w:pPr>
-        <w:pStyle w:val="Bibliography"/>
-        <w:rPr>
-          <w:rFonts w:ascii="Arial" w:hAnsi="Arial" w:cs="Arial"/>
-        </w:rPr>
-      </w:pPr>
-      <w:r>
-        <w:rPr>
-          <w:rFonts w:ascii="Arial" w:hAnsi="Arial" w:cs="Arial"/>
-        </w:rPr>
-        <w:t xml:space="preserve">Jadaa W, Mohammed H (2023) Heavy metals–definition, natural and anthropogenic sources of releasing into ecosystems, toxicity, and removal methods–an overview study. </w:t>
-      </w:r>
-      <w:r>
-        <w:rPr>
-          <w:rFonts w:ascii="Arial" w:hAnsi="Arial" w:cs="Arial"/>
-          <w:i/>
-          <w:iCs/>
-        </w:rPr>
-        <w:t>Journal of Ecological Engineering</w:t>
-      </w:r>
-      <w:r>
-        <w:rPr>
-          <w:rFonts w:ascii="Arial" w:hAnsi="Arial" w:cs="Arial"/>
-        </w:rPr>
-        <w:t xml:space="preserve"> 24: 249–271.</w:t>
-      </w:r>
-    </w:p>
-    <w:p>
-      <w:pPr>
-        <w:pStyle w:val="Bibliography"/>
-        <w:rPr>
-          <w:ins w:id="248" w:author="Reviewer" w:date="2026-06-01T15:41:00Z" w16du:dateUtc="2026-06-01T20:41:00Z"/>
-          <w:rFonts w:ascii="Arial" w:hAnsi="Arial" w:cs="Arial"/>
-        </w:rPr>
-      </w:pPr>
-      <w:r>
-        <w:rPr>
-          <w:rFonts w:ascii="Arial" w:hAnsi="Arial" w:cs="Arial"/>
-        </w:rPr>
-        <w:t xml:space="preserve">Jaffer NS, Rabee AM, Al-Chalabi SMM (2017) Biochemical and hematological parameters and histological alterations in fish Cyprinus carpio L. as biomarkers for water pollution with chlorpyrifos. </w:t>
-      </w:r>
-      <w:r>
-        <w:rPr>
-          <w:rFonts w:ascii="Arial" w:hAnsi="Arial" w:cs="Arial"/>
-          <w:i/>
-          <w:iCs/>
-        </w:rPr>
-        <w:t>Hum Ecol Risk Assess</w:t>
-      </w:r>
-      <w:r>
-        <w:rPr>
-          <w:rFonts w:ascii="Arial" w:hAnsi="Arial" w:cs="Arial"/>
-        </w:rPr>
-        <w:t xml:space="preserve"> 23: 605–616.</w:t>
-      </w:r>
-    </w:p>
-    <w:p>
-      <w:pPr>
-        <w:pStyle w:val="Bibliography"/>
-        <w:rPr>
-          <w:rFonts w:ascii="Arial" w:hAnsi="Arial" w:cs="Arial"/>
-        </w:rPr>
-      </w:pPr>
-      <w:ins w:id="249" w:author="Reviewer" w:date="2026-06-01T15:41:00Z" w16du:dateUtc="2026-06-01T20:41:00Z">
+        <w:t>B</w:t>
+      </w:r>
+      <w:ins w:id="255" w:author="Reviewer" w:date="2026-06-01T16:55:00Z" w16du:dateUtc="2026-06-01T21:55:00Z">
         <w:r>
           <w:rPr>
             <w:rFonts w:ascii="Arial" w:hAnsi="Arial" w:cs="Arial"/>
           </w:rPr>
-          <w:t xml:space="preserve">Jenkins GB, Beckerman AP, Bellard C, Benítez-López A, Ellison AM, Foote CG, Hufton AL, Lashley MA, Lortie CJ, Ma Z, </w:t>
-        </w:r>
+          <w:t>oeuf G, Pa</w:t>
+        </w:r>
+      </w:ins>
+      <w:ins w:id="256" w:author="Reviewer" w:date="2026-06-01T16:56:00Z" w16du:dateUtc="2026-06-01T21:56:00Z">
+        <w:r>
+          <w:rPr>
+            <w:rFonts w:ascii="Arial" w:hAnsi="Arial" w:cs="Arial"/>
+          </w:rPr>
+          <w:t xml:space="preserve">yan P (2001) How should salinity influence fish growth? </w:t>
+        </w:r>
+      </w:ins>
+      <w:ins w:id="257" w:author="Reviewer" w:date="2026-06-01T16:58:00Z" w16du:dateUtc="2026-06-01T21:58:00Z">
         <w:r>
           <w:rPr>
             <w:rFonts w:ascii="Arial" w:hAnsi="Arial" w:cs="Arial"/>
             <w:i/>
             <w:iCs/>
-          </w:rPr>
-          <w:t>et al.</w:t>
-        </w:r>
-        <w:r>
-          <w:rPr>
-            <w:rFonts w:ascii="Arial" w:hAnsi="Arial" w:cs="Arial"/>
-          </w:rPr>
-          <w:t xml:space="preserve"> (2023) Reproducibility in ecology and evolution: minimum standards for data and code. </w:t>
+            <w:rPrChange w:id="258" w:author="Reviewer" w:date="2026-06-01T16:58:00Z" w16du:dateUtc="2026-06-01T21:58:00Z">
+              <w:rPr>
+                <w:rFonts w:ascii="Arial" w:hAnsi="Arial" w:cs="Arial"/>
+              </w:rPr>
+            </w:rPrChange>
+          </w:rPr>
+          <w:t xml:space="preserve">Comp </w:t>
         </w:r>
         <w:proofErr w:type="spellStart"/>
         <w:r>
@@ -31150,8 +29674,13 @@
             <w:rFonts w:ascii="Arial" w:hAnsi="Arial" w:cs="Arial"/>
             <w:i/>
             <w:iCs/>
-          </w:rPr>
-          <w:t>Ecol</w:t>
+            <w:rPrChange w:id="259" w:author="Reviewer" w:date="2026-06-01T16:58:00Z" w16du:dateUtc="2026-06-01T21:58:00Z">
+              <w:rPr>
+                <w:rFonts w:ascii="Arial" w:hAnsi="Arial" w:cs="Arial"/>
+              </w:rPr>
+            </w:rPrChange>
+          </w:rPr>
+          <w:t>Biochem</w:t>
         </w:r>
         <w:proofErr w:type="spellEnd"/>
         <w:r>
@@ -31159,14 +29688,171 @@
             <w:rFonts w:ascii="Arial" w:hAnsi="Arial" w:cs="Arial"/>
             <w:i/>
             <w:iCs/>
-          </w:rPr>
-          <w:t xml:space="preserve"> Evol</w:t>
-        </w:r>
+            <w:rPrChange w:id="260" w:author="Reviewer" w:date="2026-06-01T16:58:00Z" w16du:dateUtc="2026-06-01T21:58:00Z">
+              <w:rPr>
+                <w:rFonts w:ascii="Arial" w:hAnsi="Arial" w:cs="Arial"/>
+              </w:rPr>
+            </w:rPrChange>
+          </w:rPr>
+          <w:t xml:space="preserve"> </w:t>
+        </w:r>
+        <w:proofErr w:type="spellStart"/>
         <w:r>
           <w:rPr>
             <w:rFonts w:ascii="Arial" w:hAnsi="Arial" w:cs="Arial"/>
-          </w:rPr>
-          <w:t xml:space="preserve"> 13: e9961.</w:t>
+            <w:i/>
+            <w:iCs/>
+            <w:rPrChange w:id="261" w:author="Reviewer" w:date="2026-06-01T16:58:00Z" w16du:dateUtc="2026-06-01T21:58:00Z">
+              <w:rPr>
+                <w:rFonts w:ascii="Arial" w:hAnsi="Arial" w:cs="Arial"/>
+              </w:rPr>
+            </w:rPrChange>
+          </w:rPr>
+          <w:t>Physiol</w:t>
+        </w:r>
+        <w:proofErr w:type="spellEnd"/>
+        <w:r>
+          <w:rPr>
+            <w:rFonts w:ascii="Arial" w:hAnsi="Arial" w:cs="Arial"/>
+            <w:i/>
+            <w:iCs/>
+            <w:rPrChange w:id="262" w:author="Reviewer" w:date="2026-06-01T16:58:00Z" w16du:dateUtc="2026-06-01T21:58:00Z">
+              <w:rPr>
+                <w:rFonts w:ascii="Arial" w:hAnsi="Arial" w:cs="Arial"/>
+              </w:rPr>
+            </w:rPrChange>
+          </w:rPr>
+          <w:t xml:space="preserve"> C </w:t>
+        </w:r>
+        <w:proofErr w:type="spellStart"/>
+        <w:r>
+          <w:rPr>
+            <w:rFonts w:ascii="Arial" w:hAnsi="Arial" w:cs="Arial"/>
+            <w:i/>
+            <w:iCs/>
+            <w:rPrChange w:id="263" w:author="Reviewer" w:date="2026-06-01T16:58:00Z" w16du:dateUtc="2026-06-01T21:58:00Z">
+              <w:rPr>
+                <w:rFonts w:ascii="Arial" w:hAnsi="Arial" w:cs="Arial"/>
+              </w:rPr>
+            </w:rPrChange>
+          </w:rPr>
+          <w:t>Toxicol</w:t>
+        </w:r>
+        <w:proofErr w:type="spellEnd"/>
+        <w:r>
+          <w:rPr>
+            <w:rFonts w:ascii="Arial" w:hAnsi="Arial" w:cs="Arial"/>
+            <w:i/>
+            <w:iCs/>
+            <w:rPrChange w:id="264" w:author="Reviewer" w:date="2026-06-01T16:58:00Z" w16du:dateUtc="2026-06-01T21:58:00Z">
+              <w:rPr>
+                <w:rFonts w:ascii="Arial" w:hAnsi="Arial" w:cs="Arial"/>
+              </w:rPr>
+            </w:rPrChange>
+          </w:rPr>
+          <w:t xml:space="preserve"> </w:t>
+        </w:r>
+        <w:proofErr w:type="spellStart"/>
+        <w:r>
+          <w:rPr>
+            <w:rFonts w:ascii="Arial" w:hAnsi="Arial" w:cs="Arial"/>
+            <w:i/>
+            <w:iCs/>
+            <w:rPrChange w:id="265" w:author="Reviewer" w:date="2026-06-01T16:58:00Z" w16du:dateUtc="2026-06-01T21:58:00Z">
+              <w:rPr>
+                <w:rFonts w:ascii="Arial" w:hAnsi="Arial" w:cs="Arial"/>
+              </w:rPr>
+            </w:rPrChange>
+          </w:rPr>
+          <w:t>Pharmacol</w:t>
+        </w:r>
+      </w:ins>
+      <w:proofErr w:type="spellEnd"/>
+      <w:del w:id="266" w:author="Reviewer" w:date="2026-06-01T16:56:00Z" w16du:dateUtc="2026-06-01T21:56:00Z">
+        <w:r>
+          <w:rPr>
+            <w:rFonts w:ascii="Arial" w:hAnsi="Arial" w:cs="Arial"/>
+            <w:i/>
+            <w:iCs/>
+            <w:rPrChange w:id="267" w:author="Reviewer" w:date="2026-06-01T16:58:00Z" w16du:dateUtc="2026-06-01T21:58:00Z">
+              <w:rPr>
+                <w:rFonts w:ascii="Arial" w:hAnsi="Arial" w:cs="Arial"/>
+              </w:rPr>
+            </w:rPrChange>
+          </w:rPr>
+          <w:delText>rendel S, Fetter É, Staude C, Vierke L, Biegel-Engler A (2018) Short-chain perfluoroalkyl acids: environmental concerns and a regulatory strategy under REACH</w:delText>
+        </w:r>
+      </w:del>
+      <w:del w:id="268" w:author="Reviewer" w:date="2026-06-01T16:57:00Z" w16du:dateUtc="2026-06-01T21:57:00Z">
+        <w:r>
+          <w:rPr>
+            <w:rFonts w:ascii="Arial" w:hAnsi="Arial" w:cs="Arial"/>
+            <w:i/>
+            <w:iCs/>
+            <w:rPrChange w:id="269" w:author="Reviewer" w:date="2026-06-01T16:58:00Z" w16du:dateUtc="2026-06-01T21:58:00Z">
+              <w:rPr>
+                <w:rFonts w:ascii="Arial" w:hAnsi="Arial" w:cs="Arial"/>
+              </w:rPr>
+            </w:rPrChange>
+          </w:rPr>
+          <w:delText xml:space="preserve">. </w:delText>
+        </w:r>
+        <w:r>
+          <w:rPr>
+            <w:rFonts w:ascii="Arial" w:hAnsi="Arial" w:cs="Arial"/>
+            <w:i/>
+            <w:iCs/>
+          </w:rPr>
+          <w:delText>Environ Sci Eur</w:delText>
+        </w:r>
+        <w:r>
+          <w:rPr>
+            <w:rFonts w:ascii="Arial" w:hAnsi="Arial" w:cs="Arial"/>
+            <w:i/>
+            <w:iCs/>
+            <w:rPrChange w:id="270" w:author="Reviewer" w:date="2026-06-01T16:58:00Z" w16du:dateUtc="2026-06-01T21:58:00Z">
+              <w:rPr>
+                <w:rFonts w:ascii="Arial" w:hAnsi="Arial" w:cs="Arial"/>
+              </w:rPr>
+            </w:rPrChange>
+          </w:rPr>
+          <w:delText xml:space="preserve"> 30: 9</w:delText>
+        </w:r>
+      </w:del>
+      <w:del w:id="271" w:author="Reviewer" w:date="2026-06-01T16:58:00Z" w16du:dateUtc="2026-06-01T21:58:00Z">
+        <w:r>
+          <w:rPr>
+            <w:rFonts w:ascii="Arial" w:hAnsi="Arial" w:cs="Arial"/>
+            <w:i/>
+            <w:iCs/>
+            <w:rPrChange w:id="272" w:author="Reviewer" w:date="2026-06-01T16:58:00Z" w16du:dateUtc="2026-06-01T21:58:00Z">
+              <w:rPr>
+                <w:rFonts w:ascii="Arial" w:hAnsi="Arial" w:cs="Arial"/>
+              </w:rPr>
+            </w:rPrChange>
+          </w:rPr>
+          <w:delText>.</w:delText>
+        </w:r>
+      </w:del>
+      <w:ins w:id="273" w:author="Reviewer" w:date="2026-06-01T16:57:00Z" w16du:dateUtc="2026-06-01T21:57:00Z">
+        <w:r>
+          <w:rPr>
+            <w:rFonts w:ascii="Arial" w:hAnsi="Arial" w:cs="Arial"/>
+            <w:i/>
+            <w:iCs/>
+            <w:rPrChange w:id="274" w:author="Reviewer" w:date="2026-06-01T16:58:00Z" w16du:dateUtc="2026-06-01T21:58:00Z">
+              <w:rPr>
+                <w:rFonts w:ascii="Arial" w:hAnsi="Arial" w:cs="Arial"/>
+              </w:rPr>
+            </w:rPrChange>
+          </w:rPr>
+          <w:t xml:space="preserve"> </w:t>
+        </w:r>
+        <w:r>
+          <w:rPr>
+            <w:rFonts w:ascii="Arial" w:hAnsi="Arial" w:cs="Arial"/>
+          </w:rPr>
+          <w:t>4(130): 411–423.</w:t>
         </w:r>
       </w:ins>
     </w:p>
@@ -31174,93 +29860,29 @@
       <w:pPr>
         <w:pStyle w:val="Bibliography"/>
         <w:rPr>
-          <w:ins w:id="250" w:author="Reviewer" w:date="2026-06-01T15:52:00Z" w16du:dateUtc="2026-06-01T20:52:00Z"/>
           <w:rFonts w:ascii="Arial" w:hAnsi="Arial" w:cs="Arial"/>
         </w:rPr>
       </w:pPr>
-      <w:ins w:id="251" w:author="Reviewer" w:date="2026-06-01T15:52:00Z" w16du:dateUtc="2026-06-01T20:52:00Z">
+      <w:ins w:id="275" w:author="Reviewer" w:date="2026-06-01T16:55:00Z" w16du:dateUtc="2026-06-01T21:55:00Z">
         <w:r>
           <w:rPr>
             <w:rFonts w:ascii="Arial" w:hAnsi="Arial" w:cs="Arial"/>
           </w:rPr>
-          <w:lastRenderedPageBreak/>
-          <w:t>Je</w:t>
-        </w:r>
+          <w:t xml:space="preserve">Brendel S, Fetter É, Staude C, </w:t>
+        </w:r>
+        <w:proofErr w:type="spellStart"/>
         <w:r>
           <w:rPr>
             <w:rFonts w:ascii="Arial" w:hAnsi="Arial" w:cs="Arial"/>
           </w:rPr>
-          <w:t>zierska B</w:t>
-        </w:r>
+          <w:t>Vierke</w:t>
+        </w:r>
+        <w:proofErr w:type="spellEnd"/>
         <w:r>
           <w:rPr>
             <w:rFonts w:ascii="Arial" w:hAnsi="Arial" w:cs="Arial"/>
           </w:rPr>
-          <w:t>,</w:t>
-        </w:r>
-        <w:r>
-          <w:rPr>
-            <w:rFonts w:ascii="Arial" w:hAnsi="Arial" w:cs="Arial"/>
-          </w:rPr>
-          <w:t xml:space="preserve"> </w:t>
-        </w:r>
-        <w:proofErr w:type="spellStart"/>
-        <w:r>
-          <w:rPr>
-            <w:rFonts w:ascii="Arial" w:hAnsi="Arial" w:cs="Arial"/>
-          </w:rPr>
-          <w:t>Ł</w:t>
-        </w:r>
-        <w:r>
-          <w:rPr>
-            <w:rFonts w:ascii="Arial" w:hAnsi="Arial" w:cs="Arial"/>
-          </w:rPr>
-          <w:t>ugowska</w:t>
-        </w:r>
-        <w:proofErr w:type="spellEnd"/>
-        <w:r>
-          <w:rPr>
-            <w:rFonts w:ascii="Arial" w:hAnsi="Arial" w:cs="Arial"/>
-          </w:rPr>
-          <w:t xml:space="preserve"> K</w:t>
-        </w:r>
-      </w:ins>
-      <w:ins w:id="252" w:author="Reviewer" w:date="2026-06-01T15:56:00Z" w16du:dateUtc="2026-06-01T20:56:00Z">
-        <w:r>
-          <w:rPr>
-            <w:rFonts w:ascii="Arial" w:hAnsi="Arial" w:cs="Arial"/>
-          </w:rPr>
-          <w:t xml:space="preserve">, </w:t>
-        </w:r>
-        <w:proofErr w:type="spellStart"/>
-        <w:r>
-          <w:rPr>
-            <w:rFonts w:ascii="Arial" w:hAnsi="Arial" w:cs="Arial"/>
-          </w:rPr>
-          <w:t>Witeska</w:t>
-        </w:r>
-        <w:proofErr w:type="spellEnd"/>
-        <w:r>
-          <w:rPr>
-            <w:rFonts w:ascii="Arial" w:hAnsi="Arial" w:cs="Arial"/>
-          </w:rPr>
-          <w:t xml:space="preserve"> M</w:t>
-        </w:r>
-      </w:ins>
-      <w:ins w:id="253" w:author="Reviewer" w:date="2026-06-01T15:52:00Z" w16du:dateUtc="2026-06-01T20:52:00Z">
-        <w:r>
-          <w:rPr>
-            <w:rFonts w:ascii="Arial" w:hAnsi="Arial" w:cs="Arial"/>
-          </w:rPr>
-          <w:t xml:space="preserve"> (2023)</w:t>
-        </w:r>
-      </w:ins>
-      <w:ins w:id="254" w:author="Reviewer" w:date="2026-06-01T15:53:00Z" w16du:dateUtc="2026-06-01T20:53:00Z">
-        <w:r>
-          <w:rPr>
-            <w:rFonts w:ascii="Arial" w:hAnsi="Arial" w:cs="Arial"/>
-          </w:rPr>
-          <w:t xml:space="preserve"> The effects of heavy metals on embryonic development of fish (a review). </w:t>
+          <w:t xml:space="preserve"> L, Biegel-Engler A (2018) Short-chain perfluoroalkyl acids: environmental concerns and a regulatory strategy under REACH. </w:t>
         </w:r>
         <w:r>
           <w:rPr>
@@ -31268,7 +29890,7 @@
             <w:i/>
             <w:iCs/>
           </w:rPr>
-          <w:t xml:space="preserve">Fish </w:t>
+          <w:t xml:space="preserve">Environ Sci </w:t>
         </w:r>
         <w:proofErr w:type="spellStart"/>
         <w:r>
@@ -31277,50 +29899,14 @@
             <w:i/>
             <w:iCs/>
           </w:rPr>
-          <w:t>P</w:t>
-        </w:r>
-      </w:ins>
-      <w:ins w:id="255" w:author="Reviewer" w:date="2026-06-01T15:54:00Z" w16du:dateUtc="2026-06-01T20:54:00Z">
+          <w:t>Eur</w:t>
+        </w:r>
+        <w:proofErr w:type="spellEnd"/>
         <w:r>
           <w:rPr>
             <w:rFonts w:ascii="Arial" w:hAnsi="Arial" w:cs="Arial"/>
-            <w:i/>
-            <w:iCs/>
-          </w:rPr>
-          <w:t>hysiol</w:t>
-        </w:r>
-        <w:proofErr w:type="spellEnd"/>
-        <w:r>
-          <w:rPr>
-            <w:rFonts w:ascii="Arial" w:hAnsi="Arial" w:cs="Arial"/>
-            <w:i/>
-            <w:iCs/>
-          </w:rPr>
-          <w:t xml:space="preserve"> </w:t>
-        </w:r>
-        <w:proofErr w:type="spellStart"/>
-        <w:r>
-          <w:rPr>
-            <w:rFonts w:ascii="Arial" w:hAnsi="Arial" w:cs="Arial"/>
-            <w:i/>
-            <w:iCs/>
-          </w:rPr>
-          <w:t>Biochem</w:t>
-        </w:r>
-        <w:proofErr w:type="spellEnd"/>
-        <w:r>
-          <w:rPr>
-            <w:rFonts w:ascii="Arial" w:hAnsi="Arial" w:cs="Arial"/>
-          </w:rPr>
-          <w:t xml:space="preserve"> 35: 625–640</w:t>
-        </w:r>
-      </w:ins>
-      <w:ins w:id="256" w:author="Reviewer" w:date="2026-06-01T15:52:00Z" w16du:dateUtc="2026-06-01T20:52:00Z">
-        <w:r>
-          <w:rPr>
-            <w:rFonts w:ascii="Arial" w:hAnsi="Arial" w:cs="Arial"/>
-          </w:rPr>
-          <w:t>.</w:t>
+          </w:rPr>
+          <w:t xml:space="preserve"> 30: 9.</w:t>
         </w:r>
       </w:ins>
     </w:p>
@@ -31328,7 +29914,6 @@
       <w:pPr>
         <w:pStyle w:val="Bibliography"/>
         <w:rPr>
-          <w:ins w:id="257" w:author="Reviewer" w:date="2026-06-01T15:35:00Z" w16du:dateUtc="2026-06-01T20:35:00Z"/>
           <w:rFonts w:ascii="Arial" w:hAnsi="Arial" w:cs="Arial"/>
         </w:rPr>
       </w:pPr>
@@ -31336,36 +29921,1621 @@
         <w:rPr>
           <w:rFonts w:ascii="Arial" w:hAnsi="Arial" w:cs="Arial"/>
         </w:rPr>
-        <w:t>Je</w:t>
-      </w:r>
-      <w:ins w:id="258" w:author="Reviewer" w:date="2026-06-01T15:41:00Z" w16du:dateUtc="2026-06-01T20:41:00Z">
+        <w:t xml:space="preserve">Brosset P, Cooke SJ, Schull Q, Trenkel VM, Soudant P, Lebigre C (2021) Physiological biomarkers and fisheries management. </w:t>
+      </w:r>
+      <w:r>
+        <w:rPr>
+          <w:rFonts w:ascii="Arial" w:hAnsi="Arial" w:cs="Arial"/>
+          <w:i/>
+          <w:iCs/>
+        </w:rPr>
+        <w:t>Rev Fish Biol Fisheries</w:t>
+      </w:r>
+      <w:r>
+        <w:rPr>
+          <w:rFonts w:ascii="Arial" w:hAnsi="Arial" w:cs="Arial"/>
+        </w:rPr>
+        <w:t xml:space="preserve"> 31: 797–819.</w:t>
+      </w:r>
+    </w:p>
+    <w:p>
+      <w:pPr>
+        <w:pStyle w:val="Bibliography"/>
+        <w:rPr>
+          <w:rFonts w:ascii="Arial" w:hAnsi="Arial" w:cs="Arial"/>
+        </w:rPr>
+      </w:pPr>
+      <w:r>
+        <w:rPr>
+          <w:rFonts w:ascii="Arial" w:hAnsi="Arial" w:cs="Arial"/>
+        </w:rPr>
+        <w:t xml:space="preserve">Buck RC, Franklin J, Berger U, Conder JM, Cousins IT, De Voogt P, Jensen AA, Kannan K, Mabury SA, Van Leeuwen SP (2011) Perfluoroalkyl and polyfluoroalkyl substances in the environment: terminology, classification, and origins. </w:t>
+      </w:r>
+      <w:r>
+        <w:rPr>
+          <w:rFonts w:ascii="Arial" w:hAnsi="Arial" w:cs="Arial"/>
+          <w:i/>
+          <w:iCs/>
+        </w:rPr>
+        <w:t>IEAM</w:t>
+      </w:r>
+      <w:r>
+        <w:rPr>
+          <w:rFonts w:ascii="Arial" w:hAnsi="Arial" w:cs="Arial"/>
+        </w:rPr>
+        <w:t xml:space="preserve"> 7: 513–541.</w:t>
+      </w:r>
+    </w:p>
+    <w:p>
+      <w:pPr>
+        <w:pStyle w:val="Bibliography"/>
+        <w:rPr>
+          <w:rFonts w:ascii="Arial" w:hAnsi="Arial" w:cs="Arial"/>
+        </w:rPr>
+      </w:pPr>
+      <w:r>
+        <w:rPr>
+          <w:rFonts w:ascii="Arial" w:hAnsi="Arial" w:cs="Arial"/>
+        </w:rPr>
+        <w:lastRenderedPageBreak/>
+        <w:t xml:space="preserve">Buck RC, Korzeniowski SH, Laganis E, Adamsky F (2021) Identification and classification of commercially relevant per- and poly-fluoroalkyl substances (PFAS). </w:t>
+      </w:r>
+      <w:r>
+        <w:rPr>
+          <w:rFonts w:ascii="Arial" w:hAnsi="Arial" w:cs="Arial"/>
+          <w:i/>
+          <w:iCs/>
+        </w:rPr>
+        <w:t>IEAM</w:t>
+      </w:r>
+      <w:r>
+        <w:rPr>
+          <w:rFonts w:ascii="Arial" w:hAnsi="Arial" w:cs="Arial"/>
+        </w:rPr>
+        <w:t xml:space="preserve"> 17: 1045–1055.</w:t>
+      </w:r>
+    </w:p>
+    <w:p>
+      <w:pPr>
+        <w:pStyle w:val="Bibliography"/>
+        <w:rPr>
+          <w:rFonts w:ascii="Arial" w:hAnsi="Arial" w:cs="Arial"/>
+        </w:rPr>
+      </w:pPr>
+      <w:r>
+        <w:rPr>
+          <w:rFonts w:ascii="Arial" w:hAnsi="Arial" w:cs="Arial"/>
+        </w:rPr>
+        <w:t xml:space="preserve">Cai Y, Yin Y, Li Yueru, Guan L, Zhang P, Qin Y, Wang Y, Li Yuehong (2020) Cadmium exposure affects growth performance, energy metabolism, and neuropeptide expression in Carassius auratus gibelio. </w:t>
+      </w:r>
+      <w:r>
+        <w:rPr>
+          <w:rFonts w:ascii="Arial" w:hAnsi="Arial" w:cs="Arial"/>
+          <w:i/>
+          <w:iCs/>
+        </w:rPr>
+        <w:t>FPB</w:t>
+      </w:r>
+      <w:r>
+        <w:rPr>
+          <w:rFonts w:ascii="Arial" w:hAnsi="Arial" w:cs="Arial"/>
+        </w:rPr>
+        <w:t xml:space="preserve"> 46: 187–197.</w:t>
+      </w:r>
+    </w:p>
+    <w:p>
+      <w:pPr>
+        <w:pStyle w:val="Bibliography"/>
+        <w:rPr>
+          <w:rFonts w:ascii="Arial" w:hAnsi="Arial" w:cs="Arial"/>
+        </w:rPr>
+      </w:pPr>
+      <w:r>
+        <w:rPr>
+          <w:rFonts w:ascii="Arial" w:hAnsi="Arial" w:cs="Arial"/>
+        </w:rPr>
+        <w:t xml:space="preserve">Cambray JA (2003) Impact on indigenous species biodiversity caused by the globalisation of alien recreational freshwater fisheries. </w:t>
+      </w:r>
+      <w:r>
+        <w:rPr>
+          <w:rFonts w:ascii="Arial" w:hAnsi="Arial" w:cs="Arial"/>
+          <w:i/>
+          <w:iCs/>
+        </w:rPr>
+        <w:t>Hydrobiologia</w:t>
+      </w:r>
+      <w:r>
+        <w:rPr>
+          <w:rFonts w:ascii="Arial" w:hAnsi="Arial" w:cs="Arial"/>
+        </w:rPr>
+        <w:t xml:space="preserve"> 500: 217–230.</w:t>
+      </w:r>
+    </w:p>
+    <w:p>
+      <w:pPr>
+        <w:pStyle w:val="Bibliography"/>
+        <w:rPr>
+          <w:rFonts w:ascii="Arial" w:hAnsi="Arial" w:cs="Arial"/>
+        </w:rPr>
+      </w:pPr>
+      <w:r>
+        <w:rPr>
+          <w:rFonts w:ascii="Arial" w:hAnsi="Arial" w:cs="Arial"/>
+        </w:rPr>
+        <w:t xml:space="preserve">Cao X, Guo Q, Liu W (2024) Research on the patterns of seawater intrusion in coastal aquifers induced by sea level rise under the influence of multiple factors. </w:t>
+      </w:r>
+      <w:r>
+        <w:rPr>
+          <w:rFonts w:ascii="Arial" w:hAnsi="Arial" w:cs="Arial"/>
+          <w:i/>
+          <w:iCs/>
+        </w:rPr>
+        <w:t>Water</w:t>
+      </w:r>
+      <w:r>
+        <w:rPr>
+          <w:rFonts w:ascii="Arial" w:hAnsi="Arial" w:cs="Arial"/>
+        </w:rPr>
+        <w:t xml:space="preserve"> 16: 3457.</w:t>
+      </w:r>
+    </w:p>
+    <w:p>
+      <w:pPr>
+        <w:pStyle w:val="Bibliography"/>
+        <w:rPr>
+          <w:rFonts w:ascii="Arial" w:hAnsi="Arial" w:cs="Arial"/>
+        </w:rPr>
+      </w:pPr>
+      <w:r>
+        <w:rPr>
+          <w:rFonts w:ascii="Arial" w:hAnsi="Arial" w:cs="Arial"/>
+        </w:rPr>
+        <w:t xml:space="preserve">Carlson AJ, Isermann DA (2010) Mandatory catch and release and maximum length limits for largemouth bass in Minnesota: is exploitation still a relevant concern? </w:t>
+      </w:r>
+      <w:r>
+        <w:rPr>
+          <w:rFonts w:ascii="Arial" w:hAnsi="Arial" w:cs="Arial"/>
+          <w:i/>
+          <w:iCs/>
+        </w:rPr>
+        <w:t>N Am J Fish Manag</w:t>
+      </w:r>
+      <w:r>
+        <w:rPr>
+          <w:rFonts w:ascii="Arial" w:hAnsi="Arial" w:cs="Arial"/>
+        </w:rPr>
+        <w:t xml:space="preserve"> 30: 209–220.</w:t>
+      </w:r>
+    </w:p>
+    <w:p>
+      <w:pPr>
+        <w:pStyle w:val="Bibliography"/>
+        <w:rPr>
+          <w:rFonts w:ascii="Arial" w:hAnsi="Arial" w:cs="Arial"/>
+        </w:rPr>
+      </w:pPr>
+      <w:r>
+        <w:rPr>
+          <w:rFonts w:ascii="Arial" w:hAnsi="Arial" w:cs="Arial"/>
+        </w:rPr>
+        <w:t xml:space="preserve">Carlson AK, Leonard NJ, Munawar M, Taylor WW (2024) Assessing and implementing the concept of Blue Economy in Laurentian Great Lakes fisheries: Lessons from coupled human and natural systems. </w:t>
+      </w:r>
+      <w:r>
+        <w:rPr>
+          <w:rFonts w:ascii="Arial" w:hAnsi="Arial" w:cs="Arial"/>
+          <w:i/>
+          <w:iCs/>
+        </w:rPr>
+        <w:t>AEHM</w:t>
+      </w:r>
+      <w:r>
+        <w:rPr>
+          <w:rFonts w:ascii="Arial" w:hAnsi="Arial" w:cs="Arial"/>
+        </w:rPr>
+        <w:t xml:space="preserve"> 27: 74–84.</w:t>
+      </w:r>
+    </w:p>
+    <w:p>
+      <w:pPr>
+        <w:pStyle w:val="Bibliography"/>
+        <w:rPr>
+          <w:rFonts w:ascii="Arial" w:hAnsi="Arial" w:cs="Arial"/>
+        </w:rPr>
+      </w:pPr>
+      <w:r>
+        <w:rPr>
+          <w:rFonts w:ascii="Arial" w:hAnsi="Arial" w:cs="Arial"/>
+        </w:rPr>
+        <w:t xml:space="preserve">Chambers WS, Hopkins JG, Richards SM (2021) A review of per-and polyfluorinated alkyl substance impairment of reproduction. </w:t>
+      </w:r>
+      <w:r>
+        <w:rPr>
+          <w:rFonts w:ascii="Arial" w:hAnsi="Arial" w:cs="Arial"/>
+          <w:i/>
+          <w:iCs/>
+        </w:rPr>
+        <w:t>Front Toxicol</w:t>
+      </w:r>
+      <w:r>
+        <w:rPr>
+          <w:rFonts w:ascii="Arial" w:hAnsi="Arial" w:cs="Arial"/>
+        </w:rPr>
+        <w:t xml:space="preserve"> 3: 732436.</w:t>
+      </w:r>
+    </w:p>
+    <w:p>
+      <w:pPr>
+        <w:pStyle w:val="Bibliography"/>
+        <w:rPr>
+          <w:rFonts w:ascii="Arial" w:hAnsi="Arial" w:cs="Arial"/>
+        </w:rPr>
+      </w:pPr>
+      <w:r>
+        <w:rPr>
+          <w:rFonts w:ascii="Arial" w:hAnsi="Arial" w:cs="Arial"/>
+        </w:rPr>
+        <w:t xml:space="preserve">Claussen JE (2015) Largemouth Bass </w:t>
+      </w:r>
+      <w:r>
+        <w:rPr>
+          <w:rFonts w:ascii="Arial" w:hAnsi="Arial" w:cs="Arial"/>
+          <w:i/>
+          <w:iCs/>
+        </w:rPr>
+        <w:t>Micropterus salmoides</w:t>
+      </w:r>
+      <w:r>
+        <w:rPr>
+          <w:rFonts w:ascii="Arial" w:hAnsi="Arial" w:cs="Arial"/>
+        </w:rPr>
+        <w:t xml:space="preserve"> (Lacepède, 1802). In: Tringali MD, Long JM, Birdsong TW, Allen MS, eds. Black Bass Diversity: Multidisciplinary Science for Conservation. American Fisheries Society, Bethesda, Maryland, USA, pp 27–34.</w:t>
+      </w:r>
+    </w:p>
+    <w:p>
+      <w:pPr>
+        <w:pStyle w:val="Bibliography"/>
+        <w:rPr>
+          <w:rFonts w:ascii="Arial" w:hAnsi="Arial" w:cs="Arial"/>
+        </w:rPr>
+      </w:pPr>
+      <w:r>
+        <w:rPr>
+          <w:rFonts w:ascii="Arial" w:hAnsi="Arial" w:cs="Arial"/>
+        </w:rPr>
+        <w:t xml:space="preserve">Coleman TS, Eckelbecker RW, Carlson AK, DeVries DR, Wright RA, Staton BA, Parker SW, Chittam CR, Lovell RG, Catalano MJ (2024) Evaluation of shoreline rotenone application to control largemouth bass recruitment in small impoundments. </w:t>
+      </w:r>
+      <w:r>
+        <w:rPr>
+          <w:rFonts w:ascii="Arial" w:hAnsi="Arial" w:cs="Arial"/>
+          <w:i/>
+          <w:iCs/>
+        </w:rPr>
+        <w:t>N Am J Fish Manag</w:t>
+      </w:r>
+      <w:r>
+        <w:rPr>
+          <w:rFonts w:ascii="Arial" w:hAnsi="Arial" w:cs="Arial"/>
+        </w:rPr>
+        <w:t xml:space="preserve"> 44: 57–69.</w:t>
+      </w:r>
+    </w:p>
+    <w:p>
+      <w:pPr>
+        <w:pStyle w:val="Bibliography"/>
+        <w:rPr>
+          <w:rFonts w:ascii="Arial" w:hAnsi="Arial" w:cs="Arial"/>
+        </w:rPr>
+      </w:pPr>
+      <w:r>
+        <w:rPr>
+          <w:rFonts w:ascii="Arial" w:hAnsi="Arial" w:cs="Arial"/>
+        </w:rPr>
+        <w:t>Contreras-Sánchez WM, Schreck CB, Fitzpatrick MS, Pereira CB (1998) Effects of stress on the reproductive performance of rainbow trout (</w:t>
+      </w:r>
+      <w:r>
+        <w:rPr>
+          <w:rFonts w:ascii="Arial" w:hAnsi="Arial" w:cs="Arial"/>
+          <w:i/>
+          <w:iCs/>
+        </w:rPr>
+        <w:t>Oncorhynchus mykiss</w:t>
+      </w:r>
+      <w:r>
+        <w:rPr>
+          <w:rFonts w:ascii="Arial" w:hAnsi="Arial" w:cs="Arial"/>
+        </w:rPr>
+        <w:t xml:space="preserve">). </w:t>
+      </w:r>
+      <w:r>
+        <w:rPr>
+          <w:rFonts w:ascii="Arial" w:hAnsi="Arial" w:cs="Arial"/>
+          <w:i/>
+          <w:iCs/>
+        </w:rPr>
+        <w:t>Biol Reprod</w:t>
+      </w:r>
+      <w:r>
+        <w:rPr>
+          <w:rFonts w:ascii="Arial" w:hAnsi="Arial" w:cs="Arial"/>
+        </w:rPr>
+        <w:t xml:space="preserve"> 58: 439–447.</w:t>
+      </w:r>
+    </w:p>
+    <w:p>
+      <w:pPr>
+        <w:pStyle w:val="Bibliography"/>
+        <w:rPr>
+          <w:rFonts w:ascii="Arial" w:hAnsi="Arial" w:cs="Arial"/>
+        </w:rPr>
+      </w:pPr>
+      <w:r>
+        <w:rPr>
+          <w:rFonts w:ascii="Arial" w:hAnsi="Arial" w:cs="Arial"/>
+        </w:rPr>
+        <w:t xml:space="preserve">Cooke SJ, Blumstein DT, Buchholz R, Caro T, Fernandez-Juricic E, Franklin CE, Metcalfe J, O’Connor CM, St. Clair CC, Sutherland WJ, </w:t>
+      </w:r>
+      <w:r>
+        <w:rPr>
+          <w:rFonts w:ascii="Arial" w:hAnsi="Arial" w:cs="Arial"/>
+          <w:i/>
+          <w:iCs/>
+        </w:rPr>
+        <w:t>et al.</w:t>
+      </w:r>
+      <w:r>
+        <w:rPr>
+          <w:rFonts w:ascii="Arial" w:hAnsi="Arial" w:cs="Arial"/>
+        </w:rPr>
+        <w:t xml:space="preserve"> (2014) Physiology, behavior, and conservation. </w:t>
+      </w:r>
+      <w:r>
+        <w:rPr>
+          <w:rFonts w:ascii="Arial" w:hAnsi="Arial" w:cs="Arial"/>
+          <w:i/>
+          <w:iCs/>
+        </w:rPr>
+        <w:t>Physiol Biochem Zool</w:t>
+      </w:r>
+      <w:r>
+        <w:rPr>
+          <w:rFonts w:ascii="Arial" w:hAnsi="Arial" w:cs="Arial"/>
+        </w:rPr>
+        <w:t xml:space="preserve"> 87: 1–14.</w:t>
+      </w:r>
+    </w:p>
+    <w:p>
+      <w:pPr>
+        <w:pStyle w:val="Bibliography"/>
+        <w:rPr>
+          <w:rFonts w:ascii="Arial" w:hAnsi="Arial" w:cs="Arial"/>
+        </w:rPr>
+      </w:pPr>
+      <w:r>
+        <w:rPr>
+          <w:rFonts w:ascii="Arial" w:hAnsi="Arial" w:cs="Arial"/>
+        </w:rPr>
+        <w:t xml:space="preserve">Cooke SJ, Sack L, Franklin CE, Farrell AP, Beardall J, Wikelski M, Chown SL (2013) What is conservation physiology? Perspectives on an increasingly integrated and essential science. </w:t>
+      </w:r>
+      <w:r>
+        <w:rPr>
+          <w:rFonts w:ascii="Arial" w:hAnsi="Arial" w:cs="Arial"/>
+          <w:i/>
+          <w:iCs/>
+        </w:rPr>
+        <w:t>Conserv Physiol</w:t>
+      </w:r>
+      <w:r>
+        <w:rPr>
+          <w:rFonts w:ascii="Arial" w:hAnsi="Arial" w:cs="Arial"/>
+        </w:rPr>
+        <w:t xml:space="preserve"> 1: cot001–cot001.</w:t>
+      </w:r>
+    </w:p>
+    <w:p>
+      <w:pPr>
+        <w:pStyle w:val="Bibliography"/>
+        <w:rPr>
+          <w:rFonts w:ascii="Arial" w:hAnsi="Arial" w:cs="Arial"/>
+        </w:rPr>
+      </w:pPr>
+      <w:r>
+        <w:rPr>
+          <w:rFonts w:ascii="Arial" w:hAnsi="Arial" w:cs="Arial"/>
+        </w:rPr>
+        <w:lastRenderedPageBreak/>
+        <w:t xml:space="preserve">Coperchini F, Croce L, Ricci G, Magri F, Rotondi M, Imbriani M, Chiovato L (2021) Thyroid disrupting effects of old and new generation PFAS. </w:t>
+      </w:r>
+      <w:r>
+        <w:rPr>
+          <w:rFonts w:ascii="Arial" w:hAnsi="Arial" w:cs="Arial"/>
+          <w:i/>
+          <w:iCs/>
+        </w:rPr>
+        <w:t>Front Endocrinol</w:t>
+      </w:r>
+      <w:r>
+        <w:rPr>
+          <w:rFonts w:ascii="Arial" w:hAnsi="Arial" w:cs="Arial"/>
+        </w:rPr>
+        <w:t xml:space="preserve"> 11. doi:10.3389/fendo.2020.612320</w:t>
+      </w:r>
+    </w:p>
+    <w:p>
+      <w:pPr>
+        <w:pStyle w:val="Bibliography"/>
+        <w:rPr>
+          <w:rFonts w:ascii="Arial" w:hAnsi="Arial" w:cs="Arial"/>
+        </w:rPr>
+      </w:pPr>
+      <w:r>
+        <w:rPr>
+          <w:rFonts w:ascii="Arial" w:hAnsi="Arial" w:cs="Arial"/>
+        </w:rPr>
+        <w:t xml:space="preserve">Coperchini F, Teliti M, Greco A, Croce L, Rotondi M (2024) Per-polyfluoroalkyl substances (PFAS) as thyroid disruptors: is there evidence for multi-transgenerational effects? </w:t>
+      </w:r>
+      <w:r>
+        <w:rPr>
+          <w:rFonts w:ascii="Arial" w:hAnsi="Arial" w:cs="Arial"/>
+          <w:i/>
+          <w:iCs/>
+        </w:rPr>
+        <w:t>Expert Rev Endocrinol Metab</w:t>
+      </w:r>
+      <w:r>
+        <w:rPr>
+          <w:rFonts w:ascii="Arial" w:hAnsi="Arial" w:cs="Arial"/>
+        </w:rPr>
+        <w:t xml:space="preserve"> 19: 307–315.</w:t>
+      </w:r>
+    </w:p>
+    <w:p>
+      <w:pPr>
+        <w:pStyle w:val="Bibliography"/>
+        <w:rPr>
+          <w:rFonts w:ascii="Arial" w:hAnsi="Arial" w:cs="Arial"/>
+        </w:rPr>
+      </w:pPr>
+      <w:r>
+        <w:rPr>
+          <w:rFonts w:ascii="Arial" w:hAnsi="Arial" w:cs="Arial"/>
+        </w:rPr>
+        <w:t xml:space="preserve">Cornelius Ruhs E, Becker DJ, Oakey SJ, Ogunsina O, Fenton MB, Simmons NB, Martin LB, Downs CJ (2021) Body size affects immune cell proportions in birds and non-volant mammals, but not bats. </w:t>
+      </w:r>
+      <w:r>
+        <w:rPr>
+          <w:rFonts w:ascii="Arial" w:hAnsi="Arial" w:cs="Arial"/>
+          <w:i/>
+          <w:iCs/>
+        </w:rPr>
+        <w:t>J Exp Biol</w:t>
+      </w:r>
+      <w:r>
+        <w:rPr>
+          <w:rFonts w:ascii="Arial" w:hAnsi="Arial" w:cs="Arial"/>
+        </w:rPr>
+        <w:t xml:space="preserve"> 224: jeb241109.</w:t>
+      </w:r>
+    </w:p>
+    <w:p>
+      <w:pPr>
+        <w:pStyle w:val="Bibliography"/>
+        <w:rPr>
+          <w:rFonts w:ascii="Arial" w:hAnsi="Arial" w:cs="Arial"/>
+        </w:rPr>
+      </w:pPr>
+      <w:r>
+        <w:rPr>
+          <w:rFonts w:ascii="Arial" w:hAnsi="Arial" w:cs="Arial"/>
+        </w:rPr>
+        <w:t xml:space="preserve">Corrêa SADS, Abessa DMDS, Santos LGD, Da Silva EB, Seriani R (2017) Differential blood counting in fish as a non-destructive biomarker of water contamination exposure. </w:t>
+      </w:r>
+      <w:r>
+        <w:rPr>
+          <w:rFonts w:ascii="Arial" w:hAnsi="Arial" w:cs="Arial"/>
+          <w:i/>
+          <w:iCs/>
+        </w:rPr>
+        <w:t>Toxicol Environ Chem</w:t>
+      </w:r>
+      <w:r>
+        <w:rPr>
+          <w:rFonts w:ascii="Arial" w:hAnsi="Arial" w:cs="Arial"/>
+        </w:rPr>
+        <w:t xml:space="preserve"> 99: 482–491.</w:t>
+      </w:r>
+    </w:p>
+    <w:p>
+      <w:pPr>
+        <w:pStyle w:val="Bibliography"/>
+        <w:rPr>
+          <w:rFonts w:ascii="Arial" w:hAnsi="Arial" w:cs="Arial"/>
+        </w:rPr>
+      </w:pPr>
+      <w:r>
+        <w:rPr>
+          <w:rFonts w:ascii="Arial" w:hAnsi="Arial" w:cs="Arial"/>
+        </w:rPr>
+        <w:t xml:space="preserve">Correia AT, Rebelo D, Marques J, Nunes B (2019) Effects of the chronic exposure to cerium dioxide nanoparticles in Oncorhynchus mykiss: Assessment of oxidative stress, neurotoxicity and histological alterations. </w:t>
+      </w:r>
+      <w:r>
+        <w:rPr>
+          <w:rFonts w:ascii="Arial" w:hAnsi="Arial" w:cs="Arial"/>
+          <w:i/>
+          <w:iCs/>
+        </w:rPr>
+        <w:t>Environ Toxicol Pharmacol</w:t>
+      </w:r>
+      <w:r>
+        <w:rPr>
+          <w:rFonts w:ascii="Arial" w:hAnsi="Arial" w:cs="Arial"/>
+        </w:rPr>
+        <w:t xml:space="preserve"> 68: 27–36.</w:t>
+      </w:r>
+    </w:p>
+    <w:p>
+      <w:pPr>
+        <w:pStyle w:val="Bibliography"/>
+        <w:rPr>
+          <w:rFonts w:ascii="Arial" w:hAnsi="Arial" w:cs="Arial"/>
+        </w:rPr>
+      </w:pPr>
+      <w:r>
+        <w:rPr>
+          <w:rFonts w:ascii="Arial" w:hAnsi="Arial" w:cs="Arial"/>
+        </w:rPr>
+        <w:t xml:space="preserve">Cossa D (1988) Cadmium in </w:t>
+      </w:r>
+      <w:r>
+        <w:rPr>
+          <w:rFonts w:ascii="Arial" w:hAnsi="Arial" w:cs="Arial"/>
+          <w:i/>
+          <w:iCs/>
+        </w:rPr>
+        <w:t>Mytilus</w:t>
+      </w:r>
+      <w:r>
+        <w:rPr>
+          <w:rFonts w:ascii="Arial" w:hAnsi="Arial" w:cs="Arial"/>
+        </w:rPr>
+        <w:t xml:space="preserve"> spp.: worldwide survey and relationship between seawater and mussel content. </w:t>
+      </w:r>
+      <w:r>
+        <w:rPr>
+          <w:rFonts w:ascii="Arial" w:hAnsi="Arial" w:cs="Arial"/>
+          <w:i/>
+          <w:iCs/>
+        </w:rPr>
+        <w:t>Mar Environ Res</w:t>
+      </w:r>
+      <w:r>
+        <w:rPr>
+          <w:rFonts w:ascii="Arial" w:hAnsi="Arial" w:cs="Arial"/>
+        </w:rPr>
+        <w:t xml:space="preserve"> 26: 265–284.</w:t>
+      </w:r>
+    </w:p>
+    <w:p>
+      <w:pPr>
+        <w:pStyle w:val="Bibliography"/>
+        <w:rPr>
+          <w:rFonts w:ascii="Arial" w:hAnsi="Arial" w:cs="Arial"/>
+        </w:rPr>
+      </w:pPr>
+      <w:r>
+        <w:rPr>
+          <w:rFonts w:ascii="Arial" w:hAnsi="Arial" w:cs="Arial"/>
+        </w:rPr>
+        <w:t xml:space="preserve">Costello E, Rock S, Stratakis N, Eckel SP, Walker DI, Valvi D, Cserbik D, Jenkins T, Xanthakos SA, Kohli R, </w:t>
+      </w:r>
+      <w:r>
+        <w:rPr>
+          <w:rFonts w:ascii="Arial" w:hAnsi="Arial" w:cs="Arial"/>
+          <w:i/>
+          <w:iCs/>
+        </w:rPr>
+        <w:t>et al.</w:t>
+      </w:r>
+      <w:r>
+        <w:rPr>
+          <w:rFonts w:ascii="Arial" w:hAnsi="Arial" w:cs="Arial"/>
+        </w:rPr>
+        <w:t xml:space="preserve"> (2022) Exposure to per-and polyfluoroalkyl substances and markers of liver injury: a systematic review and meta-analysis. </w:t>
+      </w:r>
+      <w:r>
+        <w:rPr>
+          <w:rFonts w:ascii="Arial" w:hAnsi="Arial" w:cs="Arial"/>
+          <w:i/>
+          <w:iCs/>
+        </w:rPr>
+        <w:t>Environ Health Perspect</w:t>
+      </w:r>
+      <w:r>
+        <w:rPr>
+          <w:rFonts w:ascii="Arial" w:hAnsi="Arial" w:cs="Arial"/>
+        </w:rPr>
+        <w:t xml:space="preserve"> 130: 046001.</w:t>
+      </w:r>
+    </w:p>
+    <w:p>
+      <w:pPr>
+        <w:pStyle w:val="Bibliography"/>
+        <w:rPr>
+          <w:rFonts w:ascii="Arial" w:hAnsi="Arial" w:cs="Arial"/>
+        </w:rPr>
+      </w:pPr>
+      <w:r>
+        <w:rPr>
+          <w:rFonts w:ascii="Arial" w:hAnsi="Arial" w:cs="Arial"/>
+        </w:rPr>
+        <w:t xml:space="preserve">Croteau M-N, Luoma SN, Stewart AR (2005) Trophic transfer of metals along freshwater food webs: evidence of cadmium biomagnification in nature. </w:t>
+      </w:r>
+      <w:r>
+        <w:rPr>
+          <w:rFonts w:ascii="Arial" w:hAnsi="Arial" w:cs="Arial"/>
+          <w:i/>
+          <w:iCs/>
+        </w:rPr>
+        <w:t>Limnol Oceanogr</w:t>
+      </w:r>
+      <w:r>
+        <w:rPr>
+          <w:rFonts w:ascii="Arial" w:hAnsi="Arial" w:cs="Arial"/>
+        </w:rPr>
+        <w:t xml:space="preserve"> 50: 1511–1519.</w:t>
+      </w:r>
+    </w:p>
+    <w:p>
+      <w:pPr>
+        <w:pStyle w:val="Bibliography"/>
+        <w:rPr>
+          <w:rFonts w:ascii="Arial" w:hAnsi="Arial" w:cs="Arial"/>
+        </w:rPr>
+      </w:pPr>
+      <w:r>
+        <w:rPr>
+          <w:rFonts w:ascii="Arial" w:hAnsi="Arial" w:cs="Arial"/>
+        </w:rPr>
+        <w:t xml:space="preserve">Davis AK (2005) Effect of handling time and repeated sampling on avian white blood cell counts. </w:t>
+      </w:r>
+      <w:r>
+        <w:rPr>
+          <w:rFonts w:ascii="Arial" w:hAnsi="Arial" w:cs="Arial"/>
+          <w:i/>
+          <w:iCs/>
+        </w:rPr>
+        <w:t>J Field Ornithol</w:t>
+      </w:r>
+      <w:r>
+        <w:rPr>
+          <w:rFonts w:ascii="Arial" w:hAnsi="Arial" w:cs="Arial"/>
+        </w:rPr>
+        <w:t xml:space="preserve"> 76: 334–338.</w:t>
+      </w:r>
+    </w:p>
+    <w:p>
+      <w:pPr>
+        <w:pStyle w:val="Bibliography"/>
+        <w:rPr>
+          <w:rFonts w:ascii="Arial" w:hAnsi="Arial" w:cs="Arial"/>
+        </w:rPr>
+      </w:pPr>
+      <w:r>
+        <w:rPr>
+          <w:rFonts w:ascii="Arial" w:hAnsi="Arial" w:cs="Arial"/>
+        </w:rPr>
+        <w:t xml:space="preserve">Davis AK, Maney DL, Maerz JC (2008) The use of leukocyte profiles to measure stress in vertebrates: a review for ecologists. </w:t>
+      </w:r>
+      <w:r>
+        <w:rPr>
+          <w:rFonts w:ascii="Arial" w:hAnsi="Arial" w:cs="Arial"/>
+          <w:i/>
+          <w:iCs/>
+        </w:rPr>
+        <w:t>Funct Ecol</w:t>
+      </w:r>
+      <w:r>
+        <w:rPr>
+          <w:rFonts w:ascii="Arial" w:hAnsi="Arial" w:cs="Arial"/>
+        </w:rPr>
+        <w:t xml:space="preserve"> 22: 760–772.</w:t>
+      </w:r>
+    </w:p>
+    <w:p>
+      <w:pPr>
+        <w:pStyle w:val="Bibliography"/>
+        <w:rPr>
+          <w:rFonts w:ascii="Arial" w:hAnsi="Arial" w:cs="Arial"/>
+        </w:rPr>
+      </w:pPr>
+      <w:r>
+        <w:rPr>
+          <w:rFonts w:ascii="Arial" w:hAnsi="Arial" w:cs="Arial"/>
+        </w:rPr>
+        <w:t xml:space="preserve">Delignette-Muller ML, Dutang C (2015) fitdistrplus: an R package for fitting distributions. </w:t>
+      </w:r>
+      <w:r>
+        <w:rPr>
+          <w:rFonts w:ascii="Arial" w:hAnsi="Arial" w:cs="Arial"/>
+          <w:i/>
+          <w:iCs/>
+        </w:rPr>
+        <w:t>J Stat Softw</w:t>
+      </w:r>
+      <w:r>
+        <w:rPr>
+          <w:rFonts w:ascii="Arial" w:hAnsi="Arial" w:cs="Arial"/>
+        </w:rPr>
+        <w:t xml:space="preserve"> 64: 1–34.</w:t>
+      </w:r>
+    </w:p>
+    <w:p>
+      <w:pPr>
+        <w:pStyle w:val="Bibliography"/>
+        <w:rPr>
+          <w:rFonts w:ascii="Arial" w:hAnsi="Arial" w:cs="Arial"/>
+        </w:rPr>
+      </w:pPr>
+      <w:r>
+        <w:rPr>
+          <w:rFonts w:ascii="Arial" w:hAnsi="Arial" w:cs="Arial"/>
+        </w:rPr>
+        <w:t xml:space="preserve">Devi M, Fingerman M, others (1995) Inhibition of acetylcholinesterase activity in the central nervous system of the red swamp crayfish, </w:t>
+      </w:r>
+      <w:r>
+        <w:rPr>
+          <w:rFonts w:ascii="Arial" w:hAnsi="Arial" w:cs="Arial"/>
+          <w:i/>
+          <w:iCs/>
+        </w:rPr>
+        <w:t>Procambarus clarkii</w:t>
+      </w:r>
+      <w:r>
+        <w:rPr>
+          <w:rFonts w:ascii="Arial" w:hAnsi="Arial" w:cs="Arial"/>
+        </w:rPr>
+        <w:t xml:space="preserve">, by mercury, cadmium, and lead. </w:t>
+      </w:r>
+      <w:r>
+        <w:rPr>
+          <w:rFonts w:ascii="Arial" w:hAnsi="Arial" w:cs="Arial"/>
+          <w:i/>
+          <w:iCs/>
+        </w:rPr>
+        <w:t>Bull Environ Contam Toxicol</w:t>
+      </w:r>
+      <w:r>
+        <w:rPr>
+          <w:rFonts w:ascii="Arial" w:hAnsi="Arial" w:cs="Arial"/>
+        </w:rPr>
+        <w:t xml:space="preserve"> 55: 746–750.</w:t>
+      </w:r>
+    </w:p>
+    <w:p>
+      <w:pPr>
+        <w:pStyle w:val="Bibliography"/>
+        <w:rPr>
+          <w:rFonts w:ascii="Arial" w:hAnsi="Arial" w:cs="Arial"/>
+        </w:rPr>
+      </w:pPr>
+      <w:r>
+        <w:rPr>
+          <w:rFonts w:ascii="Arial" w:hAnsi="Arial" w:cs="Arial"/>
+        </w:rPr>
+        <w:t xml:space="preserve">Downs CJ, Dochtermann NA, Ball R, Klasing KC, Martin LB (2020) The effects of body mass on immune cell concentrations of mammals. </w:t>
+      </w:r>
+      <w:r>
+        <w:rPr>
+          <w:rFonts w:ascii="Arial" w:hAnsi="Arial" w:cs="Arial"/>
+          <w:i/>
+          <w:iCs/>
+        </w:rPr>
+        <w:t>Am Nat</w:t>
+      </w:r>
+      <w:r>
+        <w:rPr>
+          <w:rFonts w:ascii="Arial" w:hAnsi="Arial" w:cs="Arial"/>
+        </w:rPr>
+        <w:t xml:space="preserve"> 195: 107–114.</w:t>
+      </w:r>
+    </w:p>
+    <w:p>
+      <w:pPr>
+        <w:pStyle w:val="Bibliography"/>
+        <w:rPr>
+          <w:rFonts w:ascii="Arial" w:hAnsi="Arial" w:cs="Arial"/>
+        </w:rPr>
+      </w:pPr>
+      <w:r>
+        <w:rPr>
+          <w:rFonts w:ascii="Arial" w:hAnsi="Arial" w:cs="Arial"/>
+        </w:rPr>
+        <w:lastRenderedPageBreak/>
+        <w:t xml:space="preserve">Dudgeon D, Arthington AH, Gessner MO, Kawabata Z-I, Knowler DJ, Lévêque C, Naiman RJ, Prieur-Richard A-H, Soto D, Stiassny ML, </w:t>
+      </w:r>
+      <w:r>
+        <w:rPr>
+          <w:rFonts w:ascii="Arial" w:hAnsi="Arial" w:cs="Arial"/>
+          <w:i/>
+          <w:iCs/>
+        </w:rPr>
+        <w:t>et al.</w:t>
+      </w:r>
+      <w:r>
+        <w:rPr>
+          <w:rFonts w:ascii="Arial" w:hAnsi="Arial" w:cs="Arial"/>
+        </w:rPr>
+        <w:t xml:space="preserve"> (2006) Freshwater biodiversity: importance, threats, status and conservation challenges. </w:t>
+      </w:r>
+      <w:r>
+        <w:rPr>
+          <w:rFonts w:ascii="Arial" w:hAnsi="Arial" w:cs="Arial"/>
+          <w:i/>
+          <w:iCs/>
+        </w:rPr>
+        <w:t>Biol Rev</w:t>
+      </w:r>
+      <w:r>
+        <w:rPr>
+          <w:rFonts w:ascii="Arial" w:hAnsi="Arial" w:cs="Arial"/>
+        </w:rPr>
+        <w:t xml:space="preserve"> 81: 163–182.</w:t>
+      </w:r>
+    </w:p>
+    <w:p>
+      <w:pPr>
+        <w:pStyle w:val="Bibliography"/>
+        <w:rPr>
+          <w:rFonts w:ascii="Arial" w:hAnsi="Arial" w:cs="Arial"/>
+        </w:rPr>
+      </w:pPr>
+      <w:r>
+        <w:rPr>
+          <w:rFonts w:ascii="Arial" w:hAnsi="Arial" w:cs="Arial"/>
+        </w:rPr>
+        <w:t xml:space="preserve">Edo GI, Samuel PO, Oloni GO, Ezekiel GO, Ikpekoro VO, Obasohan P, Ongulu J, Otunuya CF, Opiti AR, Ajakaye RS, </w:t>
+      </w:r>
+      <w:r>
+        <w:rPr>
+          <w:rFonts w:ascii="Arial" w:hAnsi="Arial" w:cs="Arial"/>
+          <w:i/>
+          <w:iCs/>
+        </w:rPr>
+        <w:t>et al.</w:t>
+      </w:r>
+      <w:r>
+        <w:rPr>
+          <w:rFonts w:ascii="Arial" w:hAnsi="Arial" w:cs="Arial"/>
+        </w:rPr>
+        <w:t xml:space="preserve"> (2024) Environmental persistence, bioaccumulation, and ecotoxicology of heavy metals. </w:t>
+      </w:r>
+      <w:r>
+        <w:rPr>
+          <w:rFonts w:ascii="Arial" w:hAnsi="Arial" w:cs="Arial"/>
+          <w:i/>
+          <w:iCs/>
+        </w:rPr>
+        <w:t>Chem Ecol</w:t>
+      </w:r>
+      <w:r>
+        <w:rPr>
+          <w:rFonts w:ascii="Arial" w:hAnsi="Arial" w:cs="Arial"/>
+        </w:rPr>
+        <w:t xml:space="preserve"> 40: 322–349.</w:t>
+      </w:r>
+    </w:p>
+    <w:p>
+      <w:pPr>
+        <w:pStyle w:val="Bibliography"/>
+        <w:rPr>
+          <w:rFonts w:ascii="Arial" w:hAnsi="Arial" w:cs="Arial"/>
+        </w:rPr>
+      </w:pPr>
+      <w:r>
+        <w:rPr>
+          <w:rFonts w:ascii="Arial" w:hAnsi="Arial" w:cs="Arial"/>
+        </w:rPr>
+        <w:t xml:space="preserve">Everds NE, Snyder PW, Bailey KL, Bolon B, Creasy DM, Foley GL, Rosol TJ, Sellers T (2013) Interpreting stress responses during routine toxicity studies: a review of the biology, impact, and assessment. </w:t>
+      </w:r>
+      <w:r>
+        <w:rPr>
+          <w:rFonts w:ascii="Arial" w:hAnsi="Arial" w:cs="Arial"/>
+          <w:i/>
+          <w:iCs/>
+        </w:rPr>
+        <w:t>Toxicol Pathol</w:t>
+      </w:r>
+      <w:r>
+        <w:rPr>
+          <w:rFonts w:ascii="Arial" w:hAnsi="Arial" w:cs="Arial"/>
+        </w:rPr>
+        <w:t xml:space="preserve"> 41: 560–614.</w:t>
+      </w:r>
+    </w:p>
+    <w:p>
+      <w:pPr>
+        <w:pStyle w:val="Bibliography"/>
+        <w:rPr>
+          <w:rFonts w:ascii="Arial" w:hAnsi="Arial" w:cs="Arial"/>
+        </w:rPr>
+      </w:pPr>
+      <w:r>
+        <w:rPr>
+          <w:rFonts w:ascii="Arial" w:hAnsi="Arial" w:cs="Arial"/>
+        </w:rPr>
+        <w:t xml:space="preserve">Fang C, Huang Q, Ye T, Chen Y, Liu L, Kang M, Lin Y, Shen H, Dong S (2013) Embryonic exposure to PFOS induces immunosuppression in the fish larvae of marine medaka. </w:t>
+      </w:r>
+      <w:r>
+        <w:rPr>
+          <w:rFonts w:ascii="Arial" w:hAnsi="Arial" w:cs="Arial"/>
+          <w:i/>
+          <w:iCs/>
+        </w:rPr>
+        <w:t>Ecotoxicol Environ Saf</w:t>
+      </w:r>
+      <w:r>
+        <w:rPr>
+          <w:rFonts w:ascii="Arial" w:hAnsi="Arial" w:cs="Arial"/>
+        </w:rPr>
+        <w:t xml:space="preserve"> 92: 104–111.</w:t>
+      </w:r>
+    </w:p>
+    <w:p>
+      <w:pPr>
+        <w:pStyle w:val="Bibliography"/>
+        <w:rPr>
+          <w:rFonts w:ascii="Arial" w:hAnsi="Arial" w:cs="Arial"/>
+        </w:rPr>
+      </w:pPr>
+      <w:r>
+        <w:rPr>
+          <w:rFonts w:ascii="Arial" w:hAnsi="Arial" w:cs="Arial"/>
+        </w:rPr>
+        <w:t>Fang Q, Yuan M, Sun Z, Xue Y, Chong C-M, Wang X (2026) Temporal effects of perfluorononanoic acid (PFNA) exposure on metabolic disorders and gut-liver axis injury in large yellow croaker (</w:t>
+      </w:r>
+      <w:r>
+        <w:rPr>
+          <w:rFonts w:ascii="Arial" w:hAnsi="Arial" w:cs="Arial"/>
+          <w:i/>
+          <w:iCs/>
+        </w:rPr>
+        <w:t>Larimichthys crocea</w:t>
+      </w:r>
+      <w:r>
+        <w:rPr>
+          <w:rFonts w:ascii="Arial" w:hAnsi="Arial" w:cs="Arial"/>
+        </w:rPr>
+        <w:t xml:space="preserve">). </w:t>
+      </w:r>
+      <w:r>
+        <w:rPr>
+          <w:rFonts w:ascii="Arial" w:hAnsi="Arial" w:cs="Arial"/>
+          <w:i/>
+          <w:iCs/>
+        </w:rPr>
+        <w:t>Environ Res</w:t>
+      </w:r>
+      <w:r>
+        <w:rPr>
+          <w:rFonts w:ascii="Arial" w:hAnsi="Arial" w:cs="Arial"/>
+        </w:rPr>
+        <w:t xml:space="preserve"> 288: 123211.</w:t>
+      </w:r>
+    </w:p>
+    <w:p>
+      <w:pPr>
+        <w:pStyle w:val="Bibliography"/>
+        <w:rPr>
+          <w:rFonts w:ascii="Arial" w:hAnsi="Arial" w:cs="Arial"/>
+        </w:rPr>
+      </w:pPr>
+      <w:r>
+        <w:rPr>
+          <w:rFonts w:ascii="Arial" w:hAnsi="Arial" w:cs="Arial"/>
+        </w:rPr>
+        <w:t xml:space="preserve">Farah MA, Ateeq B, Ali MN, Sabir R, Ahmad W (2004) Studies on lethal concentrations and toxicity stress of some xenobiotics on aquatic organisms. </w:t>
+      </w:r>
+      <w:r>
+        <w:rPr>
+          <w:rFonts w:ascii="Arial" w:hAnsi="Arial" w:cs="Arial"/>
+          <w:i/>
+          <w:iCs/>
+        </w:rPr>
+        <w:t>Chemosphere</w:t>
+      </w:r>
+      <w:r>
+        <w:rPr>
+          <w:rFonts w:ascii="Arial" w:hAnsi="Arial" w:cs="Arial"/>
+        </w:rPr>
+        <w:t xml:space="preserve"> 55: 257–265.</w:t>
+      </w:r>
+    </w:p>
+    <w:p>
+      <w:pPr>
+        <w:pStyle w:val="Bibliography"/>
+        <w:rPr>
+          <w:rFonts w:ascii="Arial" w:hAnsi="Arial" w:cs="Arial"/>
+        </w:rPr>
+      </w:pPr>
+      <w:r>
+        <w:rPr>
+          <w:rFonts w:ascii="Arial" w:hAnsi="Arial" w:cs="Arial"/>
+        </w:rPr>
+        <w:t>Feder ME (1987) New Directions in Ecological Physiology. Cambridge University Press.</w:t>
+      </w:r>
+    </w:p>
+    <w:p>
+      <w:pPr>
+        <w:pStyle w:val="Bibliography"/>
+        <w:rPr>
+          <w:rFonts w:ascii="Arial" w:hAnsi="Arial" w:cs="Arial"/>
+        </w:rPr>
+      </w:pPr>
+      <w:r>
+        <w:rPr>
+          <w:rFonts w:ascii="Arial" w:hAnsi="Arial" w:cs="Arial"/>
+        </w:rPr>
+        <w:t xml:space="preserve">Frehse FDA, Hargrove JS, Weyl OLF, Vitule JRS (2020) The genetic characteristics of invasive largemouth bass in southern Brazil. </w:t>
+      </w:r>
+      <w:r>
+        <w:rPr>
+          <w:rFonts w:ascii="Arial" w:hAnsi="Arial" w:cs="Arial"/>
+          <w:i/>
+          <w:iCs/>
+        </w:rPr>
+        <w:t>J Appl Ichthyol</w:t>
+      </w:r>
+      <w:r>
+        <w:rPr>
+          <w:rFonts w:ascii="Arial" w:hAnsi="Arial" w:cs="Arial"/>
+        </w:rPr>
+        <w:t xml:space="preserve"> 36: 46–54.</w:t>
+      </w:r>
+    </w:p>
+    <w:p>
+      <w:pPr>
+        <w:pStyle w:val="Bibliography"/>
+        <w:rPr>
+          <w:rFonts w:ascii="Arial" w:hAnsi="Arial" w:cs="Arial"/>
+        </w:rPr>
+      </w:pPr>
+      <w:r>
+        <w:rPr>
+          <w:rFonts w:ascii="Arial" w:hAnsi="Arial" w:cs="Arial"/>
+        </w:rPr>
+        <w:t>Gaines LGT (2023) Historical and current usage of per</w:t>
+      </w:r>
+      <w:r>
+        <w:rPr>
+          <w:rFonts w:ascii="Cambria Math" w:hAnsi="Cambria Math" w:cs="Cambria Math"/>
+        </w:rPr>
+        <w:t>‐</w:t>
+      </w:r>
+      <w:r>
+        <w:rPr>
+          <w:rFonts w:ascii="Arial" w:hAnsi="Arial" w:cs="Arial"/>
+        </w:rPr>
+        <w:t xml:space="preserve"> and polyfluoroalkyl substances (PFAS): a literature review. </w:t>
+      </w:r>
+      <w:r>
+        <w:rPr>
+          <w:rFonts w:ascii="Arial" w:hAnsi="Arial" w:cs="Arial"/>
+          <w:i/>
+          <w:iCs/>
+        </w:rPr>
+        <w:t>American J Industrial Med</w:t>
+      </w:r>
+      <w:r>
+        <w:rPr>
+          <w:rFonts w:ascii="Arial" w:hAnsi="Arial" w:cs="Arial"/>
+        </w:rPr>
+        <w:t xml:space="preserve"> 66: 353–378.</w:t>
+      </w:r>
+    </w:p>
+    <w:p>
+      <w:pPr>
+        <w:pStyle w:val="Bibliography"/>
+        <w:rPr>
+          <w:rFonts w:ascii="Arial" w:hAnsi="Arial" w:cs="Arial"/>
+        </w:rPr>
+      </w:pPr>
+      <w:r>
+        <w:rPr>
+          <w:rFonts w:ascii="Arial" w:hAnsi="Arial" w:cs="Arial"/>
+        </w:rPr>
+        <w:t xml:space="preserve">Gangloff MM, Edgar GJ, Wilson B (2016) Imperilled species in aquatic ecosystems: emerging threats, management and future prognoses. </w:t>
+      </w:r>
+      <w:r>
+        <w:rPr>
+          <w:rFonts w:ascii="Arial" w:hAnsi="Arial" w:cs="Arial"/>
+          <w:i/>
+          <w:iCs/>
+        </w:rPr>
+        <w:t>Aquat Conserv Mar Freshw Ecosyst</w:t>
+      </w:r>
+      <w:r>
+        <w:rPr>
+          <w:rFonts w:ascii="Arial" w:hAnsi="Arial" w:cs="Arial"/>
+        </w:rPr>
+        <w:t xml:space="preserve"> 26: 858–871.</w:t>
+      </w:r>
+    </w:p>
+    <w:p>
+      <w:pPr>
+        <w:pStyle w:val="Bibliography"/>
+        <w:rPr>
+          <w:rFonts w:ascii="Arial" w:hAnsi="Arial" w:cs="Arial"/>
+        </w:rPr>
+      </w:pPr>
+      <w:r>
+        <w:rPr>
+          <w:rFonts w:ascii="Arial" w:hAnsi="Arial" w:cs="Arial"/>
+        </w:rPr>
+        <w:t xml:space="preserve">Gill TS, Pant JC (1985) Erythrocytic and leukocytic responses to cadmium poisoning in a freshwater fish, </w:t>
+      </w:r>
+      <w:r>
+        <w:rPr>
+          <w:rFonts w:ascii="Arial" w:hAnsi="Arial" w:cs="Arial"/>
+          <w:i/>
+          <w:iCs/>
+        </w:rPr>
+        <w:t>Puntius conchonius</w:t>
+      </w:r>
+      <w:r>
+        <w:rPr>
+          <w:rFonts w:ascii="Arial" w:hAnsi="Arial" w:cs="Arial"/>
+        </w:rPr>
+        <w:t xml:space="preserve"> ham. </w:t>
+      </w:r>
+      <w:r>
+        <w:rPr>
+          <w:rFonts w:ascii="Arial" w:hAnsi="Arial" w:cs="Arial"/>
+          <w:i/>
+          <w:iCs/>
+        </w:rPr>
+        <w:t>Environ Res</w:t>
+      </w:r>
+      <w:r>
+        <w:rPr>
+          <w:rFonts w:ascii="Arial" w:hAnsi="Arial" w:cs="Arial"/>
+        </w:rPr>
+        <w:t xml:space="preserve"> 36: 327–337.</w:t>
+      </w:r>
+    </w:p>
+    <w:p>
+      <w:pPr>
+        <w:pStyle w:val="Bibliography"/>
+        <w:rPr>
+          <w:rFonts w:ascii="Arial" w:hAnsi="Arial" w:cs="Arial"/>
+        </w:rPr>
+      </w:pPr>
+      <w:r>
+        <w:rPr>
+          <w:rFonts w:ascii="Arial" w:hAnsi="Arial" w:cs="Arial"/>
+        </w:rPr>
+        <w:t xml:space="preserve">Goessling JM, Kennedy H, Mendonça MT, Wilson AE (2015) A meta-analysis of plasma corticosterone and heterophil : lymphocyte ratios – is there conservation of physiological stress responses over time? </w:t>
+      </w:r>
+      <w:r>
+        <w:rPr>
+          <w:rFonts w:ascii="Arial" w:hAnsi="Arial" w:cs="Arial"/>
+          <w:i/>
+          <w:iCs/>
+        </w:rPr>
+        <w:t>Funct Ecol</w:t>
+      </w:r>
+      <w:r>
+        <w:rPr>
+          <w:rFonts w:ascii="Arial" w:hAnsi="Arial" w:cs="Arial"/>
+        </w:rPr>
+        <w:t xml:space="preserve"> 29: 1189–1196.</w:t>
+      </w:r>
+    </w:p>
+    <w:p>
+      <w:pPr>
+        <w:pStyle w:val="Bibliography"/>
+        <w:rPr>
+          <w:rFonts w:ascii="Arial" w:hAnsi="Arial" w:cs="Arial"/>
+        </w:rPr>
+      </w:pPr>
+      <w:r>
+        <w:rPr>
+          <w:rFonts w:ascii="Arial" w:hAnsi="Arial" w:cs="Arial"/>
+        </w:rPr>
+        <w:t xml:space="preserve">Gratwicke B, Marshall BE (2001) The relationship between the exotic predators </w:t>
+      </w:r>
+      <w:r>
+        <w:rPr>
+          <w:rFonts w:ascii="Arial" w:hAnsi="Arial" w:cs="Arial"/>
+          <w:i/>
+          <w:iCs/>
+        </w:rPr>
+        <w:t>Micropterus salmoides</w:t>
+      </w:r>
+      <w:r>
+        <w:rPr>
+          <w:rFonts w:ascii="Arial" w:hAnsi="Arial" w:cs="Arial"/>
+        </w:rPr>
+        <w:t xml:space="preserve"> and </w:t>
+      </w:r>
+      <w:r>
+        <w:rPr>
+          <w:rFonts w:ascii="Arial" w:hAnsi="Arial" w:cs="Arial"/>
+          <w:i/>
+          <w:iCs/>
+        </w:rPr>
+        <w:t>Serranochromis robustus</w:t>
+      </w:r>
+      <w:r>
+        <w:rPr>
+          <w:rFonts w:ascii="Arial" w:hAnsi="Arial" w:cs="Arial"/>
+        </w:rPr>
+        <w:t xml:space="preserve"> and native stream fishes in Zimbabwe. </w:t>
+      </w:r>
+      <w:r>
+        <w:rPr>
+          <w:rFonts w:ascii="Arial" w:hAnsi="Arial" w:cs="Arial"/>
+          <w:i/>
+          <w:iCs/>
+        </w:rPr>
+        <w:t>J Fish Biol</w:t>
+      </w:r>
+      <w:r>
+        <w:rPr>
+          <w:rFonts w:ascii="Arial" w:hAnsi="Arial" w:cs="Arial"/>
+        </w:rPr>
+        <w:t xml:space="preserve"> 58: 68–75.</w:t>
+      </w:r>
+    </w:p>
+    <w:p>
+      <w:pPr>
+        <w:pStyle w:val="Bibliography"/>
+        <w:rPr>
+          <w:rFonts w:ascii="Arial" w:hAnsi="Arial" w:cs="Arial"/>
+        </w:rPr>
+      </w:pPr>
+      <w:r>
+        <w:rPr>
+          <w:rFonts w:ascii="Arial" w:hAnsi="Arial" w:cs="Arial"/>
+        </w:rPr>
+        <w:lastRenderedPageBreak/>
+        <w:t xml:space="preserve">Guillette Jr. LJ (2006) Endocrine disrupting contaminants—beyond the dogma. </w:t>
+      </w:r>
+      <w:r>
+        <w:rPr>
+          <w:rFonts w:ascii="Arial" w:hAnsi="Arial" w:cs="Arial"/>
+          <w:i/>
+          <w:iCs/>
+        </w:rPr>
+        <w:t>Environ Health Perspect</w:t>
+      </w:r>
+      <w:r>
+        <w:rPr>
+          <w:rFonts w:ascii="Arial" w:hAnsi="Arial" w:cs="Arial"/>
+        </w:rPr>
+        <w:t xml:space="preserve"> 114: 9–12.</w:t>
+      </w:r>
+    </w:p>
+    <w:p>
+      <w:pPr>
+        <w:pStyle w:val="Bibliography"/>
+        <w:rPr>
+          <w:rFonts w:ascii="Arial" w:hAnsi="Arial" w:cs="Arial"/>
+        </w:rPr>
+      </w:pPr>
+      <w:r>
+        <w:rPr>
+          <w:rFonts w:ascii="Arial" w:hAnsi="Arial" w:cs="Arial"/>
+        </w:rPr>
+        <w:t xml:space="preserve">Guillette TC, McCord J, Guillette M, Polera ME, Rachels KT, Morgeson C, Kotlarz N, Knappe DRU, Reading BJ, Strynar M, </w:t>
+      </w:r>
+      <w:r>
+        <w:rPr>
+          <w:rFonts w:ascii="Arial" w:hAnsi="Arial" w:cs="Arial"/>
+          <w:i/>
+          <w:iCs/>
+        </w:rPr>
+        <w:t>et al.</w:t>
+      </w:r>
+      <w:r>
+        <w:rPr>
+          <w:rFonts w:ascii="Arial" w:hAnsi="Arial" w:cs="Arial"/>
+        </w:rPr>
+        <w:t xml:space="preserve"> (2020) Elevated levels of per- and polyfluoroalkyl substances in Cape Fear River Striped Bass (</w:t>
+      </w:r>
+      <w:r>
+        <w:rPr>
+          <w:rFonts w:ascii="Arial" w:hAnsi="Arial" w:cs="Arial"/>
+          <w:i/>
+          <w:iCs/>
+        </w:rPr>
+        <w:t>Morone saxatilis</w:t>
+      </w:r>
+      <w:r>
+        <w:rPr>
+          <w:rFonts w:ascii="Arial" w:hAnsi="Arial" w:cs="Arial"/>
+        </w:rPr>
+        <w:t xml:space="preserve">) are associated with biomarkers of altered immune and liver function. </w:t>
+      </w:r>
+      <w:r>
+        <w:rPr>
+          <w:rFonts w:ascii="Arial" w:hAnsi="Arial" w:cs="Arial"/>
+          <w:i/>
+          <w:iCs/>
+        </w:rPr>
+        <w:t>Environ Int</w:t>
+      </w:r>
+      <w:r>
+        <w:rPr>
+          <w:rFonts w:ascii="Arial" w:hAnsi="Arial" w:cs="Arial"/>
+        </w:rPr>
+        <w:t xml:space="preserve"> 136: 105358.</w:t>
+      </w:r>
+    </w:p>
+    <w:p>
+      <w:pPr>
+        <w:pStyle w:val="Bibliography"/>
+        <w:rPr>
+          <w:rFonts w:ascii="Arial" w:hAnsi="Arial" w:cs="Arial"/>
+        </w:rPr>
+      </w:pPr>
+      <w:r>
+        <w:rPr>
+          <w:rFonts w:ascii="Arial" w:hAnsi="Arial" w:cs="Arial"/>
+        </w:rPr>
+        <w:t xml:space="preserve">Hamlin HJ, Guillette Jr. LJ (2010) Birth defects in wildlife: the role of environmental contaminants as inducers of reproductive and developmental dysfunction. </w:t>
+      </w:r>
+      <w:r>
+        <w:rPr>
+          <w:rFonts w:ascii="Arial" w:hAnsi="Arial" w:cs="Arial"/>
+          <w:i/>
+          <w:iCs/>
+        </w:rPr>
+        <w:t>Syst Biol Reprod</w:t>
+      </w:r>
+      <w:r>
+        <w:rPr>
+          <w:rFonts w:ascii="Arial" w:hAnsi="Arial" w:cs="Arial"/>
+        </w:rPr>
+        <w:t xml:space="preserve"> 56: 113–121.</w:t>
+      </w:r>
+    </w:p>
+    <w:p>
+      <w:pPr>
+        <w:pStyle w:val="Bibliography"/>
+        <w:rPr>
+          <w:rFonts w:ascii="Arial" w:hAnsi="Arial" w:cs="Arial"/>
+        </w:rPr>
+      </w:pPr>
+      <w:r>
+        <w:rPr>
+          <w:rFonts w:ascii="Arial" w:hAnsi="Arial" w:cs="Arial"/>
+        </w:rPr>
+        <w:t xml:space="preserve">Hertika AMS, Arfiati D, Lusiana ED, Putra RB (2022) Effect of environmental factors on blood counts of Gambusia affinis caught at brantas river watershed, Indonesia. </w:t>
+      </w:r>
+      <w:r>
+        <w:rPr>
+          <w:rFonts w:ascii="Arial" w:hAnsi="Arial" w:cs="Arial"/>
+          <w:i/>
+          <w:iCs/>
+        </w:rPr>
+        <w:t>F1000Research</w:t>
+      </w:r>
+      <w:r>
+        <w:rPr>
+          <w:rFonts w:ascii="Arial" w:hAnsi="Arial" w:cs="Arial"/>
+        </w:rPr>
+        <w:t xml:space="preserve"> 10: 1169.</w:t>
+      </w:r>
+    </w:p>
+    <w:p>
+      <w:pPr>
+        <w:pStyle w:val="Bibliography"/>
+        <w:rPr>
+          <w:rFonts w:ascii="Arial" w:hAnsi="Arial" w:cs="Arial"/>
+        </w:rPr>
+      </w:pPr>
+      <w:r>
+        <w:rPr>
+          <w:rFonts w:ascii="Arial" w:hAnsi="Arial" w:cs="Arial"/>
+        </w:rPr>
+        <w:t xml:space="preserve">Hertika AMS, Musa M, Amron K, Putra RBDS, Alfarisi MA, Putra AFR, Halimah MF, Wijanata IBP (2025) Analysis of fish hematological profiles as bioindicators of water pollution in fish conservation areas, East Java, Indonesia. </w:t>
+      </w:r>
+      <w:r>
+        <w:rPr>
+          <w:rFonts w:ascii="Arial" w:hAnsi="Arial" w:cs="Arial"/>
+          <w:i/>
+          <w:iCs/>
+        </w:rPr>
+        <w:t>Water Environ Res</w:t>
+      </w:r>
+      <w:r>
+        <w:rPr>
+          <w:rFonts w:ascii="Arial" w:hAnsi="Arial" w:cs="Arial"/>
+        </w:rPr>
+        <w:t xml:space="preserve"> 97: e70126.</w:t>
+      </w:r>
+    </w:p>
+    <w:p>
+      <w:pPr>
+        <w:pStyle w:val="Bibliography"/>
+        <w:rPr>
+          <w:rFonts w:ascii="Arial" w:hAnsi="Arial" w:cs="Arial"/>
+        </w:rPr>
+      </w:pPr>
+      <w:r>
+        <w:rPr>
+          <w:rFonts w:ascii="Arial" w:hAnsi="Arial" w:cs="Arial"/>
+        </w:rPr>
+        <w:t xml:space="preserve">Hontela A, Rasmussen JB, Audet C, Chevalier G (1992) Impaired cortisol stress response in fish from environments polluted by PAHs, PCBs, and mercury. </w:t>
+      </w:r>
+      <w:r>
+        <w:rPr>
+          <w:rFonts w:ascii="Arial" w:hAnsi="Arial" w:cs="Arial"/>
+          <w:i/>
+          <w:iCs/>
+        </w:rPr>
+        <w:t>Arch Environ Contam Toxicol</w:t>
+      </w:r>
+      <w:r>
+        <w:rPr>
+          <w:rFonts w:ascii="Arial" w:hAnsi="Arial" w:cs="Arial"/>
+        </w:rPr>
+        <w:t xml:space="preserve"> 22: 278–283.</w:t>
+      </w:r>
+    </w:p>
+    <w:p>
+      <w:pPr>
+        <w:pStyle w:val="Bibliography"/>
+        <w:rPr>
+          <w:rFonts w:ascii="Arial" w:hAnsi="Arial" w:cs="Arial"/>
+        </w:rPr>
+      </w:pPr>
+      <w:r>
+        <w:rPr>
+          <w:rFonts w:ascii="Arial" w:hAnsi="Arial" w:cs="Arial"/>
+        </w:rPr>
+        <w:t xml:space="preserve">Houwen B (2002) Blood film preparation and staining procedures. </w:t>
+      </w:r>
+      <w:r>
+        <w:rPr>
+          <w:rFonts w:ascii="Arial" w:hAnsi="Arial" w:cs="Arial"/>
+          <w:i/>
+          <w:iCs/>
+        </w:rPr>
+        <w:t>Clin Lab Med</w:t>
+      </w:r>
+      <w:r>
+        <w:rPr>
+          <w:rFonts w:ascii="Arial" w:hAnsi="Arial" w:cs="Arial"/>
+        </w:rPr>
+        <w:t xml:space="preserve"> 22: 1–14.</w:t>
+      </w:r>
+    </w:p>
+    <w:p>
+      <w:pPr>
+        <w:pStyle w:val="Bibliography"/>
+        <w:rPr>
+          <w:rFonts w:ascii="Arial" w:hAnsi="Arial" w:cs="Arial"/>
+        </w:rPr>
+      </w:pPr>
+      <w:r>
+        <w:rPr>
+          <w:rFonts w:ascii="Arial" w:hAnsi="Arial" w:cs="Arial"/>
+        </w:rPr>
+        <w:t xml:space="preserve">Hu F, Yin L, Dong F, Zheng M, Zhao Y, Fu S, Zhang W, Chen X (2021) Effects of long-term cadmium exposure on growth, antioxidant defense and DNA methylation in juvenile Nile tilapia (Oreochromis niloticus). </w:t>
+      </w:r>
+      <w:r>
+        <w:rPr>
+          <w:rFonts w:ascii="Arial" w:hAnsi="Arial" w:cs="Arial"/>
+          <w:i/>
+          <w:iCs/>
+        </w:rPr>
+        <w:t>Aquat Toxicol</w:t>
+      </w:r>
+      <w:r>
+        <w:rPr>
+          <w:rFonts w:ascii="Arial" w:hAnsi="Arial" w:cs="Arial"/>
+        </w:rPr>
+        <w:t xml:space="preserve"> 241: 106014.</w:t>
+      </w:r>
+    </w:p>
+    <w:p>
+      <w:pPr>
+        <w:pStyle w:val="Bibliography"/>
+        <w:rPr>
+          <w:rFonts w:ascii="Arial" w:hAnsi="Arial" w:cs="Arial"/>
+        </w:rPr>
+      </w:pPr>
+      <w:r>
+        <w:rPr>
+          <w:rFonts w:ascii="Arial" w:hAnsi="Arial" w:cs="Arial"/>
+        </w:rPr>
+        <w:t xml:space="preserve">Jackson AP, Alloway BJ (1991) The bioavailability of cadmium to lettuce and cabbage in soils previously treated with sewage sludges. </w:t>
+      </w:r>
+      <w:r>
+        <w:rPr>
+          <w:rFonts w:ascii="Arial" w:hAnsi="Arial" w:cs="Arial"/>
+          <w:i/>
+          <w:iCs/>
+        </w:rPr>
+        <w:t>Plant Soil</w:t>
+      </w:r>
+      <w:r>
+        <w:rPr>
+          <w:rFonts w:ascii="Arial" w:hAnsi="Arial" w:cs="Arial"/>
+        </w:rPr>
+        <w:t xml:space="preserve"> 132: 179–186.</w:t>
+      </w:r>
+    </w:p>
+    <w:p>
+      <w:pPr>
+        <w:pStyle w:val="Bibliography"/>
+        <w:rPr>
+          <w:rFonts w:ascii="Arial" w:hAnsi="Arial" w:cs="Arial"/>
+        </w:rPr>
+      </w:pPr>
+      <w:r>
+        <w:rPr>
+          <w:rFonts w:ascii="Arial" w:hAnsi="Arial" w:cs="Arial"/>
+        </w:rPr>
+        <w:t xml:space="preserve">Jadaa W, Mohammed H (2023) Heavy metals–definition, natural and anthropogenic sources of releasing into ecosystems, toxicity, and removal methods–an overview study. </w:t>
+      </w:r>
+      <w:r>
+        <w:rPr>
+          <w:rFonts w:ascii="Arial" w:hAnsi="Arial" w:cs="Arial"/>
+          <w:i/>
+          <w:iCs/>
+        </w:rPr>
+        <w:t>Journal of Ecological Engineering</w:t>
+      </w:r>
+      <w:r>
+        <w:rPr>
+          <w:rFonts w:ascii="Arial" w:hAnsi="Arial" w:cs="Arial"/>
+        </w:rPr>
+        <w:t xml:space="preserve"> 24: 249–271.</w:t>
+      </w:r>
+    </w:p>
+    <w:p>
+      <w:pPr>
+        <w:pStyle w:val="Bibliography"/>
+        <w:rPr>
+          <w:ins w:id="276" w:author="Reviewer" w:date="2026-06-01T15:41:00Z" w16du:dateUtc="2026-06-01T20:41:00Z"/>
+          <w:rFonts w:ascii="Arial" w:hAnsi="Arial" w:cs="Arial"/>
+        </w:rPr>
+      </w:pPr>
+      <w:r>
+        <w:rPr>
+          <w:rFonts w:ascii="Arial" w:hAnsi="Arial" w:cs="Arial"/>
+        </w:rPr>
+        <w:t xml:space="preserve">Jaffer NS, Rabee AM, Al-Chalabi SMM (2017) Biochemical and hematological parameters and histological alterations in fish Cyprinus carpio L. as biomarkers for water pollution with chlorpyrifos. </w:t>
+      </w:r>
+      <w:r>
+        <w:rPr>
+          <w:rFonts w:ascii="Arial" w:hAnsi="Arial" w:cs="Arial"/>
+          <w:i/>
+          <w:iCs/>
+        </w:rPr>
+        <w:t>Hum Ecol Risk Assess</w:t>
+      </w:r>
+      <w:r>
+        <w:rPr>
+          <w:rFonts w:ascii="Arial" w:hAnsi="Arial" w:cs="Arial"/>
+        </w:rPr>
+        <w:t xml:space="preserve"> 23: 605–616.</w:t>
+      </w:r>
+    </w:p>
+    <w:p>
+      <w:pPr>
+        <w:pStyle w:val="Bibliography"/>
+        <w:rPr>
+          <w:rFonts w:ascii="Arial" w:hAnsi="Arial" w:cs="Arial"/>
+        </w:rPr>
+      </w:pPr>
+      <w:ins w:id="277" w:author="Reviewer" w:date="2026-06-01T15:41:00Z" w16du:dateUtc="2026-06-01T20:41:00Z">
         <w:r>
           <w:rPr>
             <w:rFonts w:ascii="Arial" w:hAnsi="Arial" w:cs="Arial"/>
           </w:rPr>
-          <w:t xml:space="preserve">zierska B, </w:t>
-        </w:r>
-        <w:proofErr w:type="spellStart"/>
-        <w:r>
-          <w:rPr>
-            <w:rFonts w:ascii="Arial" w:hAnsi="Arial" w:cs="Arial"/>
-          </w:rPr>
-          <w:t>Witeska</w:t>
-        </w:r>
-        <w:proofErr w:type="spellEnd"/>
-        <w:r>
-          <w:rPr>
-            <w:rFonts w:ascii="Arial" w:hAnsi="Arial" w:cs="Arial"/>
-          </w:rPr>
-          <w:t xml:space="preserve"> M</w:t>
-        </w:r>
-      </w:ins>
-      <w:del w:id="259" w:author="Reviewer" w:date="2026-06-01T15:41:00Z" w16du:dateUtc="2026-06-01T20:41:00Z">
-        <w:r>
-          <w:rPr>
-            <w:rFonts w:ascii="Arial" w:hAnsi="Arial" w:cs="Arial"/>
-          </w:rPr>
-          <w:delText xml:space="preserve">nkins GB, Beckerman AP, Bellard C, Benítez-López A, Ellison AM, Foote CG, Hufton AL, Lashley MA, Lortie CJ, Ma Z, </w:delText>
+          <w:t xml:space="preserve">Jenkins GB, Beckerman AP, Bellard C, Benítez-López A, Ellison AM, Foote CG, Hufton AL, Lashley MA, Lortie CJ, Ma Z, </w:t>
         </w:r>
         <w:r>
           <w:rPr>
@@ -31373,108 +31543,345 @@
             <w:i/>
             <w:iCs/>
           </w:rPr>
-          <w:delText>et al.</w:delText>
-        </w:r>
-      </w:del>
-      <w:r>
-        <w:rPr>
-          <w:rFonts w:ascii="Arial" w:hAnsi="Arial" w:cs="Arial"/>
-        </w:rPr>
-        <w:t xml:space="preserve"> (</w:t>
-      </w:r>
-      <w:del w:id="260" w:author="Reviewer" w:date="2026-06-01T15:41:00Z" w16du:dateUtc="2026-06-01T20:41:00Z">
+          <w:t>et al.</w:t>
+        </w:r>
         <w:r>
           <w:rPr>
             <w:rFonts w:ascii="Arial" w:hAnsi="Arial" w:cs="Arial"/>
           </w:rPr>
-          <w:delText>2023</w:delText>
-        </w:r>
-      </w:del>
-      <w:ins w:id="261" w:author="Reviewer" w:date="2026-06-01T15:41:00Z" w16du:dateUtc="2026-06-01T20:41:00Z">
-        <w:r>
-          <w:rPr>
-            <w:rFonts w:ascii="Arial" w:hAnsi="Arial" w:cs="Arial"/>
-          </w:rPr>
-          <w:t>2006</w:t>
-        </w:r>
-      </w:ins>
-      <w:r>
-        <w:rPr>
-          <w:rFonts w:ascii="Arial" w:hAnsi="Arial" w:cs="Arial"/>
-        </w:rPr>
-        <w:t>)</w:t>
-      </w:r>
-      <w:ins w:id="262" w:author="Reviewer" w:date="2026-06-01T15:41:00Z" w16du:dateUtc="2026-06-01T20:41:00Z">
-        <w:r>
-          <w:rPr>
-            <w:rFonts w:ascii="Arial" w:hAnsi="Arial" w:cs="Arial"/>
-          </w:rPr>
-          <w:t xml:space="preserve"> The metal uptake and accumulation in fish living in polluted waters. In Soil and water pol</w:t>
-        </w:r>
-      </w:ins>
-      <w:ins w:id="263" w:author="Reviewer" w:date="2026-06-01T15:42:00Z" w16du:dateUtc="2026-06-01T20:42:00Z">
-        <w:r>
-          <w:rPr>
-            <w:rFonts w:ascii="Arial" w:hAnsi="Arial" w:cs="Arial"/>
-          </w:rPr>
-          <w:t>lution monitoring, protection and remediation</w:t>
-        </w:r>
-      </w:ins>
-      <w:del w:id="264" w:author="Reviewer" w:date="2026-06-01T15:42:00Z" w16du:dateUtc="2026-06-01T20:42:00Z">
-        <w:r>
-          <w:rPr>
-            <w:rFonts w:ascii="Arial" w:hAnsi="Arial" w:cs="Arial"/>
-          </w:rPr>
-          <w:delText xml:space="preserve"> Reproducibility in ecology and evolution: minimum standards for data and code. </w:delText>
-        </w:r>
+          <w:t xml:space="preserve"> (2023) Reproducibility in ecology and evolution: minimum standards for data and code. </w:t>
+        </w:r>
+        <w:proofErr w:type="spellStart"/>
         <w:r>
           <w:rPr>
             <w:rFonts w:ascii="Arial" w:hAnsi="Arial" w:cs="Arial"/>
             <w:i/>
             <w:iCs/>
           </w:rPr>
-          <w:delText>Ecol Evol</w:delText>
-        </w:r>
+          <w:t>Ecol</w:t>
+        </w:r>
+        <w:proofErr w:type="spellEnd"/>
         <w:r>
           <w:rPr>
             <w:rFonts w:ascii="Arial" w:hAnsi="Arial" w:cs="Arial"/>
-          </w:rPr>
-          <w:delText xml:space="preserve"> 13: e9961</w:delText>
-        </w:r>
-      </w:del>
-      <w:ins w:id="265" w:author="Reviewer" w:date="2026-06-01T15:42:00Z" w16du:dateUtc="2026-06-01T20:42:00Z">
+            <w:i/>
+            <w:iCs/>
+          </w:rPr>
+          <w:t xml:space="preserve"> Evol</w:t>
+        </w:r>
         <w:r>
           <w:rPr>
             <w:rFonts w:ascii="Arial" w:hAnsi="Arial" w:cs="Arial"/>
           </w:rPr>
-          <w:t xml:space="preserve"> </w:t>
-        </w:r>
-        <w:r>
-          <w:rPr>
-            <w:rFonts w:ascii="Arial" w:hAnsi="Arial" w:cs="Arial"/>
-          </w:rPr>
-          <w:t>107–114. Dordrecht: Springer Netherlands</w:t>
+          <w:t xml:space="preserve"> 13: e9961.</w:t>
         </w:r>
       </w:ins>
-      <w:r>
-        <w:rPr>
-          <w:rFonts w:ascii="Arial" w:hAnsi="Arial" w:cs="Arial"/>
-        </w:rPr>
-        <w:t>.</w:t>
-      </w:r>
     </w:p>
     <w:p>
       <w:pPr>
-        <w:rPr>
-          <w:del w:id="266" w:author="Reviewer" w:date="2026-06-01T15:42:00Z" w16du:dateUtc="2026-06-01T20:42:00Z"/>
-          <w:rPrChange w:id="267" w:author="Reviewer" w:date="2026-06-01T15:35:00Z" w16du:dateUtc="2026-06-01T20:35:00Z">
+        <w:pStyle w:val="Bibliography"/>
+        <w:rPr>
+          <w:ins w:id="278" w:author="Reviewer" w:date="2026-06-01T15:52:00Z" w16du:dateUtc="2026-06-01T20:52:00Z"/>
+          <w:rFonts w:ascii="Arial" w:hAnsi="Arial" w:cs="Arial"/>
+        </w:rPr>
+      </w:pPr>
+      <w:ins w:id="279" w:author="Reviewer" w:date="2026-06-01T15:52:00Z" w16du:dateUtc="2026-06-01T20:52:00Z">
+        <w:r>
+          <w:rPr>
+            <w:rFonts w:ascii="Arial" w:hAnsi="Arial" w:cs="Arial"/>
+          </w:rPr>
+          <w:lastRenderedPageBreak/>
+          <w:t>Je</w:t>
+        </w:r>
+        <w:r>
+          <w:rPr>
+            <w:rFonts w:ascii="Arial" w:hAnsi="Arial" w:cs="Arial"/>
+          </w:rPr>
+          <w:t>zierska B</w:t>
+        </w:r>
+        <w:r>
+          <w:rPr>
+            <w:rFonts w:ascii="Arial" w:hAnsi="Arial" w:cs="Arial"/>
+          </w:rPr>
+          <w:t>,</w:t>
+        </w:r>
+        <w:r>
+          <w:rPr>
+            <w:rFonts w:ascii="Arial" w:hAnsi="Arial" w:cs="Arial"/>
+          </w:rPr>
+          <w:t xml:space="preserve"> </w:t>
+        </w:r>
+        <w:proofErr w:type="spellStart"/>
+        <w:r>
+          <w:rPr>
+            <w:rFonts w:ascii="Arial" w:hAnsi="Arial" w:cs="Arial"/>
+          </w:rPr>
+          <w:t>Ł</w:t>
+        </w:r>
+        <w:r>
+          <w:rPr>
+            <w:rFonts w:ascii="Arial" w:hAnsi="Arial" w:cs="Arial"/>
+          </w:rPr>
+          <w:t>ugowska</w:t>
+        </w:r>
+        <w:proofErr w:type="spellEnd"/>
+        <w:r>
+          <w:rPr>
+            <w:rFonts w:ascii="Arial" w:hAnsi="Arial" w:cs="Arial"/>
+          </w:rPr>
+          <w:t xml:space="preserve"> K</w:t>
+        </w:r>
+      </w:ins>
+      <w:ins w:id="280" w:author="Reviewer" w:date="2026-06-01T15:56:00Z" w16du:dateUtc="2026-06-01T20:56:00Z">
+        <w:r>
+          <w:rPr>
+            <w:rFonts w:ascii="Arial" w:hAnsi="Arial" w:cs="Arial"/>
+          </w:rPr>
+          <w:t xml:space="preserve">, </w:t>
+        </w:r>
+        <w:proofErr w:type="spellStart"/>
+        <w:r>
+          <w:rPr>
+            <w:rFonts w:ascii="Arial" w:hAnsi="Arial" w:cs="Arial"/>
+          </w:rPr>
+          <w:t>Witeska</w:t>
+        </w:r>
+        <w:proofErr w:type="spellEnd"/>
+        <w:r>
+          <w:rPr>
+            <w:rFonts w:ascii="Arial" w:hAnsi="Arial" w:cs="Arial"/>
+          </w:rPr>
+          <w:t xml:space="preserve"> M</w:t>
+        </w:r>
+      </w:ins>
+      <w:ins w:id="281" w:author="Reviewer" w:date="2026-06-01T15:52:00Z" w16du:dateUtc="2026-06-01T20:52:00Z">
+        <w:r>
+          <w:rPr>
+            <w:rFonts w:ascii="Arial" w:hAnsi="Arial" w:cs="Arial"/>
+          </w:rPr>
+          <w:t xml:space="preserve"> (2023)</w:t>
+        </w:r>
+      </w:ins>
+      <w:ins w:id="282" w:author="Reviewer" w:date="2026-06-01T15:53:00Z" w16du:dateUtc="2026-06-01T20:53:00Z">
+        <w:r>
+          <w:rPr>
+            <w:rFonts w:ascii="Arial" w:hAnsi="Arial" w:cs="Arial"/>
+          </w:rPr>
+          <w:t xml:space="preserve"> The effects of heavy metals on embryonic development of fish (a review). </w:t>
+        </w:r>
+        <w:r>
+          <w:rPr>
+            <w:rFonts w:ascii="Arial" w:hAnsi="Arial" w:cs="Arial"/>
+            <w:i/>
+            <w:iCs/>
+          </w:rPr>
+          <w:t xml:space="preserve">Fish </w:t>
+        </w:r>
+        <w:proofErr w:type="spellStart"/>
+        <w:r>
+          <w:rPr>
+            <w:rFonts w:ascii="Arial" w:hAnsi="Arial" w:cs="Arial"/>
+            <w:i/>
+            <w:iCs/>
+          </w:rPr>
+          <w:t>P</w:t>
+        </w:r>
+      </w:ins>
+      <w:ins w:id="283" w:author="Reviewer" w:date="2026-06-01T15:54:00Z" w16du:dateUtc="2026-06-01T20:54:00Z">
+        <w:r>
+          <w:rPr>
+            <w:rFonts w:ascii="Arial" w:hAnsi="Arial" w:cs="Arial"/>
+            <w:i/>
+            <w:iCs/>
+          </w:rPr>
+          <w:t>hysiol</w:t>
+        </w:r>
+        <w:proofErr w:type="spellEnd"/>
+        <w:r>
+          <w:rPr>
+            <w:rFonts w:ascii="Arial" w:hAnsi="Arial" w:cs="Arial"/>
+            <w:i/>
+            <w:iCs/>
+          </w:rPr>
+          <w:t xml:space="preserve"> </w:t>
+        </w:r>
+        <w:proofErr w:type="spellStart"/>
+        <w:r>
+          <w:rPr>
+            <w:rFonts w:ascii="Arial" w:hAnsi="Arial" w:cs="Arial"/>
+            <w:i/>
+            <w:iCs/>
+          </w:rPr>
+          <w:t>Biochem</w:t>
+        </w:r>
+        <w:proofErr w:type="spellEnd"/>
+        <w:r>
+          <w:rPr>
+            <w:rFonts w:ascii="Arial" w:hAnsi="Arial" w:cs="Arial"/>
+          </w:rPr>
+          <w:t xml:space="preserve"> 35: 625–640</w:t>
+        </w:r>
+      </w:ins>
+      <w:ins w:id="284" w:author="Reviewer" w:date="2026-06-01T15:52:00Z" w16du:dateUtc="2026-06-01T20:52:00Z">
+        <w:r>
+          <w:rPr>
+            <w:rFonts w:ascii="Arial" w:hAnsi="Arial" w:cs="Arial"/>
+          </w:rPr>
+          <w:t>.</w:t>
+        </w:r>
+      </w:ins>
+    </w:p>
+    <w:p>
+      <w:pPr>
+        <w:pStyle w:val="Bibliography"/>
+        <w:rPr>
+          <w:ins w:id="285" w:author="Reviewer" w:date="2026-06-01T15:35:00Z" w16du:dateUtc="2026-06-01T20:35:00Z"/>
+          <w:rFonts w:ascii="Arial" w:hAnsi="Arial" w:cs="Arial"/>
+        </w:rPr>
+      </w:pPr>
+      <w:r>
+        <w:rPr>
+          <w:rFonts w:ascii="Arial" w:hAnsi="Arial" w:cs="Arial"/>
+        </w:rPr>
+        <w:t>Je</w:t>
+      </w:r>
+      <w:ins w:id="286" w:author="Reviewer" w:date="2026-06-01T15:41:00Z" w16du:dateUtc="2026-06-01T20:41:00Z">
+        <w:r>
+          <w:rPr>
+            <w:rFonts w:ascii="Arial" w:hAnsi="Arial" w:cs="Arial"/>
+          </w:rPr>
+          <w:t xml:space="preserve">zierska B, </w:t>
+        </w:r>
+        <w:proofErr w:type="spellStart"/>
+        <w:r>
+          <w:rPr>
+            <w:rFonts w:ascii="Arial" w:hAnsi="Arial" w:cs="Arial"/>
+          </w:rPr>
+          <w:t>Witeska</w:t>
+        </w:r>
+        <w:proofErr w:type="spellEnd"/>
+        <w:r>
+          <w:rPr>
+            <w:rFonts w:ascii="Arial" w:hAnsi="Arial" w:cs="Arial"/>
+          </w:rPr>
+          <w:t xml:space="preserve"> M</w:t>
+        </w:r>
+      </w:ins>
+      <w:del w:id="287" w:author="Reviewer" w:date="2026-06-01T15:41:00Z" w16du:dateUtc="2026-06-01T20:41:00Z">
+        <w:r>
+          <w:rPr>
+            <w:rFonts w:ascii="Arial" w:hAnsi="Arial" w:cs="Arial"/>
+          </w:rPr>
+          <w:delText xml:space="preserve">nkins GB, Beckerman AP, Bellard C, Benítez-López A, Ellison AM, Foote CG, Hufton AL, Lashley MA, Lortie CJ, Ma Z, </w:delText>
+        </w:r>
+        <w:r>
+          <w:rPr>
+            <w:rFonts w:ascii="Arial" w:hAnsi="Arial" w:cs="Arial"/>
+            <w:i/>
+            <w:iCs/>
+          </w:rPr>
+          <w:delText>et al.</w:delText>
+        </w:r>
+      </w:del>
+      <w:r>
+        <w:rPr>
+          <w:rFonts w:ascii="Arial" w:hAnsi="Arial" w:cs="Arial"/>
+        </w:rPr>
+        <w:t xml:space="preserve"> (</w:t>
+      </w:r>
+      <w:del w:id="288" w:author="Reviewer" w:date="2026-06-01T15:41:00Z" w16du:dateUtc="2026-06-01T20:41:00Z">
+        <w:r>
+          <w:rPr>
+            <w:rFonts w:ascii="Arial" w:hAnsi="Arial" w:cs="Arial"/>
+          </w:rPr>
+          <w:delText>2023</w:delText>
+        </w:r>
+      </w:del>
+      <w:ins w:id="289" w:author="Reviewer" w:date="2026-06-01T15:41:00Z" w16du:dateUtc="2026-06-01T20:41:00Z">
+        <w:r>
+          <w:rPr>
+            <w:rFonts w:ascii="Arial" w:hAnsi="Arial" w:cs="Arial"/>
+          </w:rPr>
+          <w:t>2006</w:t>
+        </w:r>
+      </w:ins>
+      <w:r>
+        <w:rPr>
+          <w:rFonts w:ascii="Arial" w:hAnsi="Arial" w:cs="Arial"/>
+        </w:rPr>
+        <w:t>)</w:t>
+      </w:r>
+      <w:ins w:id="290" w:author="Reviewer" w:date="2026-06-01T15:41:00Z" w16du:dateUtc="2026-06-01T20:41:00Z">
+        <w:r>
+          <w:rPr>
+            <w:rFonts w:ascii="Arial" w:hAnsi="Arial" w:cs="Arial"/>
+          </w:rPr>
+          <w:t xml:space="preserve"> The metal uptake and accumulation in fish living in polluted waters. In Soil and water pol</w:t>
+        </w:r>
+      </w:ins>
+      <w:ins w:id="291" w:author="Reviewer" w:date="2026-06-01T15:42:00Z" w16du:dateUtc="2026-06-01T20:42:00Z">
+        <w:r>
+          <w:rPr>
+            <w:rFonts w:ascii="Arial" w:hAnsi="Arial" w:cs="Arial"/>
+          </w:rPr>
+          <w:t>lution monitoring, protection and remediation</w:t>
+        </w:r>
+      </w:ins>
+      <w:del w:id="292" w:author="Reviewer" w:date="2026-06-01T15:42:00Z" w16du:dateUtc="2026-06-01T20:42:00Z">
+        <w:r>
+          <w:rPr>
+            <w:rFonts w:ascii="Arial" w:hAnsi="Arial" w:cs="Arial"/>
+          </w:rPr>
+          <w:delText xml:space="preserve"> Reproducibility in ecology and evolution: minimum standards for data and code. </w:delText>
+        </w:r>
+        <w:r>
+          <w:rPr>
+            <w:rFonts w:ascii="Arial" w:hAnsi="Arial" w:cs="Arial"/>
+            <w:i/>
+            <w:iCs/>
+          </w:rPr>
+          <w:delText>Ecol Evol</w:delText>
+        </w:r>
+        <w:r>
+          <w:rPr>
+            <w:rFonts w:ascii="Arial" w:hAnsi="Arial" w:cs="Arial"/>
+          </w:rPr>
+          <w:delText xml:space="preserve"> 13: e9961</w:delText>
+        </w:r>
+      </w:del>
+      <w:ins w:id="293" w:author="Reviewer" w:date="2026-06-01T15:42:00Z" w16du:dateUtc="2026-06-01T20:42:00Z">
+        <w:r>
+          <w:rPr>
+            <w:rFonts w:ascii="Arial" w:hAnsi="Arial" w:cs="Arial"/>
+          </w:rPr>
+          <w:t xml:space="preserve"> </w:t>
+        </w:r>
+        <w:r>
+          <w:rPr>
+            <w:rFonts w:ascii="Arial" w:hAnsi="Arial" w:cs="Arial"/>
+          </w:rPr>
+          <w:t>107–114. Dordrecht: Springer Netherlands</w:t>
+        </w:r>
+      </w:ins>
+      <w:r>
+        <w:rPr>
+          <w:rFonts w:ascii="Arial" w:hAnsi="Arial" w:cs="Arial"/>
+        </w:rPr>
+        <w:t>.</w:t>
+      </w:r>
+    </w:p>
+    <w:p>
+      <w:pPr>
+        <w:rPr>
+          <w:del w:id="294" w:author="Reviewer" w:date="2026-06-01T15:42:00Z" w16du:dateUtc="2026-06-01T20:42:00Z"/>
+          <w:rPrChange w:id="295" w:author="Reviewer" w:date="2026-06-01T15:35:00Z" w16du:dateUtc="2026-06-01T20:35:00Z">
             <w:rPr>
-              <w:del w:id="268" w:author="Reviewer" w:date="2026-06-01T15:42:00Z" w16du:dateUtc="2026-06-01T20:42:00Z"/>
+              <w:del w:id="296" w:author="Reviewer" w:date="2026-06-01T15:42:00Z" w16du:dateUtc="2026-06-01T20:42:00Z"/>
               <w:rFonts w:ascii="Arial" w:hAnsi="Arial" w:cs="Arial"/>
             </w:rPr>
           </w:rPrChange>
         </w:rPr>
-        <w:pPrChange w:id="269" w:author="Reviewer" w:date="2026-06-01T15:35:00Z" w16du:dateUtc="2026-06-01T20:35:00Z">
+        <w:pPrChange w:id="297" w:author="Reviewer" w:date="2026-06-01T15:35:00Z" w16du:dateUtc="2026-06-01T20:35:00Z">
           <w:pPr>
             <w:pStyle w:val="Bibliography"/>
           </w:pPr>
@@ -33300,6 +33707,7 @@
       <w:pPr>
         <w:pStyle w:val="Bibliography"/>
         <w:rPr>
+          <w:ins w:id="298" w:author="Reviewer" w:date="2026-06-01T17:00:00Z" w16du:dateUtc="2026-06-01T22:00:00Z"/>
           <w:rFonts w:ascii="Arial" w:hAnsi="Arial" w:cs="Arial"/>
         </w:rPr>
       </w:pPr>
@@ -33328,29 +33736,202 @@
       <w:pPr>
         <w:pStyle w:val="Bibliography"/>
         <w:rPr>
+          <w:ins w:id="299" w:author="Reviewer" w:date="2026-06-01T17:00:00Z" w16du:dateUtc="2026-06-01T22:00:00Z"/>
           <w:rFonts w:ascii="Arial" w:hAnsi="Arial" w:cs="Arial"/>
         </w:rPr>
       </w:pPr>
-      <w:r>
-        <w:rPr>
-          <w:rFonts w:ascii="Arial" w:hAnsi="Arial" w:cs="Arial"/>
-        </w:rPr>
-        <w:t xml:space="preserve">Wang Z, Cousins IT, Scheringer M, Hungerbühler K (2013) Fluorinated alternatives to long-chain perfluoroalkyl carboxylic acids (PFCAs), perfluoroalkane sulfonic acids (PFSAs) and their potential precursors. </w:t>
-      </w:r>
-      <w:r>
-        <w:rPr>
-          <w:rFonts w:ascii="Arial" w:hAnsi="Arial" w:cs="Arial"/>
-          <w:i/>
-          <w:iCs/>
-        </w:rPr>
-        <w:t>Environ Int</w:t>
-      </w:r>
-      <w:r>
-        <w:rPr>
-          <w:rFonts w:ascii="Arial" w:hAnsi="Arial" w:cs="Arial"/>
-        </w:rPr>
-        <w:t xml:space="preserve"> 60: 242–248.</w:t>
-      </w:r>
+      <w:ins w:id="300" w:author="Reviewer" w:date="2026-06-01T17:00:00Z" w16du:dateUtc="2026-06-01T22:00:00Z">
+        <w:r>
+          <w:rPr>
+            <w:rFonts w:ascii="Arial" w:hAnsi="Arial" w:cs="Arial"/>
+          </w:rPr>
+          <w:t xml:space="preserve">Wang </w:t>
+        </w:r>
+        <w:r>
+          <w:rPr>
+            <w:rFonts w:ascii="Arial" w:hAnsi="Arial" w:cs="Arial"/>
+          </w:rPr>
+          <w:t>D</w:t>
+        </w:r>
+        <w:r>
+          <w:rPr>
+            <w:rFonts w:ascii="Arial" w:hAnsi="Arial" w:cs="Arial"/>
+          </w:rPr>
+          <w:t>,</w:t>
+        </w:r>
+      </w:ins>
+      <w:ins w:id="301" w:author="Reviewer" w:date="2026-06-01T17:57:00Z" w16du:dateUtc="2026-06-01T22:57:00Z">
+        <w:r>
+          <w:rPr>
+            <w:rFonts w:ascii="Arial" w:hAnsi="Arial" w:cs="Arial"/>
+          </w:rPr>
+          <w:t xml:space="preserve"> Cao Q, Zhu W, Hu Y, Zhang X, Yin S, Wang T</w:t>
+        </w:r>
+      </w:ins>
+      <w:ins w:id="302" w:author="Reviewer" w:date="2026-06-01T17:01:00Z" w16du:dateUtc="2026-06-01T22:01:00Z">
+        <w:r>
+          <w:rPr>
+            <w:rFonts w:ascii="Arial" w:hAnsi="Arial" w:cs="Arial"/>
+          </w:rPr>
+          <w:t xml:space="preserve"> </w:t>
+        </w:r>
+      </w:ins>
+      <w:ins w:id="303" w:author="Reviewer" w:date="2026-06-01T17:00:00Z" w16du:dateUtc="2026-06-01T22:00:00Z">
+        <w:r>
+          <w:rPr>
+            <w:rFonts w:ascii="Arial" w:hAnsi="Arial" w:cs="Arial"/>
+          </w:rPr>
+          <w:t>(201</w:t>
+        </w:r>
+      </w:ins>
+      <w:ins w:id="304" w:author="Reviewer" w:date="2026-06-01T17:57:00Z" w16du:dateUtc="2026-06-01T22:57:00Z">
+        <w:r>
+          <w:rPr>
+            <w:rFonts w:ascii="Arial" w:hAnsi="Arial" w:cs="Arial"/>
+          </w:rPr>
+          <w:t>9</w:t>
+        </w:r>
+      </w:ins>
+      <w:ins w:id="305" w:author="Reviewer" w:date="2026-06-01T17:00:00Z" w16du:dateUtc="2026-06-01T22:00:00Z">
+        <w:r>
+          <w:rPr>
+            <w:rFonts w:ascii="Arial" w:hAnsi="Arial" w:cs="Arial"/>
+          </w:rPr>
+          <w:t xml:space="preserve">) </w:t>
+        </w:r>
+      </w:ins>
+      <w:ins w:id="306" w:author="Reviewer" w:date="2026-06-01T17:58:00Z" w16du:dateUtc="2026-06-01T22:58:00Z">
+        <w:r>
+          <w:rPr>
+            <w:rFonts w:ascii="Arial" w:hAnsi="Arial" w:cs="Arial"/>
+          </w:rPr>
+          <w:t xml:space="preserve">Individual and combined effects of salinity and lipopolysaccharides on the immune response of juvenile </w:t>
+        </w:r>
+        <w:proofErr w:type="spellStart"/>
+        <w:r>
+          <w:rPr>
+            <w:rFonts w:ascii="Arial" w:hAnsi="Arial" w:cs="Arial"/>
+            <w:i/>
+            <w:iCs/>
+            <w:rPrChange w:id="307" w:author="Reviewer" w:date="2026-06-01T17:58:00Z" w16du:dateUtc="2026-06-01T22:58:00Z">
+              <w:rPr>
+                <w:rFonts w:ascii="Arial" w:hAnsi="Arial" w:cs="Arial"/>
+              </w:rPr>
+            </w:rPrChange>
+          </w:rPr>
+          <w:t>Takifugu</w:t>
+        </w:r>
+        <w:proofErr w:type="spellEnd"/>
+        <w:r>
+          <w:rPr>
+            <w:rFonts w:ascii="Arial" w:hAnsi="Arial" w:cs="Arial"/>
+            <w:i/>
+            <w:iCs/>
+            <w:rPrChange w:id="308" w:author="Reviewer" w:date="2026-06-01T17:58:00Z" w16du:dateUtc="2026-06-01T22:58:00Z">
+              <w:rPr>
+                <w:rFonts w:ascii="Arial" w:hAnsi="Arial" w:cs="Arial"/>
+              </w:rPr>
+            </w:rPrChange>
+          </w:rPr>
+          <w:t xml:space="preserve"> fasciatus</w:t>
+        </w:r>
+      </w:ins>
+      <w:ins w:id="309" w:author="Reviewer" w:date="2026-06-01T17:00:00Z" w16du:dateUtc="2026-06-01T22:00:00Z">
+        <w:r>
+          <w:rPr>
+            <w:rFonts w:ascii="Arial" w:hAnsi="Arial" w:cs="Arial"/>
+          </w:rPr>
+          <w:t xml:space="preserve">. </w:t>
+        </w:r>
+      </w:ins>
+      <w:ins w:id="310" w:author="Reviewer" w:date="2026-06-01T17:58:00Z" w16du:dateUtc="2026-06-01T22:58:00Z">
+        <w:r>
+          <w:rPr>
+            <w:rFonts w:ascii="Arial" w:hAnsi="Arial" w:cs="Arial"/>
+            <w:i/>
+            <w:iCs/>
+          </w:rPr>
+          <w:t xml:space="preserve">Fish </w:t>
+        </w:r>
+        <w:proofErr w:type="spellStart"/>
+        <w:r>
+          <w:rPr>
+            <w:rFonts w:ascii="Arial" w:hAnsi="Arial" w:cs="Arial"/>
+            <w:i/>
+            <w:iCs/>
+          </w:rPr>
+          <w:t>Physiol</w:t>
+        </w:r>
+        <w:proofErr w:type="spellEnd"/>
+        <w:r>
+          <w:rPr>
+            <w:rFonts w:ascii="Arial" w:hAnsi="Arial" w:cs="Arial"/>
+            <w:i/>
+            <w:iCs/>
+          </w:rPr>
+          <w:t xml:space="preserve"> </w:t>
+        </w:r>
+        <w:proofErr w:type="spellStart"/>
+        <w:r>
+          <w:rPr>
+            <w:rFonts w:ascii="Arial" w:hAnsi="Arial" w:cs="Arial"/>
+            <w:i/>
+            <w:iCs/>
+          </w:rPr>
+          <w:t>Biochem</w:t>
+        </w:r>
+      </w:ins>
+      <w:proofErr w:type="spellEnd"/>
+      <w:ins w:id="311" w:author="Reviewer" w:date="2026-06-01T17:00:00Z" w16du:dateUtc="2026-06-01T22:00:00Z">
+        <w:r>
+          <w:rPr>
+            <w:rFonts w:ascii="Arial" w:hAnsi="Arial" w:cs="Arial"/>
+          </w:rPr>
+          <w:t xml:space="preserve"> </w:t>
+        </w:r>
+      </w:ins>
+      <w:ins w:id="312" w:author="Reviewer" w:date="2026-06-01T17:58:00Z" w16du:dateUtc="2026-06-01T22:58:00Z">
+        <w:r>
+          <w:rPr>
+            <w:rFonts w:ascii="Arial" w:hAnsi="Arial" w:cs="Arial"/>
+          </w:rPr>
+          <w:t>45</w:t>
+        </w:r>
+      </w:ins>
+      <w:ins w:id="313" w:author="Reviewer" w:date="2026-06-01T17:59:00Z" w16du:dateUtc="2026-06-01T22:59:00Z">
+        <w:r>
+          <w:rPr>
+            <w:rFonts w:ascii="Arial" w:hAnsi="Arial" w:cs="Arial"/>
+          </w:rPr>
+          <w:t>: 965–976</w:t>
+        </w:r>
+      </w:ins>
+      <w:ins w:id="314" w:author="Reviewer" w:date="2026-06-01T17:00:00Z" w16du:dateUtc="2026-06-01T22:00:00Z">
+        <w:r>
+          <w:rPr>
+            <w:rFonts w:ascii="Arial" w:hAnsi="Arial" w:cs="Arial"/>
+          </w:rPr>
+          <w:t>.</w:t>
+        </w:r>
+      </w:ins>
+    </w:p>
+    <w:p>
+      <w:pPr>
+        <w:rPr>
+          <w:del w:id="315" w:author="Reviewer" w:date="2026-06-01T17:00:00Z" w16du:dateUtc="2026-06-01T22:00:00Z"/>
+          <w:rPrChange w:id="316" w:author="Reviewer" w:date="2026-06-01T17:00:00Z" w16du:dateUtc="2026-06-01T22:00:00Z">
+            <w:rPr>
+              <w:del w:id="317" w:author="Reviewer" w:date="2026-06-01T17:00:00Z" w16du:dateUtc="2026-06-01T22:00:00Z"/>
+              <w:rFonts w:ascii="Arial" w:hAnsi="Arial" w:cs="Arial"/>
+            </w:rPr>
+          </w:rPrChange>
+        </w:rPr>
+        <w:pPrChange w:id="318" w:author="Reviewer" w:date="2026-06-01T17:00:00Z" w16du:dateUtc="2026-06-01T22:00:00Z">
+          <w:pPr>
+            <w:pStyle w:val="Bibliography"/>
+          </w:pPr>
+        </w:pPrChange>
+      </w:pPr>
     </w:p>
     <w:p>
       <w:pPr>
@@ -33363,7 +33944,7 @@
         <w:rPr>
           <w:rFonts w:ascii="Arial" w:hAnsi="Arial" w:cs="Arial"/>
         </w:rPr>
-        <w:t xml:space="preserve">Wasserman R, Strydom N, Weyl O (2011) Diet of largemouth bass, </w:t>
+        <w:t xml:space="preserve">Wang Z, Cousins IT, Scheringer M, Hungerbühler K (2013) Fluorinated alternatives to long-chain perfluoroalkyl carboxylic acids (PFCAs), perfluoroalkane sulfonic acids (PFSAs) and their potential precursors. </w:t>
       </w:r>
       <w:r>
         <w:rPr>
@@ -33371,27 +33952,13 @@
           <w:i/>
           <w:iCs/>
         </w:rPr>
-        <w:t>Micropterus salmoides</w:t>
-      </w:r>
-      <w:r>
-        <w:rPr>
-          <w:rFonts w:ascii="Arial" w:hAnsi="Arial" w:cs="Arial"/>
-        </w:rPr>
-        <w:t xml:space="preserve"> (Centrarchidae), an invasive alien in the lower reaches of an Eastern Cape river, South Africa. </w:t>
-      </w:r>
-      <w:r>
-        <w:rPr>
-          <w:rFonts w:ascii="Arial" w:hAnsi="Arial" w:cs="Arial"/>
-          <w:i/>
-          <w:iCs/>
-        </w:rPr>
-        <w:t>Afr Zool</w:t>
-      </w:r>
-      <w:r>
-        <w:rPr>
-          <w:rFonts w:ascii="Arial" w:hAnsi="Arial" w:cs="Arial"/>
-        </w:rPr>
-        <w:t xml:space="preserve"> 46: 378–386.</w:t>
+        <w:t>Environ Int</w:t>
+      </w:r>
+      <w:r>
+        <w:rPr>
+          <w:rFonts w:ascii="Arial" w:hAnsi="Arial" w:cs="Arial"/>
+        </w:rPr>
+        <w:t xml:space="preserve"> 60: 242–248.</w:t>
       </w:r>
     </w:p>
     <w:p>
@@ -33405,19 +33972,7 @@
         <w:rPr>
           <w:rFonts w:ascii="Arial" w:hAnsi="Arial" w:cs="Arial"/>
         </w:rPr>
-        <w:t>Watson JW, Hyder K, Boyd R, Thorpe R, Weltersbach MS, Ferter K, Cooke SJ, Roy S, M. Sibly R (2020) Assessing the sublethal impacts of anthropogenic stressors on fish: an energy</w:t>
-      </w:r>
-      <w:r>
-        <w:rPr>
-          <w:rFonts w:ascii="Cambria Math" w:hAnsi="Cambria Math" w:cs="Cambria Math"/>
-        </w:rPr>
-        <w:t>‐</w:t>
-      </w:r>
-      <w:r>
-        <w:rPr>
-          <w:rFonts w:ascii="Arial" w:hAnsi="Arial" w:cs="Arial"/>
-        </w:rPr>
-        <w:t xml:space="preserve">budget approach. </w:t>
+        <w:t xml:space="preserve">Wasserman R, Strydom N, Weyl O (2011) Diet of largemouth bass, </w:t>
       </w:r>
       <w:r>
         <w:rPr>
@@ -33425,13 +33980,27 @@
           <w:i/>
           <w:iCs/>
         </w:rPr>
-        <w:t>Fish Fish</w:t>
-      </w:r>
-      <w:r>
-        <w:rPr>
-          <w:rFonts w:ascii="Arial" w:hAnsi="Arial" w:cs="Arial"/>
-        </w:rPr>
-        <w:t xml:space="preserve"> 21: 1034–1045.</w:t>
+        <w:t>Micropterus salmoides</w:t>
+      </w:r>
+      <w:r>
+        <w:rPr>
+          <w:rFonts w:ascii="Arial" w:hAnsi="Arial" w:cs="Arial"/>
+        </w:rPr>
+        <w:t xml:space="preserve"> (Centrarchidae), an invasive alien in the lower reaches of an Eastern Cape river, South Africa. </w:t>
+      </w:r>
+      <w:r>
+        <w:rPr>
+          <w:rFonts w:ascii="Arial" w:hAnsi="Arial" w:cs="Arial"/>
+          <w:i/>
+          <w:iCs/>
+        </w:rPr>
+        <w:t>Afr Zool</w:t>
+      </w:r>
+      <w:r>
+        <w:rPr>
+          <w:rFonts w:ascii="Arial" w:hAnsi="Arial" w:cs="Arial"/>
+        </w:rPr>
+        <w:t xml:space="preserve"> 46: 378–386.</w:t>
       </w:r>
     </w:p>
     <w:p>
@@ -33445,7 +34014,19 @@
         <w:rPr>
           <w:rFonts w:ascii="Arial" w:hAnsi="Arial" w:cs="Arial"/>
         </w:rPr>
-        <w:t xml:space="preserve">Weyl OLF, Lewis H (2006) First record of predation by the alien invasive freshwater fish </w:t>
+        <w:t>Watson JW, Hyder K, Boyd R, Thorpe R, Weltersbach MS, Ferter K, Cooke SJ, Roy S, M. Sibly R (2020) Assessing the sublethal impacts of anthropogenic stressors on fish: an energy</w:t>
+      </w:r>
+      <w:r>
+        <w:rPr>
+          <w:rFonts w:ascii="Cambria Math" w:hAnsi="Cambria Math" w:cs="Cambria Math"/>
+        </w:rPr>
+        <w:t>‐</w:t>
+      </w:r>
+      <w:r>
+        <w:rPr>
+          <w:rFonts w:ascii="Arial" w:hAnsi="Arial" w:cs="Arial"/>
+        </w:rPr>
+        <w:t xml:space="preserve">budget approach. </w:t>
       </w:r>
       <w:r>
         <w:rPr>
@@ -33453,27 +34034,13 @@
           <w:i/>
           <w:iCs/>
         </w:rPr>
-        <w:t>Micropterus salmoides</w:t>
-      </w:r>
-      <w:r>
-        <w:rPr>
-          <w:rFonts w:ascii="Arial" w:hAnsi="Arial" w:cs="Arial"/>
-        </w:rPr>
-        <w:t xml:space="preserve"> L. (Centrarchidae) on migrating estuarine fishes in South Africa. </w:t>
-      </w:r>
-      <w:r>
-        <w:rPr>
-          <w:rFonts w:ascii="Arial" w:hAnsi="Arial" w:cs="Arial"/>
-          <w:i/>
-          <w:iCs/>
-        </w:rPr>
-        <w:t>Afr Zool</w:t>
-      </w:r>
-      <w:r>
-        <w:rPr>
-          <w:rFonts w:ascii="Arial" w:hAnsi="Arial" w:cs="Arial"/>
-        </w:rPr>
-        <w:t xml:space="preserve"> 41: 294–296.</w:t>
+        <w:t>Fish Fish</w:t>
+      </w:r>
+      <w:r>
+        <w:rPr>
+          <w:rFonts w:ascii="Arial" w:hAnsi="Arial" w:cs="Arial"/>
+        </w:rPr>
+        <w:t xml:space="preserve"> 21: 1034–1045.</w:t>
       </w:r>
     </w:p>
     <w:p>
@@ -33487,7 +34054,7 @@
         <w:rPr>
           <w:rFonts w:ascii="Arial" w:hAnsi="Arial" w:cs="Arial"/>
         </w:rPr>
-        <w:t xml:space="preserve">Weyl PS, De Moor FC, Hill MP, Weyl OL (2010) The effect of largemouth bass </w:t>
+        <w:t xml:space="preserve">Weyl OLF, Lewis H (2006) First record of predation by the alien invasive freshwater fish </w:t>
       </w:r>
       <w:r>
         <w:rPr>
@@ -33501,7 +34068,7 @@
         <w:rPr>
           <w:rFonts w:ascii="Arial" w:hAnsi="Arial" w:cs="Arial"/>
         </w:rPr>
-        <w:t xml:space="preserve"> on aquatic macro-invertebrate communities in the Wit River, Eastern Cape, South Africa. </w:t>
+        <w:t xml:space="preserve"> L. (Centrarchidae) on migrating estuarine fishes in South Africa. </w:t>
       </w:r>
       <w:r>
         <w:rPr>
@@ -33509,13 +34076,13 @@
           <w:i/>
           <w:iCs/>
         </w:rPr>
-        <w:t>Afr J Aquat Sci</w:t>
-      </w:r>
-      <w:r>
-        <w:rPr>
-          <w:rFonts w:ascii="Arial" w:hAnsi="Arial" w:cs="Arial"/>
-        </w:rPr>
-        <w:t xml:space="preserve"> 35: 273–281.</w:t>
+        <w:t>Afr Zool</w:t>
+      </w:r>
+      <w:r>
+        <w:rPr>
+          <w:rFonts w:ascii="Arial" w:hAnsi="Arial" w:cs="Arial"/>
+        </w:rPr>
+        <w:t xml:space="preserve"> 41: 294–296.</w:t>
       </w:r>
     </w:p>
     <w:p>
@@ -33529,7 +34096,7 @@
         <w:rPr>
           <w:rFonts w:ascii="Arial" w:hAnsi="Arial" w:cs="Arial"/>
         </w:rPr>
-        <w:t xml:space="preserve">Wikelski M, Cooke SJ (2006) Conservation physiology. </w:t>
+        <w:t xml:space="preserve">Weyl PS, De Moor FC, Hill MP, Weyl OL (2010) The effect of largemouth bass </w:t>
       </w:r>
       <w:r>
         <w:rPr>
@@ -33537,13 +34104,27 @@
           <w:i/>
           <w:iCs/>
         </w:rPr>
-        <w:t>Trends Ecol Evol</w:t>
-      </w:r>
-      <w:r>
-        <w:rPr>
-          <w:rFonts w:ascii="Arial" w:hAnsi="Arial" w:cs="Arial"/>
-        </w:rPr>
-        <w:t xml:space="preserve"> 21: 38–46.</w:t>
+        <w:t>Micropterus salmoides</w:t>
+      </w:r>
+      <w:r>
+        <w:rPr>
+          <w:rFonts w:ascii="Arial" w:hAnsi="Arial" w:cs="Arial"/>
+        </w:rPr>
+        <w:t xml:space="preserve"> on aquatic macro-invertebrate communities in the Wit River, Eastern Cape, South Africa. </w:t>
+      </w:r>
+      <w:r>
+        <w:rPr>
+          <w:rFonts w:ascii="Arial" w:hAnsi="Arial" w:cs="Arial"/>
+          <w:i/>
+          <w:iCs/>
+        </w:rPr>
+        <w:t>Afr J Aquat Sci</w:t>
+      </w:r>
+      <w:r>
+        <w:rPr>
+          <w:rFonts w:ascii="Arial" w:hAnsi="Arial" w:cs="Arial"/>
+        </w:rPr>
+        <w:t xml:space="preserve"> 35: 273–281.</w:t>
       </w:r>
     </w:p>
     <w:p>
@@ -33557,7 +34138,7 @@
         <w:rPr>
           <w:rFonts w:ascii="Arial" w:hAnsi="Arial" w:cs="Arial"/>
         </w:rPr>
-        <w:t xml:space="preserve">Wilson RW, Bergman HL, Wood CM (1994) Metabolic costs and physiological consequences of acclimation to aluminum in juvenile rainbow trout ( </w:t>
+        <w:t xml:space="preserve">Wikelski M, Cooke SJ (2006) Conservation physiology. </w:t>
       </w:r>
       <w:r>
         <w:rPr>
@@ -33565,27 +34146,13 @@
           <w:i/>
           <w:iCs/>
         </w:rPr>
-        <w:t>Oncorhynchus mykiss</w:t>
-      </w:r>
-      <w:r>
-        <w:rPr>
-          <w:rFonts w:ascii="Arial" w:hAnsi="Arial" w:cs="Arial"/>
-        </w:rPr>
-        <w:t xml:space="preserve"> ). 2: gill morphology, swimming performance, and aerobic scope. </w:t>
-      </w:r>
-      <w:r>
-        <w:rPr>
-          <w:rFonts w:ascii="Arial" w:hAnsi="Arial" w:cs="Arial"/>
-          <w:i/>
-          <w:iCs/>
-        </w:rPr>
-        <w:t>Can J Fish Aquat Sci</w:t>
-      </w:r>
-      <w:r>
-        <w:rPr>
-          <w:rFonts w:ascii="Arial" w:hAnsi="Arial" w:cs="Arial"/>
-        </w:rPr>
-        <w:t xml:space="preserve"> 51: 536–544.</w:t>
+        <w:t>Trends Ecol Evol</w:t>
+      </w:r>
+      <w:r>
+        <w:rPr>
+          <w:rFonts w:ascii="Arial" w:hAnsi="Arial" w:cs="Arial"/>
+        </w:rPr>
+        <w:t xml:space="preserve"> 21: 38–46.</w:t>
       </w:r>
     </w:p>
     <w:p>
@@ -33599,7 +34166,7 @@
         <w:rPr>
           <w:rFonts w:ascii="Arial" w:hAnsi="Arial" w:cs="Arial"/>
         </w:rPr>
-        <w:t xml:space="preserve">Witeska M, Kondera E, Bojarski B (2023) Hematological and hematopoietic analysis in fish toxicology—a review. </w:t>
+        <w:t xml:space="preserve">Wilson RW, Bergman HL, Wood CM (1994) Metabolic costs and physiological consequences of acclimation to aluminum in juvenile rainbow trout ( </w:t>
       </w:r>
       <w:r>
         <w:rPr>
@@ -33607,13 +34174,27 @@
           <w:i/>
           <w:iCs/>
         </w:rPr>
-        <w:t>Anim</w:t>
-      </w:r>
-      <w:r>
-        <w:rPr>
-          <w:rFonts w:ascii="Arial" w:hAnsi="Arial" w:cs="Arial"/>
-        </w:rPr>
-        <w:t xml:space="preserve"> 13: 2625.</w:t>
+        <w:t>Oncorhynchus mykiss</w:t>
+      </w:r>
+      <w:r>
+        <w:rPr>
+          <w:rFonts w:ascii="Arial" w:hAnsi="Arial" w:cs="Arial"/>
+        </w:rPr>
+        <w:t xml:space="preserve"> ). 2: gill morphology, swimming performance, and aerobic scope. </w:t>
+      </w:r>
+      <w:r>
+        <w:rPr>
+          <w:rFonts w:ascii="Arial" w:hAnsi="Arial" w:cs="Arial"/>
+          <w:i/>
+          <w:iCs/>
+        </w:rPr>
+        <w:t>Can J Fish Aquat Sci</w:t>
+      </w:r>
+      <w:r>
+        <w:rPr>
+          <w:rFonts w:ascii="Arial" w:hAnsi="Arial" w:cs="Arial"/>
+        </w:rPr>
+        <w:t xml:space="preserve"> 51: 536–544.</w:t>
       </w:r>
     </w:p>
     <w:p>
@@ -33627,7 +34208,7 @@
         <w:rPr>
           <w:rFonts w:ascii="Arial" w:hAnsi="Arial" w:cs="Arial"/>
         </w:rPr>
-        <w:t xml:space="preserve">Wu X, Cobbina SJ, Mao G, Xu H, Zhang Z, Yang L (2016) A review of toxicity and mechanisms of individual and mixtures of heavy metals in the environment. </w:t>
+        <w:t xml:space="preserve">Witeska M, Kondera E, Bojarski B (2023) Hematological and hematopoietic analysis in fish toxicology—a review. </w:t>
       </w:r>
       <w:r>
         <w:rPr>
@@ -33635,13 +34216,13 @@
           <w:i/>
           <w:iCs/>
         </w:rPr>
-        <w:t>Environ Sci Pollut Res</w:t>
-      </w:r>
-      <w:r>
-        <w:rPr>
-          <w:rFonts w:ascii="Arial" w:hAnsi="Arial" w:cs="Arial"/>
-        </w:rPr>
-        <w:t xml:space="preserve"> 23: 8244–8259.</w:t>
+        <w:t>Anim</w:t>
+      </w:r>
+      <w:r>
+        <w:rPr>
+          <w:rFonts w:ascii="Arial" w:hAnsi="Arial" w:cs="Arial"/>
+        </w:rPr>
+        <w:t xml:space="preserve"> 13: 2625.</w:t>
       </w:r>
     </w:p>
     <w:p>
@@ -33655,7 +34236,42 @@
         <w:rPr>
           <w:rFonts w:ascii="Arial" w:hAnsi="Arial" w:cs="Arial"/>
         </w:rPr>
-        <w:t>Xie Y, Shao X, Zhang P, Zhang H, Yu J, Yao X, Fu Y, Wei J, Wu C (2024) High starch induces hematological variations, metabolic changes, oxidative stress, inflammatory responses, and histopathological lesions in largemouth bass (</w:t>
+        <w:t xml:space="preserve">Wu X, Cobbina SJ, Mao G, Xu H, Zhang Z, Yang L (2016) A review of toxicity and mechanisms of individual and mixtures of heavy metals in the environment. </w:t>
+      </w:r>
+      <w:r>
+        <w:rPr>
+          <w:rFonts w:ascii="Arial" w:hAnsi="Arial" w:cs="Arial"/>
+          <w:i/>
+          <w:iCs/>
+        </w:rPr>
+        <w:t>Environ Sci Pollut Res</w:t>
+      </w:r>
+      <w:r>
+        <w:rPr>
+          <w:rFonts w:ascii="Arial" w:hAnsi="Arial" w:cs="Arial"/>
+        </w:rPr>
+        <w:t xml:space="preserve"> 23: 8244–8259.</w:t>
+      </w:r>
+    </w:p>
+    <w:p>
+      <w:pPr>
+        <w:pStyle w:val="Bibliography"/>
+        <w:rPr>
+          <w:rFonts w:ascii="Arial" w:hAnsi="Arial" w:cs="Arial"/>
+        </w:rPr>
+      </w:pPr>
+      <w:r>
+        <w:rPr>
+          <w:rFonts w:ascii="Arial" w:hAnsi="Arial" w:cs="Arial"/>
+        </w:rPr>
+        <w:t xml:space="preserve">Xie Y, Shao X, Zhang P, Zhang H, Yu J, Yao X, Fu Y, Wei J, Wu C (2024) High starch induces hematological variations, metabolic changes, oxidative stress, </w:t>
+      </w:r>
+      <w:r>
+        <w:rPr>
+          <w:rFonts w:ascii="Arial" w:hAnsi="Arial" w:cs="Arial"/>
+        </w:rPr>
+        <w:lastRenderedPageBreak/>
+        <w:t>inflammatory responses, and histopathological lesions in largemouth bass (</w:t>
       </w:r>
       <w:r>
         <w:rPr>
@@ -33694,7 +34310,6 @@
         <w:rPr>
           <w:rFonts w:ascii="Arial" w:hAnsi="Arial" w:cs="Arial"/>
         </w:rPr>
-        <w:lastRenderedPageBreak/>
         <w:t xml:space="preserve">Yi H, Chen X, Liu S, Han L, Liang J, Su Y, Lai H, Bi S, Liu X, Zhang Y, </w:t>
       </w:r>
       <w:r>

--- a/writing/r1bass_ecotox_manuscript_track_changes.docx
+++ b/writing/r1bass_ecotox_manuscript_track_changes.docx
@@ -12166,9 +12166,20 @@
             <w:kern w:val="0"/>
             <w14:ligatures w14:val="none"/>
           </w:rPr>
-          <w:t xml:space="preserve"> before and after an experimental salinity influence</w:t>
+          <w:t xml:space="preserve"> before and after an experimental salinity </w:t>
         </w:r>
       </w:ins>
+      <w:ins w:id="331" w:author="Reviewer" w:date="2026-06-02T17:56:00Z" w16du:dateUtc="2026-06-02T22:56:00Z">
+        <w:r>
+          <w:rPr>
+            <w:rFonts w:ascii="Arial" w:eastAsia="Times New Roman" w:hAnsi="Arial" w:cs="Arial"/>
+            <w:color w:val="000000"/>
+            <w:kern w:val="0"/>
+            <w14:ligatures w14:val="none"/>
+          </w:rPr>
+          <w:t>exposure</w:t>
+        </w:r>
+      </w:ins>
       <w:r>
         <w:rPr>
           <w:rFonts w:ascii="Arial" w:eastAsia="Times New Roman" w:hAnsi="Arial" w:cs="Arial"/>
@@ -12653,7 +12664,7 @@
         </w:rPr>
         <w:t>.</w:t>
       </w:r>
-      <w:del w:id="331" w:author="Reviewer" w:date="2026-06-02T13:10:00Z" w16du:dateUtc="2026-06-02T18:10:00Z">
+      <w:del w:id="332" w:author="Reviewer" w:date="2026-06-02T13:10:00Z" w16du:dateUtc="2026-06-02T18:10:00Z">
         <w:r>
           <w:rPr>
             <w:rFonts w:ascii="Arial" w:eastAsia="Times New Roman" w:hAnsi="Arial" w:cs="Arial"/>
@@ -12664,7 +12675,7 @@
           <w:delText xml:space="preserve"> </w:delText>
         </w:r>
       </w:del>
-      <w:del w:id="332" w:author="Reviewer" w:date="2026-06-02T13:06:00Z" w16du:dateUtc="2026-06-02T18:06:00Z">
+      <w:del w:id="333" w:author="Reviewer" w:date="2026-06-02T13:06:00Z" w16du:dateUtc="2026-06-02T18:06:00Z">
         <w:r>
           <w:rPr>
             <w:rFonts w:ascii="Arial" w:eastAsia="Times New Roman" w:hAnsi="Arial" w:cs="Arial"/>
@@ -12907,7 +12918,7 @@
           <w:delText xml:space="preserve">. </w:delText>
         </w:r>
       </w:del>
-      <w:del w:id="333" w:author="Reviewer" w:date="2026-06-02T13:10:00Z" w16du:dateUtc="2026-06-02T18:10:00Z">
+      <w:del w:id="334" w:author="Reviewer" w:date="2026-06-02T13:10:00Z" w16du:dateUtc="2026-06-02T18:10:00Z">
         <w:r>
           <w:rPr>
             <w:rFonts w:ascii="Arial" w:eastAsia="Times New Roman" w:hAnsi="Arial" w:cs="Arial"/>
@@ -13142,7 +13153,7 @@
         </w:rPr>
         <w:t xml:space="preserve"> </w:t>
       </w:r>
-      <w:ins w:id="334" w:author="Reviewer" w:date="2026-06-02T13:13:00Z" w16du:dateUtc="2026-06-02T18:13:00Z">
+      <w:ins w:id="335" w:author="Reviewer" w:date="2026-06-02T13:13:00Z" w16du:dateUtc="2026-06-02T18:13:00Z">
         <w:r>
           <w:rPr>
             <w:rFonts w:ascii="Arial" w:eastAsia="Times New Roman" w:hAnsi="Arial" w:cs="Arial"/>
@@ -13153,7 +13164,7 @@
           <w:t xml:space="preserve">We </w:t>
         </w:r>
       </w:ins>
-      <w:ins w:id="335" w:author="Reviewer" w:date="2026-06-02T13:39:00Z" w16du:dateUtc="2026-06-02T18:39:00Z">
+      <w:ins w:id="336" w:author="Reviewer" w:date="2026-06-02T13:39:00Z" w16du:dateUtc="2026-06-02T18:39:00Z">
         <w:r>
           <w:rPr>
             <w:rFonts w:ascii="Arial" w:eastAsia="Times New Roman" w:hAnsi="Arial" w:cs="Arial"/>
@@ -13164,7 +13175,7 @@
           <w:t>hypothesized</w:t>
         </w:r>
       </w:ins>
-      <w:ins w:id="336" w:author="Reviewer" w:date="2026-06-02T13:13:00Z" w16du:dateUtc="2026-06-02T18:13:00Z">
+      <w:ins w:id="337" w:author="Reviewer" w:date="2026-06-02T13:13:00Z" w16du:dateUtc="2026-06-02T18:13:00Z">
         <w:r>
           <w:rPr>
             <w:rFonts w:ascii="Arial" w:eastAsia="Times New Roman" w:hAnsi="Arial" w:cs="Arial"/>
@@ -13175,7 +13186,7 @@
           <w:t xml:space="preserve"> that </w:t>
         </w:r>
       </w:ins>
-      <w:ins w:id="337" w:author="Reviewer" w:date="2026-06-02T13:14:00Z" w16du:dateUtc="2026-06-02T18:14:00Z">
+      <w:ins w:id="338" w:author="Reviewer" w:date="2026-06-02T13:14:00Z" w16du:dateUtc="2026-06-02T18:14:00Z">
         <w:r>
           <w:rPr>
             <w:rFonts w:ascii="Arial" w:eastAsia="Times New Roman" w:hAnsi="Arial" w:cs="Arial"/>
@@ -13186,7 +13197,7 @@
           <w:t xml:space="preserve">xenobiotic exposure </w:t>
         </w:r>
       </w:ins>
-      <w:ins w:id="338" w:author="Reviewer" w:date="2026-06-02T13:41:00Z" w16du:dateUtc="2026-06-02T18:41:00Z">
+      <w:ins w:id="339" w:author="Reviewer" w:date="2026-06-02T13:41:00Z" w16du:dateUtc="2026-06-02T18:41:00Z">
         <w:r>
           <w:rPr>
             <w:rFonts w:ascii="Arial" w:eastAsia="Times New Roman" w:hAnsi="Arial" w:cs="Arial"/>
@@ -13206,7 +13217,7 @@
           <w:t xml:space="preserve"> </w:t>
         </w:r>
       </w:ins>
-      <w:ins w:id="339" w:author="Reviewer" w:date="2026-06-02T13:39:00Z" w16du:dateUtc="2026-06-02T18:39:00Z">
+      <w:ins w:id="340" w:author="Reviewer" w:date="2026-06-02T13:39:00Z" w16du:dateUtc="2026-06-02T18:39:00Z">
         <w:r>
           <w:rPr>
             <w:rFonts w:ascii="Arial" w:eastAsia="Times New Roman" w:hAnsi="Arial" w:cs="Arial"/>
@@ -13217,7 +13228,7 @@
           <w:t>(</w:t>
         </w:r>
       </w:ins>
-      <w:ins w:id="340" w:author="Reviewer" w:date="2026-06-02T13:40:00Z" w16du:dateUtc="2026-06-02T18:40:00Z">
+      <w:ins w:id="341" w:author="Reviewer" w:date="2026-06-02T13:40:00Z" w16du:dateUtc="2026-06-02T18:40:00Z">
         <w:r>
           <w:rPr>
             <w:rFonts w:ascii="Arial" w:eastAsia="Times New Roman" w:hAnsi="Arial" w:cs="Arial"/>
@@ -13228,7 +13239,7 @@
           <w:t>Figure 1)</w:t>
         </w:r>
       </w:ins>
-      <w:ins w:id="341" w:author="Reviewer" w:date="2026-06-02T13:15:00Z" w16du:dateUtc="2026-06-02T18:15:00Z">
+      <w:ins w:id="342" w:author="Reviewer" w:date="2026-06-02T13:15:00Z" w16du:dateUtc="2026-06-02T18:15:00Z">
         <w:r>
           <w:rPr>
             <w:rFonts w:ascii="Arial" w:eastAsia="Times New Roman" w:hAnsi="Arial" w:cs="Arial"/>
@@ -13239,7 +13250,7 @@
           <w:t>.</w:t>
         </w:r>
       </w:ins>
-      <w:del w:id="342" w:author="Reviewer" w:date="2026-06-01T15:21:00Z" w16du:dateUtc="2026-06-01T20:21:00Z">
+      <w:del w:id="343" w:author="Reviewer" w:date="2026-06-01T15:21:00Z" w16du:dateUtc="2026-06-01T20:21:00Z">
         <w:r>
           <w:rPr>
             <w:rFonts w:ascii="Arial" w:eastAsia="Times New Roman" w:hAnsi="Arial" w:cs="Arial"/>
@@ -13580,7 +13591,7 @@
           <w:delText>.</w:delText>
         </w:r>
       </w:del>
-      <w:ins w:id="343" w:author="Reviewer" w:date="2026-06-02T13:44:00Z" w16du:dateUtc="2026-06-02T18:44:00Z">
+      <w:ins w:id="344" w:author="Reviewer" w:date="2026-06-02T13:44:00Z" w16du:dateUtc="2026-06-02T18:44:00Z">
         <w:r>
           <w:rPr>
             <w:rFonts w:ascii="Arial" w:eastAsia="Times New Roman" w:hAnsi="Arial" w:cs="Arial"/>
@@ -13602,7 +13613,7 @@
           <w14:ligatures w14:val="none"/>
         </w:rPr>
       </w:pPr>
-      <w:del w:id="344" w:author="Reviewer" w:date="2026-06-02T13:44:00Z" w16du:dateUtc="2026-06-02T18:44:00Z">
+      <w:del w:id="345" w:author="Reviewer" w:date="2026-06-02T13:44:00Z" w16du:dateUtc="2026-06-02T18:44:00Z">
         <w:r>
           <w:rPr>
             <w:rFonts w:ascii="Arial" w:eastAsia="Times New Roman" w:hAnsi="Arial" w:cs="Arial"/>
@@ -13613,7 +13624,7 @@
           <w:delText xml:space="preserve">Our </w:delText>
         </w:r>
       </w:del>
-      <w:del w:id="345" w:author="Reviewer" w:date="2026-06-02T13:38:00Z" w16du:dateUtc="2026-06-02T18:38:00Z">
+      <w:del w:id="346" w:author="Reviewer" w:date="2026-06-02T13:38:00Z" w16du:dateUtc="2026-06-02T18:38:00Z">
         <w:r>
           <w:rPr>
             <w:rFonts w:ascii="Arial" w:eastAsia="Times New Roman" w:hAnsi="Arial" w:cs="Arial"/>
@@ -13624,7 +13635,7 @@
           <w:delText xml:space="preserve">study </w:delText>
         </w:r>
       </w:del>
-      <w:del w:id="346" w:author="Reviewer" w:date="2026-06-02T13:44:00Z" w16du:dateUtc="2026-06-02T18:44:00Z">
+      <w:del w:id="347" w:author="Reviewer" w:date="2026-06-02T13:44:00Z" w16du:dateUtc="2026-06-02T18:44:00Z">
         <w:r>
           <w:rPr>
             <w:rFonts w:ascii="Arial" w:eastAsia="Times New Roman" w:hAnsi="Arial" w:cs="Arial"/>
@@ -13653,7 +13664,7 @@
           <w:delText xml:space="preserve"> NLR following exposure to an abrupt environmental stressor (salinity increase), and (3) compare post-stressor recovery among treatments. </w:delText>
         </w:r>
       </w:del>
-      <w:del w:id="347" w:author="Reviewer" w:date="2026-06-02T13:41:00Z" w16du:dateUtc="2026-06-02T18:41:00Z">
+      <w:del w:id="348" w:author="Reviewer" w:date="2026-06-02T13:41:00Z" w16du:dateUtc="2026-06-02T18:41:00Z">
         <w:r>
           <w:rPr>
             <w:rFonts w:ascii="Arial" w:eastAsia="Times New Roman" w:hAnsi="Arial" w:cs="Arial"/>
@@ -13689,7 +13700,47 @@
           <w:kern w:val="0"/>
           <w14:ligatures w14:val="none"/>
         </w:rPr>
-        <w:t xml:space="preserve">Understanding these interactions between contaminants and environmental stressors is critical for improving </w:t>
+        <w:t xml:space="preserve">Understanding these interactions between contaminants and environmental stressors is </w:t>
+      </w:r>
+      <w:del w:id="349" w:author="Reviewer" w:date="2026-06-02T17:56:00Z" w16du:dateUtc="2026-06-02T22:56:00Z">
+        <w:r>
+          <w:rPr>
+            <w:rFonts w:ascii="Arial" w:eastAsia="Times New Roman" w:hAnsi="Arial" w:cs="Arial"/>
+            <w:color w:val="000000"/>
+            <w:kern w:val="0"/>
+            <w14:ligatures w14:val="none"/>
+          </w:rPr>
+          <w:delText xml:space="preserve">critical </w:delText>
+        </w:r>
+      </w:del>
+      <w:ins w:id="350" w:author="Reviewer" w:date="2026-06-02T17:56:00Z" w16du:dateUtc="2026-06-02T22:56:00Z">
+        <w:r>
+          <w:rPr>
+            <w:rFonts w:ascii="Arial" w:eastAsia="Times New Roman" w:hAnsi="Arial" w:cs="Arial"/>
+            <w:color w:val="000000"/>
+            <w:kern w:val="0"/>
+            <w14:ligatures w14:val="none"/>
+          </w:rPr>
+          <w:t>important</w:t>
+        </w:r>
+        <w:r>
+          <w:rPr>
+            <w:rFonts w:ascii="Arial" w:eastAsia="Times New Roman" w:hAnsi="Arial" w:cs="Arial"/>
+            <w:color w:val="000000"/>
+            <w:kern w:val="0"/>
+            <w14:ligatures w14:val="none"/>
+          </w:rPr>
+          <w:t xml:space="preserve"> </w:t>
+        </w:r>
+      </w:ins>
+      <w:r>
+        <w:rPr>
+          <w:rFonts w:ascii="Arial" w:eastAsia="Times New Roman" w:hAnsi="Arial" w:cs="Arial"/>
+          <w:color w:val="000000"/>
+          <w:kern w:val="0"/>
+          <w14:ligatures w14:val="none"/>
+        </w:rPr>
+        <w:t xml:space="preserve">for </w:t>
       </w:r>
       <w:r>
         <w:rPr>
@@ -13699,6 +13750,26 @@
           <w14:ligatures w14:val="none"/>
         </w:rPr>
         <w:lastRenderedPageBreak/>
+        <w:t xml:space="preserve">improving </w:t>
+      </w:r>
+      <w:ins w:id="351" w:author="Reviewer" w:date="2026-06-02T17:57:00Z" w16du:dateUtc="2026-06-02T22:57:00Z">
+        <w:r>
+          <w:rPr>
+            <w:rFonts w:ascii="Arial" w:eastAsia="Times New Roman" w:hAnsi="Arial" w:cs="Arial"/>
+            <w:color w:val="000000"/>
+            <w:kern w:val="0"/>
+            <w14:ligatures w14:val="none"/>
+          </w:rPr>
+          <w:t xml:space="preserve">the </w:t>
+        </w:r>
+      </w:ins>
+      <w:r>
+        <w:rPr>
+          <w:rFonts w:ascii="Arial" w:eastAsia="Times New Roman" w:hAnsi="Arial" w:cs="Arial"/>
+          <w:color w:val="000000"/>
+          <w:kern w:val="0"/>
+          <w14:ligatures w14:val="none"/>
+        </w:rPr>
         <w:t>management of freshwater ecosystems and interpreting stress physiology in natural populations.</w:t>
       </w:r>
     </w:p>
@@ -30963,7 +31034,7 @@
       <w:pPr>
         <w:pStyle w:val="Bibliography"/>
         <w:rPr>
-          <w:ins w:id="348" w:author="Reviewer" w:date="2026-06-01T15:38:00Z" w16du:dateUtc="2026-06-01T20:38:00Z"/>
+          <w:ins w:id="352" w:author="Reviewer" w:date="2026-06-01T15:38:00Z" w16du:dateUtc="2026-06-01T20:38:00Z"/>
           <w:rFonts w:ascii="Arial" w:hAnsi="Arial" w:cs="Arial"/>
         </w:rPr>
       </w:pPr>
@@ -31027,7 +31098,7 @@
           <w:rFonts w:ascii="Arial" w:hAnsi="Arial" w:cs="Arial"/>
         </w:rPr>
       </w:pPr>
-      <w:ins w:id="349" w:author="Reviewer" w:date="2026-06-01T15:38:00Z" w16du:dateUtc="2026-06-01T20:38:00Z">
+      <w:ins w:id="353" w:author="Reviewer" w:date="2026-06-01T15:38:00Z" w16du:dateUtc="2026-06-01T20:38:00Z">
         <w:r>
           <w:rPr>
             <w:rFonts w:ascii="Arial" w:hAnsi="Arial" w:cs="Arial"/>
@@ -31073,7 +31144,7 @@
           <w:t>Oreochromis niloticu</w:t>
         </w:r>
       </w:ins>
-      <w:ins w:id="350" w:author="Reviewer" w:date="2026-06-01T15:39:00Z" w16du:dateUtc="2026-06-01T20:39:00Z">
+      <w:ins w:id="354" w:author="Reviewer" w:date="2026-06-01T15:39:00Z" w16du:dateUtc="2026-06-01T20:39:00Z">
         <w:r>
           <w:rPr>
             <w:rFonts w:ascii="Arial" w:hAnsi="Arial" w:cs="Arial"/>
@@ -31089,7 +31160,7 @@
           <w:t>to acute and chronic metal (Cd, Cu, Cr, Zn, Fe) exposures</w:t>
         </w:r>
       </w:ins>
-      <w:ins w:id="351" w:author="Reviewer" w:date="2026-06-01T15:38:00Z" w16du:dateUtc="2026-06-01T20:38:00Z">
+      <w:ins w:id="355" w:author="Reviewer" w:date="2026-06-01T15:38:00Z" w16du:dateUtc="2026-06-01T20:38:00Z">
         <w:r>
           <w:rPr>
             <w:rFonts w:ascii="Arial" w:hAnsi="Arial" w:cs="Arial"/>
@@ -31098,7 +31169,7 @@
         </w:r>
       </w:ins>
       <w:proofErr w:type="spellStart"/>
-      <w:ins w:id="352" w:author="Reviewer" w:date="2026-06-01T15:39:00Z" w16du:dateUtc="2026-06-01T20:39:00Z">
+      <w:ins w:id="356" w:author="Reviewer" w:date="2026-06-01T15:39:00Z" w16du:dateUtc="2026-06-01T20:39:00Z">
         <w:r>
           <w:rPr>
             <w:rFonts w:ascii="Arial" w:hAnsi="Arial" w:cs="Arial"/>
@@ -31108,7 +31179,7 @@
           <w:t>Ecotox</w:t>
         </w:r>
       </w:ins>
-      <w:ins w:id="353" w:author="Reviewer" w:date="2026-06-01T15:40:00Z" w16du:dateUtc="2026-06-01T20:40:00Z">
+      <w:ins w:id="357" w:author="Reviewer" w:date="2026-06-01T15:40:00Z" w16du:dateUtc="2026-06-01T20:40:00Z">
         <w:r>
           <w:rPr>
             <w:rFonts w:ascii="Arial" w:hAnsi="Arial" w:cs="Arial"/>
@@ -31127,44 +31198,12 @@
           <w:t>. Environ. Saf.</w:t>
         </w:r>
       </w:ins>
-      <w:ins w:id="354" w:author="Reviewer" w:date="2026-06-01T15:38:00Z" w16du:dateUtc="2026-06-01T20:38:00Z">
+      <w:ins w:id="358" w:author="Reviewer" w:date="2026-06-01T15:38:00Z" w16du:dateUtc="2026-06-01T20:38:00Z">
         <w:r>
           <w:rPr>
             <w:rFonts w:ascii="Arial" w:hAnsi="Arial" w:cs="Arial"/>
           </w:rPr>
           <w:t xml:space="preserve"> </w:t>
-        </w:r>
-      </w:ins>
-      <w:ins w:id="355" w:author="Reviewer" w:date="2026-06-01T15:40:00Z" w16du:dateUtc="2026-06-01T20:40:00Z">
-        <w:r>
-          <w:rPr>
-            <w:rFonts w:ascii="Arial" w:hAnsi="Arial" w:cs="Arial"/>
-          </w:rPr>
-          <w:t>73</w:t>
-        </w:r>
-      </w:ins>
-      <w:ins w:id="356" w:author="Reviewer" w:date="2026-06-01T15:38:00Z" w16du:dateUtc="2026-06-01T20:38:00Z">
-        <w:r>
-          <w:rPr>
-            <w:rFonts w:ascii="Arial" w:hAnsi="Arial" w:cs="Arial"/>
-          </w:rPr>
-          <w:t xml:space="preserve">: </w:t>
-        </w:r>
-      </w:ins>
-      <w:ins w:id="357" w:author="Reviewer" w:date="2026-06-01T15:40:00Z" w16du:dateUtc="2026-06-01T20:40:00Z">
-        <w:r>
-          <w:rPr>
-            <w:rFonts w:ascii="Arial" w:hAnsi="Arial" w:cs="Arial"/>
-          </w:rPr>
-          <w:t>1884</w:t>
-        </w:r>
-      </w:ins>
-      <w:ins w:id="358" w:author="Reviewer" w:date="2026-06-01T15:38:00Z" w16du:dateUtc="2026-06-01T20:38:00Z">
-        <w:r>
-          <w:rPr>
-            <w:rFonts w:ascii="Arial" w:hAnsi="Arial" w:cs="Arial"/>
-          </w:rPr>
-          <w:t>–</w:t>
         </w:r>
       </w:ins>
       <w:ins w:id="359" w:author="Reviewer" w:date="2026-06-01T15:40:00Z" w16du:dateUtc="2026-06-01T20:40:00Z">
@@ -31172,10 +31211,42 @@
           <w:rPr>
             <w:rFonts w:ascii="Arial" w:hAnsi="Arial" w:cs="Arial"/>
           </w:rPr>
-          <w:t>1889</w:t>
+          <w:t>73</w:t>
         </w:r>
       </w:ins>
       <w:ins w:id="360" w:author="Reviewer" w:date="2026-06-01T15:38:00Z" w16du:dateUtc="2026-06-01T20:38:00Z">
+        <w:r>
+          <w:rPr>
+            <w:rFonts w:ascii="Arial" w:hAnsi="Arial" w:cs="Arial"/>
+          </w:rPr>
+          <w:t xml:space="preserve">: </w:t>
+        </w:r>
+      </w:ins>
+      <w:ins w:id="361" w:author="Reviewer" w:date="2026-06-01T15:40:00Z" w16du:dateUtc="2026-06-01T20:40:00Z">
+        <w:r>
+          <w:rPr>
+            <w:rFonts w:ascii="Arial" w:hAnsi="Arial" w:cs="Arial"/>
+          </w:rPr>
+          <w:t>1884</w:t>
+        </w:r>
+      </w:ins>
+      <w:ins w:id="362" w:author="Reviewer" w:date="2026-06-01T15:38:00Z" w16du:dateUtc="2026-06-01T20:38:00Z">
+        <w:r>
+          <w:rPr>
+            <w:rFonts w:ascii="Arial" w:hAnsi="Arial" w:cs="Arial"/>
+          </w:rPr>
+          <w:t>–</w:t>
+        </w:r>
+      </w:ins>
+      <w:ins w:id="363" w:author="Reviewer" w:date="2026-06-01T15:40:00Z" w16du:dateUtc="2026-06-01T20:40:00Z">
+        <w:r>
+          <w:rPr>
+            <w:rFonts w:ascii="Arial" w:hAnsi="Arial" w:cs="Arial"/>
+          </w:rPr>
+          <w:t>1889</w:t>
+        </w:r>
+      </w:ins>
+      <w:ins w:id="364" w:author="Reviewer" w:date="2026-06-01T15:38:00Z" w16du:dateUtc="2026-06-01T20:38:00Z">
         <w:r>
           <w:rPr>
             <w:rFonts w:ascii="Arial" w:hAnsi="Arial" w:cs="Arial"/>
@@ -31302,7 +31373,7 @@
       <w:pPr>
         <w:pStyle w:val="Bibliography"/>
         <w:rPr>
-          <w:ins w:id="361" w:author="Reviewer" w:date="2026-06-02T12:34:00Z" w16du:dateUtc="2026-06-02T17:34:00Z"/>
+          <w:ins w:id="365" w:author="Reviewer" w:date="2026-06-02T12:34:00Z" w16du:dateUtc="2026-06-02T17:34:00Z"/>
           <w:rFonts w:ascii="Arial" w:hAnsi="Arial" w:cs="Arial"/>
         </w:rPr>
       </w:pPr>
@@ -31341,11 +31412,11 @@
       <w:pPr>
         <w:pStyle w:val="Bibliography"/>
         <w:rPr>
-          <w:ins w:id="362" w:author="Reviewer" w:date="2026-06-02T12:34:00Z" w16du:dateUtc="2026-06-02T17:34:00Z"/>
+          <w:ins w:id="366" w:author="Reviewer" w:date="2026-06-02T12:34:00Z" w16du:dateUtc="2026-06-02T17:34:00Z"/>
           <w:rFonts w:ascii="Arial" w:hAnsi="Arial" w:cs="Arial"/>
         </w:rPr>
       </w:pPr>
-      <w:ins w:id="363" w:author="Reviewer" w:date="2026-06-02T12:34:00Z" w16du:dateUtc="2026-06-02T17:34:00Z">
+      <w:ins w:id="367" w:author="Reviewer" w:date="2026-06-02T12:34:00Z" w16du:dateUtc="2026-06-02T17:34:00Z">
         <w:r>
           <w:rPr>
             <w:rFonts w:ascii="Arial" w:hAnsi="Arial" w:cs="Arial"/>
@@ -31383,7 +31454,7 @@
           <w:t xml:space="preserve">Stress in fishes: a diversity of responses with particular reference to changes </w:t>
         </w:r>
       </w:ins>
-      <w:ins w:id="364" w:author="Reviewer" w:date="2026-06-02T12:35:00Z" w16du:dateUtc="2026-06-02T17:35:00Z">
+      <w:ins w:id="368" w:author="Reviewer" w:date="2026-06-02T12:35:00Z" w16du:dateUtc="2026-06-02T17:35:00Z">
         <w:r>
           <w:rPr>
             <w:rFonts w:ascii="Arial" w:hAnsi="Arial" w:cs="Arial"/>
@@ -31391,7 +31462,7 @@
           <w:t>in cir</w:t>
         </w:r>
       </w:ins>
-      <w:ins w:id="365" w:author="Reviewer" w:date="2026-06-02T12:37:00Z" w16du:dateUtc="2026-06-02T17:37:00Z">
+      <w:ins w:id="369" w:author="Reviewer" w:date="2026-06-02T12:37:00Z" w16du:dateUtc="2026-06-02T17:37:00Z">
         <w:r>
           <w:rPr>
             <w:rFonts w:ascii="Arial" w:hAnsi="Arial" w:cs="Arial"/>
@@ -31399,7 +31470,7 @@
           <w:t>culating co</w:t>
         </w:r>
       </w:ins>
-      <w:ins w:id="366" w:author="Reviewer" w:date="2026-06-02T12:38:00Z" w16du:dateUtc="2026-06-02T17:38:00Z">
+      <w:ins w:id="370" w:author="Reviewer" w:date="2026-06-02T12:38:00Z" w16du:dateUtc="2026-06-02T17:38:00Z">
         <w:r>
           <w:rPr>
             <w:rFonts w:ascii="Arial" w:hAnsi="Arial" w:cs="Arial"/>
@@ -31407,7 +31478,7 @@
           <w:t>rticosteroids</w:t>
         </w:r>
       </w:ins>
-      <w:ins w:id="367" w:author="Reviewer" w:date="2026-06-02T12:34:00Z" w16du:dateUtc="2026-06-02T17:34:00Z">
+      <w:ins w:id="371" w:author="Reviewer" w:date="2026-06-02T12:34:00Z" w16du:dateUtc="2026-06-02T17:34:00Z">
         <w:r>
           <w:rPr>
             <w:rFonts w:ascii="Arial" w:hAnsi="Arial" w:cs="Arial"/>
@@ -31416,7 +31487,7 @@
         </w:r>
       </w:ins>
       <w:proofErr w:type="spellStart"/>
-      <w:ins w:id="368" w:author="Reviewer" w:date="2026-06-02T12:38:00Z" w16du:dateUtc="2026-06-02T17:38:00Z">
+      <w:ins w:id="372" w:author="Reviewer" w:date="2026-06-02T12:38:00Z" w16du:dateUtc="2026-06-02T17:38:00Z">
         <w:r>
           <w:rPr>
             <w:rFonts w:ascii="Arial" w:hAnsi="Arial" w:cs="Arial"/>
@@ -31435,7 +31506,7 @@
           <w:t xml:space="preserve"> Comp Biol</w:t>
         </w:r>
       </w:ins>
-      <w:ins w:id="369" w:author="Reviewer" w:date="2026-06-02T12:34:00Z" w16du:dateUtc="2026-06-02T17:34:00Z">
+      <w:ins w:id="373" w:author="Reviewer" w:date="2026-06-02T12:34:00Z" w16du:dateUtc="2026-06-02T17:34:00Z">
         <w:r>
           <w:rPr>
             <w:rFonts w:ascii="Arial" w:hAnsi="Arial" w:cs="Arial"/>
@@ -31443,7 +31514,7 @@
           <w:t xml:space="preserve"> </w:t>
         </w:r>
       </w:ins>
-      <w:ins w:id="370" w:author="Reviewer" w:date="2026-06-02T12:38:00Z" w16du:dateUtc="2026-06-02T17:38:00Z">
+      <w:ins w:id="374" w:author="Reviewer" w:date="2026-06-02T12:38:00Z" w16du:dateUtc="2026-06-02T17:38:00Z">
         <w:r>
           <w:rPr>
             <w:rFonts w:ascii="Arial" w:hAnsi="Arial" w:cs="Arial"/>
@@ -31451,7 +31522,7 @@
           <w:t>42(3)</w:t>
         </w:r>
       </w:ins>
-      <w:ins w:id="371" w:author="Reviewer" w:date="2026-06-02T12:34:00Z" w16du:dateUtc="2026-06-02T17:34:00Z">
+      <w:ins w:id="375" w:author="Reviewer" w:date="2026-06-02T12:34:00Z" w16du:dateUtc="2026-06-02T17:34:00Z">
         <w:r>
           <w:rPr>
             <w:rFonts w:ascii="Arial" w:hAnsi="Arial" w:cs="Arial"/>
@@ -31459,7 +31530,7 @@
           <w:t xml:space="preserve">: </w:t>
         </w:r>
       </w:ins>
-      <w:ins w:id="372" w:author="Reviewer" w:date="2026-06-02T12:38:00Z" w16du:dateUtc="2026-06-02T17:38:00Z">
+      <w:ins w:id="376" w:author="Reviewer" w:date="2026-06-02T12:38:00Z" w16du:dateUtc="2026-06-02T17:38:00Z">
         <w:r>
           <w:rPr>
             <w:rFonts w:ascii="Arial" w:hAnsi="Arial" w:cs="Arial"/>
@@ -31467,7 +31538,7 @@
           <w:t>517–525</w:t>
         </w:r>
       </w:ins>
-      <w:ins w:id="373" w:author="Reviewer" w:date="2026-06-02T12:34:00Z" w16du:dateUtc="2026-06-02T17:34:00Z">
+      <w:ins w:id="377" w:author="Reviewer" w:date="2026-06-02T12:34:00Z" w16du:dateUtc="2026-06-02T17:34:00Z">
         <w:r>
           <w:rPr>
             <w:rFonts w:ascii="Arial" w:hAnsi="Arial" w:cs="Arial"/>
@@ -31480,11 +31551,11 @@
       <w:pPr>
         <w:pStyle w:val="Bibliography"/>
         <w:rPr>
-          <w:ins w:id="374" w:author="Reviewer" w:date="2026-06-02T12:11:00Z" w16du:dateUtc="2026-06-02T17:11:00Z"/>
+          <w:ins w:id="378" w:author="Reviewer" w:date="2026-06-02T12:11:00Z" w16du:dateUtc="2026-06-02T17:11:00Z"/>
           <w:rFonts w:ascii="Arial" w:hAnsi="Arial" w:cs="Arial"/>
         </w:rPr>
       </w:pPr>
-      <w:ins w:id="375" w:author="Reviewer" w:date="2026-06-02T12:11:00Z" w16du:dateUtc="2026-06-02T17:11:00Z">
+      <w:ins w:id="379" w:author="Reviewer" w:date="2026-06-02T12:11:00Z" w16du:dateUtc="2026-06-02T17:11:00Z">
         <w:r>
           <w:rPr>
             <w:rFonts w:ascii="Arial" w:hAnsi="Arial" w:cs="Arial"/>
@@ -31492,7 +31563,7 @@
           <w:t>B</w:t>
         </w:r>
       </w:ins>
-      <w:ins w:id="376" w:author="Reviewer" w:date="2026-06-02T12:13:00Z" w16du:dateUtc="2026-06-02T17:13:00Z">
+      <w:ins w:id="380" w:author="Reviewer" w:date="2026-06-02T12:13:00Z" w16du:dateUtc="2026-06-02T17:13:00Z">
         <w:r>
           <w:rPr>
             <w:rFonts w:ascii="Arial" w:hAnsi="Arial" w:cs="Arial"/>
@@ -31500,7 +31571,7 @@
           <w:t>era T,</w:t>
         </w:r>
       </w:ins>
-      <w:ins w:id="377" w:author="Reviewer" w:date="2026-06-02T12:14:00Z" w16du:dateUtc="2026-06-02T17:14:00Z">
+      <w:ins w:id="381" w:author="Reviewer" w:date="2026-06-02T12:14:00Z" w16du:dateUtc="2026-06-02T17:14:00Z">
         <w:r>
           <w:rPr>
             <w:rFonts w:ascii="Arial" w:hAnsi="Arial" w:cs="Arial"/>
@@ -31508,7 +31579,7 @@
           <w:t xml:space="preserve"> Kumar SV, Devi MS, Kumar V, Behe</w:t>
         </w:r>
       </w:ins>
-      <w:ins w:id="378" w:author="Reviewer" w:date="2026-06-02T12:15:00Z" w16du:dateUtc="2026-06-02T17:15:00Z">
+      <w:ins w:id="382" w:author="Reviewer" w:date="2026-06-02T12:15:00Z" w16du:dateUtc="2026-06-02T17:15:00Z">
         <w:r>
           <w:rPr>
             <w:rFonts w:ascii="Arial" w:hAnsi="Arial" w:cs="Arial"/>
@@ -31516,7 +31587,7 @@
           <w:t>ra BK, Das BK (2022) Effect of heavy metals in fish reproduction: a review</w:t>
         </w:r>
       </w:ins>
-      <w:ins w:id="379" w:author="Reviewer" w:date="2026-06-02T12:11:00Z" w16du:dateUtc="2026-06-02T17:11:00Z">
+      <w:ins w:id="383" w:author="Reviewer" w:date="2026-06-02T12:11:00Z" w16du:dateUtc="2026-06-02T17:11:00Z">
         <w:r>
           <w:rPr>
             <w:rFonts w:ascii="Arial" w:hAnsi="Arial" w:cs="Arial"/>
@@ -31524,7 +31595,7 @@
           <w:t xml:space="preserve">. </w:t>
         </w:r>
       </w:ins>
-      <w:ins w:id="380" w:author="Reviewer" w:date="2026-06-02T12:15:00Z" w16du:dateUtc="2026-06-02T17:15:00Z">
+      <w:ins w:id="384" w:author="Reviewer" w:date="2026-06-02T12:15:00Z" w16du:dateUtc="2026-06-02T17:15:00Z">
         <w:r>
           <w:rPr>
             <w:rFonts w:ascii="Arial" w:hAnsi="Arial" w:cs="Arial"/>
@@ -31534,7 +31605,7 @@
           <w:t>J Environ Biol</w:t>
         </w:r>
       </w:ins>
-      <w:ins w:id="381" w:author="Reviewer" w:date="2026-06-02T12:11:00Z" w16du:dateUtc="2026-06-02T17:11:00Z">
+      <w:ins w:id="385" w:author="Reviewer" w:date="2026-06-02T12:11:00Z" w16du:dateUtc="2026-06-02T17:11:00Z">
         <w:r>
           <w:rPr>
             <w:rFonts w:ascii="Arial" w:hAnsi="Arial" w:cs="Arial"/>
@@ -31542,7 +31613,7 @@
           <w:t xml:space="preserve"> </w:t>
         </w:r>
       </w:ins>
-      <w:ins w:id="382" w:author="Reviewer" w:date="2026-06-02T12:16:00Z" w16du:dateUtc="2026-06-02T17:16:00Z">
+      <w:ins w:id="386" w:author="Reviewer" w:date="2026-06-02T12:16:00Z" w16du:dateUtc="2026-06-02T17:16:00Z">
         <w:r>
           <w:rPr>
             <w:rFonts w:ascii="Arial" w:hAnsi="Arial" w:cs="Arial"/>
@@ -31550,7 +31621,7 @@
           <w:t>43: 631–642</w:t>
         </w:r>
       </w:ins>
-      <w:ins w:id="383" w:author="Reviewer" w:date="2026-06-02T12:11:00Z" w16du:dateUtc="2026-06-02T17:11:00Z">
+      <w:ins w:id="387" w:author="Reviewer" w:date="2026-06-02T12:11:00Z" w16du:dateUtc="2026-06-02T17:11:00Z">
         <w:r>
           <w:rPr>
             <w:rFonts w:ascii="Arial" w:hAnsi="Arial" w:cs="Arial"/>
@@ -31562,15 +31633,15 @@
     <w:p>
       <w:pPr>
         <w:rPr>
-          <w:del w:id="384" w:author="Reviewer" w:date="2026-06-02T12:11:00Z" w16du:dateUtc="2026-06-02T17:11:00Z"/>
-          <w:rPrChange w:id="385" w:author="Reviewer" w:date="2026-06-02T12:11:00Z" w16du:dateUtc="2026-06-02T17:11:00Z">
+          <w:del w:id="388" w:author="Reviewer" w:date="2026-06-02T12:11:00Z" w16du:dateUtc="2026-06-02T17:11:00Z"/>
+          <w:rPrChange w:id="389" w:author="Reviewer" w:date="2026-06-02T12:11:00Z" w16du:dateUtc="2026-06-02T17:11:00Z">
             <w:rPr>
-              <w:del w:id="386" w:author="Reviewer" w:date="2026-06-02T12:11:00Z" w16du:dateUtc="2026-06-02T17:11:00Z"/>
+              <w:del w:id="390" w:author="Reviewer" w:date="2026-06-02T12:11:00Z" w16du:dateUtc="2026-06-02T17:11:00Z"/>
               <w:rFonts w:ascii="Arial" w:hAnsi="Arial" w:cs="Arial"/>
             </w:rPr>
           </w:rPrChange>
         </w:rPr>
-        <w:pPrChange w:id="387" w:author="Reviewer" w:date="2026-06-02T12:11:00Z" w16du:dateUtc="2026-06-02T17:11:00Z">
+        <w:pPrChange w:id="391" w:author="Reviewer" w:date="2026-06-02T12:11:00Z" w16du:dateUtc="2026-06-02T17:11:00Z">
           <w:pPr>
             <w:pStyle w:val="Bibliography"/>
           </w:pPr>
@@ -31739,7 +31810,7 @@
       <w:pPr>
         <w:pStyle w:val="Bibliography"/>
         <w:rPr>
-          <w:ins w:id="388" w:author="Reviewer" w:date="2026-06-01T16:55:00Z" w16du:dateUtc="2026-06-01T21:55:00Z"/>
+          <w:ins w:id="392" w:author="Reviewer" w:date="2026-06-01T16:55:00Z" w16du:dateUtc="2026-06-01T21:55:00Z"/>
           <w:rFonts w:ascii="Arial" w:hAnsi="Arial" w:cs="Arial"/>
         </w:rPr>
       </w:pPr>
@@ -31749,7 +31820,7 @@
         </w:rPr>
         <w:t>B</w:t>
       </w:r>
-      <w:ins w:id="389" w:author="Reviewer" w:date="2026-06-01T16:55:00Z" w16du:dateUtc="2026-06-01T21:55:00Z">
+      <w:ins w:id="393" w:author="Reviewer" w:date="2026-06-01T16:55:00Z" w16du:dateUtc="2026-06-01T21:55:00Z">
         <w:r>
           <w:rPr>
             <w:rFonts w:ascii="Arial" w:hAnsi="Arial" w:cs="Arial"/>
@@ -31757,7 +31828,7 @@
           <w:t>oeuf G, Pa</w:t>
         </w:r>
       </w:ins>
-      <w:ins w:id="390" w:author="Reviewer" w:date="2026-06-01T16:56:00Z" w16du:dateUtc="2026-06-01T21:56:00Z">
+      <w:ins w:id="394" w:author="Reviewer" w:date="2026-06-01T16:56:00Z" w16du:dateUtc="2026-06-01T21:56:00Z">
         <w:r>
           <w:rPr>
             <w:rFonts w:ascii="Arial" w:hAnsi="Arial" w:cs="Arial"/>
@@ -31765,63 +31836,7 @@
           <w:t xml:space="preserve">yan P (2001) How should salinity influence fish growth? </w:t>
         </w:r>
       </w:ins>
-      <w:ins w:id="391" w:author="Reviewer" w:date="2026-06-01T16:58:00Z" w16du:dateUtc="2026-06-01T21:58:00Z">
-        <w:r>
-          <w:rPr>
-            <w:rFonts w:ascii="Arial" w:hAnsi="Arial" w:cs="Arial"/>
-            <w:i/>
-            <w:iCs/>
-            <w:rPrChange w:id="392" w:author="Reviewer" w:date="2026-06-01T16:58:00Z" w16du:dateUtc="2026-06-01T21:58:00Z">
-              <w:rPr>
-                <w:rFonts w:ascii="Arial" w:hAnsi="Arial" w:cs="Arial"/>
-              </w:rPr>
-            </w:rPrChange>
-          </w:rPr>
-          <w:t xml:space="preserve">Comp </w:t>
-        </w:r>
-        <w:proofErr w:type="spellStart"/>
-        <w:r>
-          <w:rPr>
-            <w:rFonts w:ascii="Arial" w:hAnsi="Arial" w:cs="Arial"/>
-            <w:i/>
-            <w:iCs/>
-            <w:rPrChange w:id="393" w:author="Reviewer" w:date="2026-06-01T16:58:00Z" w16du:dateUtc="2026-06-01T21:58:00Z">
-              <w:rPr>
-                <w:rFonts w:ascii="Arial" w:hAnsi="Arial" w:cs="Arial"/>
-              </w:rPr>
-            </w:rPrChange>
-          </w:rPr>
-          <w:t>Biochem</w:t>
-        </w:r>
-        <w:proofErr w:type="spellEnd"/>
-        <w:r>
-          <w:rPr>
-            <w:rFonts w:ascii="Arial" w:hAnsi="Arial" w:cs="Arial"/>
-            <w:i/>
-            <w:iCs/>
-            <w:rPrChange w:id="394" w:author="Reviewer" w:date="2026-06-01T16:58:00Z" w16du:dateUtc="2026-06-01T21:58:00Z">
-              <w:rPr>
-                <w:rFonts w:ascii="Arial" w:hAnsi="Arial" w:cs="Arial"/>
-              </w:rPr>
-            </w:rPrChange>
-          </w:rPr>
-          <w:t xml:space="preserve"> </w:t>
-        </w:r>
-        <w:proofErr w:type="spellStart"/>
-        <w:r>
-          <w:rPr>
-            <w:rFonts w:ascii="Arial" w:hAnsi="Arial" w:cs="Arial"/>
-            <w:i/>
-            <w:iCs/>
-            <w:rPrChange w:id="395" w:author="Reviewer" w:date="2026-06-01T16:58:00Z" w16du:dateUtc="2026-06-01T21:58:00Z">
-              <w:rPr>
-                <w:rFonts w:ascii="Arial" w:hAnsi="Arial" w:cs="Arial"/>
-              </w:rPr>
-            </w:rPrChange>
-          </w:rPr>
-          <w:t>Physiol</w:t>
-        </w:r>
-        <w:proofErr w:type="spellEnd"/>
+      <w:ins w:id="395" w:author="Reviewer" w:date="2026-06-01T16:58:00Z" w16du:dateUtc="2026-06-01T21:58:00Z">
         <w:r>
           <w:rPr>
             <w:rFonts w:ascii="Arial" w:hAnsi="Arial" w:cs="Arial"/>
@@ -31833,7 +31848,7 @@
               </w:rPr>
             </w:rPrChange>
           </w:rPr>
-          <w:t xml:space="preserve"> C </w:t>
+          <w:t xml:space="preserve">Comp </w:t>
         </w:r>
         <w:proofErr w:type="spellStart"/>
         <w:r>
@@ -31847,7 +31862,7 @@
               </w:rPr>
             </w:rPrChange>
           </w:rPr>
-          <w:t>Toxicol</w:t>
+          <w:t>Biochem</w:t>
         </w:r>
         <w:proofErr w:type="spellEnd"/>
         <w:r>
@@ -31875,11 +31890,23 @@
               </w:rPr>
             </w:rPrChange>
           </w:rPr>
-          <w:t>Pharmacol</w:t>
-        </w:r>
-      </w:ins>
-      <w:proofErr w:type="spellEnd"/>
-      <w:del w:id="400" w:author="Reviewer" w:date="2026-06-01T16:56:00Z" w16du:dateUtc="2026-06-01T21:56:00Z">
+          <w:t>Physiol</w:t>
+        </w:r>
+        <w:proofErr w:type="spellEnd"/>
+        <w:r>
+          <w:rPr>
+            <w:rFonts w:ascii="Arial" w:hAnsi="Arial" w:cs="Arial"/>
+            <w:i/>
+            <w:iCs/>
+            <w:rPrChange w:id="400" w:author="Reviewer" w:date="2026-06-01T16:58:00Z" w16du:dateUtc="2026-06-01T21:58:00Z">
+              <w:rPr>
+                <w:rFonts w:ascii="Arial" w:hAnsi="Arial" w:cs="Arial"/>
+              </w:rPr>
+            </w:rPrChange>
+          </w:rPr>
+          <w:t xml:space="preserve"> C </w:t>
+        </w:r>
+        <w:proofErr w:type="spellStart"/>
         <w:r>
           <w:rPr>
             <w:rFonts w:ascii="Arial" w:hAnsi="Arial" w:cs="Arial"/>
@@ -31891,10 +31918,23 @@
               </w:rPr>
             </w:rPrChange>
           </w:rPr>
-          <w:delText>rendel S, Fetter É, Staude C, Vierke L, Biegel-Engler A (2018) Short-chain perfluoroalkyl acids: environmental concerns and a regulatory strategy under REACH</w:delText>
-        </w:r>
-      </w:del>
-      <w:del w:id="402" w:author="Reviewer" w:date="2026-06-01T16:57:00Z" w16du:dateUtc="2026-06-01T21:57:00Z">
+          <w:t>Toxicol</w:t>
+        </w:r>
+        <w:proofErr w:type="spellEnd"/>
+        <w:r>
+          <w:rPr>
+            <w:rFonts w:ascii="Arial" w:hAnsi="Arial" w:cs="Arial"/>
+            <w:i/>
+            <w:iCs/>
+            <w:rPrChange w:id="402" w:author="Reviewer" w:date="2026-06-01T16:58:00Z" w16du:dateUtc="2026-06-01T21:58:00Z">
+              <w:rPr>
+                <w:rFonts w:ascii="Arial" w:hAnsi="Arial" w:cs="Arial"/>
+              </w:rPr>
+            </w:rPrChange>
+          </w:rPr>
+          <w:t xml:space="preserve"> </w:t>
+        </w:r>
+        <w:proofErr w:type="spellStart"/>
         <w:r>
           <w:rPr>
             <w:rFonts w:ascii="Arial" w:hAnsi="Arial" w:cs="Arial"/>
@@ -31906,46 +31946,47 @@
               </w:rPr>
             </w:rPrChange>
           </w:rPr>
-          <w:delText xml:space="preserve">. </w:delText>
-        </w:r>
+          <w:t>Pharmacol</w:t>
+        </w:r>
+      </w:ins>
+      <w:proofErr w:type="spellEnd"/>
+      <w:del w:id="404" w:author="Reviewer" w:date="2026-06-01T16:56:00Z" w16du:dateUtc="2026-06-01T21:56:00Z">
         <w:r>
           <w:rPr>
             <w:rFonts w:ascii="Arial" w:hAnsi="Arial" w:cs="Arial"/>
             <w:i/>
             <w:iCs/>
-          </w:rPr>
-          <w:delText>Environ Sci Eur</w:delText>
-        </w:r>
-        <w:r>
-          <w:rPr>
-            <w:rFonts w:ascii="Arial" w:hAnsi="Arial" w:cs="Arial"/>
-            <w:i/>
-            <w:iCs/>
-            <w:rPrChange w:id="404" w:author="Reviewer" w:date="2026-06-01T16:58:00Z" w16du:dateUtc="2026-06-01T21:58:00Z">
+            <w:rPrChange w:id="405" w:author="Reviewer" w:date="2026-06-01T16:58:00Z" w16du:dateUtc="2026-06-01T21:58:00Z">
               <w:rPr>
                 <w:rFonts w:ascii="Arial" w:hAnsi="Arial" w:cs="Arial"/>
               </w:rPr>
             </w:rPrChange>
           </w:rPr>
-          <w:delText xml:space="preserve"> 30: 9</w:delText>
+          <w:delText>rendel S, Fetter É, Staude C, Vierke L, Biegel-Engler A (2018) Short-chain perfluoroalkyl acids: environmental concerns and a regulatory strategy under REACH</w:delText>
         </w:r>
       </w:del>
-      <w:del w:id="405" w:author="Reviewer" w:date="2026-06-01T16:58:00Z" w16du:dateUtc="2026-06-01T21:58:00Z">
+      <w:del w:id="406" w:author="Reviewer" w:date="2026-06-01T16:57:00Z" w16du:dateUtc="2026-06-01T21:57:00Z">
         <w:r>
           <w:rPr>
             <w:rFonts w:ascii="Arial" w:hAnsi="Arial" w:cs="Arial"/>
             <w:i/>
             <w:iCs/>
-            <w:rPrChange w:id="406" w:author="Reviewer" w:date="2026-06-01T16:58:00Z" w16du:dateUtc="2026-06-01T21:58:00Z">
+            <w:rPrChange w:id="407" w:author="Reviewer" w:date="2026-06-01T16:58:00Z" w16du:dateUtc="2026-06-01T21:58:00Z">
               <w:rPr>
                 <w:rFonts w:ascii="Arial" w:hAnsi="Arial" w:cs="Arial"/>
               </w:rPr>
             </w:rPrChange>
           </w:rPr>
-          <w:delText>.</w:delText>
-        </w:r>
-      </w:del>
-      <w:ins w:id="407" w:author="Reviewer" w:date="2026-06-01T16:57:00Z" w16du:dateUtc="2026-06-01T21:57:00Z">
+          <w:delText xml:space="preserve">. </w:delText>
+        </w:r>
+        <w:r>
+          <w:rPr>
+            <w:rFonts w:ascii="Arial" w:hAnsi="Arial" w:cs="Arial"/>
+            <w:i/>
+            <w:iCs/>
+          </w:rPr>
+          <w:delText>Environ Sci Eur</w:delText>
+        </w:r>
         <w:r>
           <w:rPr>
             <w:rFonts w:ascii="Arial" w:hAnsi="Arial" w:cs="Arial"/>
@@ -31957,6 +31998,36 @@
               </w:rPr>
             </w:rPrChange>
           </w:rPr>
+          <w:delText xml:space="preserve"> 30: 9</w:delText>
+        </w:r>
+      </w:del>
+      <w:del w:id="409" w:author="Reviewer" w:date="2026-06-01T16:58:00Z" w16du:dateUtc="2026-06-01T21:58:00Z">
+        <w:r>
+          <w:rPr>
+            <w:rFonts w:ascii="Arial" w:hAnsi="Arial" w:cs="Arial"/>
+            <w:i/>
+            <w:iCs/>
+            <w:rPrChange w:id="410" w:author="Reviewer" w:date="2026-06-01T16:58:00Z" w16du:dateUtc="2026-06-01T21:58:00Z">
+              <w:rPr>
+                <w:rFonts w:ascii="Arial" w:hAnsi="Arial" w:cs="Arial"/>
+              </w:rPr>
+            </w:rPrChange>
+          </w:rPr>
+          <w:delText>.</w:delText>
+        </w:r>
+      </w:del>
+      <w:ins w:id="411" w:author="Reviewer" w:date="2026-06-01T16:57:00Z" w16du:dateUtc="2026-06-01T21:57:00Z">
+        <w:r>
+          <w:rPr>
+            <w:rFonts w:ascii="Arial" w:hAnsi="Arial" w:cs="Arial"/>
+            <w:i/>
+            <w:iCs/>
+            <w:rPrChange w:id="412" w:author="Reviewer" w:date="2026-06-01T16:58:00Z" w16du:dateUtc="2026-06-01T21:58:00Z">
+              <w:rPr>
+                <w:rFonts w:ascii="Arial" w:hAnsi="Arial" w:cs="Arial"/>
+              </w:rPr>
+            </w:rPrChange>
+          </w:rPr>
           <w:t xml:space="preserve"> </w:t>
         </w:r>
         <w:r>
@@ -31974,7 +32045,7 @@
           <w:rFonts w:ascii="Arial" w:hAnsi="Arial" w:cs="Arial"/>
         </w:rPr>
       </w:pPr>
-      <w:ins w:id="409" w:author="Reviewer" w:date="2026-06-01T16:55:00Z" w16du:dateUtc="2026-06-01T21:55:00Z">
+      <w:ins w:id="413" w:author="Reviewer" w:date="2026-06-01T16:55:00Z" w16du:dateUtc="2026-06-01T21:55:00Z">
         <w:r>
           <w:rPr>
             <w:rFonts w:ascii="Arial" w:hAnsi="Arial" w:cs="Arial"/>
@@ -34231,7 +34302,7 @@
       <w:pPr>
         <w:pStyle w:val="Bibliography"/>
         <w:rPr>
-          <w:ins w:id="410" w:author="Reviewer" w:date="2026-06-02T13:24:00Z" w16du:dateUtc="2026-06-02T18:24:00Z"/>
+          <w:ins w:id="414" w:author="Reviewer" w:date="2026-06-02T13:24:00Z" w16du:dateUtc="2026-06-02T18:24:00Z"/>
           <w:rFonts w:ascii="Arial" w:hAnsi="Arial" w:cs="Arial"/>
         </w:rPr>
       </w:pPr>
@@ -34270,11 +34341,11 @@
       <w:pPr>
         <w:pStyle w:val="Bibliography"/>
         <w:rPr>
-          <w:ins w:id="411" w:author="Reviewer" w:date="2026-06-02T13:24:00Z" w16du:dateUtc="2026-06-02T18:24:00Z"/>
+          <w:ins w:id="415" w:author="Reviewer" w:date="2026-06-02T13:24:00Z" w16du:dateUtc="2026-06-02T18:24:00Z"/>
           <w:rFonts w:ascii="Arial" w:hAnsi="Arial" w:cs="Arial"/>
         </w:rPr>
       </w:pPr>
-      <w:ins w:id="412" w:author="Reviewer" w:date="2026-06-02T13:24:00Z" w16du:dateUtc="2026-06-02T18:24:00Z">
+      <w:ins w:id="416" w:author="Reviewer" w:date="2026-06-02T13:24:00Z" w16du:dateUtc="2026-06-02T18:24:00Z">
         <w:r>
           <w:rPr>
             <w:rFonts w:ascii="Arial" w:hAnsi="Arial" w:cs="Arial"/>
@@ -34306,7 +34377,7 @@
           <w:t xml:space="preserve">) </w:t>
         </w:r>
       </w:ins>
-      <w:ins w:id="413" w:author="Reviewer" w:date="2026-06-02T13:25:00Z" w16du:dateUtc="2026-06-02T18:25:00Z">
+      <w:ins w:id="417" w:author="Reviewer" w:date="2026-06-02T13:25:00Z" w16du:dateUtc="2026-06-02T18:25:00Z">
         <w:r>
           <w:rPr>
             <w:rFonts w:ascii="Arial" w:hAnsi="Arial" w:cs="Arial"/>
@@ -34318,7 +34389,7 @@
             <w:rFonts w:ascii="Arial" w:hAnsi="Arial" w:cs="Arial"/>
             <w:i/>
             <w:iCs/>
-            <w:rPrChange w:id="414" w:author="Reviewer" w:date="2026-06-02T13:25:00Z" w16du:dateUtc="2026-06-02T18:25:00Z">
+            <w:rPrChange w:id="418" w:author="Reviewer" w:date="2026-06-02T13:25:00Z" w16du:dateUtc="2026-06-02T18:25:00Z">
               <w:rPr>
                 <w:rFonts w:ascii="Arial" w:hAnsi="Arial" w:cs="Arial"/>
               </w:rPr>
@@ -34337,7 +34408,7 @@
             <w:rFonts w:ascii="Arial" w:hAnsi="Arial" w:cs="Arial"/>
             <w:i/>
             <w:iCs/>
-            <w:rPrChange w:id="415" w:author="Reviewer" w:date="2026-06-02T13:25:00Z" w16du:dateUtc="2026-06-02T18:25:00Z">
+            <w:rPrChange w:id="419" w:author="Reviewer" w:date="2026-06-02T13:25:00Z" w16du:dateUtc="2026-06-02T18:25:00Z">
               <w:rPr>
                 <w:rFonts w:ascii="Arial" w:hAnsi="Arial" w:cs="Arial"/>
               </w:rPr>
@@ -34351,7 +34422,7 @@
             <w:rFonts w:ascii="Arial" w:hAnsi="Arial" w:cs="Arial"/>
             <w:i/>
             <w:iCs/>
-            <w:rPrChange w:id="416" w:author="Reviewer" w:date="2026-06-02T13:25:00Z" w16du:dateUtc="2026-06-02T18:25:00Z">
+            <w:rPrChange w:id="420" w:author="Reviewer" w:date="2026-06-02T13:25:00Z" w16du:dateUtc="2026-06-02T18:25:00Z">
               <w:rPr>
                 <w:rFonts w:ascii="Arial" w:hAnsi="Arial" w:cs="Arial"/>
               </w:rPr>
@@ -34365,7 +34436,7 @@
             <w:rFonts w:ascii="Arial" w:hAnsi="Arial" w:cs="Arial"/>
             <w:i/>
             <w:iCs/>
-            <w:rPrChange w:id="417" w:author="Reviewer" w:date="2026-06-02T13:25:00Z" w16du:dateUtc="2026-06-02T18:25:00Z">
+            <w:rPrChange w:id="421" w:author="Reviewer" w:date="2026-06-02T13:25:00Z" w16du:dateUtc="2026-06-02T18:25:00Z">
               <w:rPr>
                 <w:rFonts w:ascii="Arial" w:hAnsi="Arial" w:cs="Arial"/>
               </w:rPr>
@@ -34392,7 +34463,7 @@
           <w:t>253–266</w:t>
         </w:r>
       </w:ins>
-      <w:ins w:id="418" w:author="Reviewer" w:date="2026-06-02T13:24:00Z" w16du:dateUtc="2026-06-02T18:24:00Z">
+      <w:ins w:id="422" w:author="Reviewer" w:date="2026-06-02T13:24:00Z" w16du:dateUtc="2026-06-02T18:24:00Z">
         <w:r>
           <w:rPr>
             <w:rFonts w:ascii="Arial" w:hAnsi="Arial" w:cs="Arial"/>
@@ -34404,15 +34475,15 @@
     <w:p>
       <w:pPr>
         <w:rPr>
-          <w:del w:id="419" w:author="Reviewer" w:date="2026-06-02T13:24:00Z" w16du:dateUtc="2026-06-02T18:24:00Z"/>
-          <w:rPrChange w:id="420" w:author="Reviewer" w:date="2026-06-02T13:24:00Z" w16du:dateUtc="2026-06-02T18:24:00Z">
+          <w:del w:id="423" w:author="Reviewer" w:date="2026-06-02T13:24:00Z" w16du:dateUtc="2026-06-02T18:24:00Z"/>
+          <w:rPrChange w:id="424" w:author="Reviewer" w:date="2026-06-02T13:24:00Z" w16du:dateUtc="2026-06-02T18:24:00Z">
             <w:rPr>
-              <w:del w:id="421" w:author="Reviewer" w:date="2026-06-02T13:24:00Z" w16du:dateUtc="2026-06-02T18:24:00Z"/>
+              <w:del w:id="425" w:author="Reviewer" w:date="2026-06-02T13:24:00Z" w16du:dateUtc="2026-06-02T18:24:00Z"/>
               <w:rFonts w:ascii="Arial" w:hAnsi="Arial" w:cs="Arial"/>
             </w:rPr>
           </w:rPrChange>
         </w:rPr>
-        <w:pPrChange w:id="422" w:author="Reviewer" w:date="2026-06-02T13:24:00Z" w16du:dateUtc="2026-06-02T18:24:00Z">
+        <w:pPrChange w:id="426" w:author="Reviewer" w:date="2026-06-02T13:24:00Z" w16du:dateUtc="2026-06-02T18:24:00Z">
           <w:pPr>
             <w:pStyle w:val="Bibliography"/>
           </w:pPr>
@@ -34778,7 +34849,7 @@
       <w:pPr>
         <w:pStyle w:val="Bibliography"/>
         <w:rPr>
-          <w:ins w:id="423" w:author="Reviewer" w:date="2026-06-01T15:41:00Z" w16du:dateUtc="2026-06-01T20:41:00Z"/>
+          <w:ins w:id="427" w:author="Reviewer" w:date="2026-06-01T15:41:00Z" w16du:dateUtc="2026-06-01T20:41:00Z"/>
           <w:rFonts w:ascii="Arial" w:hAnsi="Arial" w:cs="Arial"/>
         </w:rPr>
       </w:pPr>
@@ -34825,11 +34896,11 @@
       <w:pPr>
         <w:pStyle w:val="Bibliography"/>
         <w:rPr>
-          <w:ins w:id="424" w:author="Reviewer" w:date="2026-06-02T12:25:00Z" w16du:dateUtc="2026-06-02T17:25:00Z"/>
+          <w:ins w:id="428" w:author="Reviewer" w:date="2026-06-02T12:25:00Z" w16du:dateUtc="2026-06-02T17:25:00Z"/>
           <w:rFonts w:ascii="Arial" w:hAnsi="Arial" w:cs="Arial"/>
         </w:rPr>
       </w:pPr>
-      <w:ins w:id="425" w:author="Reviewer" w:date="2026-06-02T12:25:00Z" w16du:dateUtc="2026-06-02T17:25:00Z">
+      <w:ins w:id="429" w:author="Reviewer" w:date="2026-06-02T12:25:00Z" w16du:dateUtc="2026-06-02T17:25:00Z">
         <w:r>
           <w:rPr>
             <w:rFonts w:ascii="Arial" w:hAnsi="Arial" w:cs="Arial"/>
@@ -34853,38 +34924,6 @@
             <w:rFonts w:ascii="Arial" w:hAnsi="Arial" w:cs="Arial"/>
           </w:rPr>
           <w:t xml:space="preserve"> An </w:t>
-        </w:r>
-      </w:ins>
-      <w:ins w:id="426" w:author="Reviewer" w:date="2026-06-02T12:26:00Z" w16du:dateUtc="2026-06-02T17:26:00Z">
-        <w:r>
-          <w:rPr>
-            <w:rFonts w:ascii="Arial" w:hAnsi="Arial" w:cs="Arial"/>
-          </w:rPr>
-          <w:t>o</w:t>
-        </w:r>
-      </w:ins>
-      <w:ins w:id="427" w:author="Reviewer" w:date="2026-06-02T12:25:00Z" w16du:dateUtc="2026-06-02T17:25:00Z">
-        <w:r>
-          <w:rPr>
-            <w:rFonts w:ascii="Arial" w:hAnsi="Arial" w:cs="Arial"/>
-          </w:rPr>
-          <w:t xml:space="preserve">verview of the </w:t>
-        </w:r>
-      </w:ins>
-      <w:ins w:id="428" w:author="Reviewer" w:date="2026-06-02T12:26:00Z" w16du:dateUtc="2026-06-02T17:26:00Z">
-        <w:r>
-          <w:rPr>
-            <w:rFonts w:ascii="Arial" w:hAnsi="Arial" w:cs="Arial"/>
-          </w:rPr>
-          <w:t>a</w:t>
-        </w:r>
-      </w:ins>
-      <w:ins w:id="429" w:author="Reviewer" w:date="2026-06-02T12:25:00Z" w16du:dateUtc="2026-06-02T17:25:00Z">
-        <w:r>
-          <w:rPr>
-            <w:rFonts w:ascii="Arial" w:hAnsi="Arial" w:cs="Arial"/>
-          </w:rPr>
-          <w:t xml:space="preserve">dverse </w:t>
         </w:r>
       </w:ins>
       <w:ins w:id="430" w:author="Reviewer" w:date="2026-06-02T12:26:00Z" w16du:dateUtc="2026-06-02T17:26:00Z">
@@ -34892,7 +34931,7 @@
           <w:rPr>
             <w:rFonts w:ascii="Arial" w:hAnsi="Arial" w:cs="Arial"/>
           </w:rPr>
-          <w:t>e</w:t>
+          <w:t>o</w:t>
         </w:r>
       </w:ins>
       <w:ins w:id="431" w:author="Reviewer" w:date="2026-06-02T12:25:00Z" w16du:dateUtc="2026-06-02T17:25:00Z">
@@ -34900,7 +34939,7 @@
           <w:rPr>
             <w:rFonts w:ascii="Arial" w:hAnsi="Arial" w:cs="Arial"/>
           </w:rPr>
-          <w:t xml:space="preserve">ffects of </w:t>
+          <w:t xml:space="preserve">verview of the </w:t>
         </w:r>
       </w:ins>
       <w:ins w:id="432" w:author="Reviewer" w:date="2026-06-02T12:26:00Z" w16du:dateUtc="2026-06-02T17:26:00Z">
@@ -34908,7 +34947,7 @@
           <w:rPr>
             <w:rFonts w:ascii="Arial" w:hAnsi="Arial" w:cs="Arial"/>
           </w:rPr>
-          <w:t>h</w:t>
+          <w:t>a</w:t>
         </w:r>
       </w:ins>
       <w:ins w:id="433" w:author="Reviewer" w:date="2026-06-02T12:25:00Z" w16du:dateUtc="2026-06-02T17:25:00Z">
@@ -34916,7 +34955,7 @@
           <w:rPr>
             <w:rFonts w:ascii="Arial" w:hAnsi="Arial" w:cs="Arial"/>
           </w:rPr>
-          <w:t xml:space="preserve">eavy </w:t>
+          <w:t xml:space="preserve">dverse </w:t>
         </w:r>
       </w:ins>
       <w:ins w:id="434" w:author="Reviewer" w:date="2026-06-02T12:26:00Z" w16du:dateUtc="2026-06-02T17:26:00Z">
@@ -34924,7 +34963,7 @@
           <w:rPr>
             <w:rFonts w:ascii="Arial" w:hAnsi="Arial" w:cs="Arial"/>
           </w:rPr>
-          <w:t>m</w:t>
+          <w:t>e</w:t>
         </w:r>
       </w:ins>
       <w:ins w:id="435" w:author="Reviewer" w:date="2026-06-02T12:25:00Z" w16du:dateUtc="2026-06-02T17:25:00Z">
@@ -34932,7 +34971,7 @@
           <w:rPr>
             <w:rFonts w:ascii="Arial" w:hAnsi="Arial" w:cs="Arial"/>
           </w:rPr>
-          <w:t xml:space="preserve">etal </w:t>
+          <w:t xml:space="preserve">ffects of </w:t>
         </w:r>
       </w:ins>
       <w:ins w:id="436" w:author="Reviewer" w:date="2026-06-02T12:26:00Z" w16du:dateUtc="2026-06-02T17:26:00Z">
@@ -34940,7 +34979,7 @@
           <w:rPr>
             <w:rFonts w:ascii="Arial" w:hAnsi="Arial" w:cs="Arial"/>
           </w:rPr>
-          <w:t>c</w:t>
+          <w:t>h</w:t>
         </w:r>
       </w:ins>
       <w:ins w:id="437" w:author="Reviewer" w:date="2026-06-02T12:25:00Z" w16du:dateUtc="2026-06-02T17:25:00Z">
@@ -34948,7 +34987,7 @@
           <w:rPr>
             <w:rFonts w:ascii="Arial" w:hAnsi="Arial" w:cs="Arial"/>
           </w:rPr>
-          <w:t xml:space="preserve">ontamination on </w:t>
+          <w:t xml:space="preserve">eavy </w:t>
         </w:r>
       </w:ins>
       <w:ins w:id="438" w:author="Reviewer" w:date="2026-06-02T12:26:00Z" w16du:dateUtc="2026-06-02T17:26:00Z">
@@ -34956,7 +34995,7 @@
           <w:rPr>
             <w:rFonts w:ascii="Arial" w:hAnsi="Arial" w:cs="Arial"/>
           </w:rPr>
-          <w:t>f</w:t>
+          <w:t>m</w:t>
         </w:r>
       </w:ins>
       <w:ins w:id="439" w:author="Reviewer" w:date="2026-06-02T12:25:00Z" w16du:dateUtc="2026-06-02T17:25:00Z">
@@ -34964,7 +35003,7 @@
           <w:rPr>
             <w:rFonts w:ascii="Arial" w:hAnsi="Arial" w:cs="Arial"/>
           </w:rPr>
-          <w:t xml:space="preserve">ish </w:t>
+          <w:t xml:space="preserve">etal </w:t>
         </w:r>
       </w:ins>
       <w:ins w:id="440" w:author="Reviewer" w:date="2026-06-02T12:26:00Z" w16du:dateUtc="2026-06-02T17:26:00Z">
@@ -34972,10 +35011,42 @@
           <w:rPr>
             <w:rFonts w:ascii="Arial" w:hAnsi="Arial" w:cs="Arial"/>
           </w:rPr>
-          <w:t>h</w:t>
+          <w:t>c</w:t>
         </w:r>
       </w:ins>
       <w:ins w:id="441" w:author="Reviewer" w:date="2026-06-02T12:25:00Z" w16du:dateUtc="2026-06-02T17:25:00Z">
+        <w:r>
+          <w:rPr>
+            <w:rFonts w:ascii="Arial" w:hAnsi="Arial" w:cs="Arial"/>
+          </w:rPr>
+          <w:t xml:space="preserve">ontamination on </w:t>
+        </w:r>
+      </w:ins>
+      <w:ins w:id="442" w:author="Reviewer" w:date="2026-06-02T12:26:00Z" w16du:dateUtc="2026-06-02T17:26:00Z">
+        <w:r>
+          <w:rPr>
+            <w:rFonts w:ascii="Arial" w:hAnsi="Arial" w:cs="Arial"/>
+          </w:rPr>
+          <w:t>f</w:t>
+        </w:r>
+      </w:ins>
+      <w:ins w:id="443" w:author="Reviewer" w:date="2026-06-02T12:25:00Z" w16du:dateUtc="2026-06-02T17:25:00Z">
+        <w:r>
+          <w:rPr>
+            <w:rFonts w:ascii="Arial" w:hAnsi="Arial" w:cs="Arial"/>
+          </w:rPr>
+          <w:t xml:space="preserve">ish </w:t>
+        </w:r>
+      </w:ins>
+      <w:ins w:id="444" w:author="Reviewer" w:date="2026-06-02T12:26:00Z" w16du:dateUtc="2026-06-02T17:26:00Z">
+        <w:r>
+          <w:rPr>
+            <w:rFonts w:ascii="Arial" w:hAnsi="Arial" w:cs="Arial"/>
+          </w:rPr>
+          <w:t>h</w:t>
+        </w:r>
+      </w:ins>
+      <w:ins w:id="445" w:author="Reviewer" w:date="2026-06-02T12:25:00Z" w16du:dateUtc="2026-06-02T17:25:00Z">
         <w:r>
           <w:rPr>
             <w:rFonts w:ascii="Arial" w:hAnsi="Arial" w:cs="Arial"/>
@@ -34987,7 +35058,7 @@
             <w:rFonts w:ascii="Arial" w:hAnsi="Arial" w:cs="Arial"/>
             <w:i/>
             <w:iCs/>
-            <w:rPrChange w:id="442" w:author="Reviewer" w:date="2026-06-02T12:26:00Z" w16du:dateUtc="2026-06-02T17:26:00Z">
+            <w:rPrChange w:id="446" w:author="Reviewer" w:date="2026-06-02T12:26:00Z" w16du:dateUtc="2026-06-02T17:26:00Z">
               <w:rPr>
                 <w:rFonts w:ascii="Arial" w:hAnsi="Arial" w:cs="Arial"/>
               </w:rPr>
@@ -35016,7 +35087,7 @@
           <w:rFonts w:ascii="Arial" w:hAnsi="Arial" w:cs="Arial"/>
         </w:rPr>
       </w:pPr>
-      <w:ins w:id="443" w:author="Reviewer" w:date="2026-06-01T15:41:00Z" w16du:dateUtc="2026-06-01T20:41:00Z">
+      <w:ins w:id="447" w:author="Reviewer" w:date="2026-06-01T15:41:00Z" w16du:dateUtc="2026-06-01T20:41:00Z">
         <w:r>
           <w:rPr>
             <w:rFonts w:ascii="Arial" w:hAnsi="Arial" w:cs="Arial"/>
@@ -35067,11 +35138,11 @@
       <w:pPr>
         <w:pStyle w:val="Bibliography"/>
         <w:rPr>
-          <w:ins w:id="444" w:author="Reviewer" w:date="2026-06-01T15:52:00Z" w16du:dateUtc="2026-06-01T20:52:00Z"/>
+          <w:ins w:id="448" w:author="Reviewer" w:date="2026-06-01T15:52:00Z" w16du:dateUtc="2026-06-01T20:52:00Z"/>
           <w:rFonts w:ascii="Arial" w:hAnsi="Arial" w:cs="Arial"/>
         </w:rPr>
       </w:pPr>
-      <w:ins w:id="445" w:author="Reviewer" w:date="2026-06-01T15:52:00Z" w16du:dateUtc="2026-06-01T20:52:00Z">
+      <w:ins w:id="449" w:author="Reviewer" w:date="2026-06-01T15:52:00Z" w16du:dateUtc="2026-06-01T20:52:00Z">
         <w:r>
           <w:rPr>
             <w:rFonts w:ascii="Arial" w:hAnsi="Arial" w:cs="Arial"/>
@@ -35117,7 +35188,7 @@
           <w:t xml:space="preserve"> K</w:t>
         </w:r>
       </w:ins>
-      <w:ins w:id="446" w:author="Reviewer" w:date="2026-06-01T15:56:00Z" w16du:dateUtc="2026-06-01T20:56:00Z">
+      <w:ins w:id="450" w:author="Reviewer" w:date="2026-06-01T15:56:00Z" w16du:dateUtc="2026-06-01T20:56:00Z">
         <w:r>
           <w:rPr>
             <w:rFonts w:ascii="Arial" w:hAnsi="Arial" w:cs="Arial"/>
@@ -35139,7 +35210,7 @@
           <w:t xml:space="preserve"> M</w:t>
         </w:r>
       </w:ins>
-      <w:ins w:id="447" w:author="Reviewer" w:date="2026-06-01T15:52:00Z" w16du:dateUtc="2026-06-01T20:52:00Z">
+      <w:ins w:id="451" w:author="Reviewer" w:date="2026-06-01T15:52:00Z" w16du:dateUtc="2026-06-01T20:52:00Z">
         <w:r>
           <w:rPr>
             <w:rFonts w:ascii="Arial" w:hAnsi="Arial" w:cs="Arial"/>
@@ -35147,7 +35218,7 @@
           <w:t xml:space="preserve"> (2023)</w:t>
         </w:r>
       </w:ins>
-      <w:ins w:id="448" w:author="Reviewer" w:date="2026-06-01T15:53:00Z" w16du:dateUtc="2026-06-01T20:53:00Z">
+      <w:ins w:id="452" w:author="Reviewer" w:date="2026-06-01T15:53:00Z" w16du:dateUtc="2026-06-01T20:53:00Z">
         <w:r>
           <w:rPr>
             <w:rFonts w:ascii="Arial" w:hAnsi="Arial" w:cs="Arial"/>
@@ -35172,7 +35243,7 @@
           <w:t>P</w:t>
         </w:r>
       </w:ins>
-      <w:ins w:id="449" w:author="Reviewer" w:date="2026-06-01T15:54:00Z" w16du:dateUtc="2026-06-01T20:54:00Z">
+      <w:ins w:id="453" w:author="Reviewer" w:date="2026-06-01T15:54:00Z" w16du:dateUtc="2026-06-01T20:54:00Z">
         <w:r>
           <w:rPr>
             <w:rFonts w:ascii="Arial" w:hAnsi="Arial" w:cs="Arial"/>
@@ -35207,7 +35278,7 @@
           <w:t xml:space="preserve"> 35: 625–640</w:t>
         </w:r>
       </w:ins>
-      <w:ins w:id="450" w:author="Reviewer" w:date="2026-06-01T15:52:00Z" w16du:dateUtc="2026-06-01T20:52:00Z">
+      <w:ins w:id="454" w:author="Reviewer" w:date="2026-06-01T15:52:00Z" w16du:dateUtc="2026-06-01T20:52:00Z">
         <w:r>
           <w:rPr>
             <w:rFonts w:ascii="Arial" w:hAnsi="Arial" w:cs="Arial"/>
@@ -35220,7 +35291,7 @@
       <w:pPr>
         <w:pStyle w:val="Bibliography"/>
         <w:rPr>
-          <w:ins w:id="451" w:author="Reviewer" w:date="2026-06-01T15:35:00Z" w16du:dateUtc="2026-06-01T20:35:00Z"/>
+          <w:ins w:id="455" w:author="Reviewer" w:date="2026-06-01T15:35:00Z" w16du:dateUtc="2026-06-01T20:35:00Z"/>
           <w:rFonts w:ascii="Arial" w:hAnsi="Arial" w:cs="Arial"/>
         </w:rPr>
       </w:pPr>
@@ -35230,7 +35301,7 @@
         </w:rPr>
         <w:t>Je</w:t>
       </w:r>
-      <w:ins w:id="452" w:author="Reviewer" w:date="2026-06-01T15:41:00Z" w16du:dateUtc="2026-06-01T20:41:00Z">
+      <w:ins w:id="456" w:author="Reviewer" w:date="2026-06-01T15:41:00Z" w16du:dateUtc="2026-06-01T20:41:00Z">
         <w:r>
           <w:rPr>
             <w:rFonts w:ascii="Arial" w:hAnsi="Arial" w:cs="Arial"/>
@@ -35252,7 +35323,7 @@
           <w:t xml:space="preserve"> M</w:t>
         </w:r>
       </w:ins>
-      <w:del w:id="453" w:author="Reviewer" w:date="2026-06-01T15:41:00Z" w16du:dateUtc="2026-06-01T20:41:00Z">
+      <w:del w:id="457" w:author="Reviewer" w:date="2026-06-01T15:41:00Z" w16du:dateUtc="2026-06-01T20:41:00Z">
         <w:r>
           <w:rPr>
             <w:rFonts w:ascii="Arial" w:hAnsi="Arial" w:cs="Arial"/>
@@ -35274,7 +35345,7 @@
         </w:rPr>
         <w:t xml:space="preserve"> (</w:t>
       </w:r>
-      <w:del w:id="454" w:author="Reviewer" w:date="2026-06-01T15:41:00Z" w16du:dateUtc="2026-06-01T20:41:00Z">
+      <w:del w:id="458" w:author="Reviewer" w:date="2026-06-01T15:41:00Z" w16du:dateUtc="2026-06-01T20:41:00Z">
         <w:r>
           <w:rPr>
             <w:rFonts w:ascii="Arial" w:hAnsi="Arial" w:cs="Arial"/>
@@ -35282,7 +35353,7 @@
           <w:delText>2023</w:delText>
         </w:r>
       </w:del>
-      <w:ins w:id="455" w:author="Reviewer" w:date="2026-06-01T15:41:00Z" w16du:dateUtc="2026-06-01T20:41:00Z">
+      <w:ins w:id="459" w:author="Reviewer" w:date="2026-06-01T15:41:00Z" w16du:dateUtc="2026-06-01T20:41:00Z">
         <w:r>
           <w:rPr>
             <w:rFonts w:ascii="Arial" w:hAnsi="Arial" w:cs="Arial"/>
@@ -35296,7 +35367,7 @@
         </w:rPr>
         <w:t>)</w:t>
       </w:r>
-      <w:ins w:id="456" w:author="Reviewer" w:date="2026-06-01T15:41:00Z" w16du:dateUtc="2026-06-01T20:41:00Z">
+      <w:ins w:id="460" w:author="Reviewer" w:date="2026-06-01T15:41:00Z" w16du:dateUtc="2026-06-01T20:41:00Z">
         <w:r>
           <w:rPr>
             <w:rFonts w:ascii="Arial" w:hAnsi="Arial" w:cs="Arial"/>
@@ -35304,7 +35375,7 @@
           <w:t xml:space="preserve"> The metal uptake and accumulation in fish living in polluted waters. In Soil and water pol</w:t>
         </w:r>
       </w:ins>
-      <w:ins w:id="457" w:author="Reviewer" w:date="2026-06-01T15:42:00Z" w16du:dateUtc="2026-06-01T20:42:00Z">
+      <w:ins w:id="461" w:author="Reviewer" w:date="2026-06-01T15:42:00Z" w16du:dateUtc="2026-06-01T20:42:00Z">
         <w:r>
           <w:rPr>
             <w:rFonts w:ascii="Arial" w:hAnsi="Arial" w:cs="Arial"/>
@@ -35312,7 +35383,7 @@
           <w:t>lution monitoring, protection and remediation</w:t>
         </w:r>
       </w:ins>
-      <w:del w:id="458" w:author="Reviewer" w:date="2026-06-01T15:42:00Z" w16du:dateUtc="2026-06-01T20:42:00Z">
+      <w:del w:id="462" w:author="Reviewer" w:date="2026-06-01T15:42:00Z" w16du:dateUtc="2026-06-01T20:42:00Z">
         <w:r>
           <w:rPr>
             <w:rFonts w:ascii="Arial" w:hAnsi="Arial" w:cs="Arial"/>
@@ -35334,7 +35405,7 @@
           <w:delText xml:space="preserve"> 13: e9961</w:delText>
         </w:r>
       </w:del>
-      <w:ins w:id="459" w:author="Reviewer" w:date="2026-06-01T15:42:00Z" w16du:dateUtc="2026-06-01T20:42:00Z">
+      <w:ins w:id="463" w:author="Reviewer" w:date="2026-06-01T15:42:00Z" w16du:dateUtc="2026-06-01T20:42:00Z">
         <w:r>
           <w:rPr>
             <w:rFonts w:ascii="Arial" w:hAnsi="Arial" w:cs="Arial"/>
@@ -35358,15 +35429,15 @@
     <w:p>
       <w:pPr>
         <w:rPr>
-          <w:del w:id="460" w:author="Reviewer" w:date="2026-06-01T15:42:00Z" w16du:dateUtc="2026-06-01T20:42:00Z"/>
-          <w:rPrChange w:id="461" w:author="Reviewer" w:date="2026-06-01T15:35:00Z" w16du:dateUtc="2026-06-01T20:35:00Z">
+          <w:del w:id="464" w:author="Reviewer" w:date="2026-06-01T15:42:00Z" w16du:dateUtc="2026-06-01T20:42:00Z"/>
+          <w:rPrChange w:id="465" w:author="Reviewer" w:date="2026-06-01T15:35:00Z" w16du:dateUtc="2026-06-01T20:35:00Z">
             <w:rPr>
-              <w:del w:id="462" w:author="Reviewer" w:date="2026-06-01T15:42:00Z" w16du:dateUtc="2026-06-01T20:42:00Z"/>
+              <w:del w:id="466" w:author="Reviewer" w:date="2026-06-01T15:42:00Z" w16du:dateUtc="2026-06-01T20:42:00Z"/>
               <w:rFonts w:ascii="Arial" w:hAnsi="Arial" w:cs="Arial"/>
             </w:rPr>
           </w:rPrChange>
         </w:rPr>
-        <w:pPrChange w:id="463" w:author="Reviewer" w:date="2026-06-01T15:35:00Z" w16du:dateUtc="2026-06-01T20:35:00Z">
+        <w:pPrChange w:id="467" w:author="Reviewer" w:date="2026-06-01T15:35:00Z" w16du:dateUtc="2026-06-01T20:35:00Z">
           <w:pPr>
             <w:pStyle w:val="Bibliography"/>
           </w:pPr>
@@ -35405,7 +35476,7 @@
       <w:pPr>
         <w:pStyle w:val="Bibliography"/>
         <w:rPr>
-          <w:ins w:id="464" w:author="Reviewer" w:date="2026-06-02T13:22:00Z" w16du:dateUtc="2026-06-02T18:22:00Z"/>
+          <w:ins w:id="468" w:author="Reviewer" w:date="2026-06-02T13:22:00Z" w16du:dateUtc="2026-06-02T18:22:00Z"/>
           <w:rFonts w:ascii="Arial" w:hAnsi="Arial" w:cs="Arial"/>
         </w:rPr>
       </w:pPr>
@@ -35452,11 +35523,11 @@
       <w:pPr>
         <w:pStyle w:val="Bibliography"/>
         <w:rPr>
-          <w:ins w:id="465" w:author="Reviewer" w:date="2026-06-02T13:22:00Z" w16du:dateUtc="2026-06-02T18:22:00Z"/>
+          <w:ins w:id="469" w:author="Reviewer" w:date="2026-06-02T13:22:00Z" w16du:dateUtc="2026-06-02T18:22:00Z"/>
           <w:rFonts w:ascii="Arial" w:hAnsi="Arial" w:cs="Arial"/>
         </w:rPr>
       </w:pPr>
-      <w:ins w:id="466" w:author="Reviewer" w:date="2026-06-02T13:22:00Z" w16du:dateUtc="2026-06-02T18:22:00Z">
+      <w:ins w:id="470" w:author="Reviewer" w:date="2026-06-02T13:22:00Z" w16du:dateUtc="2026-06-02T18:22:00Z">
         <w:r>
           <w:rPr>
             <w:rFonts w:ascii="Arial" w:hAnsi="Arial" w:cs="Arial"/>
@@ -35464,7 +35535,7 @@
           <w:t>K</w:t>
         </w:r>
       </w:ins>
-      <w:ins w:id="467" w:author="Reviewer" w:date="2026-06-02T13:23:00Z" w16du:dateUtc="2026-06-02T18:23:00Z">
+      <w:ins w:id="471" w:author="Reviewer" w:date="2026-06-02T13:23:00Z" w16du:dateUtc="2026-06-02T18:23:00Z">
         <w:r>
           <w:rPr>
             <w:rFonts w:ascii="Arial" w:hAnsi="Arial" w:cs="Arial"/>
@@ -35500,7 +35571,7 @@
             <w:rFonts w:ascii="Arial" w:hAnsi="Arial" w:cs="Arial"/>
             <w:i/>
             <w:iCs/>
-            <w:rPrChange w:id="468" w:author="Reviewer" w:date="2026-06-02T13:23:00Z" w16du:dateUtc="2026-06-02T18:23:00Z">
+            <w:rPrChange w:id="472" w:author="Reviewer" w:date="2026-06-02T13:23:00Z" w16du:dateUtc="2026-06-02T18:23:00Z">
               <w:rPr>
                 <w:rFonts w:ascii="Arial" w:hAnsi="Arial" w:cs="Arial"/>
               </w:rPr>
@@ -35509,7 +35580,7 @@
           <w:t>Centrarchid fishes: Diversity, biology, and conservation</w:t>
         </w:r>
       </w:ins>
-      <w:ins w:id="469" w:author="Reviewer" w:date="2026-06-02T13:22:00Z" w16du:dateUtc="2026-06-02T18:22:00Z">
+      <w:ins w:id="473" w:author="Reviewer" w:date="2026-06-02T13:22:00Z" w16du:dateUtc="2026-06-02T18:22:00Z">
         <w:r>
           <w:rPr>
             <w:rFonts w:ascii="Arial" w:hAnsi="Arial" w:cs="Arial"/>
@@ -35521,15 +35592,15 @@
     <w:p>
       <w:pPr>
         <w:rPr>
-          <w:del w:id="470" w:author="Reviewer" w:date="2026-06-02T13:22:00Z" w16du:dateUtc="2026-06-02T18:22:00Z"/>
-          <w:rPrChange w:id="471" w:author="Reviewer" w:date="2026-06-02T13:22:00Z" w16du:dateUtc="2026-06-02T18:22:00Z">
+          <w:del w:id="474" w:author="Reviewer" w:date="2026-06-02T13:22:00Z" w16du:dateUtc="2026-06-02T18:22:00Z"/>
+          <w:rPrChange w:id="475" w:author="Reviewer" w:date="2026-06-02T13:22:00Z" w16du:dateUtc="2026-06-02T18:22:00Z">
             <w:rPr>
-              <w:del w:id="472" w:author="Reviewer" w:date="2026-06-02T13:22:00Z" w16du:dateUtc="2026-06-02T18:22:00Z"/>
+              <w:del w:id="476" w:author="Reviewer" w:date="2026-06-02T13:22:00Z" w16du:dateUtc="2026-06-02T18:22:00Z"/>
               <w:rFonts w:ascii="Arial" w:hAnsi="Arial" w:cs="Arial"/>
             </w:rPr>
           </w:rPrChange>
         </w:rPr>
-        <w:pPrChange w:id="473" w:author="Reviewer" w:date="2026-06-02T13:22:00Z" w16du:dateUtc="2026-06-02T18:22:00Z">
+        <w:pPrChange w:id="477" w:author="Reviewer" w:date="2026-06-02T13:22:00Z" w16du:dateUtc="2026-06-02T18:22:00Z">
           <w:pPr>
             <w:pStyle w:val="Bibliography"/>
           </w:pPr>
@@ -36197,11 +36268,11 @@
       <w:pPr>
         <w:pStyle w:val="Bibliography"/>
         <w:rPr>
-          <w:del w:id="474" w:author="Reviewer" w:date="2026-06-02T12:46:00Z" w16du:dateUtc="2026-06-02T17:46:00Z"/>
+          <w:del w:id="478" w:author="Reviewer" w:date="2026-06-02T12:46:00Z" w16du:dateUtc="2026-06-02T17:46:00Z"/>
           <w:rFonts w:ascii="Arial" w:hAnsi="Arial" w:cs="Arial"/>
         </w:rPr>
       </w:pPr>
-      <w:del w:id="475" w:author="Reviewer" w:date="2026-06-02T12:46:00Z" w16du:dateUtc="2026-06-02T17:46:00Z">
+      <w:del w:id="479" w:author="Reviewer" w:date="2026-06-02T12:46:00Z" w16du:dateUtc="2026-06-02T17:46:00Z">
         <w:r>
           <w:rPr>
             <w:rFonts w:ascii="Arial" w:hAnsi="Arial" w:cs="Arial"/>
@@ -37200,11 +37271,11 @@
       <w:pPr>
         <w:pStyle w:val="Bibliography"/>
         <w:rPr>
-          <w:del w:id="476" w:author="Reviewer" w:date="2026-06-02T12:47:00Z" w16du:dateUtc="2026-06-02T17:47:00Z"/>
+          <w:del w:id="480" w:author="Reviewer" w:date="2026-06-02T12:47:00Z" w16du:dateUtc="2026-06-02T17:47:00Z"/>
           <w:rFonts w:ascii="Arial" w:hAnsi="Arial" w:cs="Arial"/>
         </w:rPr>
       </w:pPr>
-      <w:del w:id="477" w:author="Reviewer" w:date="2026-06-02T12:47:00Z" w16du:dateUtc="2026-06-02T17:47:00Z">
+      <w:del w:id="481" w:author="Reviewer" w:date="2026-06-02T12:47:00Z" w16du:dateUtc="2026-06-02T17:47:00Z">
         <w:r>
           <w:rPr>
             <w:rFonts w:ascii="Arial" w:hAnsi="Arial" w:cs="Arial"/>
@@ -37602,7 +37673,7 @@
       <w:pPr>
         <w:pStyle w:val="Bibliography"/>
         <w:rPr>
-          <w:ins w:id="478" w:author="Reviewer" w:date="2026-06-02T12:18:00Z" w16du:dateUtc="2026-06-02T17:18:00Z"/>
+          <w:ins w:id="482" w:author="Reviewer" w:date="2026-06-02T12:18:00Z" w16du:dateUtc="2026-06-02T17:18:00Z"/>
           <w:rFonts w:ascii="Arial" w:hAnsi="Arial" w:cs="Arial"/>
         </w:rPr>
       </w:pPr>
@@ -37673,11 +37744,11 @@
       <w:pPr>
         <w:pStyle w:val="Bibliography"/>
         <w:rPr>
-          <w:ins w:id="479" w:author="Reviewer" w:date="2026-06-02T12:18:00Z" w16du:dateUtc="2026-06-02T17:18:00Z"/>
+          <w:ins w:id="483" w:author="Reviewer" w:date="2026-06-02T12:18:00Z" w16du:dateUtc="2026-06-02T17:18:00Z"/>
           <w:rFonts w:ascii="Arial" w:hAnsi="Arial" w:cs="Arial"/>
         </w:rPr>
       </w:pPr>
-      <w:ins w:id="480" w:author="Reviewer" w:date="2026-06-02T12:18:00Z" w16du:dateUtc="2026-06-02T17:18:00Z">
+      <w:ins w:id="484" w:author="Reviewer" w:date="2026-06-02T12:18:00Z" w16du:dateUtc="2026-06-02T17:18:00Z">
         <w:r>
           <w:rPr>
             <w:rFonts w:ascii="Arial" w:hAnsi="Arial" w:cs="Arial"/>
@@ -37723,7 +37794,7 @@
           <w:t xml:space="preserve">) </w:t>
         </w:r>
       </w:ins>
-      <w:ins w:id="481" w:author="Reviewer" w:date="2026-06-02T12:22:00Z" w16du:dateUtc="2026-06-02T17:22:00Z">
+      <w:ins w:id="485" w:author="Reviewer" w:date="2026-06-02T12:22:00Z" w16du:dateUtc="2026-06-02T17:22:00Z">
         <w:r>
           <w:rPr>
             <w:rFonts w:ascii="Arial" w:hAnsi="Arial" w:cs="Arial"/>
@@ -37731,7 +37802,7 @@
           <w:t xml:space="preserve">Effects of heavy metals on fish physiology </w:t>
         </w:r>
       </w:ins>
-      <w:ins w:id="482" w:author="Reviewer" w:date="2026-06-02T12:23:00Z" w16du:dateUtc="2026-06-02T17:23:00Z">
+      <w:ins w:id="486" w:author="Reviewer" w:date="2026-06-02T12:23:00Z" w16du:dateUtc="2026-06-02T17:23:00Z">
         <w:r>
           <w:rPr>
             <w:rFonts w:ascii="Arial" w:hAnsi="Arial" w:cs="Arial"/>
@@ -37739,7 +37810,7 @@
           <w:t>– a review</w:t>
         </w:r>
       </w:ins>
-      <w:ins w:id="483" w:author="Reviewer" w:date="2026-06-02T12:18:00Z" w16du:dateUtc="2026-06-02T17:18:00Z">
+      <w:ins w:id="487" w:author="Reviewer" w:date="2026-06-02T12:18:00Z" w16du:dateUtc="2026-06-02T17:18:00Z">
         <w:r>
           <w:rPr>
             <w:rFonts w:ascii="Arial" w:hAnsi="Arial" w:cs="Arial"/>
@@ -37747,7 +37818,7 @@
           <w:t xml:space="preserve">. </w:t>
         </w:r>
       </w:ins>
-      <w:ins w:id="484" w:author="Reviewer" w:date="2026-06-02T12:23:00Z" w16du:dateUtc="2026-06-02T17:23:00Z">
+      <w:ins w:id="488" w:author="Reviewer" w:date="2026-06-02T12:23:00Z" w16du:dateUtc="2026-06-02T17:23:00Z">
         <w:r>
           <w:rPr>
             <w:rFonts w:ascii="Arial" w:hAnsi="Arial" w:cs="Arial"/>
@@ -37757,7 +37828,7 @@
           <w:t>Chemosphere</w:t>
         </w:r>
       </w:ins>
-      <w:ins w:id="485" w:author="Reviewer" w:date="2026-06-02T12:18:00Z" w16du:dateUtc="2026-06-02T17:18:00Z">
+      <w:ins w:id="489" w:author="Reviewer" w:date="2026-06-02T12:18:00Z" w16du:dateUtc="2026-06-02T17:18:00Z">
         <w:r>
           <w:rPr>
             <w:rFonts w:ascii="Arial" w:hAnsi="Arial" w:cs="Arial"/>
@@ -37765,7 +37836,7 @@
           <w:t xml:space="preserve"> </w:t>
         </w:r>
       </w:ins>
-      <w:ins w:id="486" w:author="Reviewer" w:date="2026-06-02T12:23:00Z" w16du:dateUtc="2026-06-02T17:23:00Z">
+      <w:ins w:id="490" w:author="Reviewer" w:date="2026-06-02T12:23:00Z" w16du:dateUtc="2026-06-02T17:23:00Z">
         <w:r>
           <w:rPr>
             <w:rFonts w:ascii="Arial" w:hAnsi="Arial" w:cs="Arial"/>
@@ -37773,7 +37844,7 @@
           <w:t>300: 134519</w:t>
         </w:r>
       </w:ins>
-      <w:ins w:id="487" w:author="Reviewer" w:date="2026-06-02T12:18:00Z" w16du:dateUtc="2026-06-02T17:18:00Z">
+      <w:ins w:id="491" w:author="Reviewer" w:date="2026-06-02T12:18:00Z" w16du:dateUtc="2026-06-02T17:18:00Z">
         <w:r>
           <w:rPr>
             <w:rFonts w:ascii="Arial" w:hAnsi="Arial" w:cs="Arial"/>
@@ -37785,15 +37856,15 @@
     <w:p>
       <w:pPr>
         <w:rPr>
-          <w:del w:id="488" w:author="Reviewer" w:date="2026-06-02T12:18:00Z" w16du:dateUtc="2026-06-02T17:18:00Z"/>
-          <w:rPrChange w:id="489" w:author="Reviewer" w:date="2026-06-02T12:18:00Z" w16du:dateUtc="2026-06-02T17:18:00Z">
+          <w:del w:id="492" w:author="Reviewer" w:date="2026-06-02T12:18:00Z" w16du:dateUtc="2026-06-02T17:18:00Z"/>
+          <w:rPrChange w:id="493" w:author="Reviewer" w:date="2026-06-02T12:18:00Z" w16du:dateUtc="2026-06-02T17:18:00Z">
             <w:rPr>
-              <w:del w:id="490" w:author="Reviewer" w:date="2026-06-02T12:18:00Z" w16du:dateUtc="2026-06-02T17:18:00Z"/>
+              <w:del w:id="494" w:author="Reviewer" w:date="2026-06-02T12:18:00Z" w16du:dateUtc="2026-06-02T17:18:00Z"/>
               <w:rFonts w:ascii="Arial" w:hAnsi="Arial" w:cs="Arial"/>
             </w:rPr>
           </w:rPrChange>
         </w:rPr>
-        <w:pPrChange w:id="491" w:author="Reviewer" w:date="2026-06-02T12:18:00Z" w16du:dateUtc="2026-06-02T17:18:00Z">
+        <w:pPrChange w:id="495" w:author="Reviewer" w:date="2026-06-02T12:18:00Z" w16du:dateUtc="2026-06-02T17:18:00Z">
           <w:pPr>
             <w:pStyle w:val="Bibliography"/>
           </w:pPr>
@@ -38451,7 +38522,7 @@
       <w:pPr>
         <w:pStyle w:val="Bibliography"/>
         <w:rPr>
-          <w:ins w:id="492" w:author="Reviewer" w:date="2026-06-01T17:00:00Z" w16du:dateUtc="2026-06-01T22:00:00Z"/>
+          <w:ins w:id="496" w:author="Reviewer" w:date="2026-06-01T17:00:00Z" w16du:dateUtc="2026-06-01T22:00:00Z"/>
           <w:rFonts w:ascii="Arial" w:hAnsi="Arial" w:cs="Arial"/>
         </w:rPr>
       </w:pPr>
@@ -38500,11 +38571,11 @@
       <w:pPr>
         <w:pStyle w:val="Bibliography"/>
         <w:rPr>
-          <w:ins w:id="493" w:author="Reviewer" w:date="2026-06-01T17:00:00Z" w16du:dateUtc="2026-06-01T22:00:00Z"/>
+          <w:ins w:id="497" w:author="Reviewer" w:date="2026-06-01T17:00:00Z" w16du:dateUtc="2026-06-01T22:00:00Z"/>
           <w:rFonts w:ascii="Arial" w:hAnsi="Arial" w:cs="Arial"/>
         </w:rPr>
       </w:pPr>
-      <w:ins w:id="494" w:author="Reviewer" w:date="2026-06-01T17:00:00Z" w16du:dateUtc="2026-06-01T22:00:00Z">
+      <w:ins w:id="498" w:author="Reviewer" w:date="2026-06-01T17:00:00Z" w16du:dateUtc="2026-06-01T22:00:00Z">
         <w:r>
           <w:rPr>
             <w:rFonts w:ascii="Arial" w:hAnsi="Arial" w:cs="Arial"/>
@@ -38524,7 +38595,7 @@
           <w:t>,</w:t>
         </w:r>
       </w:ins>
-      <w:ins w:id="495" w:author="Reviewer" w:date="2026-06-01T17:57:00Z" w16du:dateUtc="2026-06-01T22:57:00Z">
+      <w:ins w:id="499" w:author="Reviewer" w:date="2026-06-01T17:57:00Z" w16du:dateUtc="2026-06-01T22:57:00Z">
         <w:r>
           <w:rPr>
             <w:rFonts w:ascii="Arial" w:hAnsi="Arial" w:cs="Arial"/>
@@ -38532,7 +38603,7 @@
           <w:t xml:space="preserve"> Cao Q, Zhu W, Hu Y, Zhang X, Yin S, Wang T</w:t>
         </w:r>
       </w:ins>
-      <w:ins w:id="496" w:author="Reviewer" w:date="2026-06-01T17:01:00Z" w16du:dateUtc="2026-06-01T22:01:00Z">
+      <w:ins w:id="500" w:author="Reviewer" w:date="2026-06-01T17:01:00Z" w16du:dateUtc="2026-06-01T22:01:00Z">
         <w:r>
           <w:rPr>
             <w:rFonts w:ascii="Arial" w:hAnsi="Arial" w:cs="Arial"/>
@@ -38540,7 +38611,7 @@
           <w:t xml:space="preserve"> </w:t>
         </w:r>
       </w:ins>
-      <w:ins w:id="497" w:author="Reviewer" w:date="2026-06-01T17:00:00Z" w16du:dateUtc="2026-06-01T22:00:00Z">
+      <w:ins w:id="501" w:author="Reviewer" w:date="2026-06-01T17:00:00Z" w16du:dateUtc="2026-06-01T22:00:00Z">
         <w:r>
           <w:rPr>
             <w:rFonts w:ascii="Arial" w:hAnsi="Arial" w:cs="Arial"/>
@@ -38548,7 +38619,7 @@
           <w:t>(201</w:t>
         </w:r>
       </w:ins>
-      <w:ins w:id="498" w:author="Reviewer" w:date="2026-06-01T17:57:00Z" w16du:dateUtc="2026-06-01T22:57:00Z">
+      <w:ins w:id="502" w:author="Reviewer" w:date="2026-06-01T17:57:00Z" w16du:dateUtc="2026-06-01T22:57:00Z">
         <w:r>
           <w:rPr>
             <w:rFonts w:ascii="Arial" w:hAnsi="Arial" w:cs="Arial"/>
@@ -38556,7 +38627,7 @@
           <w:t>9</w:t>
         </w:r>
       </w:ins>
-      <w:ins w:id="499" w:author="Reviewer" w:date="2026-06-01T17:00:00Z" w16du:dateUtc="2026-06-01T22:00:00Z">
+      <w:ins w:id="503" w:author="Reviewer" w:date="2026-06-01T17:00:00Z" w16du:dateUtc="2026-06-01T22:00:00Z">
         <w:r>
           <w:rPr>
             <w:rFonts w:ascii="Arial" w:hAnsi="Arial" w:cs="Arial"/>
@@ -38564,7 +38635,7 @@
           <w:t xml:space="preserve">) </w:t>
         </w:r>
       </w:ins>
-      <w:ins w:id="500" w:author="Reviewer" w:date="2026-06-01T17:58:00Z" w16du:dateUtc="2026-06-01T22:58:00Z">
+      <w:ins w:id="504" w:author="Reviewer" w:date="2026-06-01T17:58:00Z" w16du:dateUtc="2026-06-01T22:58:00Z">
         <w:r>
           <w:rPr>
             <w:rFonts w:ascii="Arial" w:hAnsi="Arial" w:cs="Arial"/>
@@ -38577,7 +38648,7 @@
             <w:rFonts w:ascii="Arial" w:hAnsi="Arial" w:cs="Arial"/>
             <w:i/>
             <w:iCs/>
-            <w:rPrChange w:id="501" w:author="Reviewer" w:date="2026-06-01T17:58:00Z" w16du:dateUtc="2026-06-01T22:58:00Z">
+            <w:rPrChange w:id="505" w:author="Reviewer" w:date="2026-06-01T17:58:00Z" w16du:dateUtc="2026-06-01T22:58:00Z">
               <w:rPr>
                 <w:rFonts w:ascii="Arial" w:hAnsi="Arial" w:cs="Arial"/>
               </w:rPr>
@@ -38591,7 +38662,7 @@
             <w:rFonts w:ascii="Arial" w:hAnsi="Arial" w:cs="Arial"/>
             <w:i/>
             <w:iCs/>
-            <w:rPrChange w:id="502" w:author="Reviewer" w:date="2026-06-01T17:58:00Z" w16du:dateUtc="2026-06-01T22:58:00Z">
+            <w:rPrChange w:id="506" w:author="Reviewer" w:date="2026-06-01T17:58:00Z" w16du:dateUtc="2026-06-01T22:58:00Z">
               <w:rPr>
                 <w:rFonts w:ascii="Arial" w:hAnsi="Arial" w:cs="Arial"/>
               </w:rPr>
@@ -38600,7 +38671,7 @@
           <w:t xml:space="preserve"> fasciatus</w:t>
         </w:r>
       </w:ins>
-      <w:ins w:id="503" w:author="Reviewer" w:date="2026-06-01T17:00:00Z" w16du:dateUtc="2026-06-01T22:00:00Z">
+      <w:ins w:id="507" w:author="Reviewer" w:date="2026-06-01T17:00:00Z" w16du:dateUtc="2026-06-01T22:00:00Z">
         <w:r>
           <w:rPr>
             <w:rFonts w:ascii="Arial" w:hAnsi="Arial" w:cs="Arial"/>
@@ -38608,7 +38679,7 @@
           <w:t xml:space="preserve">. </w:t>
         </w:r>
       </w:ins>
-      <w:ins w:id="504" w:author="Reviewer" w:date="2026-06-01T17:58:00Z" w16du:dateUtc="2026-06-01T22:58:00Z">
+      <w:ins w:id="508" w:author="Reviewer" w:date="2026-06-01T17:58:00Z" w16du:dateUtc="2026-06-01T22:58:00Z">
         <w:r>
           <w:rPr>
             <w:rFonts w:ascii="Arial" w:hAnsi="Arial" w:cs="Arial"/>
@@ -38646,7 +38717,7 @@
         </w:r>
       </w:ins>
       <w:proofErr w:type="spellEnd"/>
-      <w:ins w:id="505" w:author="Reviewer" w:date="2026-06-01T17:00:00Z" w16du:dateUtc="2026-06-01T22:00:00Z">
+      <w:ins w:id="509" w:author="Reviewer" w:date="2026-06-01T17:00:00Z" w16du:dateUtc="2026-06-01T22:00:00Z">
         <w:r>
           <w:rPr>
             <w:rFonts w:ascii="Arial" w:hAnsi="Arial" w:cs="Arial"/>
@@ -38654,7 +38725,7 @@
           <w:t xml:space="preserve"> </w:t>
         </w:r>
       </w:ins>
-      <w:ins w:id="506" w:author="Reviewer" w:date="2026-06-01T17:58:00Z" w16du:dateUtc="2026-06-01T22:58:00Z">
+      <w:ins w:id="510" w:author="Reviewer" w:date="2026-06-01T17:58:00Z" w16du:dateUtc="2026-06-01T22:58:00Z">
         <w:r>
           <w:rPr>
             <w:rFonts w:ascii="Arial" w:hAnsi="Arial" w:cs="Arial"/>
@@ -38662,7 +38733,7 @@
           <w:t>45</w:t>
         </w:r>
       </w:ins>
-      <w:ins w:id="507" w:author="Reviewer" w:date="2026-06-01T17:59:00Z" w16du:dateUtc="2026-06-01T22:59:00Z">
+      <w:ins w:id="511" w:author="Reviewer" w:date="2026-06-01T17:59:00Z" w16du:dateUtc="2026-06-01T22:59:00Z">
         <w:r>
           <w:rPr>
             <w:rFonts w:ascii="Arial" w:hAnsi="Arial" w:cs="Arial"/>
@@ -38670,7 +38741,7 @@
           <w:t>: 965–976</w:t>
         </w:r>
       </w:ins>
-      <w:ins w:id="508" w:author="Reviewer" w:date="2026-06-01T17:00:00Z" w16du:dateUtc="2026-06-01T22:00:00Z">
+      <w:ins w:id="512" w:author="Reviewer" w:date="2026-06-01T17:00:00Z" w16du:dateUtc="2026-06-01T22:00:00Z">
         <w:r>
           <w:rPr>
             <w:rFonts w:ascii="Arial" w:hAnsi="Arial" w:cs="Arial"/>
@@ -38682,15 +38753,15 @@
     <w:p>
       <w:pPr>
         <w:rPr>
-          <w:del w:id="509" w:author="Reviewer" w:date="2026-06-01T17:00:00Z" w16du:dateUtc="2026-06-01T22:00:00Z"/>
-          <w:rPrChange w:id="510" w:author="Reviewer" w:date="2026-06-01T17:00:00Z" w16du:dateUtc="2026-06-01T22:00:00Z">
+          <w:del w:id="513" w:author="Reviewer" w:date="2026-06-01T17:00:00Z" w16du:dateUtc="2026-06-01T22:00:00Z"/>
+          <w:rPrChange w:id="514" w:author="Reviewer" w:date="2026-06-01T17:00:00Z" w16du:dateUtc="2026-06-01T22:00:00Z">
             <w:rPr>
-              <w:del w:id="511" w:author="Reviewer" w:date="2026-06-01T17:00:00Z" w16du:dateUtc="2026-06-01T22:00:00Z"/>
+              <w:del w:id="515" w:author="Reviewer" w:date="2026-06-01T17:00:00Z" w16du:dateUtc="2026-06-01T22:00:00Z"/>
               <w:rFonts w:ascii="Arial" w:hAnsi="Arial" w:cs="Arial"/>
             </w:rPr>
           </w:rPrChange>
         </w:rPr>
-        <w:pPrChange w:id="512" w:author="Reviewer" w:date="2026-06-01T17:00:00Z" w16du:dateUtc="2026-06-01T22:00:00Z">
+        <w:pPrChange w:id="516" w:author="Reviewer" w:date="2026-06-01T17:00:00Z" w16du:dateUtc="2026-06-01T22:00:00Z">
           <w:pPr>
             <w:pStyle w:val="Bibliography"/>
           </w:pPr>
@@ -39107,7 +39178,7 @@
         </w:rPr>
         <w:t>Wilson RW, Bergman HL, Wood CM (1994) Metabolic costs and physiological consequences of acclimation to aluminum in juvenile rainbow trout (</w:t>
       </w:r>
-      <w:del w:id="513" w:author="Reviewer" w:date="2026-06-02T13:29:00Z" w16du:dateUtc="2026-06-02T18:29:00Z">
+      <w:del w:id="517" w:author="Reviewer" w:date="2026-06-02T13:29:00Z" w16du:dateUtc="2026-06-02T18:29:00Z">
         <w:r>
           <w:rPr>
             <w:rFonts w:ascii="Arial" w:hAnsi="Arial" w:cs="Arial"/>
@@ -39123,7 +39194,7 @@
         </w:rPr>
         <w:t>Oncorhynchus mykiss</w:t>
       </w:r>
-      <w:del w:id="514" w:author="Reviewer" w:date="2026-06-02T13:29:00Z" w16du:dateUtc="2026-06-02T18:29:00Z">
+      <w:del w:id="518" w:author="Reviewer" w:date="2026-06-02T13:29:00Z" w16du:dateUtc="2026-06-02T18:29:00Z">
         <w:r>
           <w:rPr>
             <w:rFonts w:ascii="Arial" w:hAnsi="Arial" w:cs="Arial"/>
@@ -39137,7 +39208,7 @@
         </w:rPr>
         <w:t>)</w:t>
       </w:r>
-      <w:ins w:id="515" w:author="Reviewer" w:date="2026-06-02T13:29:00Z" w16du:dateUtc="2026-06-02T18:29:00Z">
+      <w:ins w:id="519" w:author="Reviewer" w:date="2026-06-02T13:29:00Z" w16du:dateUtc="2026-06-02T18:29:00Z">
         <w:r>
           <w:rPr>
             <w:rFonts w:ascii="Arial" w:hAnsi="Arial" w:cs="Arial"/>
@@ -39145,7 +39216,7 @@
           <w:t xml:space="preserve"> </w:t>
         </w:r>
       </w:ins>
-      <w:del w:id="516" w:author="Reviewer" w:date="2026-06-02T13:29:00Z" w16du:dateUtc="2026-06-02T18:29:00Z">
+      <w:del w:id="520" w:author="Reviewer" w:date="2026-06-02T13:29:00Z" w16du:dateUtc="2026-06-02T18:29:00Z">
         <w:r>
           <w:rPr>
             <w:rFonts w:ascii="Arial" w:hAnsi="Arial" w:cs="Arial"/>

--- a/writing/r1bass_ecotox_manuscript_track_changes.docx
+++ b/writing/r1bass_ecotox_manuscript_track_changes.docx
@@ -13877,6 +13877,7 @@
         <w:spacing w:line="480" w:lineRule="auto"/>
         <w:ind w:firstLine="720"/>
         <w:rPr>
+          <w:ins w:id="352" w:author="Reviewer" w:date="2026-06-03T08:56:00Z" w16du:dateUtc="2026-06-03T13:56:00Z"/>
           <w:rFonts w:ascii="Arial" w:eastAsia="Times New Roman" w:hAnsi="Arial" w:cs="Arial"/>
           <w:color w:val="000000"/>
           <w:kern w:val="0"/>
@@ -13890,7 +13891,38 @@
           <w:kern w:val="0"/>
           <w14:ligatures w14:val="none"/>
         </w:rPr>
-        <w:t xml:space="preserve">We assembled 15-37.9 liter (L) rectangular tanks </w:t>
+        <w:t>We assembled 15</w:t>
+      </w:r>
+      <w:ins w:id="353" w:author="Reviewer" w:date="2026-06-03T08:55:00Z" w16du:dateUtc="2026-06-03T13:55:00Z">
+        <w:r>
+          <w:rPr>
+            <w:rFonts w:ascii="Arial" w:eastAsia="Times New Roman" w:hAnsi="Arial" w:cs="Arial"/>
+            <w:color w:val="000000"/>
+            <w:kern w:val="0"/>
+            <w14:ligatures w14:val="none"/>
+          </w:rPr>
+          <w:t>–</w:t>
+        </w:r>
+      </w:ins>
+      <w:del w:id="354" w:author="Reviewer" w:date="2026-06-03T08:55:00Z" w16du:dateUtc="2026-06-03T13:55:00Z">
+        <w:r>
+          <w:rPr>
+            <w:rFonts w:ascii="Arial" w:eastAsia="Times New Roman" w:hAnsi="Arial" w:cs="Arial"/>
+            <w:color w:val="000000"/>
+            <w:kern w:val="0"/>
+            <w14:ligatures w14:val="none"/>
+          </w:rPr>
+          <w:delText>-</w:delText>
+        </w:r>
+      </w:del>
+      <w:r>
+        <w:rPr>
+          <w:rFonts w:ascii="Arial" w:eastAsia="Times New Roman" w:hAnsi="Arial" w:cs="Arial"/>
+          <w:color w:val="000000"/>
+          <w:kern w:val="0"/>
+          <w14:ligatures w14:val="none"/>
+        </w:rPr>
+        <w:t xml:space="preserve">37.9 liter (L) rectangular tanks </w:t>
       </w:r>
       <w:r>
         <w:rPr>
@@ -13980,7 +14012,69 @@
           <w:kern w:val="0"/>
           <w14:ligatures w14:val="none"/>
         </w:rPr>
-        <w:t xml:space="preserve">mesh cover on top. We filled each tank with 34.6 L of tap water treated with </w:t>
+        <w:t xml:space="preserve">mesh cover on top. </w:t>
+      </w:r>
+      <w:del w:id="355" w:author="Reviewer" w:date="2026-06-03T08:53:00Z" w16du:dateUtc="2026-06-03T13:53:00Z">
+        <w:r>
+          <w:rPr>
+            <w:rFonts w:ascii="Arial" w:eastAsia="Times New Roman" w:hAnsi="Arial" w:cs="Arial"/>
+            <w:color w:val="000000"/>
+            <w:kern w:val="0"/>
+            <w14:ligatures w14:val="none"/>
+          </w:rPr>
+          <w:delText>We filled e</w:delText>
+        </w:r>
+      </w:del>
+      <w:ins w:id="356" w:author="Reviewer" w:date="2026-06-03T08:53:00Z" w16du:dateUtc="2026-06-03T13:53:00Z">
+        <w:r>
+          <w:rPr>
+            <w:rFonts w:ascii="Arial" w:eastAsia="Times New Roman" w:hAnsi="Arial" w:cs="Arial"/>
+            <w:color w:val="000000"/>
+            <w:kern w:val="0"/>
+            <w14:ligatures w14:val="none"/>
+          </w:rPr>
+          <w:t>E</w:t>
+        </w:r>
+      </w:ins>
+      <w:r>
+        <w:rPr>
+          <w:rFonts w:ascii="Arial" w:eastAsia="Times New Roman" w:hAnsi="Arial" w:cs="Arial"/>
+          <w:color w:val="000000"/>
+          <w:kern w:val="0"/>
+          <w14:ligatures w14:val="none"/>
+        </w:rPr>
+        <w:t>ach tank</w:t>
+      </w:r>
+      <w:ins w:id="357" w:author="Reviewer" w:date="2026-06-03T08:53:00Z" w16du:dateUtc="2026-06-03T13:53:00Z">
+        <w:r>
+          <w:rPr>
+            <w:rFonts w:ascii="Arial" w:eastAsia="Times New Roman" w:hAnsi="Arial" w:cs="Arial"/>
+            <w:color w:val="000000"/>
+            <w:kern w:val="0"/>
+            <w14:ligatures w14:val="none"/>
+          </w:rPr>
+          <w:t xml:space="preserve"> contained</w:t>
+        </w:r>
+      </w:ins>
+      <w:del w:id="358" w:author="Reviewer" w:date="2026-06-03T08:54:00Z" w16du:dateUtc="2026-06-03T13:54:00Z">
+        <w:r>
+          <w:rPr>
+            <w:rFonts w:ascii="Arial" w:eastAsia="Times New Roman" w:hAnsi="Arial" w:cs="Arial"/>
+            <w:color w:val="000000"/>
+            <w:kern w:val="0"/>
+            <w14:ligatures w14:val="none"/>
+          </w:rPr>
+          <w:delText xml:space="preserve"> with</w:delText>
+        </w:r>
+      </w:del>
+      <w:r>
+        <w:rPr>
+          <w:rFonts w:ascii="Arial" w:eastAsia="Times New Roman" w:hAnsi="Arial" w:cs="Arial"/>
+          <w:color w:val="000000"/>
+          <w:kern w:val="0"/>
+          <w14:ligatures w14:val="none"/>
+        </w:rPr>
+        <w:t xml:space="preserve"> 34.6 L of tap water treated with </w:t>
       </w:r>
       <w:proofErr w:type="spellStart"/>
       <w:r>
@@ -14031,23 +14125,56 @@
         </w:rPr>
         <w:t xml:space="preserve"> Laboratories, Madison, GA, USA)</w:t>
       </w:r>
-      <w:r>
-        <w:rPr>
-          <w:rFonts w:ascii="Arial" w:eastAsia="Times New Roman" w:hAnsi="Arial" w:cs="Arial"/>
-          <w:color w:val="000000"/>
-          <w:kern w:val="0"/>
-          <w14:ligatures w14:val="none"/>
-        </w:rPr>
-        <w:t>,</w:t>
-      </w:r>
-      <w:r>
-        <w:rPr>
-          <w:rFonts w:ascii="Arial" w:eastAsia="Times New Roman" w:hAnsi="Arial" w:cs="Arial"/>
-          <w:color w:val="000000"/>
-          <w:kern w:val="0"/>
-          <w14:ligatures w14:val="none"/>
-        </w:rPr>
-        <w:t xml:space="preserve"> and placed 25</w:t>
+      <w:del w:id="359" w:author="Reviewer" w:date="2026-06-03T08:54:00Z" w16du:dateUtc="2026-06-03T13:54:00Z">
+        <w:r>
+          <w:rPr>
+            <w:rFonts w:ascii="Arial" w:eastAsia="Times New Roman" w:hAnsi="Arial" w:cs="Arial"/>
+            <w:color w:val="000000"/>
+            <w:kern w:val="0"/>
+            <w14:ligatures w14:val="none"/>
+          </w:rPr>
+          <w:delText>,</w:delText>
+        </w:r>
+      </w:del>
+      <w:r>
+        <w:rPr>
+          <w:rFonts w:ascii="Arial" w:eastAsia="Times New Roman" w:hAnsi="Arial" w:cs="Arial"/>
+          <w:color w:val="000000"/>
+          <w:kern w:val="0"/>
+          <w14:ligatures w14:val="none"/>
+        </w:rPr>
+        <w:t xml:space="preserve"> and</w:t>
+      </w:r>
+      <w:ins w:id="360" w:author="Reviewer" w:date="2026-06-03T08:54:00Z" w16du:dateUtc="2026-06-03T13:54:00Z">
+        <w:r>
+          <w:rPr>
+            <w:rFonts w:ascii="Arial" w:eastAsia="Times New Roman" w:hAnsi="Arial" w:cs="Arial"/>
+            <w:color w:val="000000"/>
+            <w:kern w:val="0"/>
+            <w14:ligatures w14:val="none"/>
+          </w:rPr>
+          <w:t xml:space="preserve"> a</w:t>
+        </w:r>
+      </w:ins>
+      <w:del w:id="361" w:author="Reviewer" w:date="2026-06-03T08:54:00Z" w16du:dateUtc="2026-06-03T13:54:00Z">
+        <w:r>
+          <w:rPr>
+            <w:rFonts w:ascii="Arial" w:eastAsia="Times New Roman" w:hAnsi="Arial" w:cs="Arial"/>
+            <w:color w:val="000000"/>
+            <w:kern w:val="0"/>
+            <w14:ligatures w14:val="none"/>
+          </w:rPr>
+          <w:delText xml:space="preserve"> placed</w:delText>
+        </w:r>
+      </w:del>
+      <w:r>
+        <w:rPr>
+          <w:rFonts w:ascii="Arial" w:eastAsia="Times New Roman" w:hAnsi="Arial" w:cs="Arial"/>
+          <w:color w:val="000000"/>
+          <w:kern w:val="0"/>
+          <w14:ligatures w14:val="none"/>
+        </w:rPr>
+        <w:t xml:space="preserve"> 25</w:t>
       </w:r>
       <w:r>
         <w:rPr>
@@ -14065,83 +14192,133 @@
           <w:kern w:val="0"/>
           <w14:ligatures w14:val="none"/>
         </w:rPr>
-        <w:t xml:space="preserve">millimeter (mm) bubblers in each (multiport air pump; Aquatic Ecosystems Inc., Apopka, FL, USA). We kept the room at a constant low-indirect-light condition throughout the study. Lastly, we assigned each tank to one of five groups—control, Cd low </w:t>
-      </w:r>
-      <w:r>
-        <w:rPr>
-          <w:rFonts w:ascii="Arial" w:eastAsia="Times New Roman" w:hAnsi="Arial" w:cs="Arial"/>
-          <w:color w:val="000000"/>
-          <w:kern w:val="0"/>
-          <w14:ligatures w14:val="none"/>
-        </w:rPr>
-        <w:t xml:space="preserve">(0.034 ppm), Cd high (0.34 ppm), </w:t>
-      </w:r>
-      <w:proofErr w:type="spellStart"/>
-      <w:r>
-        <w:rPr>
-          <w:rFonts w:ascii="Arial" w:eastAsia="Times New Roman" w:hAnsi="Arial" w:cs="Arial"/>
-          <w:color w:val="000000"/>
-          <w:kern w:val="0"/>
-          <w14:ligatures w14:val="none"/>
-        </w:rPr>
-        <w:t>PFPeA</w:t>
-      </w:r>
-      <w:proofErr w:type="spellEnd"/>
-      <w:r>
-        <w:rPr>
-          <w:rFonts w:ascii="Arial" w:eastAsia="Times New Roman" w:hAnsi="Arial" w:cs="Arial"/>
-          <w:color w:val="000000"/>
-          <w:kern w:val="0"/>
-          <w14:ligatures w14:val="none"/>
-        </w:rPr>
-        <w:t xml:space="preserve"> low (3.4 mg/L), </w:t>
-      </w:r>
-      <w:proofErr w:type="spellStart"/>
-      <w:r>
-        <w:rPr>
-          <w:rFonts w:ascii="Arial" w:eastAsia="Times New Roman" w:hAnsi="Arial" w:cs="Arial"/>
-          <w:color w:val="000000"/>
-          <w:kern w:val="0"/>
-          <w14:ligatures w14:val="none"/>
-        </w:rPr>
-        <w:t>PFPeA</w:t>
-      </w:r>
-      <w:proofErr w:type="spellEnd"/>
-      <w:r>
-        <w:rPr>
-          <w:rFonts w:ascii="Arial" w:eastAsia="Times New Roman" w:hAnsi="Arial" w:cs="Arial"/>
-          <w:color w:val="000000"/>
-          <w:kern w:val="0"/>
-          <w14:ligatures w14:val="none"/>
-        </w:rPr>
-        <w:t xml:space="preserve"> high (34 mg/L)—with</w:t>
-      </w:r>
-      <w:r>
-        <w:rPr>
-          <w:rFonts w:ascii="Arial" w:eastAsia="Times New Roman" w:hAnsi="Arial" w:cs="Arial"/>
-          <w:color w:val="000000"/>
-          <w:kern w:val="0"/>
-          <w14:ligatures w14:val="none"/>
-        </w:rPr>
-        <w:t xml:space="preserve"> three replicates per group</w:t>
-      </w:r>
-      <w:r>
-        <w:rPr>
-          <w:rFonts w:ascii="Arial" w:eastAsia="Times New Roman" w:hAnsi="Arial" w:cs="Arial"/>
-          <w:color w:val="000000"/>
-          <w:kern w:val="0"/>
-          <w14:ligatures w14:val="none"/>
-        </w:rPr>
-        <w:t>,</w:t>
-      </w:r>
-      <w:r>
-        <w:rPr>
-          <w:rFonts w:ascii="Arial" w:eastAsia="Times New Roman" w:hAnsi="Arial" w:cs="Arial"/>
-          <w:color w:val="000000"/>
-          <w:kern w:val="0"/>
-          <w14:ligatures w14:val="none"/>
-        </w:rPr>
-        <w:t xml:space="preserve"> using a random number generator (Figure 2).</w:t>
+        <w:t xml:space="preserve">millimeter (mm) </w:t>
+      </w:r>
+      <w:del w:id="362" w:author="Reviewer" w:date="2026-06-03T08:54:00Z" w16du:dateUtc="2026-06-03T13:54:00Z">
+        <w:r>
+          <w:rPr>
+            <w:rFonts w:ascii="Arial" w:eastAsia="Times New Roman" w:hAnsi="Arial" w:cs="Arial"/>
+            <w:color w:val="000000"/>
+            <w:kern w:val="0"/>
+            <w14:ligatures w14:val="none"/>
+          </w:rPr>
+          <w:delText xml:space="preserve">bubblers </w:delText>
+        </w:r>
+      </w:del>
+      <w:ins w:id="363" w:author="Reviewer" w:date="2026-06-03T08:54:00Z" w16du:dateUtc="2026-06-03T13:54:00Z">
+        <w:r>
+          <w:rPr>
+            <w:rFonts w:ascii="Arial" w:eastAsia="Times New Roman" w:hAnsi="Arial" w:cs="Arial"/>
+            <w:color w:val="000000"/>
+            <w:kern w:val="0"/>
+            <w14:ligatures w14:val="none"/>
+          </w:rPr>
+          <w:t>aerator</w:t>
+        </w:r>
+      </w:ins>
+      <w:del w:id="364" w:author="Reviewer" w:date="2026-06-03T08:54:00Z" w16du:dateUtc="2026-06-03T13:54:00Z">
+        <w:r>
+          <w:rPr>
+            <w:rFonts w:ascii="Arial" w:eastAsia="Times New Roman" w:hAnsi="Arial" w:cs="Arial"/>
+            <w:color w:val="000000"/>
+            <w:kern w:val="0"/>
+            <w14:ligatures w14:val="none"/>
+          </w:rPr>
+          <w:delText>in each</w:delText>
+        </w:r>
+      </w:del>
+      <w:r>
+        <w:rPr>
+          <w:rFonts w:ascii="Arial" w:eastAsia="Times New Roman" w:hAnsi="Arial" w:cs="Arial"/>
+          <w:color w:val="000000"/>
+          <w:kern w:val="0"/>
+          <w14:ligatures w14:val="none"/>
+        </w:rPr>
+        <w:t xml:space="preserve"> (multiport air pump; Aquatic Ecosystems Inc., Apopka, FL, USA). We kept the room </w:t>
+      </w:r>
+      <w:del w:id="365" w:author="Reviewer" w:date="2026-06-03T08:55:00Z" w16du:dateUtc="2026-06-03T13:55:00Z">
+        <w:r>
+          <w:rPr>
+            <w:rFonts w:ascii="Arial" w:eastAsia="Times New Roman" w:hAnsi="Arial" w:cs="Arial"/>
+            <w:color w:val="000000"/>
+            <w:kern w:val="0"/>
+            <w14:ligatures w14:val="none"/>
+          </w:rPr>
+          <w:delText>at a</w:delText>
+        </w:r>
+      </w:del>
+      <w:ins w:id="366" w:author="Reviewer" w:date="2026-06-03T08:55:00Z" w16du:dateUtc="2026-06-03T13:55:00Z">
+        <w:r>
+          <w:rPr>
+            <w:rFonts w:ascii="Arial" w:eastAsia="Times New Roman" w:hAnsi="Arial" w:cs="Arial"/>
+            <w:color w:val="000000"/>
+            <w:kern w:val="0"/>
+            <w14:ligatures w14:val="none"/>
+          </w:rPr>
+          <w:t>under</w:t>
+        </w:r>
+      </w:ins>
+      <w:r>
+        <w:rPr>
+          <w:rFonts w:ascii="Arial" w:eastAsia="Times New Roman" w:hAnsi="Arial" w:cs="Arial"/>
+          <w:color w:val="000000"/>
+          <w:kern w:val="0"/>
+          <w14:ligatures w14:val="none"/>
+        </w:rPr>
+        <w:t xml:space="preserve"> constant low</w:t>
+      </w:r>
+      <w:del w:id="367" w:author="Reviewer" w:date="2026-06-03T08:55:00Z" w16du:dateUtc="2026-06-03T13:55:00Z">
+        <w:r>
+          <w:rPr>
+            <w:rFonts w:ascii="Arial" w:eastAsia="Times New Roman" w:hAnsi="Arial" w:cs="Arial"/>
+            <w:color w:val="000000"/>
+            <w:kern w:val="0"/>
+            <w14:ligatures w14:val="none"/>
+          </w:rPr>
+          <w:delText>-indirect-light</w:delText>
+        </w:r>
+      </w:del>
+      <w:ins w:id="368" w:author="Reviewer" w:date="2026-06-03T08:55:00Z" w16du:dateUtc="2026-06-03T13:55:00Z">
+        <w:r>
+          <w:rPr>
+            <w:rFonts w:ascii="Arial" w:eastAsia="Times New Roman" w:hAnsi="Arial" w:cs="Arial"/>
+            <w:color w:val="000000"/>
+            <w:kern w:val="0"/>
+            <w14:ligatures w14:val="none"/>
+          </w:rPr>
+          <w:t>-</w:t>
+        </w:r>
+      </w:ins>
+      <w:del w:id="369" w:author="Reviewer" w:date="2026-06-03T08:55:00Z" w16du:dateUtc="2026-06-03T13:55:00Z">
+        <w:r>
+          <w:rPr>
+            <w:rFonts w:ascii="Arial" w:eastAsia="Times New Roman" w:hAnsi="Arial" w:cs="Arial"/>
+            <w:color w:val="000000"/>
+            <w:kern w:val="0"/>
+            <w14:ligatures w14:val="none"/>
+          </w:rPr>
+          <w:delText xml:space="preserve"> condition</w:delText>
+        </w:r>
+      </w:del>
+      <w:ins w:id="370" w:author="Reviewer" w:date="2026-06-03T08:55:00Z" w16du:dateUtc="2026-06-03T13:55:00Z">
+        <w:r>
+          <w:rPr>
+            <w:rFonts w:ascii="Arial" w:eastAsia="Times New Roman" w:hAnsi="Arial" w:cs="Arial"/>
+            <w:color w:val="000000"/>
+            <w:kern w:val="0"/>
+            <w14:ligatures w14:val="none"/>
+          </w:rPr>
+          <w:t>indirect light</w:t>
+        </w:r>
+      </w:ins>
+      <w:r>
+        <w:rPr>
+          <w:rFonts w:ascii="Arial" w:eastAsia="Times New Roman" w:hAnsi="Arial" w:cs="Arial"/>
+          <w:color w:val="000000"/>
+          <w:kern w:val="0"/>
+          <w14:ligatures w14:val="none"/>
+        </w:rPr>
+        <w:t xml:space="preserve"> throughout the study. </w:t>
       </w:r>
     </w:p>
     <w:p>
@@ -14155,6 +14332,239 @@
           <w14:ligatures w14:val="none"/>
         </w:rPr>
       </w:pPr>
+      <w:ins w:id="371" w:author="Reviewer" w:date="2026-06-03T08:56:00Z" w16du:dateUtc="2026-06-03T13:56:00Z">
+        <w:r>
+          <w:rPr>
+            <w:rFonts w:ascii="Arial" w:eastAsia="Times New Roman" w:hAnsi="Arial" w:cs="Arial"/>
+            <w:color w:val="000000"/>
+            <w:kern w:val="0"/>
+            <w14:ligatures w14:val="none"/>
+          </w:rPr>
+          <w:t>Each tank housed a single largemouth bass. Therefore, the individual fish and tank were synonymous experimental u</w:t>
+        </w:r>
+      </w:ins>
+      <w:ins w:id="372" w:author="Reviewer" w:date="2026-06-03T08:57:00Z" w16du:dateUtc="2026-06-03T13:57:00Z">
+        <w:r>
+          <w:rPr>
+            <w:rFonts w:ascii="Arial" w:eastAsia="Times New Roman" w:hAnsi="Arial" w:cs="Arial"/>
+            <w:color w:val="000000"/>
+            <w:kern w:val="0"/>
+            <w14:ligatures w14:val="none"/>
+          </w:rPr>
+          <w:t xml:space="preserve">nits throughout the study. </w:t>
+        </w:r>
+      </w:ins>
+      <w:del w:id="373" w:author="Reviewer" w:date="2026-06-03T08:57:00Z" w16du:dateUtc="2026-06-03T13:57:00Z">
+        <w:r>
+          <w:rPr>
+            <w:rFonts w:ascii="Arial" w:eastAsia="Times New Roman" w:hAnsi="Arial" w:cs="Arial"/>
+            <w:color w:val="000000"/>
+            <w:kern w:val="0"/>
+            <w14:ligatures w14:val="none"/>
+          </w:rPr>
+          <w:delText>Lastly, w</w:delText>
+        </w:r>
+      </w:del>
+      <w:ins w:id="374" w:author="Reviewer" w:date="2026-06-03T08:57:00Z" w16du:dateUtc="2026-06-03T13:57:00Z">
+        <w:r>
+          <w:rPr>
+            <w:rFonts w:ascii="Arial" w:eastAsia="Times New Roman" w:hAnsi="Arial" w:cs="Arial"/>
+            <w:color w:val="000000"/>
+            <w:kern w:val="0"/>
+            <w14:ligatures w14:val="none"/>
+          </w:rPr>
+          <w:t>W</w:t>
+        </w:r>
+      </w:ins>
+      <w:r>
+        <w:rPr>
+          <w:rFonts w:ascii="Arial" w:eastAsia="Times New Roman" w:hAnsi="Arial" w:cs="Arial"/>
+          <w:color w:val="000000"/>
+          <w:kern w:val="0"/>
+          <w14:ligatures w14:val="none"/>
+        </w:rPr>
+        <w:t>e</w:t>
+      </w:r>
+      <w:ins w:id="375" w:author="Reviewer" w:date="2026-06-03T08:57:00Z" w16du:dateUtc="2026-06-03T13:57:00Z">
+        <w:r>
+          <w:rPr>
+            <w:rFonts w:ascii="Arial" w:eastAsia="Times New Roman" w:hAnsi="Arial" w:cs="Arial"/>
+            <w:color w:val="000000"/>
+            <w:kern w:val="0"/>
+            <w14:ligatures w14:val="none"/>
+          </w:rPr>
+          <w:t xml:space="preserve"> randomly</w:t>
+        </w:r>
+      </w:ins>
+      <w:r>
+        <w:rPr>
+          <w:rFonts w:ascii="Arial" w:eastAsia="Times New Roman" w:hAnsi="Arial" w:cs="Arial"/>
+          <w:color w:val="000000"/>
+          <w:kern w:val="0"/>
+          <w14:ligatures w14:val="none"/>
+        </w:rPr>
+        <w:t xml:space="preserve"> assigned each tank to one of five groups</w:t>
+      </w:r>
+      <w:ins w:id="376" w:author="Reviewer" w:date="2026-06-03T08:57:00Z" w16du:dateUtc="2026-06-03T13:57:00Z">
+        <w:r>
+          <w:rPr>
+            <w:rFonts w:ascii="Arial" w:eastAsia="Times New Roman" w:hAnsi="Arial" w:cs="Arial"/>
+            <w:color w:val="000000"/>
+            <w:kern w:val="0"/>
+            <w14:ligatures w14:val="none"/>
+          </w:rPr>
+          <w:t xml:space="preserve"> using a random number generator</w:t>
+        </w:r>
+      </w:ins>
+      <w:r>
+        <w:rPr>
+          <w:rFonts w:ascii="Arial" w:eastAsia="Times New Roman" w:hAnsi="Arial" w:cs="Arial"/>
+          <w:color w:val="000000"/>
+          <w:kern w:val="0"/>
+          <w14:ligatures w14:val="none"/>
+        </w:rPr>
+        <w:t xml:space="preserve">—control, Cd low </w:t>
+      </w:r>
+      <w:r>
+        <w:rPr>
+          <w:rFonts w:ascii="Arial" w:eastAsia="Times New Roman" w:hAnsi="Arial" w:cs="Arial"/>
+          <w:color w:val="000000"/>
+          <w:kern w:val="0"/>
+          <w14:ligatures w14:val="none"/>
+        </w:rPr>
+        <w:t xml:space="preserve">(0.034 ppm), Cd high (0.34 ppm), </w:t>
+      </w:r>
+      <w:proofErr w:type="spellStart"/>
+      <w:r>
+        <w:rPr>
+          <w:rFonts w:ascii="Arial" w:eastAsia="Times New Roman" w:hAnsi="Arial" w:cs="Arial"/>
+          <w:color w:val="000000"/>
+          <w:kern w:val="0"/>
+          <w14:ligatures w14:val="none"/>
+        </w:rPr>
+        <w:t>PFPeA</w:t>
+      </w:r>
+      <w:proofErr w:type="spellEnd"/>
+      <w:r>
+        <w:rPr>
+          <w:rFonts w:ascii="Arial" w:eastAsia="Times New Roman" w:hAnsi="Arial" w:cs="Arial"/>
+          <w:color w:val="000000"/>
+          <w:kern w:val="0"/>
+          <w14:ligatures w14:val="none"/>
+        </w:rPr>
+        <w:t xml:space="preserve"> low (3.4 mg/L), </w:t>
+      </w:r>
+      <w:proofErr w:type="spellStart"/>
+      <w:r>
+        <w:rPr>
+          <w:rFonts w:ascii="Arial" w:eastAsia="Times New Roman" w:hAnsi="Arial" w:cs="Arial"/>
+          <w:color w:val="000000"/>
+          <w:kern w:val="0"/>
+          <w14:ligatures w14:val="none"/>
+        </w:rPr>
+        <w:t>PFPeA</w:t>
+      </w:r>
+      <w:proofErr w:type="spellEnd"/>
+      <w:r>
+        <w:rPr>
+          <w:rFonts w:ascii="Arial" w:eastAsia="Times New Roman" w:hAnsi="Arial" w:cs="Arial"/>
+          <w:color w:val="000000"/>
+          <w:kern w:val="0"/>
+          <w14:ligatures w14:val="none"/>
+        </w:rPr>
+        <w:t xml:space="preserve"> high (34 mg/L)—with</w:t>
+      </w:r>
+      <w:r>
+        <w:rPr>
+          <w:rFonts w:ascii="Arial" w:eastAsia="Times New Roman" w:hAnsi="Arial" w:cs="Arial"/>
+          <w:color w:val="000000"/>
+          <w:kern w:val="0"/>
+          <w14:ligatures w14:val="none"/>
+        </w:rPr>
+        <w:t xml:space="preserve"> three </w:t>
+      </w:r>
+      <w:del w:id="377" w:author="Reviewer" w:date="2026-06-03T09:16:00Z" w16du:dateUtc="2026-06-03T14:16:00Z">
+        <w:r>
+          <w:rPr>
+            <w:rFonts w:ascii="Arial" w:eastAsia="Times New Roman" w:hAnsi="Arial" w:cs="Arial"/>
+            <w:color w:val="000000"/>
+            <w:kern w:val="0"/>
+            <w14:ligatures w14:val="none"/>
+          </w:rPr>
+          <w:delText xml:space="preserve">replicates </w:delText>
+        </w:r>
+      </w:del>
+      <w:ins w:id="378" w:author="Reviewer" w:date="2026-06-03T09:16:00Z" w16du:dateUtc="2026-06-03T14:16:00Z">
+        <w:r>
+          <w:rPr>
+            <w:rFonts w:ascii="Arial" w:eastAsia="Times New Roman" w:hAnsi="Arial" w:cs="Arial"/>
+            <w:color w:val="000000"/>
+            <w:kern w:val="0"/>
+            <w14:ligatures w14:val="none"/>
+          </w:rPr>
+          <w:t>fish</w:t>
+        </w:r>
+        <w:r>
+          <w:rPr>
+            <w:rFonts w:ascii="Arial" w:eastAsia="Times New Roman" w:hAnsi="Arial" w:cs="Arial"/>
+            <w:color w:val="000000"/>
+            <w:kern w:val="0"/>
+            <w14:ligatures w14:val="none"/>
+          </w:rPr>
+          <w:t xml:space="preserve"> </w:t>
+        </w:r>
+      </w:ins>
+      <w:r>
+        <w:rPr>
+          <w:rFonts w:ascii="Arial" w:eastAsia="Times New Roman" w:hAnsi="Arial" w:cs="Arial"/>
+          <w:color w:val="000000"/>
+          <w:kern w:val="0"/>
+          <w14:ligatures w14:val="none"/>
+        </w:rPr>
+        <w:t>per group</w:t>
+      </w:r>
+      <w:del w:id="379" w:author="Reviewer" w:date="2026-06-03T08:57:00Z" w16du:dateUtc="2026-06-03T13:57:00Z">
+        <w:r>
+          <w:rPr>
+            <w:rFonts w:ascii="Arial" w:eastAsia="Times New Roman" w:hAnsi="Arial" w:cs="Arial"/>
+            <w:color w:val="000000"/>
+            <w:kern w:val="0"/>
+            <w14:ligatures w14:val="none"/>
+          </w:rPr>
+          <w:delText>,</w:delText>
+        </w:r>
+        <w:r>
+          <w:rPr>
+            <w:rFonts w:ascii="Arial" w:eastAsia="Times New Roman" w:hAnsi="Arial" w:cs="Arial"/>
+            <w:color w:val="000000"/>
+            <w:kern w:val="0"/>
+            <w14:ligatures w14:val="none"/>
+          </w:rPr>
+          <w:delText xml:space="preserve"> using a random number generator</w:delText>
+        </w:r>
+      </w:del>
+      <w:r>
+        <w:rPr>
+          <w:rFonts w:ascii="Arial" w:eastAsia="Times New Roman" w:hAnsi="Arial" w:cs="Arial"/>
+          <w:color w:val="000000"/>
+          <w:kern w:val="0"/>
+          <w14:ligatures w14:val="none"/>
+        </w:rPr>
+        <w:t xml:space="preserve"> (Figure 2).</w:t>
+      </w:r>
+    </w:p>
+    <w:p>
+      <w:pPr>
+        <w:spacing w:line="480" w:lineRule="auto"/>
+        <w:ind w:firstLine="720"/>
+        <w:rPr>
+          <w:ins w:id="380" w:author="Reviewer" w:date="2026-06-03T09:08:00Z" w16du:dateUtc="2026-06-03T14:08:00Z"/>
+          <w:rFonts w:ascii="Arial" w:eastAsia="Times New Roman" w:hAnsi="Arial" w:cs="Arial"/>
+          <w:color w:val="000000"/>
+          <w:kern w:val="0"/>
+          <w14:ligatures w14:val="none"/>
+        </w:rPr>
+      </w:pPr>
       <w:r>
         <w:rPr>
           <w:rFonts w:ascii="Arial" w:eastAsia="Times New Roman" w:hAnsi="Arial" w:cs="Arial"/>
@@ -14191,44 +14601,208 @@
           <w:kern w:val="0"/>
           <w14:ligatures w14:val="none"/>
         </w:rPr>
-        <w:t xml:space="preserve"> high group of 34 mg/L </w:t>
-      </w:r>
-      <w:r>
-        <w:rPr>
-          <w:rFonts w:ascii="Arial" w:eastAsia="Times New Roman" w:hAnsi="Arial" w:cs="Arial"/>
-          <w:color w:val="000000"/>
-          <w:kern w:val="0"/>
-          <w14:ligatures w14:val="none"/>
-        </w:rPr>
-        <w:t>exceeds concentrations</w:t>
-      </w:r>
-      <w:r>
-        <w:rPr>
-          <w:rFonts w:ascii="Arial" w:eastAsia="Times New Roman" w:hAnsi="Arial" w:cs="Arial"/>
-          <w:color w:val="000000"/>
-          <w:kern w:val="0"/>
-          <w14:ligatures w14:val="none"/>
-        </w:rPr>
-        <w:t xml:space="preserve"> of PFASs</w:t>
-      </w:r>
-      <w:r>
-        <w:rPr>
-          <w:rFonts w:ascii="Arial" w:eastAsia="Times New Roman" w:hAnsi="Arial" w:cs="Arial"/>
-          <w:color w:val="000000"/>
-          <w:kern w:val="0"/>
-          <w14:ligatures w14:val="none"/>
-        </w:rPr>
-        <w:t xml:space="preserve"> observed</w:t>
-      </w:r>
-      <w:r>
-        <w:rPr>
-          <w:rFonts w:ascii="Arial" w:eastAsia="Times New Roman" w:hAnsi="Arial" w:cs="Arial"/>
-          <w:color w:val="000000"/>
-          <w:kern w:val="0"/>
-          <w14:ligatures w14:val="none"/>
-        </w:rPr>
-        <w:t xml:space="preserve"> in nature</w:t>
-      </w:r>
+        <w:t xml:space="preserve"> high</w:t>
+      </w:r>
+      <w:ins w:id="381" w:author="Reviewer" w:date="2026-06-03T08:58:00Z" w16du:dateUtc="2026-06-03T13:58:00Z">
+        <w:r>
+          <w:rPr>
+            <w:rFonts w:ascii="Arial" w:eastAsia="Times New Roman" w:hAnsi="Arial" w:cs="Arial"/>
+            <w:color w:val="000000"/>
+            <w:kern w:val="0"/>
+            <w14:ligatures w14:val="none"/>
+          </w:rPr>
+          <w:t xml:space="preserve"> concentration</w:t>
+        </w:r>
+      </w:ins>
+      <w:r>
+        <w:rPr>
+          <w:rFonts w:ascii="Arial" w:eastAsia="Times New Roman" w:hAnsi="Arial" w:cs="Arial"/>
+          <w:color w:val="000000"/>
+          <w:kern w:val="0"/>
+          <w14:ligatures w14:val="none"/>
+        </w:rPr>
+        <w:t xml:space="preserve"> </w:t>
+      </w:r>
+      <w:ins w:id="382" w:author="Reviewer" w:date="2026-06-03T08:58:00Z" w16du:dateUtc="2026-06-03T13:58:00Z">
+        <w:r>
+          <w:rPr>
+            <w:rFonts w:ascii="Arial" w:eastAsia="Times New Roman" w:hAnsi="Arial" w:cs="Arial"/>
+            <w:color w:val="000000"/>
+            <w:kern w:val="0"/>
+            <w14:ligatures w14:val="none"/>
+          </w:rPr>
+          <w:t>(</w:t>
+        </w:r>
+      </w:ins>
+      <w:del w:id="383" w:author="Reviewer" w:date="2026-06-03T08:58:00Z" w16du:dateUtc="2026-06-03T13:58:00Z">
+        <w:r>
+          <w:rPr>
+            <w:rFonts w:ascii="Arial" w:eastAsia="Times New Roman" w:hAnsi="Arial" w:cs="Arial"/>
+            <w:color w:val="000000"/>
+            <w:kern w:val="0"/>
+            <w14:ligatures w14:val="none"/>
+          </w:rPr>
+          <w:delText xml:space="preserve">group of </w:delText>
+        </w:r>
+      </w:del>
+      <w:r>
+        <w:rPr>
+          <w:rFonts w:ascii="Arial" w:eastAsia="Times New Roman" w:hAnsi="Arial" w:cs="Arial"/>
+          <w:color w:val="000000"/>
+          <w:kern w:val="0"/>
+          <w14:ligatures w14:val="none"/>
+        </w:rPr>
+        <w:t>34 mg/L</w:t>
+      </w:r>
+      <w:ins w:id="384" w:author="Reviewer" w:date="2026-06-03T08:58:00Z" w16du:dateUtc="2026-06-03T13:58:00Z">
+        <w:r>
+          <w:rPr>
+            <w:rFonts w:ascii="Arial" w:eastAsia="Times New Roman" w:hAnsi="Arial" w:cs="Arial"/>
+            <w:color w:val="000000"/>
+            <w:kern w:val="0"/>
+            <w14:ligatures w14:val="none"/>
+          </w:rPr>
+          <w:t>)</w:t>
+        </w:r>
+      </w:ins>
+      <w:r>
+        <w:rPr>
+          <w:rFonts w:ascii="Arial" w:eastAsia="Times New Roman" w:hAnsi="Arial" w:cs="Arial"/>
+          <w:color w:val="000000"/>
+          <w:kern w:val="0"/>
+          <w14:ligatures w14:val="none"/>
+        </w:rPr>
+        <w:t xml:space="preserve"> </w:t>
+      </w:r>
+      <w:r>
+        <w:rPr>
+          <w:rFonts w:ascii="Arial" w:eastAsia="Times New Roman" w:hAnsi="Arial" w:cs="Arial"/>
+          <w:color w:val="000000"/>
+          <w:kern w:val="0"/>
+          <w14:ligatures w14:val="none"/>
+        </w:rPr>
+        <w:t>exceed</w:t>
+      </w:r>
+      <w:ins w:id="385" w:author="Reviewer" w:date="2026-06-03T08:58:00Z" w16du:dateUtc="2026-06-03T13:58:00Z">
+        <w:r>
+          <w:rPr>
+            <w:rFonts w:ascii="Arial" w:eastAsia="Times New Roman" w:hAnsi="Arial" w:cs="Arial"/>
+            <w:color w:val="000000"/>
+            <w:kern w:val="0"/>
+            <w14:ligatures w14:val="none"/>
+          </w:rPr>
+          <w:t>ed</w:t>
+        </w:r>
+      </w:ins>
+      <w:del w:id="386" w:author="Reviewer" w:date="2026-06-03T08:58:00Z" w16du:dateUtc="2026-06-03T13:58:00Z">
+        <w:r>
+          <w:rPr>
+            <w:rFonts w:ascii="Arial" w:eastAsia="Times New Roman" w:hAnsi="Arial" w:cs="Arial"/>
+            <w:color w:val="000000"/>
+            <w:kern w:val="0"/>
+            <w14:ligatures w14:val="none"/>
+          </w:rPr>
+          <w:delText>s</w:delText>
+        </w:r>
+      </w:del>
+      <w:r>
+        <w:rPr>
+          <w:rFonts w:ascii="Arial" w:eastAsia="Times New Roman" w:hAnsi="Arial" w:cs="Arial"/>
+          <w:color w:val="000000"/>
+          <w:kern w:val="0"/>
+          <w14:ligatures w14:val="none"/>
+        </w:rPr>
+        <w:t xml:space="preserve"> </w:t>
+      </w:r>
+      <w:ins w:id="387" w:author="Reviewer" w:date="2026-06-03T09:00:00Z" w16du:dateUtc="2026-06-03T14:00:00Z">
+        <w:r>
+          <w:rPr>
+            <w:rFonts w:ascii="Arial" w:eastAsia="Times New Roman" w:hAnsi="Arial" w:cs="Arial"/>
+            <w:color w:val="000000"/>
+            <w:kern w:val="0"/>
+            <w14:ligatures w14:val="none"/>
+          </w:rPr>
+          <w:t xml:space="preserve">PFAS </w:t>
+        </w:r>
+      </w:ins>
+      <w:r>
+        <w:rPr>
+          <w:rFonts w:ascii="Arial" w:eastAsia="Times New Roman" w:hAnsi="Arial" w:cs="Arial"/>
+          <w:color w:val="000000"/>
+          <w:kern w:val="0"/>
+          <w14:ligatures w14:val="none"/>
+        </w:rPr>
+        <w:t>concentrations</w:t>
+      </w:r>
+      <w:r>
+        <w:rPr>
+          <w:rFonts w:ascii="Arial" w:eastAsia="Times New Roman" w:hAnsi="Arial" w:cs="Arial"/>
+          <w:color w:val="000000"/>
+          <w:kern w:val="0"/>
+          <w14:ligatures w14:val="none"/>
+        </w:rPr>
+        <w:t xml:space="preserve"> </w:t>
+      </w:r>
+      <w:del w:id="388" w:author="Reviewer" w:date="2026-06-03T09:00:00Z" w16du:dateUtc="2026-06-03T14:00:00Z">
+        <w:r>
+          <w:rPr>
+            <w:rFonts w:ascii="Arial" w:eastAsia="Times New Roman" w:hAnsi="Arial" w:cs="Arial"/>
+            <w:color w:val="000000"/>
+            <w:kern w:val="0"/>
+            <w14:ligatures w14:val="none"/>
+          </w:rPr>
+          <w:delText>of PFASs</w:delText>
+        </w:r>
+        <w:r>
+          <w:rPr>
+            <w:rFonts w:ascii="Arial" w:eastAsia="Times New Roman" w:hAnsi="Arial" w:cs="Arial"/>
+            <w:color w:val="000000"/>
+            <w:kern w:val="0"/>
+            <w14:ligatures w14:val="none"/>
+          </w:rPr>
+          <w:delText xml:space="preserve"> </w:delText>
+        </w:r>
+      </w:del>
+      <w:r>
+        <w:rPr>
+          <w:rFonts w:ascii="Arial" w:eastAsia="Times New Roman" w:hAnsi="Arial" w:cs="Arial"/>
+          <w:color w:val="000000"/>
+          <w:kern w:val="0"/>
+          <w14:ligatures w14:val="none"/>
+        </w:rPr>
+        <w:t>observed</w:t>
+      </w:r>
+      <w:r>
+        <w:rPr>
+          <w:rFonts w:ascii="Arial" w:eastAsia="Times New Roman" w:hAnsi="Arial" w:cs="Arial"/>
+          <w:color w:val="000000"/>
+          <w:kern w:val="0"/>
+          <w14:ligatures w14:val="none"/>
+        </w:rPr>
+        <w:t xml:space="preserve"> in natu</w:t>
+      </w:r>
+      <w:ins w:id="389" w:author="Reviewer" w:date="2026-06-03T08:59:00Z" w16du:dateUtc="2026-06-03T13:59:00Z">
+        <w:r>
+          <w:rPr>
+            <w:rFonts w:ascii="Arial" w:eastAsia="Times New Roman" w:hAnsi="Arial" w:cs="Arial"/>
+            <w:color w:val="000000"/>
+            <w:kern w:val="0"/>
+            <w14:ligatures w14:val="none"/>
+          </w:rPr>
+          <w:t>ral aquatic systems</w:t>
+        </w:r>
+      </w:ins>
+      <w:del w:id="390" w:author="Reviewer" w:date="2026-06-03T08:59:00Z" w16du:dateUtc="2026-06-03T13:59:00Z">
+        <w:r>
+          <w:rPr>
+            <w:rFonts w:ascii="Arial" w:eastAsia="Times New Roman" w:hAnsi="Arial" w:cs="Arial"/>
+            <w:color w:val="000000"/>
+            <w:kern w:val="0"/>
+            <w14:ligatures w14:val="none"/>
+          </w:rPr>
+          <w:delText>re</w:delText>
+        </w:r>
+      </w:del>
       <w:r>
         <w:rPr>
           <w:rFonts w:ascii="Arial" w:eastAsia="Times New Roman" w:hAnsi="Arial" w:cs="Arial"/>
@@ -14372,24 +14946,148 @@
         </w:rPr>
         <w:fldChar w:fldCharType="end"/>
       </w:r>
-      <w:r>
-        <w:rPr>
-          <w:rFonts w:ascii="Arial" w:eastAsia="Times New Roman" w:hAnsi="Arial" w:cs="Arial"/>
-          <w:color w:val="000000"/>
-          <w:kern w:val="0"/>
-          <w14:ligatures w14:val="none"/>
-        </w:rPr>
-        <w:t>. In a review of global PFAS occurrence,</w:t>
-      </w:r>
-      <w:r>
-        <w:rPr>
-          <w:rFonts w:ascii="Arial" w:eastAsia="Times New Roman" w:hAnsi="Arial" w:cs="Arial"/>
-          <w:color w:val="000000"/>
-          <w:kern w:val="0"/>
-          <w14:ligatures w14:val="none"/>
-        </w:rPr>
-        <w:t xml:space="preserve"> </w:t>
-      </w:r>
+      <w:ins w:id="391" w:author="Reviewer" w:date="2026-06-03T09:18:00Z" w16du:dateUtc="2026-06-03T14:18:00Z">
+        <w:r>
+          <w:rPr>
+            <w:rFonts w:ascii="Arial" w:eastAsia="Times New Roman" w:hAnsi="Arial" w:cs="Arial"/>
+            <w:color w:val="000000"/>
+            <w:kern w:val="0"/>
+            <w14:ligatures w14:val="none"/>
+          </w:rPr>
+          <w:t xml:space="preserve">. However, </w:t>
+        </w:r>
+      </w:ins>
+      <w:del w:id="392" w:author="Reviewer" w:date="2026-06-03T09:18:00Z" w16du:dateUtc="2026-06-03T14:18:00Z">
+        <w:r>
+          <w:rPr>
+            <w:rFonts w:ascii="Arial" w:eastAsia="Times New Roman" w:hAnsi="Arial" w:cs="Arial"/>
+            <w:color w:val="000000"/>
+            <w:kern w:val="0"/>
+            <w14:ligatures w14:val="none"/>
+          </w:rPr>
+          <w:delText xml:space="preserve">. </w:delText>
+        </w:r>
+      </w:del>
+      <w:ins w:id="393" w:author="Reviewer" w:date="2026-06-03T09:13:00Z" w16du:dateUtc="2026-06-03T14:13:00Z">
+        <w:r>
+          <w:rPr>
+            <w:rFonts w:ascii="Arial" w:eastAsia="Times New Roman" w:hAnsi="Arial" w:cs="Arial"/>
+            <w:color w:val="000000"/>
+            <w:kern w:val="0"/>
+            <w14:ligatures w14:val="none"/>
+          </w:rPr>
+          <w:t>the</w:t>
+        </w:r>
+      </w:ins>
+      <w:ins w:id="394" w:author="Reviewer" w:date="2026-06-03T08:59:00Z" w16du:dateUtc="2026-06-03T13:59:00Z">
+        <w:r>
+          <w:rPr>
+            <w:rFonts w:ascii="Arial" w:eastAsia="Times New Roman" w:hAnsi="Arial" w:cs="Arial"/>
+            <w:color w:val="000000"/>
+            <w:kern w:val="0"/>
+            <w14:ligatures w14:val="none"/>
+          </w:rPr>
+          <w:t xml:space="preserve"> </w:t>
+        </w:r>
+        <w:proofErr w:type="spellStart"/>
+        <w:r>
+          <w:rPr>
+            <w:rFonts w:ascii="Arial" w:eastAsia="Times New Roman" w:hAnsi="Arial" w:cs="Arial"/>
+            <w:color w:val="000000"/>
+            <w:kern w:val="0"/>
+            <w14:ligatures w14:val="none"/>
+          </w:rPr>
+          <w:t>PFPeA</w:t>
+        </w:r>
+      </w:ins>
+      <w:proofErr w:type="spellEnd"/>
+      <w:ins w:id="395" w:author="Reviewer" w:date="2026-06-03T09:00:00Z" w16du:dateUtc="2026-06-03T14:00:00Z">
+        <w:r>
+          <w:rPr>
+            <w:rFonts w:ascii="Arial" w:eastAsia="Times New Roman" w:hAnsi="Arial" w:cs="Arial"/>
+            <w:color w:val="000000"/>
+            <w:kern w:val="0"/>
+            <w14:ligatures w14:val="none"/>
+          </w:rPr>
+          <w:t xml:space="preserve"> low </w:t>
+        </w:r>
+      </w:ins>
+      <w:ins w:id="396" w:author="Reviewer" w:date="2026-06-03T09:19:00Z" w16du:dateUtc="2026-06-03T14:19:00Z">
+        <w:r>
+          <w:rPr>
+            <w:rFonts w:ascii="Arial" w:eastAsia="Times New Roman" w:hAnsi="Arial" w:cs="Arial"/>
+            <w:color w:val="000000"/>
+            <w:kern w:val="0"/>
+            <w14:ligatures w14:val="none"/>
+          </w:rPr>
+          <w:t>group</w:t>
+        </w:r>
+      </w:ins>
+      <w:ins w:id="397" w:author="Reviewer" w:date="2026-06-03T09:00:00Z" w16du:dateUtc="2026-06-03T14:00:00Z">
+        <w:r>
+          <w:rPr>
+            <w:rFonts w:ascii="Arial" w:eastAsia="Times New Roman" w:hAnsi="Arial" w:cs="Arial"/>
+            <w:color w:val="000000"/>
+            <w:kern w:val="0"/>
+            <w14:ligatures w14:val="none"/>
+          </w:rPr>
+          <w:t xml:space="preserve"> (3.4</w:t>
+        </w:r>
+      </w:ins>
+      <w:ins w:id="398" w:author="Reviewer" w:date="2026-06-03T09:01:00Z" w16du:dateUtc="2026-06-03T14:01:00Z">
+        <w:r>
+          <w:rPr>
+            <w:rFonts w:ascii="Arial" w:eastAsia="Times New Roman" w:hAnsi="Arial" w:cs="Arial"/>
+            <w:color w:val="000000"/>
+            <w:kern w:val="0"/>
+            <w14:ligatures w14:val="none"/>
+          </w:rPr>
+          <w:t xml:space="preserve"> mg/L) represented concentrations more consistent with reported environmental observations</w:t>
+        </w:r>
+      </w:ins>
+      <w:ins w:id="399" w:author="Reviewer" w:date="2026-06-03T09:13:00Z" w16du:dateUtc="2026-06-03T14:13:00Z">
+        <w:r>
+          <w:rPr>
+            <w:rFonts w:ascii="Arial" w:eastAsia="Times New Roman" w:hAnsi="Arial" w:cs="Arial"/>
+            <w:color w:val="000000"/>
+            <w:kern w:val="0"/>
+            <w14:ligatures w14:val="none"/>
+          </w:rPr>
+          <w:t xml:space="preserve"> in aquatic systems</w:t>
+        </w:r>
+      </w:ins>
+      <w:ins w:id="400" w:author="Reviewer" w:date="2026-06-03T09:01:00Z" w16du:dateUtc="2026-06-03T14:01:00Z">
+        <w:r>
+          <w:rPr>
+            <w:rFonts w:ascii="Arial" w:eastAsia="Times New Roman" w:hAnsi="Arial" w:cs="Arial"/>
+            <w:color w:val="000000"/>
+            <w:kern w:val="0"/>
+            <w14:ligatures w14:val="none"/>
+          </w:rPr>
+          <w:t xml:space="preserve"> (</w:t>
+        </w:r>
+      </w:ins>
+      <w:proofErr w:type="spellStart"/>
+      <w:del w:id="401" w:author="Reviewer" w:date="2026-06-03T09:01:00Z" w16du:dateUtc="2026-06-03T14:01:00Z">
+        <w:r>
+          <w:rPr>
+            <w:rFonts w:ascii="Arial" w:eastAsia="Times New Roman" w:hAnsi="Arial" w:cs="Arial"/>
+            <w:color w:val="000000"/>
+            <w:kern w:val="0"/>
+            <w14:ligatures w14:val="none"/>
+          </w:rPr>
+          <w:delText>In a review of global PFAS occurrence,</w:delText>
+        </w:r>
+        <w:r>
+          <w:rPr>
+            <w:rFonts w:ascii="Arial" w:eastAsia="Times New Roman" w:hAnsi="Arial" w:cs="Arial"/>
+            <w:color w:val="000000"/>
+            <w:kern w:val="0"/>
+            <w14:ligatures w14:val="none"/>
+          </w:rPr>
+          <w:delText xml:space="preserve"> </w:delText>
+        </w:r>
+      </w:del>
       <w:r>
         <w:rPr>
           <w:rFonts w:ascii="Arial" w:eastAsia="Times New Roman" w:hAnsi="Arial" w:cs="Arial"/>
@@ -14417,7 +15115,6 @@
         </w:rPr>
         <w:fldChar w:fldCharType="separate"/>
       </w:r>
-      <w:proofErr w:type="spellStart"/>
       <w:r>
         <w:rPr>
           <w:rFonts w:ascii="Arial" w:hAnsi="Arial" w:cs="Arial"/>
@@ -14445,29 +15142,314 @@
         </w:rPr>
         <w:t>et al.</w:t>
       </w:r>
-      <w:r>
-        <w:rPr>
-          <w:rFonts w:ascii="Arial" w:hAnsi="Arial" w:cs="Arial"/>
-          <w:color w:val="000000"/>
-          <w:kern w:val="0"/>
+      <w:del w:id="402" w:author="Reviewer" w:date="2026-06-03T09:02:00Z" w16du:dateUtc="2026-06-03T14:02:00Z">
+        <w:r>
+          <w:rPr>
+            <w:rFonts w:ascii="Arial" w:hAnsi="Arial" w:cs="Arial"/>
+            <w:color w:val="000000"/>
+            <w:kern w:val="0"/>
+          </w:rPr>
+          <w:delText xml:space="preserve"> </w:delText>
+        </w:r>
+      </w:del>
+      <w:ins w:id="403" w:author="Reviewer" w:date="2026-06-03T09:02:00Z" w16du:dateUtc="2026-06-03T14:02:00Z">
+        <w:r>
+          <w:rPr>
+            <w:rFonts w:ascii="Arial" w:hAnsi="Arial" w:cs="Arial"/>
+            <w:color w:val="000000"/>
+            <w:kern w:val="0"/>
+          </w:rPr>
+          <w:t xml:space="preserve">, </w:t>
+        </w:r>
+      </w:ins>
+      <w:del w:id="404" w:author="Reviewer" w:date="2026-06-03T09:02:00Z" w16du:dateUtc="2026-06-03T14:02:00Z">
+        <w:r>
+          <w:rPr>
+            <w:rFonts w:ascii="Arial" w:hAnsi="Arial" w:cs="Arial"/>
+            <w:color w:val="000000"/>
+            <w:kern w:val="0"/>
+          </w:rPr>
+          <w:delText>(</w:delText>
+        </w:r>
+      </w:del>
+      <w:r>
+        <w:rPr>
+          <w:rFonts w:ascii="Arial" w:hAnsi="Arial" w:cs="Arial"/>
+          <w:color w:val="000000"/>
+          <w:kern w:val="0"/>
+        </w:rPr>
+        <w:t>2022</w:t>
+      </w:r>
+      <w:del w:id="405" w:author="Reviewer" w:date="2026-06-03T09:02:00Z" w16du:dateUtc="2026-06-03T14:02:00Z">
+        <w:r>
+          <w:rPr>
+            <w:rFonts w:ascii="Arial" w:hAnsi="Arial" w:cs="Arial"/>
+            <w:color w:val="000000"/>
+            <w:kern w:val="0"/>
+          </w:rPr>
+          <w:delText>)</w:delText>
+        </w:r>
+      </w:del>
+      <w:r>
+        <w:rPr>
+          <w:rFonts w:ascii="Arial" w:eastAsia="Times New Roman" w:hAnsi="Arial" w:cs="Arial"/>
+          <w:color w:val="000000"/>
+          <w:kern w:val="0"/>
+          <w14:ligatures w14:val="none"/>
+        </w:rPr>
+        <w:fldChar w:fldCharType="end"/>
+      </w:r>
+      <w:ins w:id="406" w:author="Reviewer" w:date="2026-06-03T09:02:00Z" w16du:dateUtc="2026-06-03T14:02:00Z">
+        <w:r>
+          <w:rPr>
+            <w:rFonts w:ascii="Arial" w:eastAsia="Times New Roman" w:hAnsi="Arial" w:cs="Arial"/>
+            <w:color w:val="000000"/>
+            <w:kern w:val="0"/>
+            <w14:ligatures w14:val="none"/>
+          </w:rPr>
+          <w:t>)</w:t>
+        </w:r>
+      </w:ins>
+      <w:del w:id="407" w:author="Reviewer" w:date="2026-06-03T09:02:00Z" w16du:dateUtc="2026-06-03T14:02:00Z">
+        <w:r>
+          <w:rPr>
+            <w:rFonts w:ascii="Arial" w:eastAsia="Times New Roman" w:hAnsi="Arial" w:cs="Arial"/>
+            <w:color w:val="000000"/>
+            <w:kern w:val="0"/>
+            <w14:ligatures w14:val="none"/>
+          </w:rPr>
+          <w:delText xml:space="preserve"> reported that water sources typically had concentrations below 3.4 mg/L, which we used as the PFPeA low group</w:delText>
+        </w:r>
+      </w:del>
+      <w:r>
+        <w:rPr>
+          <w:rFonts w:ascii="Arial" w:eastAsia="Times New Roman" w:hAnsi="Arial" w:cs="Arial"/>
+          <w:color w:val="000000"/>
+          <w:kern w:val="0"/>
+          <w14:ligatures w14:val="none"/>
+        </w:rPr>
+        <w:t xml:space="preserve">. Similarly, </w:t>
+      </w:r>
+      <w:del w:id="408" w:author="Reviewer" w:date="2026-06-03T09:14:00Z" w16du:dateUtc="2026-06-03T14:14:00Z">
+        <w:r>
+          <w:rPr>
+            <w:rFonts w:ascii="Arial" w:eastAsia="Times New Roman" w:hAnsi="Arial" w:cs="Arial"/>
+            <w:color w:val="000000"/>
+            <w:kern w:val="0"/>
+            <w14:ligatures w14:val="none"/>
+          </w:rPr>
+          <w:delText xml:space="preserve">to our knowledge, </w:delText>
+        </w:r>
+      </w:del>
+      <w:del w:id="409" w:author="Reviewer" w:date="2026-06-03T09:03:00Z" w16du:dateUtc="2026-06-03T14:03:00Z">
+        <w:r>
+          <w:rPr>
+            <w:rFonts w:ascii="Arial" w:eastAsia="Times New Roman" w:hAnsi="Arial" w:cs="Arial"/>
+            <w:color w:val="000000"/>
+            <w:kern w:val="0"/>
+            <w14:ligatures w14:val="none"/>
+          </w:rPr>
+          <w:delText xml:space="preserve">the highest </w:delText>
+        </w:r>
+      </w:del>
+      <w:ins w:id="410" w:author="Reviewer" w:date="2026-06-03T09:03:00Z" w16du:dateUtc="2026-06-03T14:03:00Z">
+        <w:r>
+          <w:rPr>
+            <w:rFonts w:ascii="Arial" w:eastAsia="Times New Roman" w:hAnsi="Arial" w:cs="Arial"/>
+            <w:color w:val="000000"/>
+            <w:kern w:val="0"/>
+            <w14:ligatures w14:val="none"/>
+          </w:rPr>
+          <w:t>reported C</w:t>
+        </w:r>
+      </w:ins>
+      <w:del w:id="411" w:author="Reviewer" w:date="2026-06-03T09:03:00Z" w16du:dateUtc="2026-06-03T14:03:00Z">
+        <w:r>
+          <w:rPr>
+            <w:rFonts w:ascii="Arial" w:eastAsia="Times New Roman" w:hAnsi="Arial" w:cs="Arial"/>
+            <w:color w:val="000000"/>
+            <w:kern w:val="0"/>
+            <w14:ligatures w14:val="none"/>
+          </w:rPr>
+          <w:delText>ca</w:delText>
+        </w:r>
+      </w:del>
+      <w:r>
+        <w:rPr>
+          <w:rFonts w:ascii="Arial" w:eastAsia="Times New Roman" w:hAnsi="Arial" w:cs="Arial"/>
+          <w:color w:val="000000"/>
+          <w:kern w:val="0"/>
+          <w14:ligatures w14:val="none"/>
+        </w:rPr>
+        <w:t>d</w:t>
+      </w:r>
+      <w:del w:id="412" w:author="Reviewer" w:date="2026-06-03T09:03:00Z" w16du:dateUtc="2026-06-03T14:03:00Z">
+        <w:r>
+          <w:rPr>
+            <w:rFonts w:ascii="Arial" w:eastAsia="Times New Roman" w:hAnsi="Arial" w:cs="Arial"/>
+            <w:color w:val="000000"/>
+            <w:kern w:val="0"/>
+            <w14:ligatures w14:val="none"/>
+          </w:rPr>
+          <w:delText>mium</w:delText>
+        </w:r>
+      </w:del>
+      <w:r>
+        <w:rPr>
+          <w:rFonts w:ascii="Arial" w:eastAsia="Times New Roman" w:hAnsi="Arial" w:cs="Arial"/>
+          <w:color w:val="000000"/>
+          <w:kern w:val="0"/>
+          <w14:ligatures w14:val="none"/>
+        </w:rPr>
+        <w:t xml:space="preserve"> concentrations</w:t>
+      </w:r>
+      <w:del w:id="413" w:author="Reviewer" w:date="2026-06-03T09:03:00Z" w16du:dateUtc="2026-06-03T14:03:00Z">
+        <w:r>
+          <w:rPr>
+            <w:rFonts w:ascii="Arial" w:eastAsia="Times New Roman" w:hAnsi="Arial" w:cs="Arial"/>
+            <w:color w:val="000000"/>
+            <w:kern w:val="0"/>
+            <w14:ligatures w14:val="none"/>
+          </w:rPr>
+          <w:delText xml:space="preserve"> reported</w:delText>
+        </w:r>
+      </w:del>
+      <w:r>
+        <w:rPr>
+          <w:rFonts w:ascii="Arial" w:eastAsia="Times New Roman" w:hAnsi="Arial" w:cs="Arial"/>
+          <w:color w:val="000000"/>
+          <w:kern w:val="0"/>
+          <w14:ligatures w14:val="none"/>
+        </w:rPr>
+        <w:t xml:space="preserve"> in </w:t>
+      </w:r>
+      <w:del w:id="414" w:author="Reviewer" w:date="2026-06-03T09:03:00Z" w16du:dateUtc="2026-06-03T14:03:00Z">
+        <w:r>
+          <w:rPr>
+            <w:rFonts w:ascii="Arial" w:eastAsia="Times New Roman" w:hAnsi="Arial" w:cs="Arial"/>
+            <w:color w:val="000000"/>
+            <w:kern w:val="0"/>
+            <w14:ligatures w14:val="none"/>
+          </w:rPr>
+          <w:delText xml:space="preserve">natural </w:delText>
+        </w:r>
+      </w:del>
+      <w:r>
+        <w:rPr>
+          <w:rFonts w:ascii="Arial" w:eastAsia="Times New Roman" w:hAnsi="Arial" w:cs="Arial"/>
+          <w:color w:val="000000"/>
+          <w:kern w:val="0"/>
+          <w14:ligatures w14:val="none"/>
+        </w:rPr>
+        <w:t>aquatic systems</w:t>
+      </w:r>
+      <w:ins w:id="415" w:author="Reviewer" w:date="2026-06-03T09:03:00Z" w16du:dateUtc="2026-06-03T14:03:00Z">
+        <w:r>
+          <w:rPr>
+            <w:rFonts w:ascii="Arial" w:eastAsia="Times New Roman" w:hAnsi="Arial" w:cs="Arial"/>
+            <w:color w:val="000000"/>
+            <w:kern w:val="0"/>
+            <w14:ligatures w14:val="none"/>
+          </w:rPr>
+          <w:t xml:space="preserve"> </w:t>
+        </w:r>
+      </w:ins>
+      <w:ins w:id="416" w:author="Reviewer" w:date="2026-06-03T09:14:00Z" w16du:dateUtc="2026-06-03T14:14:00Z">
+        <w:r>
+          <w:rPr>
+            <w:rFonts w:ascii="Arial" w:eastAsia="Times New Roman" w:hAnsi="Arial" w:cs="Arial"/>
+            <w:color w:val="000000"/>
+            <w:kern w:val="0"/>
+            <w14:ligatures w14:val="none"/>
+          </w:rPr>
+          <w:t xml:space="preserve">may </w:t>
+        </w:r>
+      </w:ins>
+      <w:del w:id="417" w:author="Reviewer" w:date="2026-06-03T09:14:00Z" w16du:dateUtc="2026-06-03T14:14:00Z">
+        <w:r>
+          <w:rPr>
+            <w:rFonts w:ascii="Arial" w:eastAsia="Times New Roman" w:hAnsi="Arial" w:cs="Arial"/>
+            <w:color w:val="000000"/>
+            <w:kern w:val="0"/>
+            <w14:ligatures w14:val="none"/>
+          </w:rPr>
+          <w:delText xml:space="preserve"> </w:delText>
+        </w:r>
+      </w:del>
+      <w:r>
+        <w:rPr>
+          <w:rFonts w:ascii="Arial" w:eastAsia="Times New Roman" w:hAnsi="Arial" w:cs="Arial"/>
+          <w:color w:val="000000"/>
+          <w:kern w:val="0"/>
+          <w14:ligatures w14:val="none"/>
+        </w:rPr>
+        <w:t>range from</w:t>
+      </w:r>
+      <w:ins w:id="418" w:author="Reviewer" w:date="2026-06-03T09:03:00Z" w16du:dateUtc="2026-06-03T14:03:00Z">
+        <w:r>
+          <w:rPr>
+            <w:rFonts w:ascii="Arial" w:eastAsia="Times New Roman" w:hAnsi="Arial" w:cs="Arial"/>
+            <w:color w:val="000000"/>
+            <w:kern w:val="0"/>
+            <w14:ligatures w14:val="none"/>
+          </w:rPr>
+          <w:t xml:space="preserve"> approximately</w:t>
+        </w:r>
+      </w:ins>
+      <w:r>
+        <w:rPr>
+          <w:rFonts w:ascii="Arial" w:eastAsia="Times New Roman" w:hAnsi="Arial" w:cs="Arial"/>
+          <w:color w:val="000000"/>
+          <w:kern w:val="0"/>
+          <w14:ligatures w14:val="none"/>
+        </w:rPr>
+        <w:t xml:space="preserve"> 0.2 to 0.4 mg/L</w:t>
+      </w:r>
+      <w:r>
+        <w:rPr>
+          <w:rFonts w:ascii="Arial" w:eastAsia="Times New Roman" w:hAnsi="Arial" w:cs="Arial"/>
+          <w:color w:val="000000"/>
+          <w:kern w:val="0"/>
+          <w14:ligatures w14:val="none"/>
         </w:rPr>
         <w:t xml:space="preserve"> </w:t>
       </w:r>
       <w:r>
         <w:rPr>
-          <w:rFonts w:ascii="Arial" w:hAnsi="Arial" w:cs="Arial"/>
-          <w:color w:val="000000"/>
-          <w:kern w:val="0"/>
-        </w:rPr>
-        <w:t>(</w:t>
-      </w:r>
-      <w:r>
-        <w:rPr>
-          <w:rFonts w:ascii="Arial" w:hAnsi="Arial" w:cs="Arial"/>
-          <w:color w:val="000000"/>
-          <w:kern w:val="0"/>
-        </w:rPr>
-        <w:t>2022)</w:t>
+          <w:rFonts w:ascii="Arial" w:eastAsia="Times New Roman" w:hAnsi="Arial" w:cs="Arial"/>
+          <w:color w:val="000000"/>
+          <w:kern w:val="0"/>
+          <w14:ligatures w14:val="none"/>
+        </w:rPr>
+        <w:fldChar w:fldCharType="begin"/>
+      </w:r>
+      <w:r>
+        <w:rPr>
+          <w:rFonts w:ascii="Arial" w:eastAsia="Times New Roman" w:hAnsi="Arial" w:cs="Arial"/>
+          <w:color w:val="000000"/>
+          <w:kern w:val="0"/>
+          <w14:ligatures w14:val="none"/>
+        </w:rPr>
+        <w:instrText xml:space="preserve"> ADDIN ZOTERO_ITEM CSL_CITATION {"citationID":"2KvZeymN","properties":{"formattedCitation":"(Cossa, 1988; Anzecc, 2000)","plainCitation":"(Cossa, 1988; Anzecc, 2000)","noteIndex":0},"citationItems":[{"id":247,"uris":["http://zotero.org/users/4161640/items/S4FBZRVZ"],"itemData":{"id":247,"type":"article-journal","abstract":"A worldwide literature survey of data on cadmium concentration in the soft tissue of the mussel, Mytilus spp., from 591 stations is presented. These stations are from 13 regions. Geometric means for the regions vary from 0·6 to 3·3 μg g−1 (dry weight) for the Barents Sea and the Northeastern Pacific coast, respectively. The averages of seven of these regions, for which reliable cadmium concentrations in seawater were available, were used to calculate a relationship between cadmium concentrations in seawater and mussel soft tissue. The relationship was highly significant: (Cd) mussel (μg g−1, dry weight) = 0·074 (Cd) water (ng litre−1) + 0·39 (P ≤ 0·0005). This model has been successfully applied in the context of the contamination of the Gironde estuary (France). It can also be used to define a water quality criterion for mussel maturing parks consistent with the quality criterion defined for shellfish for human consumption.","container-title":"Marine Environmental Research","DOI":"10.1016/0141-1136(88)90352-2","ISSN":"0141-1136","issue":"4","journalAbbreviation":"Mar. Environ. Res.","page":"265-284","source":"ScienceDirect","title":"Cadmium in &lt;i&gt;Mytilus&lt;/i&gt; spp.: worldwide survey and relationship between seawater and mussel content","title-short":"Cadmium in &lt;i&gt;Mytilus&lt;/i&gt; spp.","volume":"26","author":[{"family":"Cossa","given":"D."}],"issued":{"date-parts":[["1988",1,1]]}}},{"id":248,"uris":["http://zotero.org/users/4161640/items/9ITKSTFA"],"itemData":{"id":248,"type":"article-journal","container-title":"Australian and New Zealand Environment and Conservation Council and Agriculture and Resource Management Council of Australia and New Zealand, Canberra","page":"1–314","title":"Australian and New Zealand guidelines for fresh and marine water quality","volume":"1","author":[{"family":"Anzecc","given":"Armcanz"}],"issued":{"date-parts":[["2000"]]}}}],"schema":"https://github.com/citation-style-language/schema/raw/master/csl-citation.json"} </w:instrText>
+      </w:r>
+      <w:r>
+        <w:rPr>
+          <w:rFonts w:ascii="Arial" w:eastAsia="Times New Roman" w:hAnsi="Arial" w:cs="Arial"/>
+          <w:color w:val="000000"/>
+          <w:kern w:val="0"/>
+          <w14:ligatures w14:val="none"/>
+        </w:rPr>
+        <w:fldChar w:fldCharType="separate"/>
+      </w:r>
+      <w:r>
+        <w:rPr>
+          <w:rFonts w:ascii="Arial" w:eastAsia="Times New Roman" w:hAnsi="Arial" w:cs="Arial"/>
+          <w:noProof/>
+          <w:color w:val="000000"/>
+          <w:kern w:val="0"/>
+          <w14:ligatures w14:val="none"/>
+        </w:rPr>
+        <w:t>(Cossa, 1988; Anzecc, 2000)</w:t>
       </w:r>
       <w:r>
         <w:rPr>
@@ -14485,28 +15467,109 @@
           <w:kern w:val="0"/>
           <w14:ligatures w14:val="none"/>
         </w:rPr>
-        <w:t xml:space="preserve"> reported that water sources typically had concentrations below 3.4 mg/L, which we used as the </w:t>
-      </w:r>
-      <w:proofErr w:type="spellStart"/>
-      <w:r>
-        <w:rPr>
-          <w:rFonts w:ascii="Arial" w:eastAsia="Times New Roman" w:hAnsi="Arial" w:cs="Arial"/>
-          <w:color w:val="000000"/>
-          <w:kern w:val="0"/>
-          <w14:ligatures w14:val="none"/>
-        </w:rPr>
-        <w:t>PFPeA</w:t>
-      </w:r>
-      <w:proofErr w:type="spellEnd"/>
-      <w:r>
-        <w:rPr>
-          <w:rFonts w:ascii="Arial" w:eastAsia="Times New Roman" w:hAnsi="Arial" w:cs="Arial"/>
-          <w:color w:val="000000"/>
-          <w:kern w:val="0"/>
-          <w14:ligatures w14:val="none"/>
-        </w:rPr>
-        <w:t xml:space="preserve"> low group. Similarly, to our knowledge, the highest cadmium concentrations reported in natural aquatic systems range from 0.2 to 0.4 mg/L</w:t>
-      </w:r>
+        <w:t xml:space="preserve">. </w:t>
+      </w:r>
+      <w:r>
+        <w:rPr>
+          <w:rFonts w:ascii="Arial" w:eastAsia="Times New Roman" w:hAnsi="Arial" w:cs="Arial"/>
+          <w:color w:val="000000"/>
+          <w:kern w:val="0"/>
+          <w14:ligatures w14:val="none"/>
+        </w:rPr>
+        <w:t xml:space="preserve">We used an </w:t>
+      </w:r>
+      <w:r>
+        <w:rPr>
+          <w:rFonts w:ascii="Arial" w:eastAsia="Times New Roman" w:hAnsi="Arial" w:cs="Arial"/>
+          <w:color w:val="000000"/>
+          <w:kern w:val="0"/>
+          <w14:ligatures w14:val="none"/>
+        </w:rPr>
+        <w:lastRenderedPageBreak/>
+        <w:t xml:space="preserve">order-of-magnitude scale to </w:t>
+      </w:r>
+      <w:del w:id="419" w:author="Reviewer" w:date="2026-06-03T09:04:00Z" w16du:dateUtc="2026-06-03T14:04:00Z">
+        <w:r>
+          <w:rPr>
+            <w:rFonts w:ascii="Arial" w:eastAsia="Times New Roman" w:hAnsi="Arial" w:cs="Arial"/>
+            <w:color w:val="000000"/>
+            <w:kern w:val="0"/>
+            <w14:ligatures w14:val="none"/>
+          </w:rPr>
+          <w:delText xml:space="preserve">capture </w:delText>
+        </w:r>
+      </w:del>
+      <w:ins w:id="420" w:author="Reviewer" w:date="2026-06-03T09:04:00Z" w16du:dateUtc="2026-06-03T14:04:00Z">
+        <w:r>
+          <w:rPr>
+            <w:rFonts w:ascii="Arial" w:eastAsia="Times New Roman" w:hAnsi="Arial" w:cs="Arial"/>
+            <w:color w:val="000000"/>
+            <w:kern w:val="0"/>
+            <w14:ligatures w14:val="none"/>
+          </w:rPr>
+          <w:t>evaluate</w:t>
+        </w:r>
+        <w:r>
+          <w:rPr>
+            <w:rFonts w:ascii="Arial" w:eastAsia="Times New Roman" w:hAnsi="Arial" w:cs="Arial"/>
+            <w:color w:val="000000"/>
+            <w:kern w:val="0"/>
+            <w14:ligatures w14:val="none"/>
+          </w:rPr>
+          <w:t xml:space="preserve"> </w:t>
+        </w:r>
+      </w:ins>
+      <w:r>
+        <w:rPr>
+          <w:rFonts w:ascii="Arial" w:eastAsia="Times New Roman" w:hAnsi="Arial" w:cs="Arial"/>
+          <w:color w:val="000000"/>
+          <w:kern w:val="0"/>
+          <w14:ligatures w14:val="none"/>
+        </w:rPr>
+        <w:t>a range of potential physiological responses</w:t>
+      </w:r>
+      <w:ins w:id="421" w:author="Reviewer" w:date="2026-06-03T09:04:00Z" w16du:dateUtc="2026-06-03T14:04:00Z">
+        <w:r>
+          <w:rPr>
+            <w:rFonts w:ascii="Arial" w:eastAsia="Times New Roman" w:hAnsi="Arial" w:cs="Arial"/>
+            <w:color w:val="000000"/>
+            <w:kern w:val="0"/>
+            <w14:ligatures w14:val="none"/>
+          </w:rPr>
+          <w:t xml:space="preserve"> under controlled laboratory conditions</w:t>
+        </w:r>
+      </w:ins>
+      <w:r>
+        <w:rPr>
+          <w:rFonts w:ascii="Arial" w:eastAsia="Times New Roman" w:hAnsi="Arial" w:cs="Arial"/>
+          <w:color w:val="000000"/>
+          <w:kern w:val="0"/>
+          <w14:ligatures w14:val="none"/>
+        </w:rPr>
+        <w:t xml:space="preserve">, </w:t>
+      </w:r>
+      <w:del w:id="422" w:author="Reviewer" w:date="2026-06-03T09:05:00Z" w16du:dateUtc="2026-06-03T14:05:00Z">
+        <w:r>
+          <w:rPr>
+            <w:rFonts w:ascii="Arial" w:eastAsia="Times New Roman" w:hAnsi="Arial" w:cs="Arial"/>
+            <w:color w:val="000000"/>
+            <w:kern w:val="0"/>
+            <w14:ligatures w14:val="none"/>
+          </w:rPr>
+          <w:delText>from subtle to pronounced, even though the higher doses</w:delText>
+        </w:r>
+      </w:del>
+      <w:ins w:id="423" w:author="Reviewer" w:date="2026-06-03T09:05:00Z" w16du:dateUtc="2026-06-03T14:05:00Z">
+        <w:r>
+          <w:rPr>
+            <w:rFonts w:ascii="Arial" w:eastAsia="Times New Roman" w:hAnsi="Arial" w:cs="Arial"/>
+            <w:color w:val="000000"/>
+            <w:kern w:val="0"/>
+            <w14:ligatures w14:val="none"/>
+          </w:rPr>
+          <w:t>including concentrations</w:t>
+        </w:r>
+      </w:ins>
       <w:r>
         <w:rPr>
           <w:rFonts w:ascii="Arial" w:eastAsia="Times New Roman" w:hAnsi="Arial" w:cs="Arial"/>
@@ -14516,69 +15579,76 @@
         </w:rPr>
         <w:t xml:space="preserve"> </w:t>
       </w:r>
-      <w:r>
-        <w:rPr>
-          <w:rFonts w:ascii="Arial" w:eastAsia="Times New Roman" w:hAnsi="Arial" w:cs="Arial"/>
-          <w:color w:val="000000"/>
-          <w:kern w:val="0"/>
-          <w14:ligatures w14:val="none"/>
-        </w:rPr>
-        <w:fldChar w:fldCharType="begin"/>
-      </w:r>
-      <w:r>
-        <w:rPr>
-          <w:rFonts w:ascii="Arial" w:eastAsia="Times New Roman" w:hAnsi="Arial" w:cs="Arial"/>
-          <w:color w:val="000000"/>
-          <w:kern w:val="0"/>
-          <w14:ligatures w14:val="none"/>
-        </w:rPr>
-        <w:instrText xml:space="preserve"> ADDIN ZOTERO_ITEM CSL_CITATION {"citationID":"2KvZeymN","properties":{"formattedCitation":"(Cossa, 1988; Anzecc, 2000)","plainCitation":"(Cossa, 1988; Anzecc, 2000)","noteIndex":0},"citationItems":[{"id":247,"uris":["http://zotero.org/users/4161640/items/S4FBZRVZ"],"itemData":{"id":247,"type":"article-journal","abstract":"A worldwide literature survey of data on cadmium concentration in the soft tissue of the mussel, Mytilus spp., from 591 stations is presented. These stations are from 13 regions. Geometric means for the regions vary from 0·6 to 3·3 μg g−1 (dry weight) for the Barents Sea and the Northeastern Pacific coast, respectively. The averages of seven of these regions, for which reliable cadmium concentrations in seawater were available, were used to calculate a relationship between cadmium concentrations in seawater and mussel soft tissue. The relationship was highly significant: (Cd) mussel (μg g−1, dry weight) = 0·074 (Cd) water (ng litre−1) + 0·39 (P ≤ 0·0005). This model has been successfully applied in the context of the contamination of the Gironde estuary (France). It can also be used to define a water quality criterion for mussel maturing parks consistent with the quality criterion defined for shellfish for human consumption.","container-title":"Marine Environmental Research","DOI":"10.1016/0141-1136(88)90352-2","ISSN":"0141-1136","issue":"4","journalAbbreviation":"Mar. Environ. Res.","page":"265-284","source":"ScienceDirect","title":"Cadmium in &lt;i&gt;Mytilus&lt;/i&gt; spp.: worldwide survey and relationship between seawater and mussel content","title-short":"Cadmium in &lt;i&gt;Mytilus&lt;/i&gt; spp.","volume":"26","author":[{"family":"Cossa","given":"D."}],"issued":{"date-parts":[["1988",1,1]]}}},{"id":248,"uris":["http://zotero.org/users/4161640/items/9ITKSTFA"],"itemData":{"id":248,"type":"article-journal","container-title":"Australian and New Zealand Environment and Conservation Council and Agriculture and Resource Management Council of Australia and New Zealand, Canberra","page":"1–314","title":"Australian and New Zealand guidelines for fresh and marine water quality","volume":"1","author":[{"family":"Anzecc","given":"Armcanz"}],"issued":{"date-parts":[["2000"]]}}}],"schema":"https://github.com/citation-style-language/schema/raw/master/csl-citation.json"} </w:instrText>
-      </w:r>
-      <w:r>
-        <w:rPr>
-          <w:rFonts w:ascii="Arial" w:eastAsia="Times New Roman" w:hAnsi="Arial" w:cs="Arial"/>
-          <w:color w:val="000000"/>
-          <w:kern w:val="0"/>
-          <w14:ligatures w14:val="none"/>
-        </w:rPr>
-        <w:fldChar w:fldCharType="separate"/>
-      </w:r>
-      <w:r>
-        <w:rPr>
-          <w:rFonts w:ascii="Arial" w:eastAsia="Times New Roman" w:hAnsi="Arial" w:cs="Arial"/>
-          <w:noProof/>
-          <w:color w:val="000000"/>
-          <w:kern w:val="0"/>
-          <w14:ligatures w14:val="none"/>
-        </w:rPr>
-        <w:t>(Cossa, 1988; Anzecc, 2000)</w:t>
-      </w:r>
-      <w:r>
-        <w:rPr>
-          <w:rFonts w:ascii="Arial" w:eastAsia="Times New Roman" w:hAnsi="Arial" w:cs="Arial"/>
-          <w:color w:val="000000"/>
-          <w:kern w:val="0"/>
-          <w14:ligatures w14:val="none"/>
-        </w:rPr>
-        <w:fldChar w:fldCharType="end"/>
-      </w:r>
-      <w:r>
-        <w:rPr>
-          <w:rFonts w:ascii="Arial" w:eastAsia="Times New Roman" w:hAnsi="Arial" w:cs="Arial"/>
-          <w:color w:val="000000"/>
-          <w:kern w:val="0"/>
-          <w14:ligatures w14:val="none"/>
-        </w:rPr>
-        <w:t xml:space="preserve">. </w:t>
-      </w:r>
-      <w:r>
-        <w:rPr>
-          <w:rFonts w:ascii="Arial" w:eastAsia="Times New Roman" w:hAnsi="Arial" w:cs="Arial"/>
-          <w:color w:val="000000"/>
-          <w:kern w:val="0"/>
-          <w14:ligatures w14:val="none"/>
-        </w:rPr>
-        <w:t>We used an order-of-magnitude scale to capture a range of potential physiological responses, from subtle to pronounced, even though the higher doses exceed environmentally relevant levels.</w:t>
+      <w:proofErr w:type="gramStart"/>
+      <w:r>
+        <w:rPr>
+          <w:rFonts w:ascii="Arial" w:eastAsia="Times New Roman" w:hAnsi="Arial" w:cs="Arial"/>
+          <w:color w:val="000000"/>
+          <w:kern w:val="0"/>
+          <w14:ligatures w14:val="none"/>
+        </w:rPr>
+        <w:t>exceed</w:t>
+      </w:r>
+      <w:ins w:id="424" w:author="Reviewer" w:date="2026-06-03T09:05:00Z" w16du:dateUtc="2026-06-03T14:05:00Z">
+        <w:r>
+          <w:rPr>
+            <w:rFonts w:ascii="Arial" w:eastAsia="Times New Roman" w:hAnsi="Arial" w:cs="Arial"/>
+            <w:color w:val="000000"/>
+            <w:kern w:val="0"/>
+            <w14:ligatures w14:val="none"/>
+          </w:rPr>
+          <w:t>ing</w:t>
+        </w:r>
+      </w:ins>
+      <w:proofErr w:type="gramEnd"/>
+      <w:r>
+        <w:rPr>
+          <w:rFonts w:ascii="Arial" w:eastAsia="Times New Roman" w:hAnsi="Arial" w:cs="Arial"/>
+          <w:color w:val="000000"/>
+          <w:kern w:val="0"/>
+          <w14:ligatures w14:val="none"/>
+        </w:rPr>
+        <w:t xml:space="preserve"> environmentally </w:t>
+      </w:r>
+      <w:del w:id="425" w:author="Reviewer" w:date="2026-06-03T09:05:00Z" w16du:dateUtc="2026-06-03T14:05:00Z">
+        <w:r>
+          <w:rPr>
+            <w:rFonts w:ascii="Arial" w:eastAsia="Times New Roman" w:hAnsi="Arial" w:cs="Arial"/>
+            <w:color w:val="000000"/>
+            <w:kern w:val="0"/>
+            <w14:ligatures w14:val="none"/>
+          </w:rPr>
+          <w:delText xml:space="preserve">relevant </w:delText>
+        </w:r>
+      </w:del>
+      <w:ins w:id="426" w:author="Reviewer" w:date="2026-06-03T09:05:00Z" w16du:dateUtc="2026-06-03T14:05:00Z">
+        <w:r>
+          <w:rPr>
+            <w:rFonts w:ascii="Arial" w:eastAsia="Times New Roman" w:hAnsi="Arial" w:cs="Arial"/>
+            <w:color w:val="000000"/>
+            <w:kern w:val="0"/>
+            <w14:ligatures w14:val="none"/>
+          </w:rPr>
+          <w:t>typical</w:t>
+        </w:r>
+        <w:r>
+          <w:rPr>
+            <w:rFonts w:ascii="Arial" w:eastAsia="Times New Roman" w:hAnsi="Arial" w:cs="Arial"/>
+            <w:color w:val="000000"/>
+            <w:kern w:val="0"/>
+            <w14:ligatures w14:val="none"/>
+          </w:rPr>
+          <w:t xml:space="preserve"> </w:t>
+        </w:r>
+      </w:ins>
+      <w:r>
+        <w:rPr>
+          <w:rFonts w:ascii="Arial" w:eastAsia="Times New Roman" w:hAnsi="Arial" w:cs="Arial"/>
+          <w:color w:val="000000"/>
+          <w:kern w:val="0"/>
+          <w14:ligatures w14:val="none"/>
+        </w:rPr>
+        <w:t>levels.</w:t>
       </w:r>
       <w:r>
         <w:rPr>
@@ -14589,43 +15659,150 @@
         </w:rPr>
         <w:t xml:space="preserve"> </w:t>
       </w:r>
-      <w:r>
-        <w:rPr>
-          <w:rFonts w:ascii="Arial" w:eastAsia="Times New Roman" w:hAnsi="Arial" w:cs="Arial"/>
-          <w:color w:val="000000"/>
-          <w:kern w:val="0"/>
-          <w14:ligatures w14:val="none"/>
-        </w:rPr>
-        <w:lastRenderedPageBreak/>
-        <w:t>A</w:t>
-      </w:r>
-      <w:r>
-        <w:rPr>
-          <w:rFonts w:ascii="Arial" w:eastAsia="Times New Roman" w:hAnsi="Arial" w:cs="Arial"/>
-          <w:color w:val="000000"/>
-          <w:kern w:val="0"/>
-          <w14:ligatures w14:val="none"/>
-        </w:rPr>
-        <w:t>dministering doses that encompass and exceed environmental concentrations</w:t>
-      </w:r>
-      <w:r>
-        <w:rPr>
-          <w:rFonts w:ascii="Arial" w:eastAsia="Times New Roman" w:hAnsi="Arial" w:cs="Arial"/>
-          <w:color w:val="000000"/>
-          <w:kern w:val="0"/>
-          <w14:ligatures w14:val="none"/>
-        </w:rPr>
-        <w:t xml:space="preserve"> helps identify dose-response relationships when toxicological data are limited</w:t>
-      </w:r>
-      <w:r>
-        <w:rPr>
-          <w:rFonts w:ascii="Arial" w:eastAsia="Times New Roman" w:hAnsi="Arial" w:cs="Arial"/>
-          <w:color w:val="000000"/>
-          <w:kern w:val="0"/>
-          <w14:ligatures w14:val="none"/>
-        </w:rPr>
-        <w:t xml:space="preserve"> </w:t>
-      </w:r>
+      <w:ins w:id="427" w:author="Reviewer" w:date="2026-06-03T09:06:00Z" w16du:dateUtc="2026-06-03T14:06:00Z">
+        <w:r>
+          <w:rPr>
+            <w:rFonts w:ascii="Arial" w:eastAsia="Times New Roman" w:hAnsi="Arial" w:cs="Arial"/>
+            <w:color w:val="000000"/>
+            <w:kern w:val="0"/>
+            <w14:ligatures w14:val="none"/>
+          </w:rPr>
+          <w:t xml:space="preserve">Experimental toxicology studies commonly include elevated </w:t>
+        </w:r>
+      </w:ins>
+      <w:del w:id="428" w:author="Reviewer" w:date="2026-06-03T09:06:00Z" w16du:dateUtc="2026-06-03T14:06:00Z">
+        <w:r>
+          <w:rPr>
+            <w:rFonts w:ascii="Arial" w:eastAsia="Times New Roman" w:hAnsi="Arial" w:cs="Arial"/>
+            <w:color w:val="000000"/>
+            <w:kern w:val="0"/>
+            <w14:ligatures w14:val="none"/>
+          </w:rPr>
+          <w:delText>A</w:delText>
+        </w:r>
+        <w:r>
+          <w:rPr>
+            <w:rFonts w:ascii="Arial" w:eastAsia="Times New Roman" w:hAnsi="Arial" w:cs="Arial"/>
+            <w:color w:val="000000"/>
+            <w:kern w:val="0"/>
+            <w14:ligatures w14:val="none"/>
+          </w:rPr>
+          <w:delText xml:space="preserve">dministering doses that encompass and exceed environmental </w:delText>
+        </w:r>
+      </w:del>
+      <w:r>
+        <w:rPr>
+          <w:rFonts w:ascii="Arial" w:eastAsia="Times New Roman" w:hAnsi="Arial" w:cs="Arial"/>
+          <w:color w:val="000000"/>
+          <w:kern w:val="0"/>
+          <w14:ligatures w14:val="none"/>
+        </w:rPr>
+        <w:t>concentrations</w:t>
+      </w:r>
+      <w:ins w:id="429" w:author="Reviewer" w:date="2026-06-03T09:06:00Z" w16du:dateUtc="2026-06-03T14:06:00Z">
+        <w:r>
+          <w:rPr>
+            <w:rFonts w:ascii="Arial" w:eastAsia="Times New Roman" w:hAnsi="Arial" w:cs="Arial"/>
+            <w:color w:val="000000"/>
+            <w:kern w:val="0"/>
+            <w14:ligatures w14:val="none"/>
+          </w:rPr>
+          <w:t xml:space="preserve"> when </w:t>
+        </w:r>
+      </w:ins>
+      <w:del w:id="430" w:author="Reviewer" w:date="2026-06-03T09:07:00Z" w16du:dateUtc="2026-06-03T14:07:00Z">
+        <w:r>
+          <w:rPr>
+            <w:rFonts w:ascii="Arial" w:eastAsia="Times New Roman" w:hAnsi="Arial" w:cs="Arial"/>
+            <w:color w:val="000000"/>
+            <w:kern w:val="0"/>
+            <w14:ligatures w14:val="none"/>
+          </w:rPr>
+          <w:delText xml:space="preserve"> helps identify dose-response relationships when </w:delText>
+        </w:r>
+      </w:del>
+      <w:r>
+        <w:rPr>
+          <w:rFonts w:ascii="Arial" w:eastAsia="Times New Roman" w:hAnsi="Arial" w:cs="Arial"/>
+          <w:color w:val="000000"/>
+          <w:kern w:val="0"/>
+          <w14:ligatures w14:val="none"/>
+        </w:rPr>
+        <w:t xml:space="preserve">toxicological </w:t>
+      </w:r>
+      <w:ins w:id="431" w:author="Reviewer" w:date="2026-06-03T09:07:00Z" w16du:dateUtc="2026-06-03T14:07:00Z">
+        <w:r>
+          <w:rPr>
+            <w:rFonts w:ascii="Arial" w:eastAsia="Times New Roman" w:hAnsi="Arial" w:cs="Arial"/>
+            <w:color w:val="000000"/>
+            <w:kern w:val="0"/>
+            <w14:ligatures w14:val="none"/>
+          </w:rPr>
+          <w:t xml:space="preserve">thresholds and biomarker </w:t>
+        </w:r>
+        <w:r>
+          <w:rPr>
+            <w:rFonts w:ascii="Arial" w:eastAsia="Times New Roman" w:hAnsi="Arial" w:cs="Arial"/>
+            <w:color w:val="000000"/>
+            <w:kern w:val="0"/>
+            <w14:ligatures w14:val="none"/>
+          </w:rPr>
+          <w:t xml:space="preserve">responses </w:t>
+        </w:r>
+      </w:ins>
+      <w:del w:id="432" w:author="Reviewer" w:date="2026-06-03T09:07:00Z" w16du:dateUtc="2026-06-03T14:07:00Z">
+        <w:r>
+          <w:rPr>
+            <w:rFonts w:ascii="Arial" w:eastAsia="Times New Roman" w:hAnsi="Arial" w:cs="Arial"/>
+            <w:color w:val="000000"/>
+            <w:kern w:val="0"/>
+            <w14:ligatures w14:val="none"/>
+          </w:rPr>
+          <w:delText xml:space="preserve">data </w:delText>
+        </w:r>
+      </w:del>
+      <w:ins w:id="433" w:author="Reviewer" w:date="2026-06-03T09:07:00Z" w16du:dateUtc="2026-06-03T14:07:00Z">
+        <w:r>
+          <w:rPr>
+            <w:rFonts w:ascii="Arial" w:eastAsia="Times New Roman" w:hAnsi="Arial" w:cs="Arial"/>
+            <w:color w:val="000000"/>
+            <w:kern w:val="0"/>
+            <w14:ligatures w14:val="none"/>
+          </w:rPr>
+          <w:t>r</w:t>
+        </w:r>
+      </w:ins>
+      <w:ins w:id="434" w:author="Reviewer" w:date="2026-06-03T09:08:00Z" w16du:dateUtc="2026-06-03T14:08:00Z">
+        <w:r>
+          <w:rPr>
+            <w:rFonts w:ascii="Arial" w:eastAsia="Times New Roman" w:hAnsi="Arial" w:cs="Arial"/>
+            <w:color w:val="000000"/>
+            <w:kern w:val="0"/>
+            <w14:ligatures w14:val="none"/>
+          </w:rPr>
+          <w:t xml:space="preserve">emain poorly understood </w:t>
+        </w:r>
+      </w:ins>
+      <w:del w:id="435" w:author="Reviewer" w:date="2026-06-03T09:07:00Z" w16du:dateUtc="2026-06-03T14:07:00Z">
+        <w:r>
+          <w:rPr>
+            <w:rFonts w:ascii="Arial" w:eastAsia="Times New Roman" w:hAnsi="Arial" w:cs="Arial"/>
+            <w:color w:val="000000"/>
+            <w:kern w:val="0"/>
+            <w14:ligatures w14:val="none"/>
+          </w:rPr>
+          <w:delText>are limited</w:delText>
+        </w:r>
+        <w:r>
+          <w:rPr>
+            <w:rFonts w:ascii="Arial" w:eastAsia="Times New Roman" w:hAnsi="Arial" w:cs="Arial"/>
+            <w:color w:val="000000"/>
+            <w:kern w:val="0"/>
+            <w14:ligatures w14:val="none"/>
+          </w:rPr>
+          <w:delText xml:space="preserve"> </w:delText>
+        </w:r>
+      </w:del>
       <w:r>
         <w:rPr>
           <w:rFonts w:ascii="Arial" w:eastAsia="Times New Roman" w:hAnsi="Arial" w:cs="Arial"/>
@@ -14733,60 +15910,383 @@
         </w:rPr>
         <w:t xml:space="preserve">. </w:t>
       </w:r>
-      <w:r>
-        <w:rPr>
-          <w:rFonts w:ascii="Arial" w:eastAsia="Times New Roman" w:hAnsi="Arial" w:cs="Arial"/>
-          <w:color w:val="000000"/>
-          <w:kern w:val="0"/>
-          <w14:ligatures w14:val="none"/>
-        </w:rPr>
-        <w:t xml:space="preserve">We used 15 individuals (three per treatment) to ensure replication while </w:t>
-      </w:r>
-      <w:r>
-        <w:rPr>
-          <w:rFonts w:ascii="Arial" w:eastAsia="Times New Roman" w:hAnsi="Arial" w:cs="Arial"/>
-          <w:color w:val="000000"/>
-          <w:kern w:val="0"/>
-          <w14:ligatures w14:val="none"/>
-        </w:rPr>
-        <w:t>keeping</w:t>
-      </w:r>
-      <w:r>
-        <w:rPr>
-          <w:rFonts w:ascii="Arial" w:eastAsia="Times New Roman" w:hAnsi="Arial" w:cs="Arial"/>
-          <w:color w:val="000000"/>
-          <w:kern w:val="0"/>
-          <w14:ligatures w14:val="none"/>
-        </w:rPr>
-        <w:t xml:space="preserve"> </w:t>
-      </w:r>
-      <w:r>
-        <w:rPr>
-          <w:rFonts w:ascii="Arial" w:eastAsia="Times New Roman" w:hAnsi="Arial" w:cs="Arial"/>
-          <w:color w:val="000000"/>
-          <w:kern w:val="0"/>
-          <w14:ligatures w14:val="none"/>
-        </w:rPr>
-        <w:t xml:space="preserve">ethical </w:t>
-      </w:r>
-      <w:r>
-        <w:rPr>
-          <w:rFonts w:ascii="Arial" w:eastAsia="Times New Roman" w:hAnsi="Arial" w:cs="Arial"/>
-          <w:color w:val="000000"/>
-          <w:kern w:val="0"/>
-          <w14:ligatures w14:val="none"/>
-        </w:rPr>
-        <w:t>and space requirements</w:t>
-      </w:r>
-      <w:r>
-        <w:rPr>
-          <w:rFonts w:ascii="Arial" w:eastAsia="Times New Roman" w:hAnsi="Arial" w:cs="Arial"/>
-          <w:color w:val="000000"/>
-          <w:kern w:val="0"/>
-          <w14:ligatures w14:val="none"/>
-        </w:rPr>
-        <w:t xml:space="preserve"> manageable</w:t>
-      </w:r>
+    </w:p>
+    <w:p>
+      <w:pPr>
+        <w:spacing w:line="480" w:lineRule="auto"/>
+        <w:ind w:firstLine="720"/>
+        <w:rPr>
+          <w:rFonts w:ascii="Arial" w:eastAsia="Times New Roman" w:hAnsi="Arial" w:cs="Arial"/>
+          <w:color w:val="000000"/>
+          <w:kern w:val="0"/>
+          <w14:ligatures w14:val="none"/>
+        </w:rPr>
+      </w:pPr>
+      <w:r>
+        <w:rPr>
+          <w:rFonts w:ascii="Arial" w:eastAsia="Times New Roman" w:hAnsi="Arial" w:cs="Arial"/>
+          <w:color w:val="000000"/>
+          <w:kern w:val="0"/>
+          <w14:ligatures w14:val="none"/>
+        </w:rPr>
+        <w:t xml:space="preserve">We used 15 individuals (three </w:t>
+      </w:r>
+      <w:ins w:id="436" w:author="Reviewer" w:date="2026-06-03T09:08:00Z" w16du:dateUtc="2026-06-03T14:08:00Z">
+        <w:r>
+          <w:rPr>
+            <w:rFonts w:ascii="Arial" w:eastAsia="Times New Roman" w:hAnsi="Arial" w:cs="Arial"/>
+            <w:color w:val="000000"/>
+            <w:kern w:val="0"/>
+            <w14:ligatures w14:val="none"/>
+          </w:rPr>
+          <w:t xml:space="preserve">fish </w:t>
+        </w:r>
+      </w:ins>
+      <w:r>
+        <w:rPr>
+          <w:rFonts w:ascii="Arial" w:eastAsia="Times New Roman" w:hAnsi="Arial" w:cs="Arial"/>
+          <w:color w:val="000000"/>
+          <w:kern w:val="0"/>
+          <w14:ligatures w14:val="none"/>
+        </w:rPr>
+        <w:t xml:space="preserve">per </w:t>
+      </w:r>
+      <w:del w:id="437" w:author="Reviewer" w:date="2026-06-03T09:19:00Z" w16du:dateUtc="2026-06-03T14:19:00Z">
+        <w:r>
+          <w:rPr>
+            <w:rFonts w:ascii="Arial" w:eastAsia="Times New Roman" w:hAnsi="Arial" w:cs="Arial"/>
+            <w:color w:val="000000"/>
+            <w:kern w:val="0"/>
+            <w14:ligatures w14:val="none"/>
+          </w:rPr>
+          <w:delText>treatment</w:delText>
+        </w:r>
+      </w:del>
+      <w:ins w:id="438" w:author="Reviewer" w:date="2026-06-03T09:19:00Z" w16du:dateUtc="2026-06-03T14:19:00Z">
+        <w:r>
+          <w:rPr>
+            <w:rFonts w:ascii="Arial" w:eastAsia="Times New Roman" w:hAnsi="Arial" w:cs="Arial"/>
+            <w:color w:val="000000"/>
+            <w:kern w:val="0"/>
+            <w14:ligatures w14:val="none"/>
+          </w:rPr>
+          <w:t>group</w:t>
+        </w:r>
+      </w:ins>
+      <w:r>
+        <w:rPr>
+          <w:rFonts w:ascii="Arial" w:eastAsia="Times New Roman" w:hAnsi="Arial" w:cs="Arial"/>
+          <w:color w:val="000000"/>
+          <w:kern w:val="0"/>
+          <w14:ligatures w14:val="none"/>
+        </w:rPr>
+        <w:t>) to</w:t>
+      </w:r>
+      <w:del w:id="439" w:author="Reviewer" w:date="2026-06-03T09:08:00Z" w16du:dateUtc="2026-06-03T14:08:00Z">
+        <w:r>
+          <w:rPr>
+            <w:rFonts w:ascii="Arial" w:eastAsia="Times New Roman" w:hAnsi="Arial" w:cs="Arial"/>
+            <w:color w:val="000000"/>
+            <w:kern w:val="0"/>
+            <w14:ligatures w14:val="none"/>
+          </w:rPr>
+          <w:delText xml:space="preserve"> ensure</w:delText>
+        </w:r>
+      </w:del>
+      <w:ins w:id="440" w:author="Reviewer" w:date="2026-06-03T09:08:00Z" w16du:dateUtc="2026-06-03T14:08:00Z">
+        <w:r>
+          <w:rPr>
+            <w:rFonts w:ascii="Arial" w:eastAsia="Times New Roman" w:hAnsi="Arial" w:cs="Arial"/>
+            <w:color w:val="000000"/>
+            <w:kern w:val="0"/>
+            <w14:ligatures w14:val="none"/>
+          </w:rPr>
+          <w:t xml:space="preserve"> balance</w:t>
+        </w:r>
+      </w:ins>
+      <w:r>
+        <w:rPr>
+          <w:rFonts w:ascii="Arial" w:eastAsia="Times New Roman" w:hAnsi="Arial" w:cs="Arial"/>
+          <w:color w:val="000000"/>
+          <w:kern w:val="0"/>
+          <w14:ligatures w14:val="none"/>
+        </w:rPr>
+        <w:t xml:space="preserve"> replication</w:t>
+      </w:r>
+      <w:ins w:id="441" w:author="Reviewer" w:date="2026-06-03T09:08:00Z" w16du:dateUtc="2026-06-03T14:08:00Z">
+        <w:r>
+          <w:rPr>
+            <w:rFonts w:ascii="Arial" w:eastAsia="Times New Roman" w:hAnsi="Arial" w:cs="Arial"/>
+            <w:color w:val="000000"/>
+            <w:kern w:val="0"/>
+            <w14:ligatures w14:val="none"/>
+          </w:rPr>
+          <w:t xml:space="preserve"> with avai</w:t>
+        </w:r>
+      </w:ins>
+      <w:ins w:id="442" w:author="Reviewer" w:date="2026-06-03T09:09:00Z" w16du:dateUtc="2026-06-03T14:09:00Z">
+        <w:r>
+          <w:rPr>
+            <w:rFonts w:ascii="Arial" w:eastAsia="Times New Roman" w:hAnsi="Arial" w:cs="Arial"/>
+            <w:color w:val="000000"/>
+            <w:kern w:val="0"/>
+            <w14:ligatures w14:val="none"/>
+          </w:rPr>
+          <w:t>la</w:t>
+        </w:r>
+      </w:ins>
+      <w:ins w:id="443" w:author="Reviewer" w:date="2026-06-03T09:08:00Z" w16du:dateUtc="2026-06-03T14:08:00Z">
+        <w:r>
+          <w:rPr>
+            <w:rFonts w:ascii="Arial" w:eastAsia="Times New Roman" w:hAnsi="Arial" w:cs="Arial"/>
+            <w:color w:val="000000"/>
+            <w:kern w:val="0"/>
+            <w14:ligatures w14:val="none"/>
+          </w:rPr>
+          <w:t>ble</w:t>
+        </w:r>
+      </w:ins>
+      <w:del w:id="444" w:author="Reviewer" w:date="2026-06-03T09:08:00Z" w16du:dateUtc="2026-06-03T14:08:00Z">
+        <w:r>
+          <w:rPr>
+            <w:rFonts w:ascii="Arial" w:eastAsia="Times New Roman" w:hAnsi="Arial" w:cs="Arial"/>
+            <w:color w:val="000000"/>
+            <w:kern w:val="0"/>
+            <w14:ligatures w14:val="none"/>
+          </w:rPr>
+          <w:delText xml:space="preserve"> while </w:delText>
+        </w:r>
+        <w:r>
+          <w:rPr>
+            <w:rFonts w:ascii="Arial" w:eastAsia="Times New Roman" w:hAnsi="Arial" w:cs="Arial"/>
+            <w:color w:val="000000"/>
+            <w:kern w:val="0"/>
+            <w14:ligatures w14:val="none"/>
+          </w:rPr>
+          <w:delText>keeping</w:delText>
+        </w:r>
+        <w:r>
+          <w:rPr>
+            <w:rFonts w:ascii="Arial" w:eastAsia="Times New Roman" w:hAnsi="Arial" w:cs="Arial"/>
+            <w:color w:val="000000"/>
+            <w:kern w:val="0"/>
+            <w14:ligatures w14:val="none"/>
+          </w:rPr>
+          <w:delText xml:space="preserve"> </w:delText>
+        </w:r>
+        <w:r>
+          <w:rPr>
+            <w:rFonts w:ascii="Arial" w:eastAsia="Times New Roman" w:hAnsi="Arial" w:cs="Arial"/>
+            <w:color w:val="000000"/>
+            <w:kern w:val="0"/>
+            <w14:ligatures w14:val="none"/>
+          </w:rPr>
+          <w:delText xml:space="preserve">ethical </w:delText>
+        </w:r>
+        <w:r>
+          <w:rPr>
+            <w:rFonts w:ascii="Arial" w:eastAsia="Times New Roman" w:hAnsi="Arial" w:cs="Arial"/>
+            <w:color w:val="000000"/>
+            <w:kern w:val="0"/>
+            <w14:ligatures w14:val="none"/>
+          </w:rPr>
+          <w:delText>and</w:delText>
+        </w:r>
+      </w:del>
+      <w:r>
+        <w:rPr>
+          <w:rFonts w:ascii="Arial" w:eastAsia="Times New Roman" w:hAnsi="Arial" w:cs="Arial"/>
+          <w:color w:val="000000"/>
+          <w:kern w:val="0"/>
+          <w14:ligatures w14:val="none"/>
+        </w:rPr>
+        <w:t xml:space="preserve"> space</w:t>
+      </w:r>
+      <w:ins w:id="445" w:author="Reviewer" w:date="2026-06-03T09:08:00Z" w16du:dateUtc="2026-06-03T14:08:00Z">
+        <w:r>
+          <w:rPr>
+            <w:rFonts w:ascii="Arial" w:eastAsia="Times New Roman" w:hAnsi="Arial" w:cs="Arial"/>
+            <w:color w:val="000000"/>
+            <w:kern w:val="0"/>
+            <w14:ligatures w14:val="none"/>
+          </w:rPr>
+          <w:t>, animal</w:t>
+        </w:r>
+      </w:ins>
+      <w:ins w:id="446" w:author="Reviewer" w:date="2026-06-03T09:10:00Z" w16du:dateUtc="2026-06-03T14:10:00Z">
+        <w:r>
+          <w:rPr>
+            <w:rFonts w:ascii="Arial" w:eastAsia="Times New Roman" w:hAnsi="Arial" w:cs="Arial"/>
+            <w:color w:val="000000"/>
+            <w:kern w:val="0"/>
+            <w14:ligatures w14:val="none"/>
+          </w:rPr>
+          <w:t>-</w:t>
+        </w:r>
+      </w:ins>
+      <w:ins w:id="447" w:author="Reviewer" w:date="2026-06-03T09:08:00Z" w16du:dateUtc="2026-06-03T14:08:00Z">
+        <w:r>
+          <w:rPr>
+            <w:rFonts w:ascii="Arial" w:eastAsia="Times New Roman" w:hAnsi="Arial" w:cs="Arial"/>
+            <w:color w:val="000000"/>
+            <w:kern w:val="0"/>
+            <w14:ligatures w14:val="none"/>
+          </w:rPr>
+          <w:t xml:space="preserve">care considerations, and </w:t>
+        </w:r>
+      </w:ins>
+      <w:ins w:id="448" w:author="Reviewer" w:date="2026-06-03T09:10:00Z" w16du:dateUtc="2026-06-03T14:10:00Z">
+        <w:r>
+          <w:rPr>
+            <w:rFonts w:ascii="Arial" w:eastAsia="Times New Roman" w:hAnsi="Arial" w:cs="Arial"/>
+            <w:color w:val="000000"/>
+            <w:kern w:val="0"/>
+            <w14:ligatures w14:val="none"/>
+          </w:rPr>
+          <w:t xml:space="preserve">the need for </w:t>
+        </w:r>
+      </w:ins>
+      <w:ins w:id="449" w:author="Reviewer" w:date="2026-06-03T09:08:00Z" w16du:dateUtc="2026-06-03T14:08:00Z">
+        <w:r>
+          <w:rPr>
+            <w:rFonts w:ascii="Arial" w:eastAsia="Times New Roman" w:hAnsi="Arial" w:cs="Arial"/>
+            <w:color w:val="000000"/>
+            <w:kern w:val="0"/>
+            <w14:ligatures w14:val="none"/>
+          </w:rPr>
+          <w:t>repeated blood sampling</w:t>
+        </w:r>
+      </w:ins>
+      <w:del w:id="450" w:author="Reviewer" w:date="2026-06-03T09:10:00Z" w16du:dateUtc="2026-06-03T14:10:00Z">
+        <w:r>
+          <w:rPr>
+            <w:rFonts w:ascii="Arial" w:eastAsia="Times New Roman" w:hAnsi="Arial" w:cs="Arial"/>
+            <w:color w:val="000000"/>
+            <w:kern w:val="0"/>
+            <w14:ligatures w14:val="none"/>
+          </w:rPr>
+          <w:delText xml:space="preserve"> requirements</w:delText>
+        </w:r>
+      </w:del>
+      <w:ins w:id="451" w:author="Reviewer" w:date="2026-06-03T09:09:00Z" w16du:dateUtc="2026-06-03T14:09:00Z">
+        <w:r>
+          <w:rPr>
+            <w:rFonts w:ascii="Arial" w:eastAsia="Times New Roman" w:hAnsi="Arial" w:cs="Arial"/>
+            <w:color w:val="000000"/>
+            <w:kern w:val="0"/>
+            <w14:ligatures w14:val="none"/>
+          </w:rPr>
+          <w:t xml:space="preserve">. Throughout the study, we monitored </w:t>
+        </w:r>
+      </w:ins>
+      <w:ins w:id="452" w:author="Reviewer" w:date="2026-06-03T09:11:00Z" w16du:dateUtc="2026-06-03T14:11:00Z">
+        <w:r>
+          <w:rPr>
+            <w:rFonts w:ascii="Arial" w:eastAsia="Times New Roman" w:hAnsi="Arial" w:cs="Arial"/>
+            <w:color w:val="000000"/>
+            <w:kern w:val="0"/>
+            <w14:ligatures w14:val="none"/>
+          </w:rPr>
+          <w:t xml:space="preserve">the </w:t>
+        </w:r>
+      </w:ins>
+      <w:ins w:id="453" w:author="Reviewer" w:date="2026-06-03T09:09:00Z" w16du:dateUtc="2026-06-03T14:09:00Z">
+        <w:r>
+          <w:rPr>
+            <w:rFonts w:ascii="Arial" w:eastAsia="Times New Roman" w:hAnsi="Arial" w:cs="Arial"/>
+            <w:color w:val="000000"/>
+            <w:kern w:val="0"/>
+            <w14:ligatures w14:val="none"/>
+          </w:rPr>
+          <w:t xml:space="preserve">fish daily </w:t>
+        </w:r>
+      </w:ins>
+      <w:ins w:id="454" w:author="Reviewer" w:date="2026-06-03T09:11:00Z" w16du:dateUtc="2026-06-03T14:11:00Z">
+        <w:r>
+          <w:rPr>
+            <w:rFonts w:ascii="Arial" w:eastAsia="Times New Roman" w:hAnsi="Arial" w:cs="Arial"/>
+            <w:color w:val="000000"/>
+            <w:kern w:val="0"/>
+            <w14:ligatures w14:val="none"/>
+          </w:rPr>
+          <w:t>and did not feed</w:t>
+        </w:r>
+      </w:ins>
+      <w:ins w:id="455" w:author="Reviewer" w:date="2026-06-03T09:09:00Z" w16du:dateUtc="2026-06-03T14:09:00Z">
+        <w:r>
+          <w:rPr>
+            <w:rFonts w:ascii="Arial" w:eastAsia="Times New Roman" w:hAnsi="Arial" w:cs="Arial"/>
+            <w:color w:val="000000"/>
+            <w:kern w:val="0"/>
+            <w14:ligatures w14:val="none"/>
+          </w:rPr>
+          <w:t xml:space="preserve"> </w:t>
+        </w:r>
+      </w:ins>
+      <w:ins w:id="456" w:author="Reviewer" w:date="2026-06-03T09:11:00Z" w16du:dateUtc="2026-06-03T14:11:00Z">
+        <w:r>
+          <w:rPr>
+            <w:rFonts w:ascii="Arial" w:eastAsia="Times New Roman" w:hAnsi="Arial" w:cs="Arial"/>
+            <w:color w:val="000000"/>
+            <w:kern w:val="0"/>
+            <w14:ligatures w14:val="none"/>
+          </w:rPr>
+          <w:t xml:space="preserve">the </w:t>
+        </w:r>
+      </w:ins>
+      <w:ins w:id="457" w:author="Reviewer" w:date="2026-06-03T09:09:00Z" w16du:dateUtc="2026-06-03T14:09:00Z">
+        <w:r>
+          <w:rPr>
+            <w:rFonts w:ascii="Arial" w:eastAsia="Times New Roman" w:hAnsi="Arial" w:cs="Arial"/>
+            <w:color w:val="000000"/>
+            <w:kern w:val="0"/>
+            <w14:ligatures w14:val="none"/>
+          </w:rPr>
+          <w:t>bass</w:t>
+        </w:r>
+      </w:ins>
+      <w:ins w:id="458" w:author="Reviewer" w:date="2026-06-03T09:15:00Z" w16du:dateUtc="2026-06-03T14:15:00Z">
+        <w:r>
+          <w:rPr>
+            <w:rFonts w:ascii="Arial" w:eastAsia="Times New Roman" w:hAnsi="Arial" w:cs="Arial"/>
+            <w:color w:val="000000"/>
+            <w:kern w:val="0"/>
+            <w14:ligatures w14:val="none"/>
+          </w:rPr>
+          <w:t xml:space="preserve"> </w:t>
+        </w:r>
+        <w:r>
+          <w:rPr>
+            <w:rFonts w:ascii="Arial" w:eastAsia="Times New Roman" w:hAnsi="Arial" w:cs="Arial"/>
+            <w:color w:val="000000"/>
+            <w:kern w:val="0"/>
+            <w14:ligatures w14:val="none"/>
+          </w:rPr>
+          <w:t>to minimize variation in physiological responses associated with differential feeding activity and digestion during repeated blood samplin</w:t>
+        </w:r>
+      </w:ins>
+      <w:ins w:id="459" w:author="Reviewer" w:date="2026-06-03T09:16:00Z" w16du:dateUtc="2026-06-03T14:16:00Z">
+        <w:r>
+          <w:rPr>
+            <w:rFonts w:ascii="Arial" w:eastAsia="Times New Roman" w:hAnsi="Arial" w:cs="Arial"/>
+            <w:color w:val="000000"/>
+            <w:kern w:val="0"/>
+            <w14:ligatures w14:val="none"/>
+          </w:rPr>
+          <w:t>g</w:t>
+        </w:r>
+      </w:ins>
+      <w:del w:id="460" w:author="Reviewer" w:date="2026-06-03T09:09:00Z" w16du:dateUtc="2026-06-03T14:09:00Z">
+        <w:r>
+          <w:rPr>
+            <w:rFonts w:ascii="Arial" w:eastAsia="Times New Roman" w:hAnsi="Arial" w:cs="Arial"/>
+            <w:color w:val="000000"/>
+            <w:kern w:val="0"/>
+            <w14:ligatures w14:val="none"/>
+          </w:rPr>
+          <w:delText xml:space="preserve"> manageable</w:delText>
+        </w:r>
+      </w:del>
       <w:r>
         <w:rPr>
           <w:rFonts w:ascii="Arial" w:eastAsia="Times New Roman" w:hAnsi="Arial" w:cs="Arial"/>
@@ -14936,6 +16436,17 @@
         </w:rPr>
         <w:t xml:space="preserve"> Lacombe, Louisiana, USA. LDWF </w:t>
       </w:r>
+      <w:ins w:id="461" w:author="Reviewer" w:date="2026-06-03T09:54:00Z" w16du:dateUtc="2026-06-03T14:54:00Z">
+        <w:r>
+          <w:rPr>
+            <w:rFonts w:ascii="Arial" w:eastAsia="Times New Roman" w:hAnsi="Arial" w:cs="Arial"/>
+            <w:color w:val="000000"/>
+            <w:kern w:val="0"/>
+            <w14:ligatures w14:val="none"/>
+          </w:rPr>
+          <w:t xml:space="preserve">employees </w:t>
+        </w:r>
+      </w:ins>
       <w:r>
         <w:rPr>
           <w:rFonts w:ascii="Arial" w:eastAsia="Times New Roman" w:hAnsi="Arial" w:cs="Arial"/>
@@ -15098,16 +16609,107 @@
           <w:kern w:val="0"/>
           <w14:ligatures w14:val="none"/>
         </w:rPr>
-        <w:t xml:space="preserve"> and placed each individual into its assigned tank </w:t>
-      </w:r>
-      <w:r>
-        <w:rPr>
-          <w:rFonts w:ascii="Arial" w:eastAsia="Times New Roman" w:hAnsi="Arial" w:cs="Arial"/>
-          <w:color w:val="000000"/>
-          <w:kern w:val="0"/>
-          <w14:ligatures w14:val="none"/>
-        </w:rPr>
-        <w:t xml:space="preserve">(aquaculture design described above; Figure 2). </w:t>
+        <w:t xml:space="preserve"> and placed each individual into </w:t>
+      </w:r>
+      <w:del w:id="462" w:author="Reviewer" w:date="2026-06-03T09:55:00Z" w16du:dateUtc="2026-06-03T14:55:00Z">
+        <w:r>
+          <w:rPr>
+            <w:rFonts w:ascii="Arial" w:eastAsia="Times New Roman" w:hAnsi="Arial" w:cs="Arial"/>
+            <w:color w:val="000000"/>
+            <w:kern w:val="0"/>
+            <w14:ligatures w14:val="none"/>
+          </w:rPr>
+          <w:delText xml:space="preserve">its </w:delText>
+        </w:r>
+      </w:del>
+      <w:ins w:id="463" w:author="Reviewer" w:date="2026-06-03T09:55:00Z" w16du:dateUtc="2026-06-03T14:55:00Z">
+        <w:r>
+          <w:rPr>
+            <w:rFonts w:ascii="Arial" w:eastAsia="Times New Roman" w:hAnsi="Arial" w:cs="Arial"/>
+            <w:color w:val="000000"/>
+            <w:kern w:val="0"/>
+            <w14:ligatures w14:val="none"/>
+          </w:rPr>
+          <w:t>their</w:t>
+        </w:r>
+        <w:r>
+          <w:rPr>
+            <w:rFonts w:ascii="Arial" w:eastAsia="Times New Roman" w:hAnsi="Arial" w:cs="Arial"/>
+            <w:color w:val="000000"/>
+            <w:kern w:val="0"/>
+            <w14:ligatures w14:val="none"/>
+          </w:rPr>
+          <w:t xml:space="preserve"> </w:t>
+        </w:r>
+      </w:ins>
+      <w:r>
+        <w:rPr>
+          <w:rFonts w:ascii="Arial" w:eastAsia="Times New Roman" w:hAnsi="Arial" w:cs="Arial"/>
+          <w:color w:val="000000"/>
+          <w:kern w:val="0"/>
+          <w14:ligatures w14:val="none"/>
+        </w:rPr>
+        <w:t xml:space="preserve">assigned tank </w:t>
+      </w:r>
+      <w:r>
+        <w:rPr>
+          <w:rFonts w:ascii="Arial" w:eastAsia="Times New Roman" w:hAnsi="Arial" w:cs="Arial"/>
+          <w:color w:val="000000"/>
+          <w:kern w:val="0"/>
+          <w14:ligatures w14:val="none"/>
+        </w:rPr>
+        <w:t xml:space="preserve">(aquaculture design described </w:t>
+      </w:r>
+      <w:del w:id="464" w:author="Reviewer" w:date="2026-06-03T09:51:00Z" w16du:dateUtc="2026-06-03T14:51:00Z">
+        <w:r>
+          <w:rPr>
+            <w:rFonts w:ascii="Arial" w:eastAsia="Times New Roman" w:hAnsi="Arial" w:cs="Arial"/>
+            <w:color w:val="000000"/>
+            <w:kern w:val="0"/>
+            <w14:ligatures w14:val="none"/>
+          </w:rPr>
+          <w:delText>above</w:delText>
+        </w:r>
+      </w:del>
+      <w:ins w:id="465" w:author="Reviewer" w:date="2026-06-03T09:51:00Z" w16du:dateUtc="2026-06-03T14:51:00Z">
+        <w:r>
+          <w:rPr>
+            <w:rFonts w:ascii="Arial" w:eastAsia="Times New Roman" w:hAnsi="Arial" w:cs="Arial"/>
+            <w:color w:val="000000"/>
+            <w:kern w:val="0"/>
+            <w14:ligatures w14:val="none"/>
+          </w:rPr>
+          <w:t xml:space="preserve">in the </w:t>
+        </w:r>
+        <w:r>
+          <w:rPr>
+            <w:rFonts w:ascii="Arial" w:eastAsia="Times New Roman" w:hAnsi="Arial" w:cs="Arial"/>
+            <w:i/>
+            <w:iCs/>
+            <w:color w:val="000000"/>
+            <w:kern w:val="0"/>
+            <w14:ligatures w14:val="none"/>
+          </w:rPr>
+          <w:t xml:space="preserve">Aquaculture Tank Design </w:t>
+        </w:r>
+        <w:r>
+          <w:rPr>
+            <w:rFonts w:ascii="Arial" w:eastAsia="Times New Roman" w:hAnsi="Arial" w:cs="Arial"/>
+            <w:color w:val="000000"/>
+            <w:kern w:val="0"/>
+            <w14:ligatures w14:val="none"/>
+          </w:rPr>
+          <w:t>section above</w:t>
+        </w:r>
+      </w:ins>
+      <w:r>
+        <w:rPr>
+          <w:rFonts w:ascii="Arial" w:eastAsia="Times New Roman" w:hAnsi="Arial" w:cs="Arial"/>
+          <w:color w:val="000000"/>
+          <w:kern w:val="0"/>
+          <w14:ligatures w14:val="none"/>
+        </w:rPr>
+        <w:t xml:space="preserve">; Figure 2). </w:t>
       </w:r>
     </w:p>
     <w:p>
@@ -15218,6 +16820,7 @@
           <w:kern w:val="0"/>
           <w14:ligatures w14:val="none"/>
         </w:rPr>
+        <w:lastRenderedPageBreak/>
         <w:fldChar w:fldCharType="begin"/>
       </w:r>
       <w:r>
@@ -15426,6 +17029,39 @@
         </w:rPr>
         <w:t xml:space="preserve">. </w:t>
       </w:r>
+      <w:ins w:id="466" w:author="Reviewer" w:date="2026-06-03T09:56:00Z" w16du:dateUtc="2026-06-03T14:56:00Z">
+        <w:r>
+          <w:rPr>
+            <w:rFonts w:ascii="Arial" w:eastAsia="Times New Roman" w:hAnsi="Arial" w:cs="Arial"/>
+            <w:color w:val="000000"/>
+            <w:kern w:val="0"/>
+            <w14:ligatures w14:val="none"/>
+          </w:rPr>
+          <w:t xml:space="preserve">We did not conduct </w:t>
+        </w:r>
+      </w:ins>
+      <w:ins w:id="467" w:author="Reviewer" w:date="2026-06-03T09:57:00Z" w16du:dateUtc="2026-06-03T14:57:00Z">
+        <w:r>
+          <w:rPr>
+            <w:rFonts w:ascii="Arial" w:eastAsia="Times New Roman" w:hAnsi="Arial" w:cs="Arial"/>
+            <w:color w:val="000000"/>
+            <w:kern w:val="0"/>
+            <w14:ligatures w14:val="none"/>
+          </w:rPr>
+          <w:t xml:space="preserve">any </w:t>
+        </w:r>
+      </w:ins>
+      <w:ins w:id="468" w:author="Reviewer" w:date="2026-06-03T09:56:00Z" w16du:dateUtc="2026-06-03T14:56:00Z">
+        <w:r>
+          <w:rPr>
+            <w:rFonts w:ascii="Arial" w:eastAsia="Times New Roman" w:hAnsi="Arial" w:cs="Arial"/>
+            <w:color w:val="000000"/>
+            <w:kern w:val="0"/>
+            <w14:ligatures w14:val="none"/>
+          </w:rPr>
+          <w:t>additional water changes following contaminant introduction.</w:t>
+        </w:r>
+      </w:ins>
     </w:p>
     <w:p>
       <w:pPr>
@@ -15483,7 +17119,47 @@
           <w:kern w:val="0"/>
           <w14:ligatures w14:val="none"/>
         </w:rPr>
-        <w:t xml:space="preserve"> alter baseline NLR (objective 1), we applied low and high </w:t>
+        <w:t xml:space="preserve"> alter</w:t>
+      </w:r>
+      <w:ins w:id="469" w:author="Reviewer" w:date="2026-06-03T09:57:00Z" w16du:dateUtc="2026-06-03T14:57:00Z">
+        <w:r>
+          <w:rPr>
+            <w:rFonts w:ascii="Arial" w:eastAsia="Times New Roman" w:hAnsi="Arial" w:cs="Arial"/>
+            <w:color w:val="000000"/>
+            <w:kern w:val="0"/>
+            <w14:ligatures w14:val="none"/>
+          </w:rPr>
+          <w:t>ed</w:t>
+        </w:r>
+      </w:ins>
+      <w:r>
+        <w:rPr>
+          <w:rFonts w:ascii="Arial" w:eastAsia="Times New Roman" w:hAnsi="Arial" w:cs="Arial"/>
+          <w:color w:val="000000"/>
+          <w:kern w:val="0"/>
+          <w14:ligatures w14:val="none"/>
+        </w:rPr>
+        <w:t xml:space="preserve"> baseline NLR</w:t>
+      </w:r>
+      <w:del w:id="470" w:author="Reviewer" w:date="2026-06-03T10:00:00Z" w16du:dateUtc="2026-06-03T15:00:00Z">
+        <w:r>
+          <w:rPr>
+            <w:rFonts w:ascii="Arial" w:eastAsia="Times New Roman" w:hAnsi="Arial" w:cs="Arial"/>
+            <w:color w:val="000000"/>
+            <w:kern w:val="0"/>
+            <w14:ligatures w14:val="none"/>
+          </w:rPr>
+          <w:delText xml:space="preserve"> (objective 1)</w:delText>
+        </w:r>
+      </w:del>
+      <w:r>
+        <w:rPr>
+          <w:rFonts w:ascii="Arial" w:eastAsia="Times New Roman" w:hAnsi="Arial" w:cs="Arial"/>
+          <w:color w:val="000000"/>
+          <w:kern w:val="0"/>
+          <w14:ligatures w14:val="none"/>
+        </w:rPr>
+        <w:t xml:space="preserve">, we applied low and high </w:t>
       </w:r>
       <w:r>
         <w:rPr>
@@ -15633,17 +17309,7 @@
           <w:kern w:val="0"/>
           <w14:ligatures w14:val="none"/>
         </w:rPr>
-        <w:t xml:space="preserve">water on </w:t>
-      </w:r>
-      <w:r>
-        <w:rPr>
-          <w:rFonts w:ascii="Arial" w:eastAsia="Times New Roman" w:hAnsi="Arial" w:cs="Arial"/>
-          <w:color w:val="000000"/>
-          <w:kern w:val="0"/>
-          <w14:ligatures w14:val="none"/>
-        </w:rPr>
-        <w:lastRenderedPageBreak/>
-        <w:t xml:space="preserve">day 10, while the control tanks </w:t>
+        <w:t xml:space="preserve">water on day 10, while the control tanks </w:t>
       </w:r>
       <w:r>
         <w:rPr>
@@ -15661,7 +17327,135 @@
           <w:kern w:val="0"/>
           <w14:ligatures w14:val="none"/>
         </w:rPr>
-        <w:t xml:space="preserve"> undisturbed. On day 14, we collected TL, </w:t>
+        <w:t xml:space="preserve"> undisturbed.</w:t>
+      </w:r>
+      <w:ins w:id="471" w:author="Reviewer" w:date="2026-06-03T10:01:00Z" w16du:dateUtc="2026-06-03T15:01:00Z">
+        <w:r>
+          <w:rPr>
+            <w:rFonts w:ascii="Arial" w:eastAsia="Times New Roman" w:hAnsi="Arial" w:cs="Arial"/>
+            <w:color w:val="000000"/>
+            <w:kern w:val="0"/>
+            <w14:ligatures w14:val="none"/>
+          </w:rPr>
+          <w:t xml:space="preserve"> We dissolved both compounds directly into tank water</w:t>
+        </w:r>
+      </w:ins>
+      <w:ins w:id="472" w:author="Reviewer" w:date="2026-06-03T10:02:00Z" w16du:dateUtc="2026-06-03T15:02:00Z">
+        <w:r>
+          <w:rPr>
+            <w:rFonts w:ascii="Arial" w:eastAsia="Times New Roman" w:hAnsi="Arial" w:cs="Arial"/>
+            <w:color w:val="000000"/>
+            <w:kern w:val="0"/>
+            <w14:ligatures w14:val="none"/>
+          </w:rPr>
+          <w:t xml:space="preserve"> without the use of a carrier solvent; therefore, a solvent control was unnecessary. We analytically verified the </w:t>
+        </w:r>
+      </w:ins>
+      <w:ins w:id="473" w:author="Reviewer" w:date="2026-06-03T10:14:00Z" w16du:dateUtc="2026-06-03T15:14:00Z">
+        <w:r>
+          <w:rPr>
+            <w:rFonts w:ascii="Arial" w:eastAsia="Times New Roman" w:hAnsi="Arial" w:cs="Arial"/>
+            <w:color w:val="000000"/>
+            <w:kern w:val="0"/>
+            <w14:ligatures w14:val="none"/>
+          </w:rPr>
+          <w:t xml:space="preserve">masses of </w:t>
+        </w:r>
+      </w:ins>
+      <w:ins w:id="474" w:author="Reviewer" w:date="2026-06-03T10:02:00Z" w16du:dateUtc="2026-06-03T15:02:00Z">
+        <w:r>
+          <w:rPr>
+            <w:rFonts w:ascii="Arial" w:eastAsia="Times New Roman" w:hAnsi="Arial" w:cs="Arial"/>
+            <w:color w:val="000000"/>
+            <w:kern w:val="0"/>
+            <w14:ligatures w14:val="none"/>
+          </w:rPr>
+          <w:t xml:space="preserve">Cd and </w:t>
+        </w:r>
+        <w:proofErr w:type="spellStart"/>
+        <w:r>
+          <w:rPr>
+            <w:rFonts w:ascii="Arial" w:eastAsia="Times New Roman" w:hAnsi="Arial" w:cs="Arial"/>
+            <w:color w:val="000000"/>
+            <w:kern w:val="0"/>
+            <w14:ligatures w14:val="none"/>
+          </w:rPr>
+          <w:t>PFPeA</w:t>
+        </w:r>
+        <w:proofErr w:type="spellEnd"/>
+        <w:r>
+          <w:rPr>
+            <w:rFonts w:ascii="Arial" w:eastAsia="Times New Roman" w:hAnsi="Arial" w:cs="Arial"/>
+            <w:color w:val="000000"/>
+            <w:kern w:val="0"/>
+            <w14:ligatures w14:val="none"/>
+          </w:rPr>
+          <w:t xml:space="preserve"> added to each tank to ensure consistent nominal concentrations a</w:t>
+        </w:r>
+      </w:ins>
+      <w:ins w:id="475" w:author="Reviewer" w:date="2026-06-03T10:03:00Z" w16du:dateUtc="2026-06-03T15:03:00Z">
+        <w:r>
+          <w:rPr>
+            <w:rFonts w:ascii="Arial" w:eastAsia="Times New Roman" w:hAnsi="Arial" w:cs="Arial"/>
+            <w:color w:val="000000"/>
+            <w:kern w:val="0"/>
+            <w14:ligatures w14:val="none"/>
+          </w:rPr>
+          <w:t>cross</w:t>
+        </w:r>
+      </w:ins>
+      <w:ins w:id="476" w:author="Reviewer" w:date="2026-06-03T10:02:00Z" w16du:dateUtc="2026-06-03T15:02:00Z">
+        <w:r>
+          <w:rPr>
+            <w:rFonts w:ascii="Arial" w:eastAsia="Times New Roman" w:hAnsi="Arial" w:cs="Arial"/>
+            <w:color w:val="000000"/>
+            <w:kern w:val="0"/>
+            <w14:ligatures w14:val="none"/>
+          </w:rPr>
+          <w:t xml:space="preserve"> treatments, but we did not analytically confirm </w:t>
+        </w:r>
+      </w:ins>
+      <w:ins w:id="477" w:author="Reviewer" w:date="2026-06-03T10:14:00Z" w16du:dateUtc="2026-06-03T15:14:00Z">
+        <w:r>
+          <w:rPr>
+            <w:rFonts w:ascii="Arial" w:eastAsia="Times New Roman" w:hAnsi="Arial" w:cs="Arial"/>
+            <w:color w:val="000000"/>
+            <w:kern w:val="0"/>
+            <w14:ligatures w14:val="none"/>
+          </w:rPr>
+          <w:t xml:space="preserve">the </w:t>
+        </w:r>
+      </w:ins>
+      <w:ins w:id="478" w:author="Reviewer" w:date="2026-06-03T10:02:00Z" w16du:dateUtc="2026-06-03T15:02:00Z">
+        <w:r>
+          <w:rPr>
+            <w:rFonts w:ascii="Arial" w:eastAsia="Times New Roman" w:hAnsi="Arial" w:cs="Arial"/>
+            <w:color w:val="000000"/>
+            <w:kern w:val="0"/>
+            <w14:ligatures w14:val="none"/>
+          </w:rPr>
+          <w:t>aqu</w:t>
+        </w:r>
+      </w:ins>
+      <w:ins w:id="479" w:author="Reviewer" w:date="2026-06-03T10:03:00Z" w16du:dateUtc="2026-06-03T15:03:00Z">
+        <w:r>
+          <w:rPr>
+            <w:rFonts w:ascii="Arial" w:eastAsia="Times New Roman" w:hAnsi="Arial" w:cs="Arial"/>
+            <w:color w:val="000000"/>
+            <w:kern w:val="0"/>
+            <w14:ligatures w14:val="none"/>
+          </w:rPr>
+          <w:t>eous contaminant concentrations during the study.</w:t>
+        </w:r>
+      </w:ins>
+      <w:r>
+        <w:rPr>
+          <w:rFonts w:ascii="Arial" w:eastAsia="Times New Roman" w:hAnsi="Arial" w:cs="Arial"/>
+          <w:color w:val="000000"/>
+          <w:kern w:val="0"/>
+          <w14:ligatures w14:val="none"/>
+        </w:rPr>
+        <w:t xml:space="preserve"> On day 14, we collected TL, </w:t>
       </w:r>
       <w:proofErr w:type="spellStart"/>
       <w:r>
@@ -15747,8 +17541,59 @@
           <w:kern w:val="0"/>
           <w14:ligatures w14:val="none"/>
         </w:rPr>
-        <w:t xml:space="preserve"> treatment exposure would </w:t>
-      </w:r>
+        <w:t xml:space="preserve"> </w:t>
+      </w:r>
+      <w:ins w:id="480" w:author="Reviewer" w:date="2026-06-03T10:05:00Z" w16du:dateUtc="2026-06-03T15:05:00Z">
+        <w:r>
+          <w:rPr>
+            <w:rFonts w:ascii="Arial" w:eastAsia="Times New Roman" w:hAnsi="Arial" w:cs="Arial"/>
+            <w:color w:val="000000"/>
+            <w:kern w:val="0"/>
+            <w14:ligatures w14:val="none"/>
+          </w:rPr>
+          <w:t>contaminan</w:t>
+        </w:r>
+        <w:r>
+          <w:rPr>
+            <w:rFonts w:ascii="Arial" w:eastAsia="Times New Roman" w:hAnsi="Arial" w:cs="Arial"/>
+            <w:color w:val="000000"/>
+            <w:kern w:val="0"/>
+            <w14:ligatures w14:val="none"/>
+          </w:rPr>
+          <w:t xml:space="preserve">t </w:t>
+        </w:r>
+      </w:ins>
+      <w:del w:id="481" w:author="Reviewer" w:date="2026-06-03T10:05:00Z" w16du:dateUtc="2026-06-03T15:05:00Z">
+        <w:r>
+          <w:rPr>
+            <w:rFonts w:ascii="Arial" w:eastAsia="Times New Roman" w:hAnsi="Arial" w:cs="Arial"/>
+            <w:color w:val="000000"/>
+            <w:kern w:val="0"/>
+            <w14:ligatures w14:val="none"/>
+          </w:rPr>
+          <w:delText xml:space="preserve">treatment </w:delText>
+        </w:r>
+      </w:del>
+      <w:r>
+        <w:rPr>
+          <w:rFonts w:ascii="Arial" w:eastAsia="Times New Roman" w:hAnsi="Arial" w:cs="Arial"/>
+          <w:color w:val="000000"/>
+          <w:kern w:val="0"/>
+          <w14:ligatures w14:val="none"/>
+        </w:rPr>
+        <w:t xml:space="preserve">exposure </w:t>
+      </w:r>
+      <w:del w:id="482" w:author="Reviewer" w:date="2026-06-03T10:05:00Z" w16du:dateUtc="2026-06-03T15:05:00Z">
+        <w:r>
+          <w:rPr>
+            <w:rFonts w:ascii="Arial" w:eastAsia="Times New Roman" w:hAnsi="Arial" w:cs="Arial"/>
+            <w:color w:val="000000"/>
+            <w:kern w:val="0"/>
+            <w14:ligatures w14:val="none"/>
+          </w:rPr>
+          <w:delText xml:space="preserve">would </w:delText>
+        </w:r>
+      </w:del>
       <w:r>
         <w:rPr>
           <w:rFonts w:ascii="Arial" w:eastAsia="Times New Roman" w:hAnsi="Arial" w:cs="Arial"/>
@@ -15758,6 +17603,17 @@
         </w:rPr>
         <w:t>alter</w:t>
       </w:r>
+      <w:ins w:id="483" w:author="Reviewer" w:date="2026-06-03T10:05:00Z" w16du:dateUtc="2026-06-03T15:05:00Z">
+        <w:r>
+          <w:rPr>
+            <w:rFonts w:ascii="Arial" w:eastAsia="Times New Roman" w:hAnsi="Arial" w:cs="Arial"/>
+            <w:color w:val="000000"/>
+            <w:kern w:val="0"/>
+            <w14:ligatures w14:val="none"/>
+          </w:rPr>
+          <w:t>ed</w:t>
+        </w:r>
+      </w:ins>
       <w:r>
         <w:rPr>
           <w:rFonts w:ascii="Arial" w:eastAsia="Times New Roman" w:hAnsi="Arial" w:cs="Arial"/>
@@ -15767,23 +17623,145 @@
         </w:rPr>
         <w:t xml:space="preserve"> </w:t>
       </w:r>
-      <w:r>
-        <w:rPr>
-          <w:rFonts w:ascii="Arial" w:eastAsia="Times New Roman" w:hAnsi="Arial" w:cs="Arial"/>
-          <w:color w:val="000000"/>
-          <w:kern w:val="0"/>
-          <w14:ligatures w14:val="none"/>
-        </w:rPr>
-        <w:t>the</w:t>
-      </w:r>
-      <w:r>
-        <w:rPr>
-          <w:rFonts w:ascii="Arial" w:eastAsia="Times New Roman" w:hAnsi="Arial" w:cs="Arial"/>
-          <w:color w:val="000000"/>
-          <w:kern w:val="0"/>
-          <w14:ligatures w14:val="none"/>
-        </w:rPr>
-        <w:t xml:space="preserve"> stress response with </w:t>
+      <w:ins w:id="484" w:author="Reviewer" w:date="2026-06-03T10:05:00Z" w16du:dateUtc="2026-06-03T15:05:00Z">
+        <w:r>
+          <w:rPr>
+            <w:rFonts w:ascii="Arial" w:eastAsia="Times New Roman" w:hAnsi="Arial" w:cs="Arial"/>
+            <w:color w:val="000000"/>
+            <w:kern w:val="0"/>
+            <w14:ligatures w14:val="none"/>
+          </w:rPr>
+          <w:t xml:space="preserve">leukocyte-based </w:t>
+        </w:r>
+      </w:ins>
+      <w:del w:id="485" w:author="Reviewer" w:date="2026-06-03T10:05:00Z" w16du:dateUtc="2026-06-03T15:05:00Z">
+        <w:r>
+          <w:rPr>
+            <w:rFonts w:ascii="Arial" w:eastAsia="Times New Roman" w:hAnsi="Arial" w:cs="Arial"/>
+            <w:color w:val="000000"/>
+            <w:kern w:val="0"/>
+            <w14:ligatures w14:val="none"/>
+          </w:rPr>
+          <w:delText>the</w:delText>
+        </w:r>
+        <w:r>
+          <w:rPr>
+            <w:rFonts w:ascii="Arial" w:eastAsia="Times New Roman" w:hAnsi="Arial" w:cs="Arial"/>
+            <w:color w:val="000000"/>
+            <w:kern w:val="0"/>
+            <w14:ligatures w14:val="none"/>
+          </w:rPr>
+          <w:delText xml:space="preserve"> </w:delText>
+        </w:r>
+      </w:del>
+      <w:r>
+        <w:rPr>
+          <w:rFonts w:ascii="Arial" w:eastAsia="Times New Roman" w:hAnsi="Arial" w:cs="Arial"/>
+          <w:color w:val="000000"/>
+          <w:kern w:val="0"/>
+          <w14:ligatures w14:val="none"/>
+        </w:rPr>
+        <w:t>stress response</w:t>
+      </w:r>
+      <w:ins w:id="486" w:author="Reviewer" w:date="2026-06-03T10:05:00Z" w16du:dateUtc="2026-06-03T15:05:00Z">
+        <w:r>
+          <w:rPr>
+            <w:rFonts w:ascii="Arial" w:eastAsia="Times New Roman" w:hAnsi="Arial" w:cs="Arial"/>
+            <w:color w:val="000000"/>
+            <w:kern w:val="0"/>
+            <w14:ligatures w14:val="none"/>
+          </w:rPr>
+          <w:t>s following</w:t>
+        </w:r>
+      </w:ins>
+      <w:del w:id="487" w:author="Reviewer" w:date="2026-06-03T10:05:00Z" w16du:dateUtc="2026-06-03T15:05:00Z">
+        <w:r>
+          <w:rPr>
+            <w:rFonts w:ascii="Arial" w:eastAsia="Times New Roman" w:hAnsi="Arial" w:cs="Arial"/>
+            <w:color w:val="000000"/>
+            <w:kern w:val="0"/>
+            <w14:ligatures w14:val="none"/>
+          </w:rPr>
+          <w:delText xml:space="preserve"> with</w:delText>
+        </w:r>
+      </w:del>
+      <w:r>
+        <w:rPr>
+          <w:rFonts w:ascii="Arial" w:eastAsia="Times New Roman" w:hAnsi="Arial" w:cs="Arial"/>
+          <w:color w:val="000000"/>
+          <w:kern w:val="0"/>
+          <w14:ligatures w14:val="none"/>
+        </w:rPr>
+        <w:t xml:space="preserve"> </w:t>
+      </w:r>
+      <w:del w:id="488" w:author="Reviewer" w:date="2026-06-03T10:15:00Z" w16du:dateUtc="2026-06-03T15:15:00Z">
+        <w:r>
+          <w:rPr>
+            <w:rFonts w:ascii="Arial" w:eastAsia="Times New Roman" w:hAnsi="Arial" w:cs="Arial"/>
+            <w:color w:val="000000"/>
+            <w:kern w:val="0"/>
+            <w14:ligatures w14:val="none"/>
+          </w:rPr>
+          <w:delText>increased</w:delText>
+        </w:r>
+        <w:r>
+          <w:rPr>
+            <w:rFonts w:ascii="Arial" w:eastAsia="Times New Roman" w:hAnsi="Arial" w:cs="Arial"/>
+            <w:color w:val="000000"/>
+            <w:kern w:val="0"/>
+            <w14:ligatures w14:val="none"/>
+          </w:rPr>
+          <w:delText xml:space="preserve"> </w:delText>
+        </w:r>
+      </w:del>
+      <w:r>
+        <w:rPr>
+          <w:rFonts w:ascii="Arial" w:eastAsia="Times New Roman" w:hAnsi="Arial" w:cs="Arial"/>
+          <w:color w:val="000000"/>
+          <w:kern w:val="0"/>
+          <w14:ligatures w14:val="none"/>
+        </w:rPr>
+        <w:t>salinity</w:t>
+      </w:r>
+      <w:ins w:id="489" w:author="Reviewer" w:date="2026-06-03T10:15:00Z" w16du:dateUtc="2026-06-03T15:15:00Z">
+        <w:r>
+          <w:rPr>
+            <w:rFonts w:ascii="Arial" w:eastAsia="Times New Roman" w:hAnsi="Arial" w:cs="Arial"/>
+            <w:color w:val="000000"/>
+            <w:kern w:val="0"/>
+            <w14:ligatures w14:val="none"/>
+          </w:rPr>
+          <w:t xml:space="preserve"> </w:t>
+        </w:r>
+        <w:r>
+          <w:rPr>
+            <w:rFonts w:ascii="Arial" w:eastAsia="Times New Roman" w:hAnsi="Arial" w:cs="Arial"/>
+            <w:color w:val="000000"/>
+            <w:kern w:val="0"/>
+            <w14:ligatures w14:val="none"/>
+          </w:rPr>
+          <w:t>increase</w:t>
+        </w:r>
+      </w:ins>
+      <w:del w:id="490" w:author="Reviewer" w:date="2026-06-03T10:06:00Z" w16du:dateUtc="2026-06-03T15:06:00Z">
+        <w:r>
+          <w:rPr>
+            <w:rFonts w:ascii="Arial" w:eastAsia="Times New Roman" w:hAnsi="Arial" w:cs="Arial"/>
+            <w:color w:val="000000"/>
+            <w:kern w:val="0"/>
+            <w14:ligatures w14:val="none"/>
+          </w:rPr>
+          <w:delText xml:space="preserve"> (objective 2)</w:delText>
+        </w:r>
+      </w:del>
+      <w:r>
+        <w:rPr>
+          <w:rFonts w:ascii="Arial" w:eastAsia="Times New Roman" w:hAnsi="Arial" w:cs="Arial"/>
+          <w:color w:val="000000"/>
+          <w:kern w:val="0"/>
+          <w14:ligatures w14:val="none"/>
+        </w:rPr>
+        <w:t xml:space="preserve">, we abruptly </w:t>
       </w:r>
       <w:r>
         <w:rPr>
@@ -15801,42 +17779,6 @@
           <w:kern w:val="0"/>
           <w14:ligatures w14:val="none"/>
         </w:rPr>
-        <w:t xml:space="preserve"> </w:t>
-      </w:r>
-      <w:r>
-        <w:rPr>
-          <w:rFonts w:ascii="Arial" w:eastAsia="Times New Roman" w:hAnsi="Arial" w:cs="Arial"/>
-          <w:color w:val="000000"/>
-          <w:kern w:val="0"/>
-          <w14:ligatures w14:val="none"/>
-        </w:rPr>
-        <w:t>salinity</w:t>
-      </w:r>
-      <w:r>
-        <w:rPr>
-          <w:rFonts w:ascii="Arial" w:eastAsia="Times New Roman" w:hAnsi="Arial" w:cs="Arial"/>
-          <w:color w:val="000000"/>
-          <w:kern w:val="0"/>
-          <w14:ligatures w14:val="none"/>
-        </w:rPr>
-        <w:t xml:space="preserve"> (objective 2), we abruptly </w:t>
-      </w:r>
-      <w:r>
-        <w:rPr>
-          <w:rFonts w:ascii="Arial" w:eastAsia="Times New Roman" w:hAnsi="Arial" w:cs="Arial"/>
-          <w:color w:val="000000"/>
-          <w:kern w:val="0"/>
-          <w14:ligatures w14:val="none"/>
-        </w:rPr>
-        <w:t>increased</w:t>
-      </w:r>
-      <w:r>
-        <w:rPr>
-          <w:rFonts w:ascii="Arial" w:eastAsia="Times New Roman" w:hAnsi="Arial" w:cs="Arial"/>
-          <w:color w:val="000000"/>
-          <w:kern w:val="0"/>
-          <w14:ligatures w14:val="none"/>
-        </w:rPr>
         <w:t xml:space="preserve"> salinity in all tanks from 0 ppt to </w:t>
       </w:r>
       <w:r>
@@ -15873,36 +17815,347 @@
           <w:kern w:val="0"/>
           <w14:ligatures w14:val="none"/>
         </w:rPr>
-        <w:t xml:space="preserve"> using fast-dissolving </w:t>
-      </w:r>
-      <w:proofErr w:type="gramStart"/>
-      <w:r>
-        <w:rPr>
-          <w:rFonts w:ascii="Arial" w:eastAsia="Times New Roman" w:hAnsi="Arial" w:cs="Arial"/>
-          <w:color w:val="000000"/>
-          <w:kern w:val="0"/>
-          <w14:ligatures w14:val="none"/>
-        </w:rPr>
-        <w:t>Instant Ocean sea</w:t>
-      </w:r>
-      <w:proofErr w:type="gramEnd"/>
-      <w:r>
-        <w:rPr>
-          <w:rFonts w:ascii="Arial" w:eastAsia="Times New Roman" w:hAnsi="Arial" w:cs="Arial"/>
-          <w:color w:val="000000"/>
-          <w:kern w:val="0"/>
-          <w14:ligatures w14:val="none"/>
-        </w:rPr>
-        <w:t xml:space="preserve"> salt</w:t>
-      </w:r>
-      <w:r>
-        <w:rPr>
-          <w:rFonts w:ascii="Arial" w:eastAsia="Times New Roman" w:hAnsi="Arial" w:cs="Arial"/>
-          <w:color w:val="000000"/>
-          <w:kern w:val="0"/>
-          <w14:ligatures w14:val="none"/>
-        </w:rPr>
-        <w:t xml:space="preserve"> (Figure 2; Figure 3). Three hours after salt introduction, we collected a third blood sample</w:t>
+        <w:t xml:space="preserve"> using fast-dissolving Instant Ocean </w:t>
+      </w:r>
+      <w:ins w:id="491" w:author="Reviewer" w:date="2026-06-03T10:15:00Z" w16du:dateUtc="2026-06-03T15:15:00Z">
+        <w:r>
+          <w:rPr>
+            <w:rFonts w:ascii="Arial" w:eastAsia="Times New Roman" w:hAnsi="Arial" w:cs="Arial"/>
+            <w:color w:val="000000"/>
+            <w:kern w:val="0"/>
+            <w14:ligatures w14:val="none"/>
+          </w:rPr>
+          <w:t>S</w:t>
+        </w:r>
+      </w:ins>
+      <w:del w:id="492" w:author="Reviewer" w:date="2026-06-03T10:15:00Z" w16du:dateUtc="2026-06-03T15:15:00Z">
+        <w:r>
+          <w:rPr>
+            <w:rFonts w:ascii="Arial" w:eastAsia="Times New Roman" w:hAnsi="Arial" w:cs="Arial"/>
+            <w:color w:val="000000"/>
+            <w:kern w:val="0"/>
+            <w14:ligatures w14:val="none"/>
+          </w:rPr>
+          <w:delText>s</w:delText>
+        </w:r>
+      </w:del>
+      <w:r>
+        <w:rPr>
+          <w:rFonts w:ascii="Arial" w:eastAsia="Times New Roman" w:hAnsi="Arial" w:cs="Arial"/>
+          <w:color w:val="000000"/>
+          <w:kern w:val="0"/>
+          <w14:ligatures w14:val="none"/>
+        </w:rPr>
+        <w:t xml:space="preserve">ea </w:t>
+      </w:r>
+      <w:ins w:id="493" w:author="Reviewer" w:date="2026-06-03T10:17:00Z" w16du:dateUtc="2026-06-03T15:17:00Z">
+        <w:r>
+          <w:rPr>
+            <w:rFonts w:ascii="Arial" w:eastAsia="Times New Roman" w:hAnsi="Arial" w:cs="Arial"/>
+            <w:color w:val="000000"/>
+            <w:kern w:val="0"/>
+            <w14:ligatures w14:val="none"/>
+          </w:rPr>
+          <w:t>S</w:t>
+        </w:r>
+      </w:ins>
+      <w:del w:id="494" w:author="Reviewer" w:date="2026-06-03T10:17:00Z" w16du:dateUtc="2026-06-03T15:17:00Z">
+        <w:r>
+          <w:rPr>
+            <w:rFonts w:ascii="Arial" w:eastAsia="Times New Roman" w:hAnsi="Arial" w:cs="Arial"/>
+            <w:color w:val="000000"/>
+            <w:kern w:val="0"/>
+            <w14:ligatures w14:val="none"/>
+          </w:rPr>
+          <w:delText>s</w:delText>
+        </w:r>
+      </w:del>
+      <w:r>
+        <w:rPr>
+          <w:rFonts w:ascii="Arial" w:eastAsia="Times New Roman" w:hAnsi="Arial" w:cs="Arial"/>
+          <w:color w:val="000000"/>
+          <w:kern w:val="0"/>
+          <w14:ligatures w14:val="none"/>
+        </w:rPr>
+        <w:t>alt</w:t>
+      </w:r>
+      <w:r>
+        <w:rPr>
+          <w:rFonts w:ascii="Arial" w:eastAsia="Times New Roman" w:hAnsi="Arial" w:cs="Arial"/>
+          <w:color w:val="000000"/>
+          <w:kern w:val="0"/>
+          <w14:ligatures w14:val="none"/>
+        </w:rPr>
+        <w:t xml:space="preserve"> (Figure 2; Figure 3).</w:t>
+      </w:r>
+      <w:ins w:id="495" w:author="Reviewer" w:date="2026-06-03T10:06:00Z" w16du:dateUtc="2026-06-03T15:06:00Z">
+        <w:r>
+          <w:rPr>
+            <w:rFonts w:ascii="Arial" w:eastAsia="Times New Roman" w:hAnsi="Arial" w:cs="Arial"/>
+            <w:color w:val="000000"/>
+            <w:kern w:val="0"/>
+            <w14:ligatures w14:val="none"/>
+          </w:rPr>
+          <w:t xml:space="preserve"> We gently mixed </w:t>
+        </w:r>
+      </w:ins>
+      <w:ins w:id="496" w:author="Reviewer" w:date="2026-06-03T10:09:00Z" w16du:dateUtc="2026-06-03T15:09:00Z">
+        <w:r>
+          <w:rPr>
+            <w:rFonts w:ascii="Arial" w:eastAsia="Times New Roman" w:hAnsi="Arial" w:cs="Arial"/>
+            <w:color w:val="000000"/>
+            <w:kern w:val="0"/>
+            <w14:ligatures w14:val="none"/>
+          </w:rPr>
+          <w:t xml:space="preserve">the </w:t>
+        </w:r>
+      </w:ins>
+      <w:ins w:id="497" w:author="Reviewer" w:date="2026-06-03T10:06:00Z" w16du:dateUtc="2026-06-03T15:06:00Z">
+        <w:r>
+          <w:rPr>
+            <w:rFonts w:ascii="Arial" w:eastAsia="Times New Roman" w:hAnsi="Arial" w:cs="Arial"/>
+            <w:color w:val="000000"/>
+            <w:kern w:val="0"/>
+            <w14:ligatures w14:val="none"/>
+          </w:rPr>
+          <w:t xml:space="preserve">tanks </w:t>
+        </w:r>
+      </w:ins>
+      <w:ins w:id="498" w:author="Reviewer" w:date="2026-06-03T10:09:00Z" w16du:dateUtc="2026-06-03T15:09:00Z">
+        <w:r>
+          <w:rPr>
+            <w:rFonts w:ascii="Arial" w:eastAsia="Times New Roman" w:hAnsi="Arial" w:cs="Arial"/>
+            <w:color w:val="000000"/>
+            <w:kern w:val="0"/>
+            <w14:ligatures w14:val="none"/>
+          </w:rPr>
+          <w:t>after</w:t>
+        </w:r>
+      </w:ins>
+      <w:ins w:id="499" w:author="Reviewer" w:date="2026-06-03T10:06:00Z" w16du:dateUtc="2026-06-03T15:06:00Z">
+        <w:r>
+          <w:rPr>
+            <w:rFonts w:ascii="Arial" w:eastAsia="Times New Roman" w:hAnsi="Arial" w:cs="Arial"/>
+            <w:color w:val="000000"/>
+            <w:kern w:val="0"/>
+            <w14:ligatures w14:val="none"/>
+          </w:rPr>
+          <w:t xml:space="preserve"> </w:t>
+        </w:r>
+      </w:ins>
+      <w:ins w:id="500" w:author="Reviewer" w:date="2026-06-03T10:09:00Z" w16du:dateUtc="2026-06-03T15:09:00Z">
+        <w:r>
+          <w:rPr>
+            <w:rFonts w:ascii="Arial" w:eastAsia="Times New Roman" w:hAnsi="Arial" w:cs="Arial"/>
+            <w:color w:val="000000"/>
+            <w:kern w:val="0"/>
+            <w14:ligatures w14:val="none"/>
+          </w:rPr>
+          <w:t>adding</w:t>
+        </w:r>
+      </w:ins>
+      <w:ins w:id="501" w:author="Reviewer" w:date="2026-06-03T10:06:00Z" w16du:dateUtc="2026-06-03T15:06:00Z">
+        <w:r>
+          <w:rPr>
+            <w:rFonts w:ascii="Arial" w:eastAsia="Times New Roman" w:hAnsi="Arial" w:cs="Arial"/>
+            <w:color w:val="000000"/>
+            <w:kern w:val="0"/>
+            <w14:ligatures w14:val="none"/>
+          </w:rPr>
+          <w:t xml:space="preserve"> salt </w:t>
+        </w:r>
+      </w:ins>
+      <w:ins w:id="502" w:author="Reviewer" w:date="2026-06-03T10:07:00Z" w16du:dateUtc="2026-06-03T15:07:00Z">
+        <w:r>
+          <w:rPr>
+            <w:rFonts w:ascii="Arial" w:eastAsia="Times New Roman" w:hAnsi="Arial" w:cs="Arial"/>
+            <w:color w:val="000000"/>
+            <w:kern w:val="0"/>
+            <w14:ligatures w14:val="none"/>
+          </w:rPr>
+          <w:t xml:space="preserve">to ensure consistent salinity </w:t>
+        </w:r>
+      </w:ins>
+      <w:ins w:id="503" w:author="Reviewer" w:date="2026-06-03T10:13:00Z" w16du:dateUtc="2026-06-03T15:13:00Z">
+        <w:r>
+          <w:rPr>
+            <w:rFonts w:ascii="Arial" w:eastAsia="Times New Roman" w:hAnsi="Arial" w:cs="Arial"/>
+            <w:color w:val="000000"/>
+            <w:kern w:val="0"/>
+            <w14:ligatures w14:val="none"/>
+          </w:rPr>
+          <w:t xml:space="preserve">conditions </w:t>
+        </w:r>
+      </w:ins>
+      <w:ins w:id="504" w:author="Reviewer" w:date="2026-06-03T10:09:00Z" w16du:dateUtc="2026-06-03T15:09:00Z">
+        <w:r>
+          <w:rPr>
+            <w:rFonts w:ascii="Arial" w:eastAsia="Times New Roman" w:hAnsi="Arial" w:cs="Arial"/>
+            <w:color w:val="000000"/>
+            <w:kern w:val="0"/>
+            <w14:ligatures w14:val="none"/>
+          </w:rPr>
+          <w:t>across</w:t>
+        </w:r>
+      </w:ins>
+      <w:ins w:id="505" w:author="Reviewer" w:date="2026-06-03T10:07:00Z" w16du:dateUtc="2026-06-03T15:07:00Z">
+        <w:r>
+          <w:rPr>
+            <w:rFonts w:ascii="Arial" w:eastAsia="Times New Roman" w:hAnsi="Arial" w:cs="Arial"/>
+            <w:color w:val="000000"/>
+            <w:kern w:val="0"/>
+            <w14:ligatures w14:val="none"/>
+          </w:rPr>
+          <w:t xml:space="preserve"> </w:t>
+        </w:r>
+      </w:ins>
+      <w:ins w:id="506" w:author="Reviewer" w:date="2026-06-03T10:09:00Z" w16du:dateUtc="2026-06-03T15:09:00Z">
+        <w:r>
+          <w:rPr>
+            <w:rFonts w:ascii="Arial" w:eastAsia="Times New Roman" w:hAnsi="Arial" w:cs="Arial"/>
+            <w:color w:val="000000"/>
+            <w:kern w:val="0"/>
+            <w14:ligatures w14:val="none"/>
+          </w:rPr>
+          <w:t>the tanks</w:t>
+        </w:r>
+      </w:ins>
+      <w:ins w:id="507" w:author="Reviewer" w:date="2026-06-03T10:13:00Z" w16du:dateUtc="2026-06-03T15:13:00Z">
+        <w:r>
+          <w:rPr>
+            <w:rFonts w:ascii="Arial" w:eastAsia="Times New Roman" w:hAnsi="Arial" w:cs="Arial"/>
+            <w:color w:val="000000"/>
+            <w:kern w:val="0"/>
+            <w14:ligatures w14:val="none"/>
+          </w:rPr>
+          <w:t>,</w:t>
+        </w:r>
+      </w:ins>
+      <w:ins w:id="508" w:author="Reviewer" w:date="2026-06-03T10:12:00Z" w16du:dateUtc="2026-06-03T15:12:00Z">
+        <w:r>
+          <w:rPr>
+            <w:rFonts w:ascii="Arial" w:eastAsia="Times New Roman" w:hAnsi="Arial" w:cs="Arial"/>
+            <w:color w:val="000000"/>
+            <w:kern w:val="0"/>
+            <w14:ligatures w14:val="none"/>
+          </w:rPr>
+          <w:t xml:space="preserve"> and verified salinity immediately </w:t>
+        </w:r>
+      </w:ins>
+      <w:ins w:id="509" w:author="Reviewer" w:date="2026-06-03T10:19:00Z" w16du:dateUtc="2026-06-03T15:19:00Z">
+        <w:r>
+          <w:rPr>
+            <w:rFonts w:ascii="Arial" w:eastAsia="Times New Roman" w:hAnsi="Arial" w:cs="Arial"/>
+            <w:color w:val="000000"/>
+            <w:kern w:val="0"/>
+            <w14:ligatures w14:val="none"/>
+          </w:rPr>
+          <w:t>after</w:t>
+        </w:r>
+      </w:ins>
+      <w:ins w:id="510" w:author="Reviewer" w:date="2026-06-03T10:18:00Z" w16du:dateUtc="2026-06-03T15:18:00Z">
+        <w:r>
+          <w:rPr>
+            <w:rFonts w:ascii="Arial" w:eastAsia="Times New Roman" w:hAnsi="Arial" w:cs="Arial"/>
+            <w:color w:val="000000"/>
+            <w:kern w:val="0"/>
+            <w14:ligatures w14:val="none"/>
+          </w:rPr>
+          <w:t xml:space="preserve"> salt addition and </w:t>
+        </w:r>
+      </w:ins>
+      <w:ins w:id="511" w:author="Reviewer" w:date="2026-06-03T10:19:00Z" w16du:dateUtc="2026-06-03T15:19:00Z">
+        <w:r>
+          <w:rPr>
+            <w:rFonts w:ascii="Arial" w:eastAsia="Times New Roman" w:hAnsi="Arial" w:cs="Arial"/>
+            <w:color w:val="000000"/>
+            <w:kern w:val="0"/>
+            <w14:ligatures w14:val="none"/>
+          </w:rPr>
+          <w:t>before</w:t>
+        </w:r>
+      </w:ins>
+      <w:ins w:id="512" w:author="Reviewer" w:date="2026-06-03T10:18:00Z" w16du:dateUtc="2026-06-03T15:18:00Z">
+        <w:r>
+          <w:rPr>
+            <w:rFonts w:ascii="Arial" w:eastAsia="Times New Roman" w:hAnsi="Arial" w:cs="Arial"/>
+            <w:color w:val="000000"/>
+            <w:kern w:val="0"/>
+            <w14:ligatures w14:val="none"/>
+          </w:rPr>
+          <w:t xml:space="preserve"> the </w:t>
+        </w:r>
+      </w:ins>
+      <w:ins w:id="513" w:author="Reviewer" w:date="2026-06-03T10:19:00Z" w16du:dateUtc="2026-06-03T15:19:00Z">
+        <w:r>
+          <w:rPr>
+            <w:rFonts w:ascii="Arial" w:eastAsia="Times New Roman" w:hAnsi="Arial" w:cs="Arial"/>
+            <w:color w:val="000000"/>
+            <w:kern w:val="0"/>
+            <w14:ligatures w14:val="none"/>
+          </w:rPr>
+          <w:t>blood collection period</w:t>
+        </w:r>
+      </w:ins>
+      <w:ins w:id="514" w:author="Reviewer" w:date="2026-06-03T10:22:00Z" w16du:dateUtc="2026-06-03T15:22:00Z">
+        <w:r>
+          <w:rPr>
+            <w:rFonts w:ascii="Arial" w:eastAsia="Times New Roman" w:hAnsi="Arial" w:cs="Arial"/>
+            <w:color w:val="000000"/>
+            <w:kern w:val="0"/>
+            <w14:ligatures w14:val="none"/>
+          </w:rPr>
+          <w:t xml:space="preserve"> conducted (</w:t>
+        </w:r>
+        <w:r>
+          <w:rPr>
+            <w:rFonts w:ascii="Arial" w:eastAsia="Times New Roman" w:hAnsi="Arial" w:cs="Arial"/>
+            <w:color w:val="000000"/>
+            <w:kern w:val="0"/>
+            <w14:ligatures w14:val="none"/>
+          </w:rPr>
+          <w:t>approximately three hours</w:t>
+        </w:r>
+        <w:r>
+          <w:rPr>
+            <w:rFonts w:ascii="Arial" w:eastAsia="Times New Roman" w:hAnsi="Arial" w:cs="Arial"/>
+            <w:color w:val="000000"/>
+            <w:kern w:val="0"/>
+            <w14:ligatures w14:val="none"/>
+          </w:rPr>
+          <w:t xml:space="preserve"> later)</w:t>
+        </w:r>
+      </w:ins>
+      <w:ins w:id="515" w:author="Reviewer" w:date="2026-06-03T10:09:00Z" w16du:dateUtc="2026-06-03T15:09:00Z">
+        <w:r>
+          <w:rPr>
+            <w:rFonts w:ascii="Arial" w:eastAsia="Times New Roman" w:hAnsi="Arial" w:cs="Arial"/>
+            <w:color w:val="000000"/>
+            <w:kern w:val="0"/>
+            <w14:ligatures w14:val="none"/>
+          </w:rPr>
+          <w:t xml:space="preserve">. </w:t>
+        </w:r>
+      </w:ins>
+      <w:del w:id="516" w:author="Reviewer" w:date="2026-06-03T10:09:00Z" w16du:dateUtc="2026-06-03T15:09:00Z">
+        <w:r>
+          <w:rPr>
+            <w:rFonts w:ascii="Arial" w:eastAsia="Times New Roman" w:hAnsi="Arial" w:cs="Arial"/>
+            <w:color w:val="000000"/>
+            <w:kern w:val="0"/>
+            <w14:ligatures w14:val="none"/>
+          </w:rPr>
+          <w:delText xml:space="preserve"> </w:delText>
+        </w:r>
+      </w:del>
+      <w:r>
+        <w:rPr>
+          <w:rFonts w:ascii="Arial" w:eastAsia="Times New Roman" w:hAnsi="Arial" w:cs="Arial"/>
+          <w:color w:val="000000"/>
+          <w:kern w:val="0"/>
+          <w14:ligatures w14:val="none"/>
+        </w:rPr>
+        <w:t>Three hours after salt introduction, we collected a third blood sample</w:t>
       </w:r>
       <w:r>
         <w:rPr>
@@ -15976,7 +18229,17 @@
           <w:kern w:val="0"/>
           <w14:ligatures w14:val="none"/>
         </w:rPr>
-        <w:t xml:space="preserve"> The Southeastern Louisiana University Institutional Animal Care and Use Committee (IACUC) approved all procedures described above (IACUC </w:t>
+        <w:t xml:space="preserve"> The Southeastern Louisiana </w:t>
+      </w:r>
+      <w:r>
+        <w:rPr>
+          <w:rFonts w:ascii="Arial" w:eastAsia="Times New Roman" w:hAnsi="Arial" w:cs="Arial"/>
+          <w:color w:val="000000"/>
+          <w:kern w:val="0"/>
+          <w14:ligatures w14:val="none"/>
+        </w:rPr>
+        <w:lastRenderedPageBreak/>
+        <w:t xml:space="preserve">University Institutional Animal Care and Use Committee (IACUC) approved all procedures described above (IACUC </w:t>
       </w:r>
       <w:r>
         <w:rPr>
@@ -16541,7 +18804,6 @@
           <w:kern w:val="0"/>
           <w14:ligatures w14:val="none"/>
         </w:rPr>
-        <w:lastRenderedPageBreak/>
         <w:t>neutrophil</w:t>
       </w:r>
       <w:r>
@@ -16849,7 +19111,17 @@
           <w:kern w:val="0"/>
           <w14:ligatures w14:val="none"/>
         </w:rPr>
-        <w:t xml:space="preserve"> tap and reverse</w:t>
+        <w:t xml:space="preserve"> </w:t>
+      </w:r>
+      <w:r>
+        <w:rPr>
+          <w:rFonts w:ascii="Arial" w:eastAsia="Times New Roman" w:hAnsi="Arial" w:cs="Arial"/>
+          <w:color w:val="000000"/>
+          <w:kern w:val="0"/>
+          <w14:ligatures w14:val="none"/>
+        </w:rPr>
+        <w:lastRenderedPageBreak/>
+        <w:t>tap and reverse</w:t>
       </w:r>
       <w:r>
         <w:rPr>
@@ -17520,17 +19792,7 @@
           <w:kern w:val="0"/>
           <w14:ligatures w14:val="none"/>
         </w:rPr>
-        <w:t xml:space="preserve">We </w:t>
-      </w:r>
-      <w:r>
-        <w:rPr>
-          <w:rFonts w:ascii="Arial" w:eastAsia="Times New Roman" w:hAnsi="Arial" w:cs="Arial"/>
-          <w:color w:val="000000"/>
-          <w:kern w:val="0"/>
-          <w14:ligatures w14:val="none"/>
-        </w:rPr>
-        <w:lastRenderedPageBreak/>
-        <w:t xml:space="preserve">used the regression equation for largemouth bass </w:t>
+        <w:t xml:space="preserve">We used the regression equation for largemouth bass </w:t>
       </w:r>
       <w:r>
         <w:rPr>
@@ -18168,6 +20430,7 @@
           <w:kern w:val="0"/>
           <w14:ligatures w14:val="none"/>
         </w:rPr>
+        <w:lastRenderedPageBreak/>
         <w:t>PFPeA</w:t>
       </w:r>
       <w:proofErr w:type="spellEnd"/>
@@ -18798,7 +21061,6 @@
         <w:rPr>
           <w:rFonts w:ascii="Arial" w:hAnsi="Arial" w:cs="Arial"/>
         </w:rPr>
-        <w:lastRenderedPageBreak/>
         <w:t xml:space="preserve">On day 1, </w:t>
       </w:r>
       <w:r>
@@ -19107,6 +21369,7 @@
           <w:kern w:val="0"/>
           <w14:ligatures w14:val="none"/>
         </w:rPr>
+        <w:lastRenderedPageBreak/>
         <w:t>3</w:t>
       </w:r>
       <w:r>
@@ -19651,14 +21914,7 @@
         <w:rPr>
           <w:rFonts w:ascii="Arial" w:hAnsi="Arial" w:cs="Arial"/>
         </w:rPr>
-        <w:t xml:space="preserve"> </w:t>
-      </w:r>
-      <w:r>
-        <w:rPr>
-          <w:rFonts w:ascii="Arial" w:hAnsi="Arial" w:cs="Arial"/>
-        </w:rPr>
-        <w:lastRenderedPageBreak/>
-        <w:t>(Z</w:t>
+        <w:t xml:space="preserve"> (Z</w:t>
       </w:r>
       <w:r>
         <w:rPr>
@@ -20197,6 +22453,7 @@
         <w:rPr>
           <w:rFonts w:ascii="Arial" w:hAnsi="Arial" w:cs="Arial"/>
         </w:rPr>
+        <w:lastRenderedPageBreak/>
         <w:t xml:space="preserve">All </w:t>
       </w:r>
       <w:r>
@@ -20910,7 +23167,6 @@
         <w:rPr>
           <w:rFonts w:ascii="Arial" w:hAnsi="Arial" w:cs="Arial"/>
         </w:rPr>
-        <w:lastRenderedPageBreak/>
         <w:t>At the end of the study</w:t>
       </w:r>
       <w:r>
@@ -21511,6 +23767,7 @@
           <w:kern w:val="0"/>
           <w14:ligatures w14:val="none"/>
         </w:rPr>
+        <w:lastRenderedPageBreak/>
         <w:t xml:space="preserve">the </w:t>
       </w:r>
       <w:r>
@@ -22271,17 +24528,7 @@
           <w:kern w:val="0"/>
           <w14:ligatures w14:val="none"/>
         </w:rPr>
-        <w:t xml:space="preserve">. For instance, recent reviews have suggested that increased PFAS exposure increases </w:t>
-      </w:r>
-      <w:r>
-        <w:rPr>
-          <w:rFonts w:ascii="Arial" w:eastAsia="Times New Roman" w:hAnsi="Arial" w:cs="Arial"/>
-          <w:color w:val="000000"/>
-          <w:kern w:val="0"/>
-          <w14:ligatures w14:val="none"/>
-        </w:rPr>
-        <w:lastRenderedPageBreak/>
-        <w:t>rates of cancer</w:t>
+        <w:t>. For instance, recent reviews have suggested that increased PFAS exposure increases rates of cancer</w:t>
       </w:r>
       <w:r>
         <w:rPr>
@@ -22829,6 +25076,7 @@
           <w:kern w:val="0"/>
           <w14:ligatures w14:val="none"/>
         </w:rPr>
+        <w:lastRenderedPageBreak/>
         <w:t xml:space="preserve">4.2. Biotic and </w:t>
       </w:r>
       <w:r>
@@ -23831,7 +26079,6 @@
           <w:kern w:val="0"/>
           <w14:ligatures w14:val="none"/>
         </w:rPr>
-        <w:lastRenderedPageBreak/>
         <w:t>W</w:t>
       </w:r>
       <w:r>
@@ -24425,7 +26672,16 @@
           <w:color w:val="000000"/>
           <w:kern w:val="0"/>
         </w:rPr>
-        <w:t xml:space="preserve">, 2008; Goessling </w:t>
+        <w:t xml:space="preserve">, 2008; </w:t>
+      </w:r>
+      <w:r>
+        <w:rPr>
+          <w:rFonts w:ascii="Arial" w:hAnsi="Arial" w:cs="Arial"/>
+          <w:color w:val="000000"/>
+          <w:kern w:val="0"/>
+        </w:rPr>
+        <w:lastRenderedPageBreak/>
+        <w:t xml:space="preserve">Goessling </w:t>
       </w:r>
       <w:r>
         <w:rPr>
@@ -25106,17 +27362,7 @@
           <w:kern w:val="0"/>
           <w14:ligatures w14:val="none"/>
         </w:rPr>
-        <w:t xml:space="preserve">PFAS's potential to influence stress may pose a significant challenge for fisheries conservation and management, as chronic stress may </w:t>
-      </w:r>
-      <w:r>
-        <w:rPr>
-          <w:rFonts w:ascii="Arial" w:eastAsia="Times New Roman" w:hAnsi="Arial" w:cs="Arial"/>
-          <w:color w:val="000000"/>
-          <w:kern w:val="0"/>
-          <w14:ligatures w14:val="none"/>
-        </w:rPr>
-        <w:lastRenderedPageBreak/>
-        <w:t>reduce growth and reproductive rates and increase</w:t>
+        <w:t>PFAS's potential to influence stress may pose a significant challenge for fisheries conservation and management, as chronic stress may reduce growth and reproductive rates and increase</w:t>
       </w:r>
       <w:r>
         <w:rPr>
@@ -26261,7 +28507,17 @@
           <w:kern w:val="0"/>
           <w14:ligatures w14:val="none"/>
         </w:rPr>
-        <w:t xml:space="preserve">stress response </w:t>
+        <w:t xml:space="preserve">stress </w:t>
+      </w:r>
+      <w:r>
+        <w:rPr>
+          <w:rFonts w:ascii="Arial" w:eastAsia="Times New Roman" w:hAnsi="Arial" w:cs="Arial"/>
+          <w:color w:val="000000"/>
+          <w:kern w:val="0"/>
+          <w14:ligatures w14:val="none"/>
+        </w:rPr>
+        <w:lastRenderedPageBreak/>
+        <w:t xml:space="preserve">response </w:t>
       </w:r>
       <w:r>
         <w:rPr>
@@ -27070,17 +29326,7 @@
           <w:kern w:val="0"/>
           <w14:ligatures w14:val="none"/>
         </w:rPr>
-        <w:t xml:space="preserve">, allowing </w:t>
-      </w:r>
-      <w:r>
-        <w:rPr>
-          <w:rFonts w:ascii="Arial" w:eastAsia="Times New Roman" w:hAnsi="Arial" w:cs="Arial"/>
-          <w:color w:val="000000"/>
-          <w:kern w:val="0"/>
-          <w14:ligatures w14:val="none"/>
-        </w:rPr>
-        <w:lastRenderedPageBreak/>
-        <w:t>us to assess the potential effects of toxins interacting with a natural environmental stressor</w:t>
+        <w:t>, allowing us to assess the potential effects of toxins interacting with a natural environmental stressor</w:t>
       </w:r>
       <w:r>
         <w:rPr>
@@ -27559,7 +29805,17 @@
           <w:kern w:val="0"/>
           <w14:ligatures w14:val="none"/>
         </w:rPr>
-        <w:t xml:space="preserve"> exposure not only increases baseline stress but also reduces an individual's capacity to respond to new environmental challenges. Such impairment may reduce resilience in natural populations exposed to chronic PFAS contamination.</w:t>
+        <w:t xml:space="preserve"> exposure not only increases baseline stress but also reduces </w:t>
+      </w:r>
+      <w:r>
+        <w:rPr>
+          <w:rFonts w:ascii="Arial" w:eastAsia="Times New Roman" w:hAnsi="Arial" w:cs="Arial"/>
+          <w:color w:val="000000"/>
+          <w:kern w:val="0"/>
+          <w14:ligatures w14:val="none"/>
+        </w:rPr>
+        <w:lastRenderedPageBreak/>
+        <w:t>an individual's capacity to respond to new environmental challenges. Such impairment may reduce resilience in natural populations exposed to chronic PFAS contamination.</w:t>
       </w:r>
     </w:p>
     <w:p>
@@ -27848,19 +30104,7 @@
           <w:kern w:val="0"/>
           <w14:ligatures w14:val="none"/>
         </w:rPr>
-        <w:t xml:space="preserve">et </w:t>
-      </w:r>
-      <w:r>
-        <w:rPr>
-          <w:rFonts w:ascii="Arial" w:hAnsi="Arial" w:cs="Arial"/>
-          <w:i/>
-          <w:iCs/>
-          <w:color w:val="000000"/>
-          <w:kern w:val="0"/>
-          <w14:ligatures w14:val="none"/>
-        </w:rPr>
-        <w:lastRenderedPageBreak/>
-        <w:t>al.</w:t>
+        <w:t>et al.</w:t>
       </w:r>
       <w:r>
         <w:rPr>
@@ -28683,7 +30927,17 @@
           <w:kern w:val="0"/>
           <w14:ligatures w14:val="none"/>
         </w:rPr>
-        <w:t xml:space="preserve"> The recovery we observed suggests that moderate salinity alone does not cause chronic stress, but its effects may intensify when combined with chemical pollutants.</w:t>
+        <w:t xml:space="preserve"> The </w:t>
+      </w:r>
+      <w:r>
+        <w:rPr>
+          <w:rFonts w:ascii="Arial" w:eastAsia="Times New Roman" w:hAnsi="Arial" w:cs="Arial"/>
+          <w:color w:val="000000"/>
+          <w:kern w:val="0"/>
+          <w14:ligatures w14:val="none"/>
+        </w:rPr>
+        <w:lastRenderedPageBreak/>
+        <w:t>recovery we observed suggests that moderate salinity alone does not cause chronic stress, but its effects may intensify when combined with chemical pollutants.</w:t>
       </w:r>
     </w:p>
     <w:p>
@@ -29431,7 +31685,6 @@
           <w:kern w:val="0"/>
           <w14:ligatures w14:val="none"/>
         </w:rPr>
-        <w:lastRenderedPageBreak/>
         <w:t>Combined with our results, this evidence emphasizes that PFAS toxicity extends beyond endocrine disruption to include immune variation</w:t>
       </w:r>
       <w:r>
@@ -29471,6 +31724,7 @@
           <w:kern w:val="0"/>
           <w14:ligatures w14:val="none"/>
         </w:rPr>
+        <w:lastRenderedPageBreak/>
         <w:t xml:space="preserve">In the context of natural experiments using stress proxies to test hypotheses </w:t>
       </w:r>
       <w:r>
@@ -31034,7 +33288,7 @@
       <w:pPr>
         <w:pStyle w:val="Bibliography"/>
         <w:rPr>
-          <w:ins w:id="352" w:author="Reviewer" w:date="2026-06-01T15:38:00Z" w16du:dateUtc="2026-06-01T20:38:00Z"/>
+          <w:ins w:id="517" w:author="Reviewer" w:date="2026-06-01T15:38:00Z" w16du:dateUtc="2026-06-01T20:38:00Z"/>
           <w:rFonts w:ascii="Arial" w:hAnsi="Arial" w:cs="Arial"/>
         </w:rPr>
       </w:pPr>
@@ -31098,7 +33352,7 @@
           <w:rFonts w:ascii="Arial" w:hAnsi="Arial" w:cs="Arial"/>
         </w:rPr>
       </w:pPr>
-      <w:ins w:id="353" w:author="Reviewer" w:date="2026-06-01T15:38:00Z" w16du:dateUtc="2026-06-01T20:38:00Z">
+      <w:ins w:id="518" w:author="Reviewer" w:date="2026-06-01T15:38:00Z" w16du:dateUtc="2026-06-01T20:38:00Z">
         <w:r>
           <w:rPr>
             <w:rFonts w:ascii="Arial" w:hAnsi="Arial" w:cs="Arial"/>
@@ -31144,7 +33398,7 @@
           <w:t>Oreochromis niloticu</w:t>
         </w:r>
       </w:ins>
-      <w:ins w:id="354" w:author="Reviewer" w:date="2026-06-01T15:39:00Z" w16du:dateUtc="2026-06-01T20:39:00Z">
+      <w:ins w:id="519" w:author="Reviewer" w:date="2026-06-01T15:39:00Z" w16du:dateUtc="2026-06-01T20:39:00Z">
         <w:r>
           <w:rPr>
             <w:rFonts w:ascii="Arial" w:hAnsi="Arial" w:cs="Arial"/>
@@ -31160,7 +33414,7 @@
           <w:t>to acute and chronic metal (Cd, Cu, Cr, Zn, Fe) exposures</w:t>
         </w:r>
       </w:ins>
-      <w:ins w:id="355" w:author="Reviewer" w:date="2026-06-01T15:38:00Z" w16du:dateUtc="2026-06-01T20:38:00Z">
+      <w:ins w:id="520" w:author="Reviewer" w:date="2026-06-01T15:38:00Z" w16du:dateUtc="2026-06-01T20:38:00Z">
         <w:r>
           <w:rPr>
             <w:rFonts w:ascii="Arial" w:hAnsi="Arial" w:cs="Arial"/>
@@ -31169,7 +33423,7 @@
         </w:r>
       </w:ins>
       <w:proofErr w:type="spellStart"/>
-      <w:ins w:id="356" w:author="Reviewer" w:date="2026-06-01T15:39:00Z" w16du:dateUtc="2026-06-01T20:39:00Z">
+      <w:ins w:id="521" w:author="Reviewer" w:date="2026-06-01T15:39:00Z" w16du:dateUtc="2026-06-01T20:39:00Z">
         <w:r>
           <w:rPr>
             <w:rFonts w:ascii="Arial" w:hAnsi="Arial" w:cs="Arial"/>
@@ -31179,7 +33433,7 @@
           <w:t>Ecotox</w:t>
         </w:r>
       </w:ins>
-      <w:ins w:id="357" w:author="Reviewer" w:date="2026-06-01T15:40:00Z" w16du:dateUtc="2026-06-01T20:40:00Z">
+      <w:ins w:id="522" w:author="Reviewer" w:date="2026-06-01T15:40:00Z" w16du:dateUtc="2026-06-01T20:40:00Z">
         <w:r>
           <w:rPr>
             <w:rFonts w:ascii="Arial" w:hAnsi="Arial" w:cs="Arial"/>
@@ -31198,7 +33452,7 @@
           <w:t>. Environ. Saf.</w:t>
         </w:r>
       </w:ins>
-      <w:ins w:id="358" w:author="Reviewer" w:date="2026-06-01T15:38:00Z" w16du:dateUtc="2026-06-01T20:38:00Z">
+      <w:ins w:id="523" w:author="Reviewer" w:date="2026-06-01T15:38:00Z" w16du:dateUtc="2026-06-01T20:38:00Z">
         <w:r>
           <w:rPr>
             <w:rFonts w:ascii="Arial" w:hAnsi="Arial" w:cs="Arial"/>
@@ -31206,7 +33460,7 @@
           <w:t xml:space="preserve"> </w:t>
         </w:r>
       </w:ins>
-      <w:ins w:id="359" w:author="Reviewer" w:date="2026-06-01T15:40:00Z" w16du:dateUtc="2026-06-01T20:40:00Z">
+      <w:ins w:id="524" w:author="Reviewer" w:date="2026-06-01T15:40:00Z" w16du:dateUtc="2026-06-01T20:40:00Z">
         <w:r>
           <w:rPr>
             <w:rFonts w:ascii="Arial" w:hAnsi="Arial" w:cs="Arial"/>
@@ -31214,7 +33468,7 @@
           <w:t>73</w:t>
         </w:r>
       </w:ins>
-      <w:ins w:id="360" w:author="Reviewer" w:date="2026-06-01T15:38:00Z" w16du:dateUtc="2026-06-01T20:38:00Z">
+      <w:ins w:id="525" w:author="Reviewer" w:date="2026-06-01T15:38:00Z" w16du:dateUtc="2026-06-01T20:38:00Z">
         <w:r>
           <w:rPr>
             <w:rFonts w:ascii="Arial" w:hAnsi="Arial" w:cs="Arial"/>
@@ -31222,7 +33476,7 @@
           <w:t xml:space="preserve">: </w:t>
         </w:r>
       </w:ins>
-      <w:ins w:id="361" w:author="Reviewer" w:date="2026-06-01T15:40:00Z" w16du:dateUtc="2026-06-01T20:40:00Z">
+      <w:ins w:id="526" w:author="Reviewer" w:date="2026-06-01T15:40:00Z" w16du:dateUtc="2026-06-01T20:40:00Z">
         <w:r>
           <w:rPr>
             <w:rFonts w:ascii="Arial" w:hAnsi="Arial" w:cs="Arial"/>
@@ -31230,7 +33484,7 @@
           <w:t>1884</w:t>
         </w:r>
       </w:ins>
-      <w:ins w:id="362" w:author="Reviewer" w:date="2026-06-01T15:38:00Z" w16du:dateUtc="2026-06-01T20:38:00Z">
+      <w:ins w:id="527" w:author="Reviewer" w:date="2026-06-01T15:38:00Z" w16du:dateUtc="2026-06-01T20:38:00Z">
         <w:r>
           <w:rPr>
             <w:rFonts w:ascii="Arial" w:hAnsi="Arial" w:cs="Arial"/>
@@ -31238,7 +33492,7 @@
           <w:t>–</w:t>
         </w:r>
       </w:ins>
-      <w:ins w:id="363" w:author="Reviewer" w:date="2026-06-01T15:40:00Z" w16du:dateUtc="2026-06-01T20:40:00Z">
+      <w:ins w:id="528" w:author="Reviewer" w:date="2026-06-01T15:40:00Z" w16du:dateUtc="2026-06-01T20:40:00Z">
         <w:r>
           <w:rPr>
             <w:rFonts w:ascii="Arial" w:hAnsi="Arial" w:cs="Arial"/>
@@ -31246,7 +33500,7 @@
           <w:t>1889</w:t>
         </w:r>
       </w:ins>
-      <w:ins w:id="364" w:author="Reviewer" w:date="2026-06-01T15:38:00Z" w16du:dateUtc="2026-06-01T20:38:00Z">
+      <w:ins w:id="529" w:author="Reviewer" w:date="2026-06-01T15:38:00Z" w16du:dateUtc="2026-06-01T20:38:00Z">
         <w:r>
           <w:rPr>
             <w:rFonts w:ascii="Arial" w:hAnsi="Arial" w:cs="Arial"/>
@@ -31373,7 +33627,7 @@
       <w:pPr>
         <w:pStyle w:val="Bibliography"/>
         <w:rPr>
-          <w:ins w:id="365" w:author="Reviewer" w:date="2026-06-02T12:34:00Z" w16du:dateUtc="2026-06-02T17:34:00Z"/>
+          <w:ins w:id="530" w:author="Reviewer" w:date="2026-06-02T12:34:00Z" w16du:dateUtc="2026-06-02T17:34:00Z"/>
           <w:rFonts w:ascii="Arial" w:hAnsi="Arial" w:cs="Arial"/>
         </w:rPr>
       </w:pPr>
@@ -31412,11 +33666,11 @@
       <w:pPr>
         <w:pStyle w:val="Bibliography"/>
         <w:rPr>
-          <w:ins w:id="366" w:author="Reviewer" w:date="2026-06-02T12:34:00Z" w16du:dateUtc="2026-06-02T17:34:00Z"/>
+          <w:ins w:id="531" w:author="Reviewer" w:date="2026-06-02T12:34:00Z" w16du:dateUtc="2026-06-02T17:34:00Z"/>
           <w:rFonts w:ascii="Arial" w:hAnsi="Arial" w:cs="Arial"/>
         </w:rPr>
       </w:pPr>
-      <w:ins w:id="367" w:author="Reviewer" w:date="2026-06-02T12:34:00Z" w16du:dateUtc="2026-06-02T17:34:00Z">
+      <w:ins w:id="532" w:author="Reviewer" w:date="2026-06-02T12:34:00Z" w16du:dateUtc="2026-06-02T17:34:00Z">
         <w:r>
           <w:rPr>
             <w:rFonts w:ascii="Arial" w:hAnsi="Arial" w:cs="Arial"/>
@@ -31454,7 +33708,7 @@
           <w:t xml:space="preserve">Stress in fishes: a diversity of responses with particular reference to changes </w:t>
         </w:r>
       </w:ins>
-      <w:ins w:id="368" w:author="Reviewer" w:date="2026-06-02T12:35:00Z" w16du:dateUtc="2026-06-02T17:35:00Z">
+      <w:ins w:id="533" w:author="Reviewer" w:date="2026-06-02T12:35:00Z" w16du:dateUtc="2026-06-02T17:35:00Z">
         <w:r>
           <w:rPr>
             <w:rFonts w:ascii="Arial" w:hAnsi="Arial" w:cs="Arial"/>
@@ -31462,7 +33716,7 @@
           <w:t>in cir</w:t>
         </w:r>
       </w:ins>
-      <w:ins w:id="369" w:author="Reviewer" w:date="2026-06-02T12:37:00Z" w16du:dateUtc="2026-06-02T17:37:00Z">
+      <w:ins w:id="534" w:author="Reviewer" w:date="2026-06-02T12:37:00Z" w16du:dateUtc="2026-06-02T17:37:00Z">
         <w:r>
           <w:rPr>
             <w:rFonts w:ascii="Arial" w:hAnsi="Arial" w:cs="Arial"/>
@@ -31470,7 +33724,7 @@
           <w:t>culating co</w:t>
         </w:r>
       </w:ins>
-      <w:ins w:id="370" w:author="Reviewer" w:date="2026-06-02T12:38:00Z" w16du:dateUtc="2026-06-02T17:38:00Z">
+      <w:ins w:id="535" w:author="Reviewer" w:date="2026-06-02T12:38:00Z" w16du:dateUtc="2026-06-02T17:38:00Z">
         <w:r>
           <w:rPr>
             <w:rFonts w:ascii="Arial" w:hAnsi="Arial" w:cs="Arial"/>
@@ -31478,7 +33732,7 @@
           <w:t>rticosteroids</w:t>
         </w:r>
       </w:ins>
-      <w:ins w:id="371" w:author="Reviewer" w:date="2026-06-02T12:34:00Z" w16du:dateUtc="2026-06-02T17:34:00Z">
+      <w:ins w:id="536" w:author="Reviewer" w:date="2026-06-02T12:34:00Z" w16du:dateUtc="2026-06-02T17:34:00Z">
         <w:r>
           <w:rPr>
             <w:rFonts w:ascii="Arial" w:hAnsi="Arial" w:cs="Arial"/>
@@ -31487,7 +33741,7 @@
         </w:r>
       </w:ins>
       <w:proofErr w:type="spellStart"/>
-      <w:ins w:id="372" w:author="Reviewer" w:date="2026-06-02T12:38:00Z" w16du:dateUtc="2026-06-02T17:38:00Z">
+      <w:ins w:id="537" w:author="Reviewer" w:date="2026-06-02T12:38:00Z" w16du:dateUtc="2026-06-02T17:38:00Z">
         <w:r>
           <w:rPr>
             <w:rFonts w:ascii="Arial" w:hAnsi="Arial" w:cs="Arial"/>
@@ -31506,7 +33760,7 @@
           <w:t xml:space="preserve"> Comp Biol</w:t>
         </w:r>
       </w:ins>
-      <w:ins w:id="373" w:author="Reviewer" w:date="2026-06-02T12:34:00Z" w16du:dateUtc="2026-06-02T17:34:00Z">
+      <w:ins w:id="538" w:author="Reviewer" w:date="2026-06-02T12:34:00Z" w16du:dateUtc="2026-06-02T17:34:00Z">
         <w:r>
           <w:rPr>
             <w:rFonts w:ascii="Arial" w:hAnsi="Arial" w:cs="Arial"/>
@@ -31514,7 +33768,7 @@
           <w:t xml:space="preserve"> </w:t>
         </w:r>
       </w:ins>
-      <w:ins w:id="374" w:author="Reviewer" w:date="2026-06-02T12:38:00Z" w16du:dateUtc="2026-06-02T17:38:00Z">
+      <w:ins w:id="539" w:author="Reviewer" w:date="2026-06-02T12:38:00Z" w16du:dateUtc="2026-06-02T17:38:00Z">
         <w:r>
           <w:rPr>
             <w:rFonts w:ascii="Arial" w:hAnsi="Arial" w:cs="Arial"/>
@@ -31522,7 +33776,7 @@
           <w:t>42(3)</w:t>
         </w:r>
       </w:ins>
-      <w:ins w:id="375" w:author="Reviewer" w:date="2026-06-02T12:34:00Z" w16du:dateUtc="2026-06-02T17:34:00Z">
+      <w:ins w:id="540" w:author="Reviewer" w:date="2026-06-02T12:34:00Z" w16du:dateUtc="2026-06-02T17:34:00Z">
         <w:r>
           <w:rPr>
             <w:rFonts w:ascii="Arial" w:hAnsi="Arial" w:cs="Arial"/>
@@ -31530,7 +33784,7 @@
           <w:t xml:space="preserve">: </w:t>
         </w:r>
       </w:ins>
-      <w:ins w:id="376" w:author="Reviewer" w:date="2026-06-02T12:38:00Z" w16du:dateUtc="2026-06-02T17:38:00Z">
+      <w:ins w:id="541" w:author="Reviewer" w:date="2026-06-02T12:38:00Z" w16du:dateUtc="2026-06-02T17:38:00Z">
         <w:r>
           <w:rPr>
             <w:rFonts w:ascii="Arial" w:hAnsi="Arial" w:cs="Arial"/>
@@ -31538,7 +33792,7 @@
           <w:t>517–525</w:t>
         </w:r>
       </w:ins>
-      <w:ins w:id="377" w:author="Reviewer" w:date="2026-06-02T12:34:00Z" w16du:dateUtc="2026-06-02T17:34:00Z">
+      <w:ins w:id="542" w:author="Reviewer" w:date="2026-06-02T12:34:00Z" w16du:dateUtc="2026-06-02T17:34:00Z">
         <w:r>
           <w:rPr>
             <w:rFonts w:ascii="Arial" w:hAnsi="Arial" w:cs="Arial"/>
@@ -31551,11 +33805,11 @@
       <w:pPr>
         <w:pStyle w:val="Bibliography"/>
         <w:rPr>
-          <w:ins w:id="378" w:author="Reviewer" w:date="2026-06-02T12:11:00Z" w16du:dateUtc="2026-06-02T17:11:00Z"/>
+          <w:ins w:id="543" w:author="Reviewer" w:date="2026-06-02T12:11:00Z" w16du:dateUtc="2026-06-02T17:11:00Z"/>
           <w:rFonts w:ascii="Arial" w:hAnsi="Arial" w:cs="Arial"/>
         </w:rPr>
       </w:pPr>
-      <w:ins w:id="379" w:author="Reviewer" w:date="2026-06-02T12:11:00Z" w16du:dateUtc="2026-06-02T17:11:00Z">
+      <w:ins w:id="544" w:author="Reviewer" w:date="2026-06-02T12:11:00Z" w16du:dateUtc="2026-06-02T17:11:00Z">
         <w:r>
           <w:rPr>
             <w:rFonts w:ascii="Arial" w:hAnsi="Arial" w:cs="Arial"/>
@@ -31563,7 +33817,7 @@
           <w:t>B</w:t>
         </w:r>
       </w:ins>
-      <w:ins w:id="380" w:author="Reviewer" w:date="2026-06-02T12:13:00Z" w16du:dateUtc="2026-06-02T17:13:00Z">
+      <w:ins w:id="545" w:author="Reviewer" w:date="2026-06-02T12:13:00Z" w16du:dateUtc="2026-06-02T17:13:00Z">
         <w:r>
           <w:rPr>
             <w:rFonts w:ascii="Arial" w:hAnsi="Arial" w:cs="Arial"/>
@@ -31571,7 +33825,7 @@
           <w:t>era T,</w:t>
         </w:r>
       </w:ins>
-      <w:ins w:id="381" w:author="Reviewer" w:date="2026-06-02T12:14:00Z" w16du:dateUtc="2026-06-02T17:14:00Z">
+      <w:ins w:id="546" w:author="Reviewer" w:date="2026-06-02T12:14:00Z" w16du:dateUtc="2026-06-02T17:14:00Z">
         <w:r>
           <w:rPr>
             <w:rFonts w:ascii="Arial" w:hAnsi="Arial" w:cs="Arial"/>
@@ -31579,7 +33833,7 @@
           <w:t xml:space="preserve"> Kumar SV, Devi MS, Kumar V, Behe</w:t>
         </w:r>
       </w:ins>
-      <w:ins w:id="382" w:author="Reviewer" w:date="2026-06-02T12:15:00Z" w16du:dateUtc="2026-06-02T17:15:00Z">
+      <w:ins w:id="547" w:author="Reviewer" w:date="2026-06-02T12:15:00Z" w16du:dateUtc="2026-06-02T17:15:00Z">
         <w:r>
           <w:rPr>
             <w:rFonts w:ascii="Arial" w:hAnsi="Arial" w:cs="Arial"/>
@@ -31587,7 +33841,7 @@
           <w:t>ra BK, Das BK (2022) Effect of heavy metals in fish reproduction: a review</w:t>
         </w:r>
       </w:ins>
-      <w:ins w:id="383" w:author="Reviewer" w:date="2026-06-02T12:11:00Z" w16du:dateUtc="2026-06-02T17:11:00Z">
+      <w:ins w:id="548" w:author="Reviewer" w:date="2026-06-02T12:11:00Z" w16du:dateUtc="2026-06-02T17:11:00Z">
         <w:r>
           <w:rPr>
             <w:rFonts w:ascii="Arial" w:hAnsi="Arial" w:cs="Arial"/>
@@ -31595,7 +33849,7 @@
           <w:t xml:space="preserve">. </w:t>
         </w:r>
       </w:ins>
-      <w:ins w:id="384" w:author="Reviewer" w:date="2026-06-02T12:15:00Z" w16du:dateUtc="2026-06-02T17:15:00Z">
+      <w:ins w:id="549" w:author="Reviewer" w:date="2026-06-02T12:15:00Z" w16du:dateUtc="2026-06-02T17:15:00Z">
         <w:r>
           <w:rPr>
             <w:rFonts w:ascii="Arial" w:hAnsi="Arial" w:cs="Arial"/>
@@ -31605,7 +33859,7 @@
           <w:t>J Environ Biol</w:t>
         </w:r>
       </w:ins>
-      <w:ins w:id="385" w:author="Reviewer" w:date="2026-06-02T12:11:00Z" w16du:dateUtc="2026-06-02T17:11:00Z">
+      <w:ins w:id="550" w:author="Reviewer" w:date="2026-06-02T12:11:00Z" w16du:dateUtc="2026-06-02T17:11:00Z">
         <w:r>
           <w:rPr>
             <w:rFonts w:ascii="Arial" w:hAnsi="Arial" w:cs="Arial"/>
@@ -31613,7 +33867,7 @@
           <w:t xml:space="preserve"> </w:t>
         </w:r>
       </w:ins>
-      <w:ins w:id="386" w:author="Reviewer" w:date="2026-06-02T12:16:00Z" w16du:dateUtc="2026-06-02T17:16:00Z">
+      <w:ins w:id="551" w:author="Reviewer" w:date="2026-06-02T12:16:00Z" w16du:dateUtc="2026-06-02T17:16:00Z">
         <w:r>
           <w:rPr>
             <w:rFonts w:ascii="Arial" w:hAnsi="Arial" w:cs="Arial"/>
@@ -31621,7 +33875,7 @@
           <w:t>43: 631–642</w:t>
         </w:r>
       </w:ins>
-      <w:ins w:id="387" w:author="Reviewer" w:date="2026-06-02T12:11:00Z" w16du:dateUtc="2026-06-02T17:11:00Z">
+      <w:ins w:id="552" w:author="Reviewer" w:date="2026-06-02T12:11:00Z" w16du:dateUtc="2026-06-02T17:11:00Z">
         <w:r>
           <w:rPr>
             <w:rFonts w:ascii="Arial" w:hAnsi="Arial" w:cs="Arial"/>
@@ -31633,15 +33887,15 @@
     <w:p>
       <w:pPr>
         <w:rPr>
-          <w:del w:id="388" w:author="Reviewer" w:date="2026-06-02T12:11:00Z" w16du:dateUtc="2026-06-02T17:11:00Z"/>
-          <w:rPrChange w:id="389" w:author="Reviewer" w:date="2026-06-02T12:11:00Z" w16du:dateUtc="2026-06-02T17:11:00Z">
+          <w:del w:id="553" w:author="Reviewer" w:date="2026-06-02T12:11:00Z" w16du:dateUtc="2026-06-02T17:11:00Z"/>
+          <w:rPrChange w:id="554" w:author="Reviewer" w:date="2026-06-02T12:11:00Z" w16du:dateUtc="2026-06-02T17:11:00Z">
             <w:rPr>
-              <w:del w:id="390" w:author="Reviewer" w:date="2026-06-02T12:11:00Z" w16du:dateUtc="2026-06-02T17:11:00Z"/>
+              <w:del w:id="555" w:author="Reviewer" w:date="2026-06-02T12:11:00Z" w16du:dateUtc="2026-06-02T17:11:00Z"/>
               <w:rFonts w:ascii="Arial" w:hAnsi="Arial" w:cs="Arial"/>
             </w:rPr>
           </w:rPrChange>
         </w:rPr>
-        <w:pPrChange w:id="391" w:author="Reviewer" w:date="2026-06-02T12:11:00Z" w16du:dateUtc="2026-06-02T17:11:00Z">
+        <w:pPrChange w:id="556" w:author="Reviewer" w:date="2026-06-02T12:11:00Z" w16du:dateUtc="2026-06-02T17:11:00Z">
           <w:pPr>
             <w:pStyle w:val="Bibliography"/>
           </w:pPr>
@@ -31810,7 +34064,7 @@
       <w:pPr>
         <w:pStyle w:val="Bibliography"/>
         <w:rPr>
-          <w:ins w:id="392" w:author="Reviewer" w:date="2026-06-01T16:55:00Z" w16du:dateUtc="2026-06-01T21:55:00Z"/>
+          <w:ins w:id="557" w:author="Reviewer" w:date="2026-06-01T16:55:00Z" w16du:dateUtc="2026-06-01T21:55:00Z"/>
           <w:rFonts w:ascii="Arial" w:hAnsi="Arial" w:cs="Arial"/>
         </w:rPr>
       </w:pPr>
@@ -31820,7 +34074,7 @@
         </w:rPr>
         <w:t>B</w:t>
       </w:r>
-      <w:ins w:id="393" w:author="Reviewer" w:date="2026-06-01T16:55:00Z" w16du:dateUtc="2026-06-01T21:55:00Z">
+      <w:ins w:id="558" w:author="Reviewer" w:date="2026-06-01T16:55:00Z" w16du:dateUtc="2026-06-01T21:55:00Z">
         <w:r>
           <w:rPr>
             <w:rFonts w:ascii="Arial" w:hAnsi="Arial" w:cs="Arial"/>
@@ -31828,7 +34082,7 @@
           <w:t>oeuf G, Pa</w:t>
         </w:r>
       </w:ins>
-      <w:ins w:id="394" w:author="Reviewer" w:date="2026-06-01T16:56:00Z" w16du:dateUtc="2026-06-01T21:56:00Z">
+      <w:ins w:id="559" w:author="Reviewer" w:date="2026-06-01T16:56:00Z" w16du:dateUtc="2026-06-01T21:56:00Z">
         <w:r>
           <w:rPr>
             <w:rFonts w:ascii="Arial" w:hAnsi="Arial" w:cs="Arial"/>
@@ -31836,13 +34090,13 @@
           <w:t xml:space="preserve">yan P (2001) How should salinity influence fish growth? </w:t>
         </w:r>
       </w:ins>
-      <w:ins w:id="395" w:author="Reviewer" w:date="2026-06-01T16:58:00Z" w16du:dateUtc="2026-06-01T21:58:00Z">
+      <w:ins w:id="560" w:author="Reviewer" w:date="2026-06-01T16:58:00Z" w16du:dateUtc="2026-06-01T21:58:00Z">
         <w:r>
           <w:rPr>
             <w:rFonts w:ascii="Arial" w:hAnsi="Arial" w:cs="Arial"/>
             <w:i/>
             <w:iCs/>
-            <w:rPrChange w:id="396" w:author="Reviewer" w:date="2026-06-01T16:58:00Z" w16du:dateUtc="2026-06-01T21:58:00Z">
+            <w:rPrChange w:id="561" w:author="Reviewer" w:date="2026-06-01T16:58:00Z" w16du:dateUtc="2026-06-01T21:58:00Z">
               <w:rPr>
                 <w:rFonts w:ascii="Arial" w:hAnsi="Arial" w:cs="Arial"/>
               </w:rPr>
@@ -31856,7 +34110,7 @@
             <w:rFonts w:ascii="Arial" w:hAnsi="Arial" w:cs="Arial"/>
             <w:i/>
             <w:iCs/>
-            <w:rPrChange w:id="397" w:author="Reviewer" w:date="2026-06-01T16:58:00Z" w16du:dateUtc="2026-06-01T21:58:00Z">
+            <w:rPrChange w:id="562" w:author="Reviewer" w:date="2026-06-01T16:58:00Z" w16du:dateUtc="2026-06-01T21:58:00Z">
               <w:rPr>
                 <w:rFonts w:ascii="Arial" w:hAnsi="Arial" w:cs="Arial"/>
               </w:rPr>
@@ -31870,7 +34124,7 @@
             <w:rFonts w:ascii="Arial" w:hAnsi="Arial" w:cs="Arial"/>
             <w:i/>
             <w:iCs/>
-            <w:rPrChange w:id="398" w:author="Reviewer" w:date="2026-06-01T16:58:00Z" w16du:dateUtc="2026-06-01T21:58:00Z">
+            <w:rPrChange w:id="563" w:author="Reviewer" w:date="2026-06-01T16:58:00Z" w16du:dateUtc="2026-06-01T21:58:00Z">
               <w:rPr>
                 <w:rFonts w:ascii="Arial" w:hAnsi="Arial" w:cs="Arial"/>
               </w:rPr>
@@ -31884,7 +34138,7 @@
             <w:rFonts w:ascii="Arial" w:hAnsi="Arial" w:cs="Arial"/>
             <w:i/>
             <w:iCs/>
-            <w:rPrChange w:id="399" w:author="Reviewer" w:date="2026-06-01T16:58:00Z" w16du:dateUtc="2026-06-01T21:58:00Z">
+            <w:rPrChange w:id="564" w:author="Reviewer" w:date="2026-06-01T16:58:00Z" w16du:dateUtc="2026-06-01T21:58:00Z">
               <w:rPr>
                 <w:rFonts w:ascii="Arial" w:hAnsi="Arial" w:cs="Arial"/>
               </w:rPr>
@@ -31898,7 +34152,7 @@
             <w:rFonts w:ascii="Arial" w:hAnsi="Arial" w:cs="Arial"/>
             <w:i/>
             <w:iCs/>
-            <w:rPrChange w:id="400" w:author="Reviewer" w:date="2026-06-01T16:58:00Z" w16du:dateUtc="2026-06-01T21:58:00Z">
+            <w:rPrChange w:id="565" w:author="Reviewer" w:date="2026-06-01T16:58:00Z" w16du:dateUtc="2026-06-01T21:58:00Z">
               <w:rPr>
                 <w:rFonts w:ascii="Arial" w:hAnsi="Arial" w:cs="Arial"/>
               </w:rPr>
@@ -31912,7 +34166,7 @@
             <w:rFonts w:ascii="Arial" w:hAnsi="Arial" w:cs="Arial"/>
             <w:i/>
             <w:iCs/>
-            <w:rPrChange w:id="401" w:author="Reviewer" w:date="2026-06-01T16:58:00Z" w16du:dateUtc="2026-06-01T21:58:00Z">
+            <w:rPrChange w:id="566" w:author="Reviewer" w:date="2026-06-01T16:58:00Z" w16du:dateUtc="2026-06-01T21:58:00Z">
               <w:rPr>
                 <w:rFonts w:ascii="Arial" w:hAnsi="Arial" w:cs="Arial"/>
               </w:rPr>
@@ -31926,7 +34180,7 @@
             <w:rFonts w:ascii="Arial" w:hAnsi="Arial" w:cs="Arial"/>
             <w:i/>
             <w:iCs/>
-            <w:rPrChange w:id="402" w:author="Reviewer" w:date="2026-06-01T16:58:00Z" w16du:dateUtc="2026-06-01T21:58:00Z">
+            <w:rPrChange w:id="567" w:author="Reviewer" w:date="2026-06-01T16:58:00Z" w16du:dateUtc="2026-06-01T21:58:00Z">
               <w:rPr>
                 <w:rFonts w:ascii="Arial" w:hAnsi="Arial" w:cs="Arial"/>
               </w:rPr>
@@ -31940,7 +34194,7 @@
             <w:rFonts w:ascii="Arial" w:hAnsi="Arial" w:cs="Arial"/>
             <w:i/>
             <w:iCs/>
-            <w:rPrChange w:id="403" w:author="Reviewer" w:date="2026-06-01T16:58:00Z" w16du:dateUtc="2026-06-01T21:58:00Z">
+            <w:rPrChange w:id="568" w:author="Reviewer" w:date="2026-06-01T16:58:00Z" w16du:dateUtc="2026-06-01T21:58:00Z">
               <w:rPr>
                 <w:rFonts w:ascii="Arial" w:hAnsi="Arial" w:cs="Arial"/>
               </w:rPr>
@@ -31950,13 +34204,13 @@
         </w:r>
       </w:ins>
       <w:proofErr w:type="spellEnd"/>
-      <w:del w:id="404" w:author="Reviewer" w:date="2026-06-01T16:56:00Z" w16du:dateUtc="2026-06-01T21:56:00Z">
+      <w:del w:id="569" w:author="Reviewer" w:date="2026-06-01T16:56:00Z" w16du:dateUtc="2026-06-01T21:56:00Z">
         <w:r>
           <w:rPr>
             <w:rFonts w:ascii="Arial" w:hAnsi="Arial" w:cs="Arial"/>
             <w:i/>
             <w:iCs/>
-            <w:rPrChange w:id="405" w:author="Reviewer" w:date="2026-06-01T16:58:00Z" w16du:dateUtc="2026-06-01T21:58:00Z">
+            <w:rPrChange w:id="570" w:author="Reviewer" w:date="2026-06-01T16:58:00Z" w16du:dateUtc="2026-06-01T21:58:00Z">
               <w:rPr>
                 <w:rFonts w:ascii="Arial" w:hAnsi="Arial" w:cs="Arial"/>
               </w:rPr>
@@ -31965,13 +34219,13 @@
           <w:delText>rendel S, Fetter É, Staude C, Vierke L, Biegel-Engler A (2018) Short-chain perfluoroalkyl acids: environmental concerns and a regulatory strategy under REACH</w:delText>
         </w:r>
       </w:del>
-      <w:del w:id="406" w:author="Reviewer" w:date="2026-06-01T16:57:00Z" w16du:dateUtc="2026-06-01T21:57:00Z">
+      <w:del w:id="571" w:author="Reviewer" w:date="2026-06-01T16:57:00Z" w16du:dateUtc="2026-06-01T21:57:00Z">
         <w:r>
           <w:rPr>
             <w:rFonts w:ascii="Arial" w:hAnsi="Arial" w:cs="Arial"/>
             <w:i/>
             <w:iCs/>
-            <w:rPrChange w:id="407" w:author="Reviewer" w:date="2026-06-01T16:58:00Z" w16du:dateUtc="2026-06-01T21:58:00Z">
+            <w:rPrChange w:id="572" w:author="Reviewer" w:date="2026-06-01T16:58:00Z" w16du:dateUtc="2026-06-01T21:58:00Z">
               <w:rPr>
                 <w:rFonts w:ascii="Arial" w:hAnsi="Arial" w:cs="Arial"/>
               </w:rPr>
@@ -31992,7 +34246,7 @@
             <w:rFonts w:ascii="Arial" w:hAnsi="Arial" w:cs="Arial"/>
             <w:i/>
             <w:iCs/>
-            <w:rPrChange w:id="408" w:author="Reviewer" w:date="2026-06-01T16:58:00Z" w16du:dateUtc="2026-06-01T21:58:00Z">
+            <w:rPrChange w:id="573" w:author="Reviewer" w:date="2026-06-01T16:58:00Z" w16du:dateUtc="2026-06-01T21:58:00Z">
               <w:rPr>
                 <w:rFonts w:ascii="Arial" w:hAnsi="Arial" w:cs="Arial"/>
               </w:rPr>
@@ -32001,13 +34255,13 @@
           <w:delText xml:space="preserve"> 30: 9</w:delText>
         </w:r>
       </w:del>
-      <w:del w:id="409" w:author="Reviewer" w:date="2026-06-01T16:58:00Z" w16du:dateUtc="2026-06-01T21:58:00Z">
+      <w:del w:id="574" w:author="Reviewer" w:date="2026-06-01T16:58:00Z" w16du:dateUtc="2026-06-01T21:58:00Z">
         <w:r>
           <w:rPr>
             <w:rFonts w:ascii="Arial" w:hAnsi="Arial" w:cs="Arial"/>
             <w:i/>
             <w:iCs/>
-            <w:rPrChange w:id="410" w:author="Reviewer" w:date="2026-06-01T16:58:00Z" w16du:dateUtc="2026-06-01T21:58:00Z">
+            <w:rPrChange w:id="575" w:author="Reviewer" w:date="2026-06-01T16:58:00Z" w16du:dateUtc="2026-06-01T21:58:00Z">
               <w:rPr>
                 <w:rFonts w:ascii="Arial" w:hAnsi="Arial" w:cs="Arial"/>
               </w:rPr>
@@ -32016,13 +34270,13 @@
           <w:delText>.</w:delText>
         </w:r>
       </w:del>
-      <w:ins w:id="411" w:author="Reviewer" w:date="2026-06-01T16:57:00Z" w16du:dateUtc="2026-06-01T21:57:00Z">
+      <w:ins w:id="576" w:author="Reviewer" w:date="2026-06-01T16:57:00Z" w16du:dateUtc="2026-06-01T21:57:00Z">
         <w:r>
           <w:rPr>
             <w:rFonts w:ascii="Arial" w:hAnsi="Arial" w:cs="Arial"/>
             <w:i/>
             <w:iCs/>
-            <w:rPrChange w:id="412" w:author="Reviewer" w:date="2026-06-01T16:58:00Z" w16du:dateUtc="2026-06-01T21:58:00Z">
+            <w:rPrChange w:id="577" w:author="Reviewer" w:date="2026-06-01T16:58:00Z" w16du:dateUtc="2026-06-01T21:58:00Z">
               <w:rPr>
                 <w:rFonts w:ascii="Arial" w:hAnsi="Arial" w:cs="Arial"/>
               </w:rPr>
@@ -32045,7 +34299,7 @@
           <w:rFonts w:ascii="Arial" w:hAnsi="Arial" w:cs="Arial"/>
         </w:rPr>
       </w:pPr>
-      <w:ins w:id="413" w:author="Reviewer" w:date="2026-06-01T16:55:00Z" w16du:dateUtc="2026-06-01T21:55:00Z">
+      <w:ins w:id="578" w:author="Reviewer" w:date="2026-06-01T16:55:00Z" w16du:dateUtc="2026-06-01T21:55:00Z">
         <w:r>
           <w:rPr>
             <w:rFonts w:ascii="Arial" w:hAnsi="Arial" w:cs="Arial"/>
@@ -34302,7 +36556,7 @@
       <w:pPr>
         <w:pStyle w:val="Bibliography"/>
         <w:rPr>
-          <w:ins w:id="414" w:author="Reviewer" w:date="2026-06-02T13:24:00Z" w16du:dateUtc="2026-06-02T18:24:00Z"/>
+          <w:ins w:id="579" w:author="Reviewer" w:date="2026-06-02T13:24:00Z" w16du:dateUtc="2026-06-02T18:24:00Z"/>
           <w:rFonts w:ascii="Arial" w:hAnsi="Arial" w:cs="Arial"/>
         </w:rPr>
       </w:pPr>
@@ -34341,11 +36595,11 @@
       <w:pPr>
         <w:pStyle w:val="Bibliography"/>
         <w:rPr>
-          <w:ins w:id="415" w:author="Reviewer" w:date="2026-06-02T13:24:00Z" w16du:dateUtc="2026-06-02T18:24:00Z"/>
+          <w:ins w:id="580" w:author="Reviewer" w:date="2026-06-02T13:24:00Z" w16du:dateUtc="2026-06-02T18:24:00Z"/>
           <w:rFonts w:ascii="Arial" w:hAnsi="Arial" w:cs="Arial"/>
         </w:rPr>
       </w:pPr>
-      <w:ins w:id="416" w:author="Reviewer" w:date="2026-06-02T13:24:00Z" w16du:dateUtc="2026-06-02T18:24:00Z">
+      <w:ins w:id="581" w:author="Reviewer" w:date="2026-06-02T13:24:00Z" w16du:dateUtc="2026-06-02T18:24:00Z">
         <w:r>
           <w:rPr>
             <w:rFonts w:ascii="Arial" w:hAnsi="Arial" w:cs="Arial"/>
@@ -34377,7 +36631,7 @@
           <w:t xml:space="preserve">) </w:t>
         </w:r>
       </w:ins>
-      <w:ins w:id="417" w:author="Reviewer" w:date="2026-06-02T13:25:00Z" w16du:dateUtc="2026-06-02T18:25:00Z">
+      <w:ins w:id="582" w:author="Reviewer" w:date="2026-06-02T13:25:00Z" w16du:dateUtc="2026-06-02T18:25:00Z">
         <w:r>
           <w:rPr>
             <w:rFonts w:ascii="Arial" w:hAnsi="Arial" w:cs="Arial"/>
@@ -34389,7 +36643,7 @@
             <w:rFonts w:ascii="Arial" w:hAnsi="Arial" w:cs="Arial"/>
             <w:i/>
             <w:iCs/>
-            <w:rPrChange w:id="418" w:author="Reviewer" w:date="2026-06-02T13:25:00Z" w16du:dateUtc="2026-06-02T18:25:00Z">
+            <w:rPrChange w:id="583" w:author="Reviewer" w:date="2026-06-02T13:25:00Z" w16du:dateUtc="2026-06-02T18:25:00Z">
               <w:rPr>
                 <w:rFonts w:ascii="Arial" w:hAnsi="Arial" w:cs="Arial"/>
               </w:rPr>
@@ -34408,7 +36662,7 @@
             <w:rFonts w:ascii="Arial" w:hAnsi="Arial" w:cs="Arial"/>
             <w:i/>
             <w:iCs/>
-            <w:rPrChange w:id="419" w:author="Reviewer" w:date="2026-06-02T13:25:00Z" w16du:dateUtc="2026-06-02T18:25:00Z">
+            <w:rPrChange w:id="584" w:author="Reviewer" w:date="2026-06-02T13:25:00Z" w16du:dateUtc="2026-06-02T18:25:00Z">
               <w:rPr>
                 <w:rFonts w:ascii="Arial" w:hAnsi="Arial" w:cs="Arial"/>
               </w:rPr>
@@ -34422,7 +36676,7 @@
             <w:rFonts w:ascii="Arial" w:hAnsi="Arial" w:cs="Arial"/>
             <w:i/>
             <w:iCs/>
-            <w:rPrChange w:id="420" w:author="Reviewer" w:date="2026-06-02T13:25:00Z" w16du:dateUtc="2026-06-02T18:25:00Z">
+            <w:rPrChange w:id="585" w:author="Reviewer" w:date="2026-06-02T13:25:00Z" w16du:dateUtc="2026-06-02T18:25:00Z">
               <w:rPr>
                 <w:rFonts w:ascii="Arial" w:hAnsi="Arial" w:cs="Arial"/>
               </w:rPr>
@@ -34436,7 +36690,7 @@
             <w:rFonts w:ascii="Arial" w:hAnsi="Arial" w:cs="Arial"/>
             <w:i/>
             <w:iCs/>
-            <w:rPrChange w:id="421" w:author="Reviewer" w:date="2026-06-02T13:25:00Z" w16du:dateUtc="2026-06-02T18:25:00Z">
+            <w:rPrChange w:id="586" w:author="Reviewer" w:date="2026-06-02T13:25:00Z" w16du:dateUtc="2026-06-02T18:25:00Z">
               <w:rPr>
                 <w:rFonts w:ascii="Arial" w:hAnsi="Arial" w:cs="Arial"/>
               </w:rPr>
@@ -34463,7 +36717,7 @@
           <w:t>253–266</w:t>
         </w:r>
       </w:ins>
-      <w:ins w:id="422" w:author="Reviewer" w:date="2026-06-02T13:24:00Z" w16du:dateUtc="2026-06-02T18:24:00Z">
+      <w:ins w:id="587" w:author="Reviewer" w:date="2026-06-02T13:24:00Z" w16du:dateUtc="2026-06-02T18:24:00Z">
         <w:r>
           <w:rPr>
             <w:rFonts w:ascii="Arial" w:hAnsi="Arial" w:cs="Arial"/>
@@ -34475,15 +36729,15 @@
     <w:p>
       <w:pPr>
         <w:rPr>
-          <w:del w:id="423" w:author="Reviewer" w:date="2026-06-02T13:24:00Z" w16du:dateUtc="2026-06-02T18:24:00Z"/>
-          <w:rPrChange w:id="424" w:author="Reviewer" w:date="2026-06-02T13:24:00Z" w16du:dateUtc="2026-06-02T18:24:00Z">
+          <w:del w:id="588" w:author="Reviewer" w:date="2026-06-02T13:24:00Z" w16du:dateUtc="2026-06-02T18:24:00Z"/>
+          <w:rPrChange w:id="589" w:author="Reviewer" w:date="2026-06-02T13:24:00Z" w16du:dateUtc="2026-06-02T18:24:00Z">
             <w:rPr>
-              <w:del w:id="425" w:author="Reviewer" w:date="2026-06-02T13:24:00Z" w16du:dateUtc="2026-06-02T18:24:00Z"/>
+              <w:del w:id="590" w:author="Reviewer" w:date="2026-06-02T13:24:00Z" w16du:dateUtc="2026-06-02T18:24:00Z"/>
               <w:rFonts w:ascii="Arial" w:hAnsi="Arial" w:cs="Arial"/>
             </w:rPr>
           </w:rPrChange>
         </w:rPr>
-        <w:pPrChange w:id="426" w:author="Reviewer" w:date="2026-06-02T13:24:00Z" w16du:dateUtc="2026-06-02T18:24:00Z">
+        <w:pPrChange w:id="591" w:author="Reviewer" w:date="2026-06-02T13:24:00Z" w16du:dateUtc="2026-06-02T18:24:00Z">
           <w:pPr>
             <w:pStyle w:val="Bibliography"/>
           </w:pPr>
@@ -34849,7 +37103,7 @@
       <w:pPr>
         <w:pStyle w:val="Bibliography"/>
         <w:rPr>
-          <w:ins w:id="427" w:author="Reviewer" w:date="2026-06-01T15:41:00Z" w16du:dateUtc="2026-06-01T20:41:00Z"/>
+          <w:ins w:id="592" w:author="Reviewer" w:date="2026-06-01T15:41:00Z" w16du:dateUtc="2026-06-01T20:41:00Z"/>
           <w:rFonts w:ascii="Arial" w:hAnsi="Arial" w:cs="Arial"/>
         </w:rPr>
       </w:pPr>
@@ -34896,11 +37150,11 @@
       <w:pPr>
         <w:pStyle w:val="Bibliography"/>
         <w:rPr>
-          <w:ins w:id="428" w:author="Reviewer" w:date="2026-06-02T12:25:00Z" w16du:dateUtc="2026-06-02T17:25:00Z"/>
+          <w:ins w:id="593" w:author="Reviewer" w:date="2026-06-02T12:25:00Z" w16du:dateUtc="2026-06-02T17:25:00Z"/>
           <w:rFonts w:ascii="Arial" w:hAnsi="Arial" w:cs="Arial"/>
         </w:rPr>
       </w:pPr>
-      <w:ins w:id="429" w:author="Reviewer" w:date="2026-06-02T12:25:00Z" w16du:dateUtc="2026-06-02T17:25:00Z">
+      <w:ins w:id="594" w:author="Reviewer" w:date="2026-06-02T12:25:00Z" w16du:dateUtc="2026-06-02T17:25:00Z">
         <w:r>
           <w:rPr>
             <w:rFonts w:ascii="Arial" w:hAnsi="Arial" w:cs="Arial"/>
@@ -34926,7 +37180,7 @@
           <w:t xml:space="preserve"> An </w:t>
         </w:r>
       </w:ins>
-      <w:ins w:id="430" w:author="Reviewer" w:date="2026-06-02T12:26:00Z" w16du:dateUtc="2026-06-02T17:26:00Z">
+      <w:ins w:id="595" w:author="Reviewer" w:date="2026-06-02T12:26:00Z" w16du:dateUtc="2026-06-02T17:26:00Z">
         <w:r>
           <w:rPr>
             <w:rFonts w:ascii="Arial" w:hAnsi="Arial" w:cs="Arial"/>
@@ -34934,7 +37188,7 @@
           <w:t>o</w:t>
         </w:r>
       </w:ins>
-      <w:ins w:id="431" w:author="Reviewer" w:date="2026-06-02T12:25:00Z" w16du:dateUtc="2026-06-02T17:25:00Z">
+      <w:ins w:id="596" w:author="Reviewer" w:date="2026-06-02T12:25:00Z" w16du:dateUtc="2026-06-02T17:25:00Z">
         <w:r>
           <w:rPr>
             <w:rFonts w:ascii="Arial" w:hAnsi="Arial" w:cs="Arial"/>
@@ -34942,7 +37196,7 @@
           <w:t xml:space="preserve">verview of the </w:t>
         </w:r>
       </w:ins>
-      <w:ins w:id="432" w:author="Reviewer" w:date="2026-06-02T12:26:00Z" w16du:dateUtc="2026-06-02T17:26:00Z">
+      <w:ins w:id="597" w:author="Reviewer" w:date="2026-06-02T12:26:00Z" w16du:dateUtc="2026-06-02T17:26:00Z">
         <w:r>
           <w:rPr>
             <w:rFonts w:ascii="Arial" w:hAnsi="Arial" w:cs="Arial"/>
@@ -34950,7 +37204,7 @@
           <w:t>a</w:t>
         </w:r>
       </w:ins>
-      <w:ins w:id="433" w:author="Reviewer" w:date="2026-06-02T12:25:00Z" w16du:dateUtc="2026-06-02T17:25:00Z">
+      <w:ins w:id="598" w:author="Reviewer" w:date="2026-06-02T12:25:00Z" w16du:dateUtc="2026-06-02T17:25:00Z">
         <w:r>
           <w:rPr>
             <w:rFonts w:ascii="Arial" w:hAnsi="Arial" w:cs="Arial"/>
@@ -34958,7 +37212,7 @@
           <w:t xml:space="preserve">dverse </w:t>
         </w:r>
       </w:ins>
-      <w:ins w:id="434" w:author="Reviewer" w:date="2026-06-02T12:26:00Z" w16du:dateUtc="2026-06-02T17:26:00Z">
+      <w:ins w:id="599" w:author="Reviewer" w:date="2026-06-02T12:26:00Z" w16du:dateUtc="2026-06-02T17:26:00Z">
         <w:r>
           <w:rPr>
             <w:rFonts w:ascii="Arial" w:hAnsi="Arial" w:cs="Arial"/>
@@ -34966,7 +37220,7 @@
           <w:t>e</w:t>
         </w:r>
       </w:ins>
-      <w:ins w:id="435" w:author="Reviewer" w:date="2026-06-02T12:25:00Z" w16du:dateUtc="2026-06-02T17:25:00Z">
+      <w:ins w:id="600" w:author="Reviewer" w:date="2026-06-02T12:25:00Z" w16du:dateUtc="2026-06-02T17:25:00Z">
         <w:r>
           <w:rPr>
             <w:rFonts w:ascii="Arial" w:hAnsi="Arial" w:cs="Arial"/>
@@ -34974,7 +37228,7 @@
           <w:t xml:space="preserve">ffects of </w:t>
         </w:r>
       </w:ins>
-      <w:ins w:id="436" w:author="Reviewer" w:date="2026-06-02T12:26:00Z" w16du:dateUtc="2026-06-02T17:26:00Z">
+      <w:ins w:id="601" w:author="Reviewer" w:date="2026-06-02T12:26:00Z" w16du:dateUtc="2026-06-02T17:26:00Z">
         <w:r>
           <w:rPr>
             <w:rFonts w:ascii="Arial" w:hAnsi="Arial" w:cs="Arial"/>
@@ -34982,7 +37236,7 @@
           <w:t>h</w:t>
         </w:r>
       </w:ins>
-      <w:ins w:id="437" w:author="Reviewer" w:date="2026-06-02T12:25:00Z" w16du:dateUtc="2026-06-02T17:25:00Z">
+      <w:ins w:id="602" w:author="Reviewer" w:date="2026-06-02T12:25:00Z" w16du:dateUtc="2026-06-02T17:25:00Z">
         <w:r>
           <w:rPr>
             <w:rFonts w:ascii="Arial" w:hAnsi="Arial" w:cs="Arial"/>
@@ -34990,7 +37244,7 @@
           <w:t xml:space="preserve">eavy </w:t>
         </w:r>
       </w:ins>
-      <w:ins w:id="438" w:author="Reviewer" w:date="2026-06-02T12:26:00Z" w16du:dateUtc="2026-06-02T17:26:00Z">
+      <w:ins w:id="603" w:author="Reviewer" w:date="2026-06-02T12:26:00Z" w16du:dateUtc="2026-06-02T17:26:00Z">
         <w:r>
           <w:rPr>
             <w:rFonts w:ascii="Arial" w:hAnsi="Arial" w:cs="Arial"/>
@@ -34998,7 +37252,7 @@
           <w:t>m</w:t>
         </w:r>
       </w:ins>
-      <w:ins w:id="439" w:author="Reviewer" w:date="2026-06-02T12:25:00Z" w16du:dateUtc="2026-06-02T17:25:00Z">
+      <w:ins w:id="604" w:author="Reviewer" w:date="2026-06-02T12:25:00Z" w16du:dateUtc="2026-06-02T17:25:00Z">
         <w:r>
           <w:rPr>
             <w:rFonts w:ascii="Arial" w:hAnsi="Arial" w:cs="Arial"/>
@@ -35006,7 +37260,7 @@
           <w:t xml:space="preserve">etal </w:t>
         </w:r>
       </w:ins>
-      <w:ins w:id="440" w:author="Reviewer" w:date="2026-06-02T12:26:00Z" w16du:dateUtc="2026-06-02T17:26:00Z">
+      <w:ins w:id="605" w:author="Reviewer" w:date="2026-06-02T12:26:00Z" w16du:dateUtc="2026-06-02T17:26:00Z">
         <w:r>
           <w:rPr>
             <w:rFonts w:ascii="Arial" w:hAnsi="Arial" w:cs="Arial"/>
@@ -35014,7 +37268,7 @@
           <w:t>c</w:t>
         </w:r>
       </w:ins>
-      <w:ins w:id="441" w:author="Reviewer" w:date="2026-06-02T12:25:00Z" w16du:dateUtc="2026-06-02T17:25:00Z">
+      <w:ins w:id="606" w:author="Reviewer" w:date="2026-06-02T12:25:00Z" w16du:dateUtc="2026-06-02T17:25:00Z">
         <w:r>
           <w:rPr>
             <w:rFonts w:ascii="Arial" w:hAnsi="Arial" w:cs="Arial"/>
@@ -35022,7 +37276,7 @@
           <w:t xml:space="preserve">ontamination on </w:t>
         </w:r>
       </w:ins>
-      <w:ins w:id="442" w:author="Reviewer" w:date="2026-06-02T12:26:00Z" w16du:dateUtc="2026-06-02T17:26:00Z">
+      <w:ins w:id="607" w:author="Reviewer" w:date="2026-06-02T12:26:00Z" w16du:dateUtc="2026-06-02T17:26:00Z">
         <w:r>
           <w:rPr>
             <w:rFonts w:ascii="Arial" w:hAnsi="Arial" w:cs="Arial"/>
@@ -35030,7 +37284,7 @@
           <w:t>f</w:t>
         </w:r>
       </w:ins>
-      <w:ins w:id="443" w:author="Reviewer" w:date="2026-06-02T12:25:00Z" w16du:dateUtc="2026-06-02T17:25:00Z">
+      <w:ins w:id="608" w:author="Reviewer" w:date="2026-06-02T12:25:00Z" w16du:dateUtc="2026-06-02T17:25:00Z">
         <w:r>
           <w:rPr>
             <w:rFonts w:ascii="Arial" w:hAnsi="Arial" w:cs="Arial"/>
@@ -35038,7 +37292,7 @@
           <w:t xml:space="preserve">ish </w:t>
         </w:r>
       </w:ins>
-      <w:ins w:id="444" w:author="Reviewer" w:date="2026-06-02T12:26:00Z" w16du:dateUtc="2026-06-02T17:26:00Z">
+      <w:ins w:id="609" w:author="Reviewer" w:date="2026-06-02T12:26:00Z" w16du:dateUtc="2026-06-02T17:26:00Z">
         <w:r>
           <w:rPr>
             <w:rFonts w:ascii="Arial" w:hAnsi="Arial" w:cs="Arial"/>
@@ -35046,7 +37300,7 @@
           <w:t>h</w:t>
         </w:r>
       </w:ins>
-      <w:ins w:id="445" w:author="Reviewer" w:date="2026-06-02T12:25:00Z" w16du:dateUtc="2026-06-02T17:25:00Z">
+      <w:ins w:id="610" w:author="Reviewer" w:date="2026-06-02T12:25:00Z" w16du:dateUtc="2026-06-02T17:25:00Z">
         <w:r>
           <w:rPr>
             <w:rFonts w:ascii="Arial" w:hAnsi="Arial" w:cs="Arial"/>
@@ -35058,7 +37312,7 @@
             <w:rFonts w:ascii="Arial" w:hAnsi="Arial" w:cs="Arial"/>
             <w:i/>
             <w:iCs/>
-            <w:rPrChange w:id="446" w:author="Reviewer" w:date="2026-06-02T12:26:00Z" w16du:dateUtc="2026-06-02T17:26:00Z">
+            <w:rPrChange w:id="611" w:author="Reviewer" w:date="2026-06-02T12:26:00Z" w16du:dateUtc="2026-06-02T17:26:00Z">
               <w:rPr>
                 <w:rFonts w:ascii="Arial" w:hAnsi="Arial" w:cs="Arial"/>
               </w:rPr>
@@ -35087,7 +37341,7 @@
           <w:rFonts w:ascii="Arial" w:hAnsi="Arial" w:cs="Arial"/>
         </w:rPr>
       </w:pPr>
-      <w:ins w:id="447" w:author="Reviewer" w:date="2026-06-01T15:41:00Z" w16du:dateUtc="2026-06-01T20:41:00Z">
+      <w:ins w:id="612" w:author="Reviewer" w:date="2026-06-01T15:41:00Z" w16du:dateUtc="2026-06-01T20:41:00Z">
         <w:r>
           <w:rPr>
             <w:rFonts w:ascii="Arial" w:hAnsi="Arial" w:cs="Arial"/>
@@ -35138,11 +37392,11 @@
       <w:pPr>
         <w:pStyle w:val="Bibliography"/>
         <w:rPr>
-          <w:ins w:id="448" w:author="Reviewer" w:date="2026-06-01T15:52:00Z" w16du:dateUtc="2026-06-01T20:52:00Z"/>
+          <w:ins w:id="613" w:author="Reviewer" w:date="2026-06-01T15:52:00Z" w16du:dateUtc="2026-06-01T20:52:00Z"/>
           <w:rFonts w:ascii="Arial" w:hAnsi="Arial" w:cs="Arial"/>
         </w:rPr>
       </w:pPr>
-      <w:ins w:id="449" w:author="Reviewer" w:date="2026-06-01T15:52:00Z" w16du:dateUtc="2026-06-01T20:52:00Z">
+      <w:ins w:id="614" w:author="Reviewer" w:date="2026-06-01T15:52:00Z" w16du:dateUtc="2026-06-01T20:52:00Z">
         <w:r>
           <w:rPr>
             <w:rFonts w:ascii="Arial" w:hAnsi="Arial" w:cs="Arial"/>
@@ -35188,7 +37442,7 @@
           <w:t xml:space="preserve"> K</w:t>
         </w:r>
       </w:ins>
-      <w:ins w:id="450" w:author="Reviewer" w:date="2026-06-01T15:56:00Z" w16du:dateUtc="2026-06-01T20:56:00Z">
+      <w:ins w:id="615" w:author="Reviewer" w:date="2026-06-01T15:56:00Z" w16du:dateUtc="2026-06-01T20:56:00Z">
         <w:r>
           <w:rPr>
             <w:rFonts w:ascii="Arial" w:hAnsi="Arial" w:cs="Arial"/>
@@ -35210,7 +37464,7 @@
           <w:t xml:space="preserve"> M</w:t>
         </w:r>
       </w:ins>
-      <w:ins w:id="451" w:author="Reviewer" w:date="2026-06-01T15:52:00Z" w16du:dateUtc="2026-06-01T20:52:00Z">
+      <w:ins w:id="616" w:author="Reviewer" w:date="2026-06-01T15:52:00Z" w16du:dateUtc="2026-06-01T20:52:00Z">
         <w:r>
           <w:rPr>
             <w:rFonts w:ascii="Arial" w:hAnsi="Arial" w:cs="Arial"/>
@@ -35218,7 +37472,7 @@
           <w:t xml:space="preserve"> (2023)</w:t>
         </w:r>
       </w:ins>
-      <w:ins w:id="452" w:author="Reviewer" w:date="2026-06-01T15:53:00Z" w16du:dateUtc="2026-06-01T20:53:00Z">
+      <w:ins w:id="617" w:author="Reviewer" w:date="2026-06-01T15:53:00Z" w16du:dateUtc="2026-06-01T20:53:00Z">
         <w:r>
           <w:rPr>
             <w:rFonts w:ascii="Arial" w:hAnsi="Arial" w:cs="Arial"/>
@@ -35243,7 +37497,7 @@
           <w:t>P</w:t>
         </w:r>
       </w:ins>
-      <w:ins w:id="453" w:author="Reviewer" w:date="2026-06-01T15:54:00Z" w16du:dateUtc="2026-06-01T20:54:00Z">
+      <w:ins w:id="618" w:author="Reviewer" w:date="2026-06-01T15:54:00Z" w16du:dateUtc="2026-06-01T20:54:00Z">
         <w:r>
           <w:rPr>
             <w:rFonts w:ascii="Arial" w:hAnsi="Arial" w:cs="Arial"/>
@@ -35278,7 +37532,7 @@
           <w:t xml:space="preserve"> 35: 625–640</w:t>
         </w:r>
       </w:ins>
-      <w:ins w:id="454" w:author="Reviewer" w:date="2026-06-01T15:52:00Z" w16du:dateUtc="2026-06-01T20:52:00Z">
+      <w:ins w:id="619" w:author="Reviewer" w:date="2026-06-01T15:52:00Z" w16du:dateUtc="2026-06-01T20:52:00Z">
         <w:r>
           <w:rPr>
             <w:rFonts w:ascii="Arial" w:hAnsi="Arial" w:cs="Arial"/>
@@ -35291,7 +37545,7 @@
       <w:pPr>
         <w:pStyle w:val="Bibliography"/>
         <w:rPr>
-          <w:ins w:id="455" w:author="Reviewer" w:date="2026-06-01T15:35:00Z" w16du:dateUtc="2026-06-01T20:35:00Z"/>
+          <w:ins w:id="620" w:author="Reviewer" w:date="2026-06-01T15:35:00Z" w16du:dateUtc="2026-06-01T20:35:00Z"/>
           <w:rFonts w:ascii="Arial" w:hAnsi="Arial" w:cs="Arial"/>
         </w:rPr>
       </w:pPr>
@@ -35301,7 +37555,7 @@
         </w:rPr>
         <w:t>Je</w:t>
       </w:r>
-      <w:ins w:id="456" w:author="Reviewer" w:date="2026-06-01T15:41:00Z" w16du:dateUtc="2026-06-01T20:41:00Z">
+      <w:ins w:id="621" w:author="Reviewer" w:date="2026-06-01T15:41:00Z" w16du:dateUtc="2026-06-01T20:41:00Z">
         <w:r>
           <w:rPr>
             <w:rFonts w:ascii="Arial" w:hAnsi="Arial" w:cs="Arial"/>
@@ -35323,7 +37577,7 @@
           <w:t xml:space="preserve"> M</w:t>
         </w:r>
       </w:ins>
-      <w:del w:id="457" w:author="Reviewer" w:date="2026-06-01T15:41:00Z" w16du:dateUtc="2026-06-01T20:41:00Z">
+      <w:del w:id="622" w:author="Reviewer" w:date="2026-06-01T15:41:00Z" w16du:dateUtc="2026-06-01T20:41:00Z">
         <w:r>
           <w:rPr>
             <w:rFonts w:ascii="Arial" w:hAnsi="Arial" w:cs="Arial"/>
@@ -35345,7 +37599,7 @@
         </w:rPr>
         <w:t xml:space="preserve"> (</w:t>
       </w:r>
-      <w:del w:id="458" w:author="Reviewer" w:date="2026-06-01T15:41:00Z" w16du:dateUtc="2026-06-01T20:41:00Z">
+      <w:del w:id="623" w:author="Reviewer" w:date="2026-06-01T15:41:00Z" w16du:dateUtc="2026-06-01T20:41:00Z">
         <w:r>
           <w:rPr>
             <w:rFonts w:ascii="Arial" w:hAnsi="Arial" w:cs="Arial"/>
@@ -35353,7 +37607,7 @@
           <w:delText>2023</w:delText>
         </w:r>
       </w:del>
-      <w:ins w:id="459" w:author="Reviewer" w:date="2026-06-01T15:41:00Z" w16du:dateUtc="2026-06-01T20:41:00Z">
+      <w:ins w:id="624" w:author="Reviewer" w:date="2026-06-01T15:41:00Z" w16du:dateUtc="2026-06-01T20:41:00Z">
         <w:r>
           <w:rPr>
             <w:rFonts w:ascii="Arial" w:hAnsi="Arial" w:cs="Arial"/>
@@ -35367,7 +37621,7 @@
         </w:rPr>
         <w:t>)</w:t>
       </w:r>
-      <w:ins w:id="460" w:author="Reviewer" w:date="2026-06-01T15:41:00Z" w16du:dateUtc="2026-06-01T20:41:00Z">
+      <w:ins w:id="625" w:author="Reviewer" w:date="2026-06-01T15:41:00Z" w16du:dateUtc="2026-06-01T20:41:00Z">
         <w:r>
           <w:rPr>
             <w:rFonts w:ascii="Arial" w:hAnsi="Arial" w:cs="Arial"/>
@@ -35375,7 +37629,7 @@
           <w:t xml:space="preserve"> The metal uptake and accumulation in fish living in polluted waters. In Soil and water pol</w:t>
         </w:r>
       </w:ins>
-      <w:ins w:id="461" w:author="Reviewer" w:date="2026-06-01T15:42:00Z" w16du:dateUtc="2026-06-01T20:42:00Z">
+      <w:ins w:id="626" w:author="Reviewer" w:date="2026-06-01T15:42:00Z" w16du:dateUtc="2026-06-01T20:42:00Z">
         <w:r>
           <w:rPr>
             <w:rFonts w:ascii="Arial" w:hAnsi="Arial" w:cs="Arial"/>
@@ -35383,7 +37637,7 @@
           <w:t>lution monitoring, protection and remediation</w:t>
         </w:r>
       </w:ins>
-      <w:del w:id="462" w:author="Reviewer" w:date="2026-06-01T15:42:00Z" w16du:dateUtc="2026-06-01T20:42:00Z">
+      <w:del w:id="627" w:author="Reviewer" w:date="2026-06-01T15:42:00Z" w16du:dateUtc="2026-06-01T20:42:00Z">
         <w:r>
           <w:rPr>
             <w:rFonts w:ascii="Arial" w:hAnsi="Arial" w:cs="Arial"/>
@@ -35405,7 +37659,7 @@
           <w:delText xml:space="preserve"> 13: e9961</w:delText>
         </w:r>
       </w:del>
-      <w:ins w:id="463" w:author="Reviewer" w:date="2026-06-01T15:42:00Z" w16du:dateUtc="2026-06-01T20:42:00Z">
+      <w:ins w:id="628" w:author="Reviewer" w:date="2026-06-01T15:42:00Z" w16du:dateUtc="2026-06-01T20:42:00Z">
         <w:r>
           <w:rPr>
             <w:rFonts w:ascii="Arial" w:hAnsi="Arial" w:cs="Arial"/>
@@ -35429,15 +37683,15 @@
     <w:p>
       <w:pPr>
         <w:rPr>
-          <w:del w:id="464" w:author="Reviewer" w:date="2026-06-01T15:42:00Z" w16du:dateUtc="2026-06-01T20:42:00Z"/>
-          <w:rPrChange w:id="465" w:author="Reviewer" w:date="2026-06-01T15:35:00Z" w16du:dateUtc="2026-06-01T20:35:00Z">
+          <w:del w:id="629" w:author="Reviewer" w:date="2026-06-01T15:42:00Z" w16du:dateUtc="2026-06-01T20:42:00Z"/>
+          <w:rPrChange w:id="630" w:author="Reviewer" w:date="2026-06-01T15:35:00Z" w16du:dateUtc="2026-06-01T20:35:00Z">
             <w:rPr>
-              <w:del w:id="466" w:author="Reviewer" w:date="2026-06-01T15:42:00Z" w16du:dateUtc="2026-06-01T20:42:00Z"/>
+              <w:del w:id="631" w:author="Reviewer" w:date="2026-06-01T15:42:00Z" w16du:dateUtc="2026-06-01T20:42:00Z"/>
               <w:rFonts w:ascii="Arial" w:hAnsi="Arial" w:cs="Arial"/>
             </w:rPr>
           </w:rPrChange>
         </w:rPr>
-        <w:pPrChange w:id="467" w:author="Reviewer" w:date="2026-06-01T15:35:00Z" w16du:dateUtc="2026-06-01T20:35:00Z">
+        <w:pPrChange w:id="632" w:author="Reviewer" w:date="2026-06-01T15:35:00Z" w16du:dateUtc="2026-06-01T20:35:00Z">
           <w:pPr>
             <w:pStyle w:val="Bibliography"/>
           </w:pPr>
@@ -35476,7 +37730,7 @@
       <w:pPr>
         <w:pStyle w:val="Bibliography"/>
         <w:rPr>
-          <w:ins w:id="468" w:author="Reviewer" w:date="2026-06-02T13:22:00Z" w16du:dateUtc="2026-06-02T18:22:00Z"/>
+          <w:ins w:id="633" w:author="Reviewer" w:date="2026-06-02T13:22:00Z" w16du:dateUtc="2026-06-02T18:22:00Z"/>
           <w:rFonts w:ascii="Arial" w:hAnsi="Arial" w:cs="Arial"/>
         </w:rPr>
       </w:pPr>
@@ -35523,11 +37777,11 @@
       <w:pPr>
         <w:pStyle w:val="Bibliography"/>
         <w:rPr>
-          <w:ins w:id="469" w:author="Reviewer" w:date="2026-06-02T13:22:00Z" w16du:dateUtc="2026-06-02T18:22:00Z"/>
+          <w:ins w:id="634" w:author="Reviewer" w:date="2026-06-02T13:22:00Z" w16du:dateUtc="2026-06-02T18:22:00Z"/>
           <w:rFonts w:ascii="Arial" w:hAnsi="Arial" w:cs="Arial"/>
         </w:rPr>
       </w:pPr>
-      <w:ins w:id="470" w:author="Reviewer" w:date="2026-06-02T13:22:00Z" w16du:dateUtc="2026-06-02T18:22:00Z">
+      <w:ins w:id="635" w:author="Reviewer" w:date="2026-06-02T13:22:00Z" w16du:dateUtc="2026-06-02T18:22:00Z">
         <w:r>
           <w:rPr>
             <w:rFonts w:ascii="Arial" w:hAnsi="Arial" w:cs="Arial"/>
@@ -35535,7 +37789,7 @@
           <w:t>K</w:t>
         </w:r>
       </w:ins>
-      <w:ins w:id="471" w:author="Reviewer" w:date="2026-06-02T13:23:00Z" w16du:dateUtc="2026-06-02T18:23:00Z">
+      <w:ins w:id="636" w:author="Reviewer" w:date="2026-06-02T13:23:00Z" w16du:dateUtc="2026-06-02T18:23:00Z">
         <w:r>
           <w:rPr>
             <w:rFonts w:ascii="Arial" w:hAnsi="Arial" w:cs="Arial"/>
@@ -35571,7 +37825,7 @@
             <w:rFonts w:ascii="Arial" w:hAnsi="Arial" w:cs="Arial"/>
             <w:i/>
             <w:iCs/>
-            <w:rPrChange w:id="472" w:author="Reviewer" w:date="2026-06-02T13:23:00Z" w16du:dateUtc="2026-06-02T18:23:00Z">
+            <w:rPrChange w:id="637" w:author="Reviewer" w:date="2026-06-02T13:23:00Z" w16du:dateUtc="2026-06-02T18:23:00Z">
               <w:rPr>
                 <w:rFonts w:ascii="Arial" w:hAnsi="Arial" w:cs="Arial"/>
               </w:rPr>
@@ -35580,7 +37834,7 @@
           <w:t>Centrarchid fishes: Diversity, biology, and conservation</w:t>
         </w:r>
       </w:ins>
-      <w:ins w:id="473" w:author="Reviewer" w:date="2026-06-02T13:22:00Z" w16du:dateUtc="2026-06-02T18:22:00Z">
+      <w:ins w:id="638" w:author="Reviewer" w:date="2026-06-02T13:22:00Z" w16du:dateUtc="2026-06-02T18:22:00Z">
         <w:r>
           <w:rPr>
             <w:rFonts w:ascii="Arial" w:hAnsi="Arial" w:cs="Arial"/>
@@ -35592,15 +37846,15 @@
     <w:p>
       <w:pPr>
         <w:rPr>
-          <w:del w:id="474" w:author="Reviewer" w:date="2026-06-02T13:22:00Z" w16du:dateUtc="2026-06-02T18:22:00Z"/>
-          <w:rPrChange w:id="475" w:author="Reviewer" w:date="2026-06-02T13:22:00Z" w16du:dateUtc="2026-06-02T18:22:00Z">
+          <w:del w:id="639" w:author="Reviewer" w:date="2026-06-02T13:22:00Z" w16du:dateUtc="2026-06-02T18:22:00Z"/>
+          <w:rPrChange w:id="640" w:author="Reviewer" w:date="2026-06-02T13:22:00Z" w16du:dateUtc="2026-06-02T18:22:00Z">
             <w:rPr>
-              <w:del w:id="476" w:author="Reviewer" w:date="2026-06-02T13:22:00Z" w16du:dateUtc="2026-06-02T18:22:00Z"/>
+              <w:del w:id="641" w:author="Reviewer" w:date="2026-06-02T13:22:00Z" w16du:dateUtc="2026-06-02T18:22:00Z"/>
               <w:rFonts w:ascii="Arial" w:hAnsi="Arial" w:cs="Arial"/>
             </w:rPr>
           </w:rPrChange>
         </w:rPr>
-        <w:pPrChange w:id="477" w:author="Reviewer" w:date="2026-06-02T13:22:00Z" w16du:dateUtc="2026-06-02T18:22:00Z">
+        <w:pPrChange w:id="642" w:author="Reviewer" w:date="2026-06-02T13:22:00Z" w16du:dateUtc="2026-06-02T18:22:00Z">
           <w:pPr>
             <w:pStyle w:val="Bibliography"/>
           </w:pPr>
@@ -36268,11 +38522,11 @@
       <w:pPr>
         <w:pStyle w:val="Bibliography"/>
         <w:rPr>
-          <w:del w:id="478" w:author="Reviewer" w:date="2026-06-02T12:46:00Z" w16du:dateUtc="2026-06-02T17:46:00Z"/>
+          <w:del w:id="643" w:author="Reviewer" w:date="2026-06-02T12:46:00Z" w16du:dateUtc="2026-06-02T17:46:00Z"/>
           <w:rFonts w:ascii="Arial" w:hAnsi="Arial" w:cs="Arial"/>
         </w:rPr>
       </w:pPr>
-      <w:del w:id="479" w:author="Reviewer" w:date="2026-06-02T12:46:00Z" w16du:dateUtc="2026-06-02T17:46:00Z">
+      <w:del w:id="644" w:author="Reviewer" w:date="2026-06-02T12:46:00Z" w16du:dateUtc="2026-06-02T17:46:00Z">
         <w:r>
           <w:rPr>
             <w:rFonts w:ascii="Arial" w:hAnsi="Arial" w:cs="Arial"/>
@@ -37271,11 +39525,11 @@
       <w:pPr>
         <w:pStyle w:val="Bibliography"/>
         <w:rPr>
-          <w:del w:id="480" w:author="Reviewer" w:date="2026-06-02T12:47:00Z" w16du:dateUtc="2026-06-02T17:47:00Z"/>
+          <w:del w:id="645" w:author="Reviewer" w:date="2026-06-02T12:47:00Z" w16du:dateUtc="2026-06-02T17:47:00Z"/>
           <w:rFonts w:ascii="Arial" w:hAnsi="Arial" w:cs="Arial"/>
         </w:rPr>
       </w:pPr>
-      <w:del w:id="481" w:author="Reviewer" w:date="2026-06-02T12:47:00Z" w16du:dateUtc="2026-06-02T17:47:00Z">
+      <w:del w:id="646" w:author="Reviewer" w:date="2026-06-02T12:47:00Z" w16du:dateUtc="2026-06-02T17:47:00Z">
         <w:r>
           <w:rPr>
             <w:rFonts w:ascii="Arial" w:hAnsi="Arial" w:cs="Arial"/>
@@ -37673,7 +39927,7 @@
       <w:pPr>
         <w:pStyle w:val="Bibliography"/>
         <w:rPr>
-          <w:ins w:id="482" w:author="Reviewer" w:date="2026-06-02T12:18:00Z" w16du:dateUtc="2026-06-02T17:18:00Z"/>
+          <w:ins w:id="647" w:author="Reviewer" w:date="2026-06-02T12:18:00Z" w16du:dateUtc="2026-06-02T17:18:00Z"/>
           <w:rFonts w:ascii="Arial" w:hAnsi="Arial" w:cs="Arial"/>
         </w:rPr>
       </w:pPr>
@@ -37744,11 +39998,11 @@
       <w:pPr>
         <w:pStyle w:val="Bibliography"/>
         <w:rPr>
-          <w:ins w:id="483" w:author="Reviewer" w:date="2026-06-02T12:18:00Z" w16du:dateUtc="2026-06-02T17:18:00Z"/>
+          <w:ins w:id="648" w:author="Reviewer" w:date="2026-06-02T12:18:00Z" w16du:dateUtc="2026-06-02T17:18:00Z"/>
           <w:rFonts w:ascii="Arial" w:hAnsi="Arial" w:cs="Arial"/>
         </w:rPr>
       </w:pPr>
-      <w:ins w:id="484" w:author="Reviewer" w:date="2026-06-02T12:18:00Z" w16du:dateUtc="2026-06-02T17:18:00Z">
+      <w:ins w:id="649" w:author="Reviewer" w:date="2026-06-02T12:18:00Z" w16du:dateUtc="2026-06-02T17:18:00Z">
         <w:r>
           <w:rPr>
             <w:rFonts w:ascii="Arial" w:hAnsi="Arial" w:cs="Arial"/>
@@ -37794,7 +40048,7 @@
           <w:t xml:space="preserve">) </w:t>
         </w:r>
       </w:ins>
-      <w:ins w:id="485" w:author="Reviewer" w:date="2026-06-02T12:22:00Z" w16du:dateUtc="2026-06-02T17:22:00Z">
+      <w:ins w:id="650" w:author="Reviewer" w:date="2026-06-02T12:22:00Z" w16du:dateUtc="2026-06-02T17:22:00Z">
         <w:r>
           <w:rPr>
             <w:rFonts w:ascii="Arial" w:hAnsi="Arial" w:cs="Arial"/>
@@ -37802,7 +40056,7 @@
           <w:t xml:space="preserve">Effects of heavy metals on fish physiology </w:t>
         </w:r>
       </w:ins>
-      <w:ins w:id="486" w:author="Reviewer" w:date="2026-06-02T12:23:00Z" w16du:dateUtc="2026-06-02T17:23:00Z">
+      <w:ins w:id="651" w:author="Reviewer" w:date="2026-06-02T12:23:00Z" w16du:dateUtc="2026-06-02T17:23:00Z">
         <w:r>
           <w:rPr>
             <w:rFonts w:ascii="Arial" w:hAnsi="Arial" w:cs="Arial"/>
@@ -37810,7 +40064,7 @@
           <w:t>– a review</w:t>
         </w:r>
       </w:ins>
-      <w:ins w:id="487" w:author="Reviewer" w:date="2026-06-02T12:18:00Z" w16du:dateUtc="2026-06-02T17:18:00Z">
+      <w:ins w:id="652" w:author="Reviewer" w:date="2026-06-02T12:18:00Z" w16du:dateUtc="2026-06-02T17:18:00Z">
         <w:r>
           <w:rPr>
             <w:rFonts w:ascii="Arial" w:hAnsi="Arial" w:cs="Arial"/>
@@ -37818,7 +40072,7 @@
           <w:t xml:space="preserve">. </w:t>
         </w:r>
       </w:ins>
-      <w:ins w:id="488" w:author="Reviewer" w:date="2026-06-02T12:23:00Z" w16du:dateUtc="2026-06-02T17:23:00Z">
+      <w:ins w:id="653" w:author="Reviewer" w:date="2026-06-02T12:23:00Z" w16du:dateUtc="2026-06-02T17:23:00Z">
         <w:r>
           <w:rPr>
             <w:rFonts w:ascii="Arial" w:hAnsi="Arial" w:cs="Arial"/>
@@ -37828,7 +40082,7 @@
           <w:t>Chemosphere</w:t>
         </w:r>
       </w:ins>
-      <w:ins w:id="489" w:author="Reviewer" w:date="2026-06-02T12:18:00Z" w16du:dateUtc="2026-06-02T17:18:00Z">
+      <w:ins w:id="654" w:author="Reviewer" w:date="2026-06-02T12:18:00Z" w16du:dateUtc="2026-06-02T17:18:00Z">
         <w:r>
           <w:rPr>
             <w:rFonts w:ascii="Arial" w:hAnsi="Arial" w:cs="Arial"/>
@@ -37836,7 +40090,7 @@
           <w:t xml:space="preserve"> </w:t>
         </w:r>
       </w:ins>
-      <w:ins w:id="490" w:author="Reviewer" w:date="2026-06-02T12:23:00Z" w16du:dateUtc="2026-06-02T17:23:00Z">
+      <w:ins w:id="655" w:author="Reviewer" w:date="2026-06-02T12:23:00Z" w16du:dateUtc="2026-06-02T17:23:00Z">
         <w:r>
           <w:rPr>
             <w:rFonts w:ascii="Arial" w:hAnsi="Arial" w:cs="Arial"/>
@@ -37844,7 +40098,7 @@
           <w:t>300: 134519</w:t>
         </w:r>
       </w:ins>
-      <w:ins w:id="491" w:author="Reviewer" w:date="2026-06-02T12:18:00Z" w16du:dateUtc="2026-06-02T17:18:00Z">
+      <w:ins w:id="656" w:author="Reviewer" w:date="2026-06-02T12:18:00Z" w16du:dateUtc="2026-06-02T17:18:00Z">
         <w:r>
           <w:rPr>
             <w:rFonts w:ascii="Arial" w:hAnsi="Arial" w:cs="Arial"/>
@@ -37856,15 +40110,15 @@
     <w:p>
       <w:pPr>
         <w:rPr>
-          <w:del w:id="492" w:author="Reviewer" w:date="2026-06-02T12:18:00Z" w16du:dateUtc="2026-06-02T17:18:00Z"/>
-          <w:rPrChange w:id="493" w:author="Reviewer" w:date="2026-06-02T12:18:00Z" w16du:dateUtc="2026-06-02T17:18:00Z">
+          <w:del w:id="657" w:author="Reviewer" w:date="2026-06-02T12:18:00Z" w16du:dateUtc="2026-06-02T17:18:00Z"/>
+          <w:rPrChange w:id="658" w:author="Reviewer" w:date="2026-06-02T12:18:00Z" w16du:dateUtc="2026-06-02T17:18:00Z">
             <w:rPr>
-              <w:del w:id="494" w:author="Reviewer" w:date="2026-06-02T12:18:00Z" w16du:dateUtc="2026-06-02T17:18:00Z"/>
+              <w:del w:id="659" w:author="Reviewer" w:date="2026-06-02T12:18:00Z" w16du:dateUtc="2026-06-02T17:18:00Z"/>
               <w:rFonts w:ascii="Arial" w:hAnsi="Arial" w:cs="Arial"/>
             </w:rPr>
           </w:rPrChange>
         </w:rPr>
-        <w:pPrChange w:id="495" w:author="Reviewer" w:date="2026-06-02T12:18:00Z" w16du:dateUtc="2026-06-02T17:18:00Z">
+        <w:pPrChange w:id="660" w:author="Reviewer" w:date="2026-06-02T12:18:00Z" w16du:dateUtc="2026-06-02T17:18:00Z">
           <w:pPr>
             <w:pStyle w:val="Bibliography"/>
           </w:pPr>
@@ -38522,7 +40776,7 @@
       <w:pPr>
         <w:pStyle w:val="Bibliography"/>
         <w:rPr>
-          <w:ins w:id="496" w:author="Reviewer" w:date="2026-06-01T17:00:00Z" w16du:dateUtc="2026-06-01T22:00:00Z"/>
+          <w:ins w:id="661" w:author="Reviewer" w:date="2026-06-01T17:00:00Z" w16du:dateUtc="2026-06-01T22:00:00Z"/>
           <w:rFonts w:ascii="Arial" w:hAnsi="Arial" w:cs="Arial"/>
         </w:rPr>
       </w:pPr>
@@ -38571,11 +40825,11 @@
       <w:pPr>
         <w:pStyle w:val="Bibliography"/>
         <w:rPr>
-          <w:ins w:id="497" w:author="Reviewer" w:date="2026-06-01T17:00:00Z" w16du:dateUtc="2026-06-01T22:00:00Z"/>
+          <w:ins w:id="662" w:author="Reviewer" w:date="2026-06-01T17:00:00Z" w16du:dateUtc="2026-06-01T22:00:00Z"/>
           <w:rFonts w:ascii="Arial" w:hAnsi="Arial" w:cs="Arial"/>
         </w:rPr>
       </w:pPr>
-      <w:ins w:id="498" w:author="Reviewer" w:date="2026-06-01T17:00:00Z" w16du:dateUtc="2026-06-01T22:00:00Z">
+      <w:ins w:id="663" w:author="Reviewer" w:date="2026-06-01T17:00:00Z" w16du:dateUtc="2026-06-01T22:00:00Z">
         <w:r>
           <w:rPr>
             <w:rFonts w:ascii="Arial" w:hAnsi="Arial" w:cs="Arial"/>
@@ -38595,7 +40849,7 @@
           <w:t>,</w:t>
         </w:r>
       </w:ins>
-      <w:ins w:id="499" w:author="Reviewer" w:date="2026-06-01T17:57:00Z" w16du:dateUtc="2026-06-01T22:57:00Z">
+      <w:ins w:id="664" w:author="Reviewer" w:date="2026-06-01T17:57:00Z" w16du:dateUtc="2026-06-01T22:57:00Z">
         <w:r>
           <w:rPr>
             <w:rFonts w:ascii="Arial" w:hAnsi="Arial" w:cs="Arial"/>
@@ -38603,7 +40857,7 @@
           <w:t xml:space="preserve"> Cao Q, Zhu W, Hu Y, Zhang X, Yin S, Wang T</w:t>
         </w:r>
       </w:ins>
-      <w:ins w:id="500" w:author="Reviewer" w:date="2026-06-01T17:01:00Z" w16du:dateUtc="2026-06-01T22:01:00Z">
+      <w:ins w:id="665" w:author="Reviewer" w:date="2026-06-01T17:01:00Z" w16du:dateUtc="2026-06-01T22:01:00Z">
         <w:r>
           <w:rPr>
             <w:rFonts w:ascii="Arial" w:hAnsi="Arial" w:cs="Arial"/>
@@ -38611,7 +40865,7 @@
           <w:t xml:space="preserve"> </w:t>
         </w:r>
       </w:ins>
-      <w:ins w:id="501" w:author="Reviewer" w:date="2026-06-01T17:00:00Z" w16du:dateUtc="2026-06-01T22:00:00Z">
+      <w:ins w:id="666" w:author="Reviewer" w:date="2026-06-01T17:00:00Z" w16du:dateUtc="2026-06-01T22:00:00Z">
         <w:r>
           <w:rPr>
             <w:rFonts w:ascii="Arial" w:hAnsi="Arial" w:cs="Arial"/>
@@ -38619,7 +40873,7 @@
           <w:t>(201</w:t>
         </w:r>
       </w:ins>
-      <w:ins w:id="502" w:author="Reviewer" w:date="2026-06-01T17:57:00Z" w16du:dateUtc="2026-06-01T22:57:00Z">
+      <w:ins w:id="667" w:author="Reviewer" w:date="2026-06-01T17:57:00Z" w16du:dateUtc="2026-06-01T22:57:00Z">
         <w:r>
           <w:rPr>
             <w:rFonts w:ascii="Arial" w:hAnsi="Arial" w:cs="Arial"/>
@@ -38627,7 +40881,7 @@
           <w:t>9</w:t>
         </w:r>
       </w:ins>
-      <w:ins w:id="503" w:author="Reviewer" w:date="2026-06-01T17:00:00Z" w16du:dateUtc="2026-06-01T22:00:00Z">
+      <w:ins w:id="668" w:author="Reviewer" w:date="2026-06-01T17:00:00Z" w16du:dateUtc="2026-06-01T22:00:00Z">
         <w:r>
           <w:rPr>
             <w:rFonts w:ascii="Arial" w:hAnsi="Arial" w:cs="Arial"/>
@@ -38635,7 +40889,7 @@
           <w:t xml:space="preserve">) </w:t>
         </w:r>
       </w:ins>
-      <w:ins w:id="504" w:author="Reviewer" w:date="2026-06-01T17:58:00Z" w16du:dateUtc="2026-06-01T22:58:00Z">
+      <w:ins w:id="669" w:author="Reviewer" w:date="2026-06-01T17:58:00Z" w16du:dateUtc="2026-06-01T22:58:00Z">
         <w:r>
           <w:rPr>
             <w:rFonts w:ascii="Arial" w:hAnsi="Arial" w:cs="Arial"/>
@@ -38648,7 +40902,7 @@
             <w:rFonts w:ascii="Arial" w:hAnsi="Arial" w:cs="Arial"/>
             <w:i/>
             <w:iCs/>
-            <w:rPrChange w:id="505" w:author="Reviewer" w:date="2026-06-01T17:58:00Z" w16du:dateUtc="2026-06-01T22:58:00Z">
+            <w:rPrChange w:id="670" w:author="Reviewer" w:date="2026-06-01T17:58:00Z" w16du:dateUtc="2026-06-01T22:58:00Z">
               <w:rPr>
                 <w:rFonts w:ascii="Arial" w:hAnsi="Arial" w:cs="Arial"/>
               </w:rPr>
@@ -38662,7 +40916,7 @@
             <w:rFonts w:ascii="Arial" w:hAnsi="Arial" w:cs="Arial"/>
             <w:i/>
             <w:iCs/>
-            <w:rPrChange w:id="506" w:author="Reviewer" w:date="2026-06-01T17:58:00Z" w16du:dateUtc="2026-06-01T22:58:00Z">
+            <w:rPrChange w:id="671" w:author="Reviewer" w:date="2026-06-01T17:58:00Z" w16du:dateUtc="2026-06-01T22:58:00Z">
               <w:rPr>
                 <w:rFonts w:ascii="Arial" w:hAnsi="Arial" w:cs="Arial"/>
               </w:rPr>
@@ -38671,7 +40925,7 @@
           <w:t xml:space="preserve"> fasciatus</w:t>
         </w:r>
       </w:ins>
-      <w:ins w:id="507" w:author="Reviewer" w:date="2026-06-01T17:00:00Z" w16du:dateUtc="2026-06-01T22:00:00Z">
+      <w:ins w:id="672" w:author="Reviewer" w:date="2026-06-01T17:00:00Z" w16du:dateUtc="2026-06-01T22:00:00Z">
         <w:r>
           <w:rPr>
             <w:rFonts w:ascii="Arial" w:hAnsi="Arial" w:cs="Arial"/>
@@ -38679,7 +40933,7 @@
           <w:t xml:space="preserve">. </w:t>
         </w:r>
       </w:ins>
-      <w:ins w:id="508" w:author="Reviewer" w:date="2026-06-01T17:58:00Z" w16du:dateUtc="2026-06-01T22:58:00Z">
+      <w:ins w:id="673" w:author="Reviewer" w:date="2026-06-01T17:58:00Z" w16du:dateUtc="2026-06-01T22:58:00Z">
         <w:r>
           <w:rPr>
             <w:rFonts w:ascii="Arial" w:hAnsi="Arial" w:cs="Arial"/>
@@ -38717,7 +40971,7 @@
         </w:r>
       </w:ins>
       <w:proofErr w:type="spellEnd"/>
-      <w:ins w:id="509" w:author="Reviewer" w:date="2026-06-01T17:00:00Z" w16du:dateUtc="2026-06-01T22:00:00Z">
+      <w:ins w:id="674" w:author="Reviewer" w:date="2026-06-01T17:00:00Z" w16du:dateUtc="2026-06-01T22:00:00Z">
         <w:r>
           <w:rPr>
             <w:rFonts w:ascii="Arial" w:hAnsi="Arial" w:cs="Arial"/>
@@ -38725,7 +40979,7 @@
           <w:t xml:space="preserve"> </w:t>
         </w:r>
       </w:ins>
-      <w:ins w:id="510" w:author="Reviewer" w:date="2026-06-01T17:58:00Z" w16du:dateUtc="2026-06-01T22:58:00Z">
+      <w:ins w:id="675" w:author="Reviewer" w:date="2026-06-01T17:58:00Z" w16du:dateUtc="2026-06-01T22:58:00Z">
         <w:r>
           <w:rPr>
             <w:rFonts w:ascii="Arial" w:hAnsi="Arial" w:cs="Arial"/>
@@ -38733,7 +40987,7 @@
           <w:t>45</w:t>
         </w:r>
       </w:ins>
-      <w:ins w:id="511" w:author="Reviewer" w:date="2026-06-01T17:59:00Z" w16du:dateUtc="2026-06-01T22:59:00Z">
+      <w:ins w:id="676" w:author="Reviewer" w:date="2026-06-01T17:59:00Z" w16du:dateUtc="2026-06-01T22:59:00Z">
         <w:r>
           <w:rPr>
             <w:rFonts w:ascii="Arial" w:hAnsi="Arial" w:cs="Arial"/>
@@ -38741,7 +40995,7 @@
           <w:t>: 965–976</w:t>
         </w:r>
       </w:ins>
-      <w:ins w:id="512" w:author="Reviewer" w:date="2026-06-01T17:00:00Z" w16du:dateUtc="2026-06-01T22:00:00Z">
+      <w:ins w:id="677" w:author="Reviewer" w:date="2026-06-01T17:00:00Z" w16du:dateUtc="2026-06-01T22:00:00Z">
         <w:r>
           <w:rPr>
             <w:rFonts w:ascii="Arial" w:hAnsi="Arial" w:cs="Arial"/>
@@ -38753,15 +41007,15 @@
     <w:p>
       <w:pPr>
         <w:rPr>
-          <w:del w:id="513" w:author="Reviewer" w:date="2026-06-01T17:00:00Z" w16du:dateUtc="2026-06-01T22:00:00Z"/>
-          <w:rPrChange w:id="514" w:author="Reviewer" w:date="2026-06-01T17:00:00Z" w16du:dateUtc="2026-06-01T22:00:00Z">
+          <w:del w:id="678" w:author="Reviewer" w:date="2026-06-01T17:00:00Z" w16du:dateUtc="2026-06-01T22:00:00Z"/>
+          <w:rPrChange w:id="679" w:author="Reviewer" w:date="2026-06-01T17:00:00Z" w16du:dateUtc="2026-06-01T22:00:00Z">
             <w:rPr>
-              <w:del w:id="515" w:author="Reviewer" w:date="2026-06-01T17:00:00Z" w16du:dateUtc="2026-06-01T22:00:00Z"/>
+              <w:del w:id="680" w:author="Reviewer" w:date="2026-06-01T17:00:00Z" w16du:dateUtc="2026-06-01T22:00:00Z"/>
               <w:rFonts w:ascii="Arial" w:hAnsi="Arial" w:cs="Arial"/>
             </w:rPr>
           </w:rPrChange>
         </w:rPr>
-        <w:pPrChange w:id="516" w:author="Reviewer" w:date="2026-06-01T17:00:00Z" w16du:dateUtc="2026-06-01T22:00:00Z">
+        <w:pPrChange w:id="681" w:author="Reviewer" w:date="2026-06-01T17:00:00Z" w16du:dateUtc="2026-06-01T22:00:00Z">
           <w:pPr>
             <w:pStyle w:val="Bibliography"/>
           </w:pPr>
@@ -39178,7 +41432,7 @@
         </w:rPr>
         <w:t>Wilson RW, Bergman HL, Wood CM (1994) Metabolic costs and physiological consequences of acclimation to aluminum in juvenile rainbow trout (</w:t>
       </w:r>
-      <w:del w:id="517" w:author="Reviewer" w:date="2026-06-02T13:29:00Z" w16du:dateUtc="2026-06-02T18:29:00Z">
+      <w:del w:id="682" w:author="Reviewer" w:date="2026-06-02T13:29:00Z" w16du:dateUtc="2026-06-02T18:29:00Z">
         <w:r>
           <w:rPr>
             <w:rFonts w:ascii="Arial" w:hAnsi="Arial" w:cs="Arial"/>
@@ -39194,7 +41448,7 @@
         </w:rPr>
         <w:t>Oncorhynchus mykiss</w:t>
       </w:r>
-      <w:del w:id="518" w:author="Reviewer" w:date="2026-06-02T13:29:00Z" w16du:dateUtc="2026-06-02T18:29:00Z">
+      <w:del w:id="683" w:author="Reviewer" w:date="2026-06-02T13:29:00Z" w16du:dateUtc="2026-06-02T18:29:00Z">
         <w:r>
           <w:rPr>
             <w:rFonts w:ascii="Arial" w:hAnsi="Arial" w:cs="Arial"/>
@@ -39208,7 +41462,7 @@
         </w:rPr>
         <w:t>)</w:t>
       </w:r>
-      <w:ins w:id="519" w:author="Reviewer" w:date="2026-06-02T13:29:00Z" w16du:dateUtc="2026-06-02T18:29:00Z">
+      <w:ins w:id="684" w:author="Reviewer" w:date="2026-06-02T13:29:00Z" w16du:dateUtc="2026-06-02T18:29:00Z">
         <w:r>
           <w:rPr>
             <w:rFonts w:ascii="Arial" w:hAnsi="Arial" w:cs="Arial"/>
@@ -39216,7 +41470,7 @@
           <w:t xml:space="preserve"> </w:t>
         </w:r>
       </w:ins>
-      <w:del w:id="520" w:author="Reviewer" w:date="2026-06-02T13:29:00Z" w16du:dateUtc="2026-06-02T18:29:00Z">
+      <w:del w:id="685" w:author="Reviewer" w:date="2026-06-02T13:29:00Z" w16du:dateUtc="2026-06-02T18:29:00Z">
         <w:r>
           <w:rPr>
             <w:rFonts w:ascii="Arial" w:hAnsi="Arial" w:cs="Arial"/>
